--- a/codex操作思路.docx
+++ b/codex操作思路.docx
@@ -3,11 +3,21 @@
 <w:document xmlns:wpc="http://schemas.microsoft.com/office/word/2010/wordprocessingCanvas" xmlns:cx="http://schemas.microsoft.com/office/drawing/2014/chartex" xmlns:cx1="http://schemas.microsoft.com/office/drawing/2015/9/8/chartex" xmlns:cx2="http://schemas.microsoft.com/office/drawing/2015/10/21/chartex" xmlns:cx3="http://schemas.microsoft.com/office/drawing/2016/5/9/chartex" xmlns:cx4="http://schemas.microsoft.com/office/drawing/2016/5/10/chartex" xmlns:cx5="http://schemas.microsoft.com/office/drawing/2016/5/11/chartex" xmlns:cx6="http://schemas.microsoft.com/office/drawing/2016/5/12/chartex" xmlns:cx7="http://schemas.microsoft.com/office/drawing/2016/5/13/chartex" xmlns:cx8="http://schemas.microsoft.com/office/drawing/2016/5/14/chartex" xmlns:mc="http://schemas.openxmlformats.org/markup-compatibility/2006" xmlns:aink="http://schemas.microsoft.com/office/drawing/2016/ink" xmlns:am3d="http://schemas.microsoft.com/office/drawing/2017/model3d" xmlns:o="urn:schemas-microsoft-com:office:office" xmlns:oel="http://schemas.microsoft.com/office/2019/extlst" xmlns:r="http://schemas.openxmlformats.org/officeDocument/2006/relationships" xmlns:m="http://schemas.openxmlformats.org/officeDocument/2006/math" xmlns:v="urn:schemas-microsoft-com:vml" xmlns:wp14="http://schemas.microsoft.com/office/word/2010/wordprocessingDrawing" xmlns:wp="http://schemas.openxmlformats.org/drawingml/2006/wordprocessingDrawing" xmlns:w10="urn:schemas-microsoft-com:office:word" xmlns:w="http://schemas.openxmlformats.org/wordprocessingml/2006/main" xmlns:w14="http://schemas.microsoft.com/office/word/2010/wordml" xmlns:w15="http://schemas.microsoft.com/office/word/2012/wordml" xmlns:w16cex="http://schemas.microsoft.com/office/word/2018/wordml/cex" xmlns:w16cid="http://schemas.microsoft.com/office/word/2016/wordml/cid" xmlns:w16="http://schemas.microsoft.com/office/word/2018/wordml" xmlns:w16du="http://schemas.microsoft.com/office/word/2023/wordml/word16du" xmlns:w16sdtdh="http://schemas.microsoft.com/office/word/2020/wordml/sdtdatahash" xmlns:w16sdtfl="http://schemas.microsoft.com/office/word/2024/wordml/sdtformatlock" xmlns:w16se="http://schemas.microsoft.com/office/word/2015/wordml/symex" xmlns:wpg="http://schemas.microsoft.com/office/word/2010/wordprocessingGroup" xmlns:wpi="http://schemas.microsoft.com/office/word/2010/wordprocessingInk" xmlns:wne="http://schemas.microsoft.com/office/word/2006/wordml" xmlns:wps="http://schemas.microsoft.com/office/word/2010/wordprocessingShape" mc:Ignorable="w14 w15 w16se w16cid w16 w16cex w16sdtdh w16sdtfl w16du wp14">
   <w:body>
     <w:p>
+      <w:pPr>
+        <w:rPr>
+          <w:rFonts w:hint="eastAsia"/>
+        </w:rPr>
+      </w:pPr>
       <w:r>
         <w:t>可以。你用 Codex 做这个毕设，最好的方式不是一句话让它“帮我做完整项目”，而是：</w:t>
       </w:r>
     </w:p>
     <w:p>
+      <w:pPr>
+        <w:rPr>
+          <w:rFonts w:hint="eastAsia"/>
+        </w:rPr>
+      </w:pPr>
       <w:r>
         <w:rPr>
           <w:b/>
@@ -17,6 +27,11 @@
       </w:r>
     </w:p>
     <w:p>
+      <w:pPr>
+        <w:rPr>
+          <w:rFonts w:hint="eastAsia"/>
+        </w:rPr>
+      </w:pPr>
       <w:r>
         <w:t>Codex 本身就是面向代码任务的 AI 编程助手，可以读代码、改代码、运行代码；如果连接 GitHub，也可以让它基于仓库做任务。OpenAI 官方说明里也提到，Codex cloud 可以在</w:t>
       </w:r>
@@ -41,15 +56,21 @@
       </w:r>
     </w:p>
     <w:p>
+      <w:pPr>
+        <w:rPr>
+          <w:rFonts w:hint="eastAsia"/>
+        </w:rPr>
+      </w:pPr>
       <w:r>
         <w:pict w14:anchorId="2B449714">
-          <v:rect id="_x0000_i1259" style="width:0;height:1.5pt" o:hralign="center" o:hrstd="t" o:hr="t" fillcolor="#a0a0a0" stroked="f"/>
+          <v:rect id="_x0000_i1025" style="width:0;height:1.5pt" o:hralign="center" o:hrstd="t" o:hr="t" fillcolor="#a0a0a0" stroked="f"/>
         </w:pict>
       </w:r>
     </w:p>
     <w:p>
       <w:pPr>
         <w:rPr>
+          <w:rFonts w:hint="eastAsia"/>
           <w:b/>
           <w:bCs/>
         </w:rPr>
@@ -63,36 +84,71 @@
       </w:r>
     </w:p>
     <w:p>
+      <w:pPr>
+        <w:rPr>
+          <w:rFonts w:hint="eastAsia"/>
+        </w:rPr>
+      </w:pPr>
       <w:r>
         <w:t>你的毕设建议用一个 GitHub 仓库，里面放前后端：</w:t>
       </w:r>
     </w:p>
     <w:p>
+      <w:pPr>
+        <w:rPr>
+          <w:rFonts w:hint="eastAsia"/>
+        </w:rPr>
+      </w:pPr>
       <w:r>
         <w:t>emotion-agent-system/</w:t>
       </w:r>
     </w:p>
     <w:p>
+      <w:pPr>
+        <w:rPr>
+          <w:rFonts w:hint="eastAsia"/>
+        </w:rPr>
+      </w:pPr>
       <w:r>
         <w:t>├─ backend/        Spring Boot 后端</w:t>
       </w:r>
     </w:p>
     <w:p>
+      <w:pPr>
+        <w:rPr>
+          <w:rFonts w:hint="eastAsia"/>
+        </w:rPr>
+      </w:pPr>
       <w:r>
         <w:t>├─ frontend/       Vue 3 前端</w:t>
       </w:r>
     </w:p>
     <w:p>
+      <w:pPr>
+        <w:rPr>
+          <w:rFonts w:hint="eastAsia"/>
+        </w:rPr>
+      </w:pPr>
       <w:r>
         <w:t>├─ docs/           论文材料、接口文档、数据库设计</w:t>
       </w:r>
     </w:p>
     <w:p>
+      <w:pPr>
+        <w:rPr>
+          <w:rFonts w:hint="eastAsia"/>
+        </w:rPr>
+      </w:pPr>
       <w:r>
         <w:t>├─ README.md</w:t>
       </w:r>
     </w:p>
     <w:p>
+      <w:pPr>
+        <w:rPr>
+          <w:rFonts w:hint="eastAsia"/>
+        </w:rPr>
+      </w:pPr>
       <w:r>
         <w:t>└</w:t>
       </w:r>
@@ -108,6 +164,11 @@
       <w:proofErr w:type="gramEnd"/>
     </w:p>
     <w:p>
+      <w:pPr>
+        <w:rPr>
+          <w:rFonts w:hint="eastAsia"/>
+        </w:rPr>
+      </w:pPr>
       <w:r>
         <w:t>不要一开始就前端一个仓库、后端一个仓库。你现在做毕设，</w:t>
       </w:r>
@@ -123,15 +184,21 @@
       </w:r>
     </w:p>
     <w:p>
+      <w:pPr>
+        <w:rPr>
+          <w:rFonts w:hint="eastAsia"/>
+        </w:rPr>
+      </w:pPr>
       <w:r>
         <w:pict w14:anchorId="0164AA85">
-          <v:rect id="_x0000_i1260" style="width:0;height:1.5pt" o:hralign="center" o:hrstd="t" o:hr="t" fillcolor="#a0a0a0" stroked="f"/>
+          <v:rect id="_x0000_i1026" style="width:0;height:1.5pt" o:hralign="center" o:hrstd="t" o:hr="t" fillcolor="#a0a0a0" stroked="f"/>
         </w:pict>
       </w:r>
     </w:p>
     <w:p>
       <w:pPr>
         <w:rPr>
+          <w:rFonts w:hint="eastAsia"/>
           <w:b/>
           <w:bCs/>
         </w:rPr>
@@ -145,16 +212,31 @@
       </w:r>
     </w:p>
     <w:p>
+      <w:pPr>
+        <w:rPr>
+          <w:rFonts w:hint="eastAsia"/>
+        </w:rPr>
+      </w:pPr>
       <w:r>
         <w:t>你记住这 5 条就行：</w:t>
       </w:r>
     </w:p>
     <w:p>
+      <w:pPr>
+        <w:rPr>
+          <w:rFonts w:hint="eastAsia"/>
+        </w:rPr>
+      </w:pPr>
       <w:r>
         <w:t>1. 一次只让 Codex 做一个小任务</w:t>
       </w:r>
     </w:p>
     <w:p>
+      <w:pPr>
+        <w:rPr>
+          <w:rFonts w:hint="eastAsia"/>
+        </w:rPr>
+      </w:pPr>
       <w:r>
         <w:t>2. 每次任务都说清楚：目标、技术</w:t>
       </w:r>
@@ -168,21 +250,41 @@
       </w:r>
     </w:p>
     <w:p>
+      <w:pPr>
+        <w:rPr>
+          <w:rFonts w:hint="eastAsia"/>
+        </w:rPr>
+      </w:pPr>
       <w:r>
         <w:t>3. 不要让它直接大改整个项目</w:t>
       </w:r>
     </w:p>
     <w:p>
+      <w:pPr>
+        <w:rPr>
+          <w:rFonts w:hint="eastAsia"/>
+        </w:rPr>
+      </w:pPr>
       <w:r>
         <w:t>4. 它写完代码后，你必须本地运行测试</w:t>
       </w:r>
     </w:p>
     <w:p>
+      <w:pPr>
+        <w:rPr>
+          <w:rFonts w:hint="eastAsia"/>
+        </w:rPr>
+      </w:pPr>
       <w:r>
         <w:t>5. 报错时，把完整报错和相关代码发给 Codex 修</w:t>
       </w:r>
     </w:p>
     <w:p>
+      <w:pPr>
+        <w:rPr>
+          <w:rFonts w:hint="eastAsia"/>
+        </w:rPr>
+      </w:pPr>
       <w:r>
         <w:t>你给 Codex 的提示</w:t>
       </w:r>
@@ -196,76 +298,170 @@
       </w:r>
     </w:p>
     <w:p>
+      <w:pPr>
+        <w:rPr>
+          <w:rFonts w:hint="eastAsia"/>
+        </w:rPr>
+      </w:pPr>
       <w:r>
         <w:t>目标：</w:t>
       </w:r>
     </w:p>
     <w:p>
+      <w:pPr>
+        <w:rPr>
+          <w:rFonts w:hint="eastAsia"/>
+        </w:rPr>
+      </w:pPr>
       <w:r>
         <w:lastRenderedPageBreak/>
         <w:t>我要实现什么功能。</w:t>
       </w:r>
     </w:p>
-    <w:p/>
-    <w:p>
+    <w:p>
+      <w:pPr>
+        <w:rPr>
+          <w:rFonts w:hint="eastAsia"/>
+        </w:rPr>
+      </w:pPr>
+    </w:p>
+    <w:p>
+      <w:pPr>
+        <w:rPr>
+          <w:rFonts w:hint="eastAsia"/>
+        </w:rPr>
+      </w:pPr>
       <w:r>
         <w:t>项目背景：</w:t>
       </w:r>
     </w:p>
     <w:p>
+      <w:pPr>
+        <w:rPr>
+          <w:rFonts w:hint="eastAsia"/>
+        </w:rPr>
+      </w:pPr>
       <w:r>
         <w:t>这是一个基于 Vue 3 + Spring Boot + MySQL 的情绪管理 Agent 毕设系统。</w:t>
       </w:r>
     </w:p>
-    <w:p/>
-    <w:p>
+    <w:p>
+      <w:pPr>
+        <w:rPr>
+          <w:rFonts w:hint="eastAsia"/>
+        </w:rPr>
+      </w:pPr>
+    </w:p>
+    <w:p>
+      <w:pPr>
+        <w:rPr>
+          <w:rFonts w:hint="eastAsia"/>
+        </w:rPr>
+      </w:pPr>
       <w:r>
         <w:t>当前文件：</w:t>
       </w:r>
     </w:p>
     <w:p>
+      <w:pPr>
+        <w:rPr>
+          <w:rFonts w:hint="eastAsia"/>
+        </w:rPr>
+      </w:pPr>
       <w:r>
         <w:t>告诉它在哪个文件里改。</w:t>
       </w:r>
     </w:p>
-    <w:p/>
-    <w:p>
+    <w:p>
+      <w:pPr>
+        <w:rPr>
+          <w:rFonts w:hint="eastAsia"/>
+        </w:rPr>
+      </w:pPr>
+    </w:p>
+    <w:p>
+      <w:pPr>
+        <w:rPr>
+          <w:rFonts w:hint="eastAsia"/>
+        </w:rPr>
+      </w:pPr>
       <w:r>
         <w:t>要求：</w:t>
       </w:r>
     </w:p>
     <w:p>
+      <w:pPr>
+        <w:rPr>
+          <w:rFonts w:hint="eastAsia"/>
+        </w:rPr>
+      </w:pPr>
       <w:r>
         <w:t>1. 不要改无关代码</w:t>
       </w:r>
     </w:p>
     <w:p>
+      <w:pPr>
+        <w:rPr>
+          <w:rFonts w:hint="eastAsia"/>
+        </w:rPr>
+      </w:pPr>
       <w:r>
         <w:t>2. 保持代码简单</w:t>
       </w:r>
     </w:p>
     <w:p>
+      <w:pPr>
+        <w:rPr>
+          <w:rFonts w:hint="eastAsia"/>
+        </w:rPr>
+      </w:pPr>
       <w:r>
         <w:t>3. 添加必要注释</w:t>
       </w:r>
     </w:p>
     <w:p>
+      <w:pPr>
+        <w:rPr>
+          <w:rFonts w:hint="eastAsia"/>
+        </w:rPr>
+      </w:pPr>
       <w:r>
         <w:t>4. 给出运行或测试方法</w:t>
       </w:r>
     </w:p>
-    <w:p/>
-    <w:p>
+    <w:p>
+      <w:pPr>
+        <w:rPr>
+          <w:rFonts w:hint="eastAsia"/>
+        </w:rPr>
+      </w:pPr>
+    </w:p>
+    <w:p>
+      <w:pPr>
+        <w:rPr>
+          <w:rFonts w:hint="eastAsia"/>
+        </w:rPr>
+      </w:pPr>
       <w:r>
         <w:t>完成标准：</w:t>
       </w:r>
     </w:p>
     <w:p>
+      <w:pPr>
+        <w:rPr>
+          <w:rFonts w:hint="eastAsia"/>
+        </w:rPr>
+      </w:pPr>
       <w:r>
         <w:t>我能怎么验证这个功能已经完成。</w:t>
       </w:r>
     </w:p>
     <w:p>
+      <w:pPr>
+        <w:rPr>
+          <w:rFonts w:hint="eastAsia"/>
+        </w:rPr>
+      </w:pPr>
       <w:r>
         <w:t>这个格式很重要。</w:t>
       </w:r>
@@ -275,15 +471,21 @@
       </w:r>
     </w:p>
     <w:p>
+      <w:pPr>
+        <w:rPr>
+          <w:rFonts w:hint="eastAsia"/>
+        </w:rPr>
+      </w:pPr>
       <w:r>
         <w:pict w14:anchorId="0DEE520A">
-          <v:rect id="_x0000_i1261" style="width:0;height:1.5pt" o:hralign="center" o:hrstd="t" o:hr="t" fillcolor="#a0a0a0" stroked="f"/>
+          <v:rect id="_x0000_i1027" style="width:0;height:1.5pt" o:hralign="center" o:hrstd="t" o:hr="t" fillcolor="#a0a0a0" stroked="f"/>
         </w:pict>
       </w:r>
     </w:p>
     <w:p>
       <w:pPr>
         <w:rPr>
+          <w:rFonts w:hint="eastAsia"/>
           <w:b/>
           <w:bCs/>
         </w:rPr>
@@ -299,6 +501,7 @@
     <w:p>
       <w:pPr>
         <w:rPr>
+          <w:rFonts w:hint="eastAsia"/>
           <w:b/>
           <w:bCs/>
         </w:rPr>
@@ -312,51 +515,92 @@
       </w:r>
     </w:p>
     <w:p>
+      <w:pPr>
+        <w:rPr>
+          <w:rFonts w:hint="eastAsia"/>
+        </w:rPr>
+      </w:pPr>
       <w:r>
         <w:t>仓库名可以叫：</w:t>
       </w:r>
     </w:p>
     <w:p>
+      <w:pPr>
+        <w:rPr>
+          <w:rFonts w:hint="eastAsia"/>
+        </w:rPr>
+      </w:pPr>
       <w:r>
         <w:t>emotion-agent-system</w:t>
       </w:r>
     </w:p>
     <w:p>
+      <w:pPr>
+        <w:rPr>
+          <w:rFonts w:hint="eastAsia"/>
+        </w:rPr>
+      </w:pPr>
       <w:r>
         <w:t>描述可以写：</w:t>
       </w:r>
     </w:p>
     <w:p>
+      <w:pPr>
+        <w:rPr>
+          <w:rFonts w:hint="eastAsia"/>
+        </w:rPr>
+      </w:pPr>
       <w:r>
         <w:t>基于大语言模型的情绪记录与管理智能体系统，包含情绪日记、NLP情绪分析、AI建议生成和情绪趋势可视化功能。</w:t>
       </w:r>
     </w:p>
     <w:p>
+      <w:pPr>
+        <w:rPr>
+          <w:rFonts w:hint="eastAsia"/>
+        </w:rPr>
+      </w:pPr>
       <w:r>
         <w:t>然后本地克隆：</w:t>
       </w:r>
     </w:p>
     <w:p>
+      <w:pPr>
+        <w:rPr>
+          <w:rFonts w:hint="eastAsia"/>
+        </w:rPr>
+      </w:pPr>
       <w:r>
         <w:lastRenderedPageBreak/>
         <w:t>git clone 你的仓库地址</w:t>
       </w:r>
     </w:p>
     <w:p>
+      <w:pPr>
+        <w:rPr>
+          <w:rFonts w:hint="eastAsia"/>
+        </w:rPr>
+      </w:pPr>
       <w:r>
         <w:t>cd emotion-agent-system</w:t>
       </w:r>
     </w:p>
     <w:p>
+      <w:pPr>
+        <w:rPr>
+          <w:rFonts w:hint="eastAsia"/>
+        </w:rPr>
+      </w:pPr>
       <w:r>
         <w:pict w14:anchorId="0ACDF313">
-          <v:rect id="_x0000_i1262" style="width:0;height:1.5pt" o:hralign="center" o:hrstd="t" o:hr="t" fillcolor="#a0a0a0" stroked="f"/>
+          <v:rect id="_x0000_i1028" style="width:0;height:1.5pt" o:hralign="center" o:hrstd="t" o:hr="t" fillcolor="#a0a0a0" stroked="f"/>
         </w:pict>
       </w:r>
     </w:p>
     <w:p>
       <w:pPr>
         <w:rPr>
+          <w:rFonts w:hint="eastAsia"/>
           <w:b/>
           <w:bCs/>
         </w:rPr>
@@ -370,17 +614,38 @@
       </w:r>
     </w:p>
     <w:p>
+      <w:pPr>
+        <w:rPr>
+          <w:rFonts w:hint="eastAsia"/>
+        </w:rPr>
+      </w:pPr>
       <w:r>
         <w:t>你可以直接复制这段给 Codex：</w:t>
       </w:r>
     </w:p>
     <w:p>
+      <w:pPr>
+        <w:rPr>
+          <w:rFonts w:hint="eastAsia"/>
+        </w:rPr>
+      </w:pPr>
       <w:r>
         <w:t>我正在做本科毕业设计项目，题目是《基于大语言模型的情绪记录与管理智能体系统设计与实现》。</w:t>
       </w:r>
     </w:p>
-    <w:p/>
-    <w:p>
+    <w:p>
+      <w:pPr>
+        <w:rPr>
+          <w:rFonts w:hint="eastAsia"/>
+        </w:rPr>
+      </w:pPr>
+    </w:p>
+    <w:p>
+      <w:pPr>
+        <w:rPr>
+          <w:rFonts w:hint="eastAsia"/>
+        </w:rPr>
+      </w:pPr>
       <w:r>
         <w:t>技术</w:t>
       </w:r>
@@ -394,6 +659,11 @@
       </w:r>
     </w:p>
     <w:p>
+      <w:pPr>
+        <w:rPr>
+          <w:rFonts w:hint="eastAsia"/>
+        </w:rPr>
+      </w:pPr>
       <w:r>
         <w:t xml:space="preserve">前端：Vue 3 + Element Plus + Axios + </w:t>
       </w:r>
@@ -404,6 +674,11 @@
       <w:proofErr w:type="spellEnd"/>
     </w:p>
     <w:p>
+      <w:pPr>
+        <w:rPr>
+          <w:rFonts w:hint="eastAsia"/>
+        </w:rPr>
+      </w:pPr>
       <w:r>
         <w:t xml:space="preserve">后端：Spring Boot + </w:t>
       </w:r>
@@ -417,26 +692,51 @@
       </w:r>
     </w:p>
     <w:p>
+      <w:pPr>
+        <w:rPr>
+          <w:rFonts w:hint="eastAsia"/>
+        </w:rPr>
+      </w:pPr>
       <w:r>
         <w:t>AI：后端调用大语言模型 API，后续加入简单 NLP 情绪分析</w:t>
       </w:r>
     </w:p>
     <w:p>
+      <w:pPr>
+        <w:rPr>
+          <w:rFonts w:hint="eastAsia"/>
+        </w:rPr>
+      </w:pPr>
       <w:r>
         <w:t>项目结构：</w:t>
       </w:r>
     </w:p>
     <w:p>
+      <w:pPr>
+        <w:rPr>
+          <w:rFonts w:hint="eastAsia"/>
+        </w:rPr>
+      </w:pPr>
       <w:r>
         <w:t>frontend 放前端代码</w:t>
       </w:r>
     </w:p>
     <w:p>
+      <w:pPr>
+        <w:rPr>
+          <w:rFonts w:hint="eastAsia"/>
+        </w:rPr>
+      </w:pPr>
       <w:r>
         <w:t>backend 放后端代码</w:t>
       </w:r>
     </w:p>
     <w:p>
+      <w:pPr>
+        <w:rPr>
+          <w:rFonts w:hint="eastAsia"/>
+        </w:rPr>
+      </w:pPr>
       <w:r>
         <w:t xml:space="preserve">docs </w:t>
       </w:r>
@@ -449,60 +749,127 @@
         <w:t>文档</w:t>
       </w:r>
     </w:p>
-    <w:p/>
-    <w:p>
+    <w:p>
+      <w:pPr>
+        <w:rPr>
+          <w:rFonts w:hint="eastAsia"/>
+        </w:rPr>
+      </w:pPr>
+    </w:p>
+    <w:p>
+      <w:pPr>
+        <w:rPr>
+          <w:rFonts w:hint="eastAsia"/>
+        </w:rPr>
+      </w:pPr>
       <w:r>
         <w:t>请帮我生成：</w:t>
       </w:r>
     </w:p>
     <w:p>
+      <w:pPr>
+        <w:rPr>
+          <w:rFonts w:hint="eastAsia"/>
+        </w:rPr>
+      </w:pPr>
       <w:r>
         <w:t>1. README.md</w:t>
       </w:r>
     </w:p>
     <w:p>
+      <w:pPr>
+        <w:rPr>
+          <w:rFonts w:hint="eastAsia"/>
+        </w:rPr>
+      </w:pPr>
       <w:r>
         <w:t>2. docs/开发计划.md</w:t>
       </w:r>
     </w:p>
     <w:p>
+      <w:pPr>
+        <w:rPr>
+          <w:rFonts w:hint="eastAsia"/>
+        </w:rPr>
+      </w:pPr>
       <w:r>
         <w:t>3. docs/接口设计初稿.md</w:t>
       </w:r>
     </w:p>
     <w:p>
+      <w:pPr>
+        <w:rPr>
+          <w:rFonts w:hint="eastAsia"/>
+        </w:rPr>
+      </w:pPr>
       <w:r>
         <w:t>4. docs/数据库设计初稿.md</w:t>
       </w:r>
     </w:p>
-    <w:p/>
-    <w:p>
+    <w:p>
+      <w:pPr>
+        <w:rPr>
+          <w:rFonts w:hint="eastAsia"/>
+        </w:rPr>
+      </w:pPr>
+    </w:p>
+    <w:p>
+      <w:pPr>
+        <w:rPr>
+          <w:rFonts w:hint="eastAsia"/>
+        </w:rPr>
+      </w:pPr>
       <w:r>
         <w:t>要求：</w:t>
       </w:r>
     </w:p>
     <w:p>
+      <w:pPr>
+        <w:rPr>
+          <w:rFonts w:hint="eastAsia"/>
+        </w:rPr>
+      </w:pPr>
       <w:r>
         <w:t>内容面向本科毕设，清晰、不要太复杂。</w:t>
       </w:r>
     </w:p>
     <w:p>
+      <w:pPr>
+        <w:rPr>
+          <w:rFonts w:hint="eastAsia"/>
+        </w:rPr>
+      </w:pPr>
       <w:r>
         <w:t>暂时不要生成具体业务代码。</w:t>
       </w:r>
     </w:p>
     <w:p>
+      <w:pPr>
+        <w:rPr>
+          <w:rFonts w:hint="eastAsia"/>
+        </w:rPr>
+      </w:pPr>
       <w:r>
         <w:t>这一步的目的不是写代码，而是先把项目“像个正经毕设项目”搭起来。</w:t>
       </w:r>
     </w:p>
     <w:p>
+      <w:pPr>
+        <w:rPr>
+          <w:rFonts w:hint="eastAsia"/>
+        </w:rPr>
+      </w:pPr>
       <w:r>
         <w:lastRenderedPageBreak/>
         <w:t>做完后提交：</w:t>
       </w:r>
     </w:p>
     <w:p>
+      <w:pPr>
+        <w:rPr>
+          <w:rFonts w:hint="eastAsia"/>
+        </w:rPr>
+      </w:pPr>
       <w:r>
         <w:t xml:space="preserve">git </w:t>
       </w:r>
@@ -513,25 +880,41 @@
       <w:proofErr w:type="gramEnd"/>
     </w:p>
     <w:p>
+      <w:pPr>
+        <w:rPr>
+          <w:rFonts w:hint="eastAsia"/>
+        </w:rPr>
+      </w:pPr>
       <w:r>
         <w:t>git commit -m "初始化项目文档"</w:t>
       </w:r>
     </w:p>
     <w:p>
+      <w:pPr>
+        <w:rPr>
+          <w:rFonts w:hint="eastAsia"/>
+        </w:rPr>
+      </w:pPr>
       <w:r>
         <w:t>git push</w:t>
       </w:r>
     </w:p>
     <w:p>
+      <w:pPr>
+        <w:rPr>
+          <w:rFonts w:hint="eastAsia"/>
+        </w:rPr>
+      </w:pPr>
       <w:r>
         <w:pict w14:anchorId="19F2C9AD">
-          <v:rect id="_x0000_i1263" style="width:0;height:1.5pt" o:hralign="center" o:hrstd="t" o:hr="t" fillcolor="#a0a0a0" stroked="f"/>
+          <v:rect id="_x0000_i1029" style="width:0;height:1.5pt" o:hralign="center" o:hrstd="t" o:hr="t" fillcolor="#a0a0a0" stroked="f"/>
         </w:pict>
       </w:r>
     </w:p>
     <w:p>
       <w:pPr>
         <w:rPr>
+          <w:rFonts w:hint="eastAsia"/>
           <w:b/>
           <w:bCs/>
         </w:rPr>
@@ -547,6 +930,7 @@
     <w:p>
       <w:pPr>
         <w:rPr>
+          <w:rFonts w:hint="eastAsia"/>
           <w:b/>
           <w:bCs/>
         </w:rPr>
@@ -560,21 +944,41 @@
       </w:r>
     </w:p>
     <w:p>
+      <w:pPr>
+        <w:rPr>
+          <w:rFonts w:hint="eastAsia"/>
+        </w:rPr>
+      </w:pPr>
       <w:r>
         <w:t>目标：</w:t>
       </w:r>
     </w:p>
     <w:p>
+      <w:pPr>
+        <w:rPr>
+          <w:rFonts w:hint="eastAsia"/>
+        </w:rPr>
+      </w:pPr>
       <w:r>
         <w:t>Vue 前端能启动</w:t>
       </w:r>
     </w:p>
     <w:p>
+      <w:pPr>
+        <w:rPr>
+          <w:rFonts w:hint="eastAsia"/>
+        </w:rPr>
+      </w:pPr>
       <w:r>
         <w:t>Spring Boot 后端能启动</w:t>
       </w:r>
     </w:p>
     <w:p>
+      <w:pPr>
+        <w:rPr>
+          <w:rFonts w:hint="eastAsia"/>
+        </w:rPr>
+      </w:pPr>
       <w:r>
         <w:t>前端能请求后端 /hello 接口</w:t>
       </w:r>
@@ -582,6 +986,7 @@
     <w:p>
       <w:pPr>
         <w:rPr>
+          <w:rFonts w:hint="eastAsia"/>
           <w:b/>
           <w:bCs/>
         </w:rPr>
@@ -595,27 +1000,58 @@
       </w:r>
     </w:p>
     <w:p>
+      <w:pPr>
+        <w:rPr>
+          <w:rFonts w:hint="eastAsia"/>
+        </w:rPr>
+      </w:pPr>
       <w:r>
         <w:t>请在 backend 目录中创建一个 Spring Boot 项目的基础结构。</w:t>
       </w:r>
     </w:p>
-    <w:p/>
-    <w:p>
+    <w:p>
+      <w:pPr>
+        <w:rPr>
+          <w:rFonts w:hint="eastAsia"/>
+        </w:rPr>
+      </w:pPr>
+    </w:p>
+    <w:p>
+      <w:pPr>
+        <w:rPr>
+          <w:rFonts w:hint="eastAsia"/>
+        </w:rPr>
+      </w:pPr>
       <w:r>
         <w:t>要求：</w:t>
       </w:r>
     </w:p>
     <w:p>
+      <w:pPr>
+        <w:rPr>
+          <w:rFonts w:hint="eastAsia"/>
+        </w:rPr>
+      </w:pPr>
       <w:r>
         <w:t>1. 使用 Java 17</w:t>
       </w:r>
     </w:p>
     <w:p>
+      <w:pPr>
+        <w:rPr>
+          <w:rFonts w:hint="eastAsia"/>
+        </w:rPr>
+      </w:pPr>
       <w:r>
         <w:t>2. 创建 HelloController</w:t>
       </w:r>
     </w:p>
     <w:p>
+      <w:pPr>
+        <w:rPr>
+          <w:rFonts w:hint="eastAsia"/>
+        </w:rPr>
+      </w:pPr>
       <w:r>
         <w:t>3. 提供 GET /</w:t>
       </w:r>
@@ -629,46 +1065,88 @@
       </w:r>
     </w:p>
     <w:p>
+      <w:pPr>
+        <w:rPr>
+          <w:rFonts w:hint="eastAsia"/>
+        </w:rPr>
+      </w:pPr>
       <w:r>
         <w:t>4. 返回字符串：Hello Emotion Agent</w:t>
       </w:r>
     </w:p>
     <w:p>
+      <w:pPr>
+        <w:rPr>
+          <w:rFonts w:hint="eastAsia"/>
+        </w:rPr>
+      </w:pPr>
       <w:r>
         <w:t>5. 给出启动方法</w:t>
       </w:r>
     </w:p>
     <w:p>
+      <w:pPr>
+        <w:rPr>
+          <w:rFonts w:hint="eastAsia"/>
+        </w:rPr>
+      </w:pPr>
       <w:r>
         <w:t>6. 不要加入复杂业务代码</w:t>
       </w:r>
     </w:p>
-    <w:p/>
-    <w:p>
+    <w:p>
+      <w:pPr>
+        <w:rPr>
+          <w:rFonts w:hint="eastAsia"/>
+        </w:rPr>
+      </w:pPr>
+    </w:p>
+    <w:p>
+      <w:pPr>
+        <w:rPr>
+          <w:rFonts w:hint="eastAsia"/>
+        </w:rPr>
+      </w:pPr>
       <w:r>
         <w:t>完成标准：</w:t>
       </w:r>
     </w:p>
     <w:p>
+      <w:pPr>
+        <w:rPr>
+          <w:rFonts w:hint="eastAsia"/>
+        </w:rPr>
+      </w:pPr>
       <w:r>
         <w:t>浏览器访问 http://localhost:8080/api/hello 能看到 Hello Emotion Agent。</w:t>
       </w:r>
     </w:p>
     <w:p>
+      <w:pPr>
+        <w:rPr>
+          <w:rFonts w:hint="eastAsia"/>
+        </w:rPr>
+      </w:pPr>
       <w:r>
         <w:t>你运行后端，确认接口能访问。</w:t>
       </w:r>
     </w:p>
     <w:p>
+      <w:pPr>
+        <w:rPr>
+          <w:rFonts w:hint="eastAsia"/>
+        </w:rPr>
+      </w:pPr>
       <w:r>
         <w:pict w14:anchorId="122FC2A9">
-          <v:rect id="_x0000_i1264" style="width:0;height:1.5pt" o:hralign="center" o:hrstd="t" o:hr="t" fillcolor="#a0a0a0" stroked="f"/>
+          <v:rect id="_x0000_i1030" style="width:0;height:1.5pt" o:hralign="center" o:hrstd="t" o:hr="t" fillcolor="#a0a0a0" stroked="f"/>
         </w:pict>
       </w:r>
     </w:p>
     <w:p>
       <w:pPr>
         <w:rPr>
+          <w:rFonts w:hint="eastAsia"/>
           <w:b/>
           <w:bCs/>
         </w:rPr>
@@ -682,23 +1160,49 @@
       </w:r>
     </w:p>
     <w:p>
+      <w:pPr>
+        <w:rPr>
+          <w:rFonts w:hint="eastAsia"/>
+        </w:rPr>
+      </w:pPr>
       <w:r>
         <w:lastRenderedPageBreak/>
         <w:t>请在 frontend 目录中创建 Vue 3 项目基础结构。</w:t>
       </w:r>
     </w:p>
-    <w:p/>
-    <w:p>
+    <w:p>
+      <w:pPr>
+        <w:rPr>
+          <w:rFonts w:hint="eastAsia"/>
+        </w:rPr>
+      </w:pPr>
+    </w:p>
+    <w:p>
+      <w:pPr>
+        <w:rPr>
+          <w:rFonts w:hint="eastAsia"/>
+        </w:rPr>
+      </w:pPr>
       <w:r>
         <w:t>要求：</w:t>
       </w:r>
     </w:p>
     <w:p>
+      <w:pPr>
+        <w:rPr>
+          <w:rFonts w:hint="eastAsia"/>
+        </w:rPr>
+      </w:pPr>
       <w:r>
         <w:t>1. 使用 Vite + Vue 3</w:t>
       </w:r>
     </w:p>
     <w:p>
+      <w:pPr>
+        <w:rPr>
+          <w:rFonts w:hint="eastAsia"/>
+        </w:rPr>
+      </w:pPr>
       <w:r>
         <w:t xml:space="preserve">2. 创建首页 </w:t>
       </w:r>
@@ -709,11 +1213,21 @@
       <w:proofErr w:type="spellEnd"/>
     </w:p>
     <w:p>
+      <w:pPr>
+        <w:rPr>
+          <w:rFonts w:hint="eastAsia"/>
+        </w:rPr>
+      </w:pPr>
       <w:r>
         <w:t>3. 页面显示“情绪管理智能体系统”</w:t>
       </w:r>
     </w:p>
     <w:p>
+      <w:pPr>
+        <w:rPr>
+          <w:rFonts w:hint="eastAsia"/>
+        </w:rPr>
+      </w:pPr>
       <w:r>
         <w:t>4. 使用 Axios 请求后端 /</w:t>
       </w:r>
@@ -727,32 +1241,68 @@
       </w:r>
     </w:p>
     <w:p>
+      <w:pPr>
+        <w:rPr>
+          <w:rFonts w:hint="eastAsia"/>
+        </w:rPr>
+      </w:pPr>
       <w:r>
         <w:t>5. 把后端返回内容显示到页面上</w:t>
       </w:r>
     </w:p>
     <w:p>
+      <w:pPr>
+        <w:rPr>
+          <w:rFonts w:hint="eastAsia"/>
+        </w:rPr>
+      </w:pPr>
       <w:r>
         <w:t>6. 说明如何安装依赖和启动前端</w:t>
       </w:r>
     </w:p>
-    <w:p/>
-    <w:p>
+    <w:p>
+      <w:pPr>
+        <w:rPr>
+          <w:rFonts w:hint="eastAsia"/>
+        </w:rPr>
+      </w:pPr>
+    </w:p>
+    <w:p>
+      <w:pPr>
+        <w:rPr>
+          <w:rFonts w:hint="eastAsia"/>
+        </w:rPr>
+      </w:pPr>
       <w:r>
         <w:t>完成标准：</w:t>
       </w:r>
     </w:p>
     <w:p>
+      <w:pPr>
+        <w:rPr>
+          <w:rFonts w:hint="eastAsia"/>
+        </w:rPr>
+      </w:pPr>
       <w:r>
         <w:t>前端页面能显示后端返回的 Hello Emotion Agent。</w:t>
       </w:r>
     </w:p>
     <w:p>
+      <w:pPr>
+        <w:rPr>
+          <w:rFonts w:hint="eastAsia"/>
+        </w:rPr>
+      </w:pPr>
       <w:r>
         <w:t>这一周你要学会：</w:t>
       </w:r>
     </w:p>
     <w:p>
+      <w:pPr>
+        <w:rPr>
+          <w:rFonts w:hint="eastAsia"/>
+        </w:rPr>
+      </w:pPr>
       <w:proofErr w:type="spellStart"/>
       <w:r>
         <w:t>npm</w:t>
@@ -763,6 +1313,11 @@
       </w:r>
     </w:p>
     <w:p>
+      <w:pPr>
+        <w:rPr>
+          <w:rFonts w:hint="eastAsia"/>
+        </w:rPr>
+      </w:pPr>
       <w:proofErr w:type="spellStart"/>
       <w:r>
         <w:t>npm</w:t>
@@ -773,26 +1328,51 @@
       </w:r>
     </w:p>
     <w:p>
+      <w:pPr>
+        <w:rPr>
+          <w:rFonts w:hint="eastAsia"/>
+        </w:rPr>
+      </w:pPr>
       <w:r>
         <w:t>Spring Boot 启动</w:t>
       </w:r>
     </w:p>
     <w:p>
+      <w:pPr>
+        <w:rPr>
+          <w:rFonts w:hint="eastAsia"/>
+        </w:rPr>
+      </w:pPr>
       <w:r>
         <w:t>Axios 请求</w:t>
       </w:r>
     </w:p>
     <w:p>
+      <w:pPr>
+        <w:rPr>
+          <w:rFonts w:hint="eastAsia"/>
+        </w:rPr>
+      </w:pPr>
       <w:r>
         <w:t>浏览器控制台看报错</w:t>
       </w:r>
     </w:p>
     <w:p>
+      <w:pPr>
+        <w:rPr>
+          <w:rFonts w:hint="eastAsia"/>
+        </w:rPr>
+      </w:pPr>
       <w:r>
         <w:t>做完提交：</w:t>
       </w:r>
     </w:p>
     <w:p>
+      <w:pPr>
+        <w:rPr>
+          <w:rFonts w:hint="eastAsia"/>
+        </w:rPr>
+      </w:pPr>
       <w:r>
         <w:t xml:space="preserve">git </w:t>
       </w:r>
@@ -803,25 +1383,41 @@
       <w:proofErr w:type="gramEnd"/>
     </w:p>
     <w:p>
+      <w:pPr>
+        <w:rPr>
+          <w:rFonts w:hint="eastAsia"/>
+        </w:rPr>
+      </w:pPr>
       <w:r>
         <w:t>git commit -m "完成前后端基础连通"</w:t>
       </w:r>
     </w:p>
     <w:p>
+      <w:pPr>
+        <w:rPr>
+          <w:rFonts w:hint="eastAsia"/>
+        </w:rPr>
+      </w:pPr>
       <w:r>
         <w:t>git push</w:t>
       </w:r>
     </w:p>
     <w:p>
+      <w:pPr>
+        <w:rPr>
+          <w:rFonts w:hint="eastAsia"/>
+        </w:rPr>
+      </w:pPr>
       <w:r>
         <w:pict w14:anchorId="4D4B9031">
-          <v:rect id="_x0000_i1265" style="width:0;height:1.5pt" o:hralign="center" o:hrstd="t" o:hr="t" fillcolor="#a0a0a0" stroked="f"/>
+          <v:rect id="_x0000_i1031" style="width:0;height:1.5pt" o:hralign="center" o:hrstd="t" o:hr="t" fillcolor="#a0a0a0" stroked="f"/>
         </w:pict>
       </w:r>
     </w:p>
     <w:p>
       <w:pPr>
         <w:rPr>
+          <w:rFonts w:hint="eastAsia"/>
           <w:b/>
           <w:bCs/>
         </w:rPr>
@@ -835,11 +1431,21 @@
       </w:r>
     </w:p>
     <w:p>
+      <w:pPr>
+        <w:rPr>
+          <w:rFonts w:hint="eastAsia"/>
+        </w:rPr>
+      </w:pPr>
       <w:r>
         <w:t>目标：</w:t>
       </w:r>
     </w:p>
     <w:p>
+      <w:pPr>
+        <w:rPr>
+          <w:rFonts w:hint="eastAsia"/>
+        </w:rPr>
+      </w:pPr>
       <w:r>
         <w:t>先做页面，</w:t>
       </w:r>
@@ -853,47 +1459,92 @@
       </w:r>
     </w:p>
     <w:p>
+      <w:pPr>
+        <w:rPr>
+          <w:rFonts w:hint="eastAsia"/>
+        </w:rPr>
+      </w:pPr>
       <w:r>
         <w:t>页面包括：</w:t>
       </w:r>
     </w:p>
     <w:p>
+      <w:pPr>
+        <w:rPr>
+          <w:rFonts w:hint="eastAsia"/>
+        </w:rPr>
+      </w:pPr>
       <w:r>
         <w:lastRenderedPageBreak/>
         <w:t>登录页</w:t>
       </w:r>
     </w:p>
     <w:p>
+      <w:pPr>
+        <w:rPr>
+          <w:rFonts w:hint="eastAsia"/>
+        </w:rPr>
+      </w:pPr>
       <w:r>
         <w:t>注册页</w:t>
       </w:r>
     </w:p>
     <w:p>
+      <w:pPr>
+        <w:rPr>
+          <w:rFonts w:hint="eastAsia"/>
+        </w:rPr>
+      </w:pPr>
       <w:r>
         <w:t>首页仪表盘</w:t>
       </w:r>
     </w:p>
     <w:p>
+      <w:pPr>
+        <w:rPr>
+          <w:rFonts w:hint="eastAsia"/>
+        </w:rPr>
+      </w:pPr>
       <w:r>
         <w:t>情绪日记页</w:t>
       </w:r>
     </w:p>
     <w:p>
+      <w:pPr>
+        <w:rPr>
+          <w:rFonts w:hint="eastAsia"/>
+        </w:rPr>
+      </w:pPr>
       <w:r>
         <w:t>历史记录页</w:t>
       </w:r>
     </w:p>
     <w:p>
+      <w:pPr>
+        <w:rPr>
+          <w:rFonts w:hint="eastAsia"/>
+        </w:rPr>
+      </w:pPr>
       <w:r>
         <w:t>AI陪伴页</w:t>
       </w:r>
     </w:p>
     <w:p>
+      <w:pPr>
+        <w:rPr>
+          <w:rFonts w:hint="eastAsia"/>
+        </w:rPr>
+      </w:pPr>
       <w:r>
         <w:t>情绪统计页</w:t>
       </w:r>
     </w:p>
     <w:p>
+      <w:pPr>
+        <w:rPr>
+          <w:rFonts w:hint="eastAsia"/>
+        </w:rPr>
+      </w:pPr>
       <w:r>
         <w:t>后台管理页</w:t>
       </w:r>
@@ -901,6 +1552,7 @@
     <w:p>
       <w:pPr>
         <w:rPr>
+          <w:rFonts w:hint="eastAsia"/>
           <w:b/>
           <w:bCs/>
         </w:rPr>
@@ -914,99 +1566,206 @@
       </w:r>
     </w:p>
     <w:p>
+      <w:pPr>
+        <w:rPr>
+          <w:rFonts w:hint="eastAsia"/>
+        </w:rPr>
+      </w:pPr>
       <w:r>
         <w:t>请帮我在 frontend 中搭建 Vue 3 页面路由和基础布局。</w:t>
       </w:r>
     </w:p>
-    <w:p/>
-    <w:p>
+    <w:p>
+      <w:pPr>
+        <w:rPr>
+          <w:rFonts w:hint="eastAsia"/>
+        </w:rPr>
+      </w:pPr>
+    </w:p>
+    <w:p>
+      <w:pPr>
+        <w:rPr>
+          <w:rFonts w:hint="eastAsia"/>
+        </w:rPr>
+      </w:pPr>
       <w:r>
         <w:t>技术要求：</w:t>
       </w:r>
     </w:p>
     <w:p>
+      <w:pPr>
+        <w:rPr>
+          <w:rFonts w:hint="eastAsia"/>
+        </w:rPr>
+      </w:pPr>
       <w:r>
         <w:t>1. Vue 3</w:t>
       </w:r>
     </w:p>
     <w:p>
+      <w:pPr>
+        <w:rPr>
+          <w:rFonts w:hint="eastAsia"/>
+        </w:rPr>
+      </w:pPr>
       <w:r>
         <w:t>2. Vue Router</w:t>
       </w:r>
     </w:p>
     <w:p>
+      <w:pPr>
+        <w:rPr>
+          <w:rFonts w:hint="eastAsia"/>
+        </w:rPr>
+      </w:pPr>
       <w:r>
         <w:t>3. Element Plus</w:t>
       </w:r>
     </w:p>
     <w:p>
+      <w:pPr>
+        <w:rPr>
+          <w:rFonts w:hint="eastAsia"/>
+        </w:rPr>
+      </w:pPr>
       <w:r>
         <w:t>4. 顶部标题 + 左侧菜单 + 右侧内容区</w:t>
       </w:r>
     </w:p>
     <w:p>
+      <w:pPr>
+        <w:rPr>
+          <w:rFonts w:hint="eastAsia"/>
+        </w:rPr>
+      </w:pPr>
       <w:r>
         <w:t>5. 页面包括：</w:t>
       </w:r>
     </w:p>
     <w:p>
+      <w:pPr>
+        <w:rPr>
+          <w:rFonts w:hint="eastAsia"/>
+        </w:rPr>
+      </w:pPr>
       <w:r>
         <w:t xml:space="preserve">   - 登录页 /login</w:t>
       </w:r>
     </w:p>
     <w:p>
+      <w:pPr>
+        <w:rPr>
+          <w:rFonts w:hint="eastAsia"/>
+        </w:rPr>
+      </w:pPr>
       <w:r>
         <w:t xml:space="preserve">   - 注册页 /register</w:t>
       </w:r>
     </w:p>
     <w:p>
+      <w:pPr>
+        <w:rPr>
+          <w:rFonts w:hint="eastAsia"/>
+        </w:rPr>
+      </w:pPr>
       <w:r>
         <w:t xml:space="preserve">   - 首页 /dashboard</w:t>
       </w:r>
     </w:p>
     <w:p>
+      <w:pPr>
+        <w:rPr>
+          <w:rFonts w:hint="eastAsia"/>
+        </w:rPr>
+      </w:pPr>
       <w:r>
         <w:t xml:space="preserve">   - 情绪日记 /diary</w:t>
       </w:r>
     </w:p>
     <w:p>
+      <w:pPr>
+        <w:rPr>
+          <w:rFonts w:hint="eastAsia"/>
+        </w:rPr>
+      </w:pPr>
       <w:r>
         <w:t xml:space="preserve">   - 历史记录 /history</w:t>
       </w:r>
     </w:p>
     <w:p>
+      <w:pPr>
+        <w:rPr>
+          <w:rFonts w:hint="eastAsia"/>
+        </w:rPr>
+      </w:pPr>
       <w:r>
         <w:t xml:space="preserve">   - AI陪伴 /chat</w:t>
       </w:r>
     </w:p>
     <w:p>
+      <w:pPr>
+        <w:rPr>
+          <w:rFonts w:hint="eastAsia"/>
+        </w:rPr>
+      </w:pPr>
       <w:r>
         <w:t xml:space="preserve">   - 情绪统计 /statistics</w:t>
       </w:r>
     </w:p>
     <w:p>
+      <w:pPr>
+        <w:rPr>
+          <w:rFonts w:hint="eastAsia"/>
+        </w:rPr>
+      </w:pPr>
       <w:r>
         <w:t xml:space="preserve">   - 后台管理 /admin</w:t>
       </w:r>
     </w:p>
-    <w:p/>
-    <w:p>
+    <w:p>
+      <w:pPr>
+        <w:rPr>
+          <w:rFonts w:hint="eastAsia"/>
+        </w:rPr>
+      </w:pPr>
+    </w:p>
+    <w:p>
+      <w:pPr>
+        <w:rPr>
+          <w:rFonts w:hint="eastAsia"/>
+        </w:rPr>
+      </w:pPr>
       <w:r>
         <w:t>要求：</w:t>
       </w:r>
     </w:p>
     <w:p>
+      <w:pPr>
+        <w:rPr>
+          <w:rFonts w:hint="eastAsia"/>
+        </w:rPr>
+      </w:pPr>
       <w:r>
         <w:lastRenderedPageBreak/>
         <w:t>1. 先只做静态页面</w:t>
       </w:r>
     </w:p>
     <w:p>
+      <w:pPr>
+        <w:rPr>
+          <w:rFonts w:hint="eastAsia"/>
+        </w:rPr>
+      </w:pPr>
       <w:r>
         <w:t>2. 每个页面有标题和简单说明</w:t>
       </w:r>
     </w:p>
     <w:p>
+      <w:pPr>
+        <w:rPr>
+          <w:rFonts w:hint="eastAsia"/>
+        </w:rPr>
+      </w:pPr>
       <w:r>
         <w:t>3. 不要</w:t>
       </w:r>
@@ -1020,22 +1779,48 @@
       </w:r>
     </w:p>
     <w:p>
+      <w:pPr>
+        <w:rPr>
+          <w:rFonts w:hint="eastAsia"/>
+        </w:rPr>
+      </w:pPr>
       <w:r>
         <w:t>4. 给出需要安装的依赖</w:t>
       </w:r>
     </w:p>
-    <w:p/>
-    <w:p>
+    <w:p>
+      <w:pPr>
+        <w:rPr>
+          <w:rFonts w:hint="eastAsia"/>
+        </w:rPr>
+      </w:pPr>
+    </w:p>
+    <w:p>
+      <w:pPr>
+        <w:rPr>
+          <w:rFonts w:hint="eastAsia"/>
+        </w:rPr>
+      </w:pPr>
       <w:r>
         <w:t>完成标准：</w:t>
       </w:r>
     </w:p>
     <w:p>
+      <w:pPr>
+        <w:rPr>
+          <w:rFonts w:hint="eastAsia"/>
+        </w:rPr>
+      </w:pPr>
       <w:r>
         <w:t>我点击左侧菜单可以切换不同页面。</w:t>
       </w:r>
     </w:p>
     <w:p>
+      <w:pPr>
+        <w:rPr>
+          <w:rFonts w:hint="eastAsia"/>
+        </w:rPr>
+      </w:pPr>
       <w:r>
         <w:t>这一步不要让 Codex 写后端。</w:t>
       </w:r>
@@ -1045,11 +1830,21 @@
       </w:r>
     </w:p>
     <w:p>
+      <w:pPr>
+        <w:rPr>
+          <w:rFonts w:hint="eastAsia"/>
+        </w:rPr>
+      </w:pPr>
       <w:r>
         <w:t>提交：</w:t>
       </w:r>
     </w:p>
     <w:p>
+      <w:pPr>
+        <w:rPr>
+          <w:rFonts w:hint="eastAsia"/>
+        </w:rPr>
+      </w:pPr>
       <w:r>
         <w:t xml:space="preserve">git </w:t>
       </w:r>
@@ -1060,25 +1855,41 @@
       <w:proofErr w:type="gramEnd"/>
     </w:p>
     <w:p>
+      <w:pPr>
+        <w:rPr>
+          <w:rFonts w:hint="eastAsia"/>
+        </w:rPr>
+      </w:pPr>
       <w:r>
         <w:t>git commit -m "完成前端基础页面和路由"</w:t>
       </w:r>
     </w:p>
     <w:p>
+      <w:pPr>
+        <w:rPr>
+          <w:rFonts w:hint="eastAsia"/>
+        </w:rPr>
+      </w:pPr>
       <w:r>
         <w:t>git push</w:t>
       </w:r>
     </w:p>
     <w:p>
+      <w:pPr>
+        <w:rPr>
+          <w:rFonts w:hint="eastAsia"/>
+        </w:rPr>
+      </w:pPr>
       <w:r>
         <w:pict w14:anchorId="66E7923C">
-          <v:rect id="_x0000_i1266" style="width:0;height:1.5pt" o:hralign="center" o:hrstd="t" o:hr="t" fillcolor="#a0a0a0" stroked="f"/>
+          <v:rect id="_x0000_i1032" style="width:0;height:1.5pt" o:hralign="center" o:hrstd="t" o:hr="t" fillcolor="#a0a0a0" stroked="f"/>
         </w:pict>
       </w:r>
     </w:p>
     <w:p>
       <w:pPr>
         <w:rPr>
+          <w:rFonts w:hint="eastAsia"/>
           <w:b/>
           <w:bCs/>
         </w:rPr>
@@ -1092,11 +1903,21 @@
       </w:r>
     </w:p>
     <w:p>
+      <w:pPr>
+        <w:rPr>
+          <w:rFonts w:hint="eastAsia"/>
+        </w:rPr>
+      </w:pPr>
       <w:r>
         <w:t>目标：</w:t>
       </w:r>
     </w:p>
     <w:p>
+      <w:pPr>
+        <w:rPr>
+          <w:rFonts w:hint="eastAsia"/>
+        </w:rPr>
+      </w:pPr>
       <w:r>
         <w:t>用户可以新增、查询、修改、删除情绪日记。</w:t>
       </w:r>
@@ -1104,6 +1925,7 @@
     <w:p>
       <w:pPr>
         <w:rPr>
+          <w:rFonts w:hint="eastAsia"/>
           <w:b/>
           <w:bCs/>
         </w:rPr>
@@ -1117,6 +1939,11 @@
       </w:r>
     </w:p>
     <w:p>
+      <w:pPr>
+        <w:rPr>
+          <w:rFonts w:hint="eastAsia"/>
+        </w:rPr>
+      </w:pPr>
       <w:r>
         <w:t xml:space="preserve">请根据我的毕设项目，设计 MySQL </w:t>
       </w:r>
@@ -1129,18 +1956,39 @@
         <w:t xml:space="preserve"> SQL。</w:t>
       </w:r>
     </w:p>
-    <w:p/>
-    <w:p>
+    <w:p>
+      <w:pPr>
+        <w:rPr>
+          <w:rFonts w:hint="eastAsia"/>
+        </w:rPr>
+      </w:pPr>
+    </w:p>
+    <w:p>
+      <w:pPr>
+        <w:rPr>
+          <w:rFonts w:hint="eastAsia"/>
+        </w:rPr>
+      </w:pPr>
       <w:r>
         <w:t>先只设计两个核心表：</w:t>
       </w:r>
     </w:p>
     <w:p>
+      <w:pPr>
+        <w:rPr>
+          <w:rFonts w:hint="eastAsia"/>
+        </w:rPr>
+      </w:pPr>
       <w:r>
         <w:t>1. user 用户表</w:t>
       </w:r>
     </w:p>
     <w:p>
+      <w:pPr>
+        <w:rPr>
+          <w:rFonts w:hint="eastAsia"/>
+        </w:rPr>
+      </w:pPr>
       <w:r>
         <w:t xml:space="preserve">2. </w:t>
       </w:r>
@@ -1153,8 +2001,19 @@
         <w:t xml:space="preserve"> 情绪日记表</w:t>
       </w:r>
     </w:p>
-    <w:p/>
-    <w:p>
+    <w:p>
+      <w:pPr>
+        <w:rPr>
+          <w:rFonts w:hint="eastAsia"/>
+        </w:rPr>
+      </w:pPr>
+    </w:p>
+    <w:p>
+      <w:pPr>
+        <w:rPr>
+          <w:rFonts w:hint="eastAsia"/>
+        </w:rPr>
+      </w:pPr>
       <w:proofErr w:type="spellStart"/>
       <w:r>
         <w:t>emotion_diary</w:t>
@@ -1165,11 +2024,21 @@
       </w:r>
     </w:p>
     <w:p>
+      <w:pPr>
+        <w:rPr>
+          <w:rFonts w:hint="eastAsia"/>
+        </w:rPr>
+      </w:pPr>
       <w:r>
         <w:t>id</w:t>
       </w:r>
     </w:p>
     <w:p>
+      <w:pPr>
+        <w:rPr>
+          <w:rFonts w:hint="eastAsia"/>
+        </w:rPr>
+      </w:pPr>
       <w:proofErr w:type="spellStart"/>
       <w:r>
         <w:t>user_id</w:t>
@@ -1177,17 +2046,32 @@
       <w:proofErr w:type="spellEnd"/>
     </w:p>
     <w:p>
+      <w:pPr>
+        <w:rPr>
+          <w:rFonts w:hint="eastAsia"/>
+        </w:rPr>
+      </w:pPr>
       <w:r>
         <w:lastRenderedPageBreak/>
         <w:t>title</w:t>
       </w:r>
     </w:p>
     <w:p>
+      <w:pPr>
+        <w:rPr>
+          <w:rFonts w:hint="eastAsia"/>
+        </w:rPr>
+      </w:pPr>
       <w:r>
         <w:t>content</w:t>
       </w:r>
     </w:p>
     <w:p>
+      <w:pPr>
+        <w:rPr>
+          <w:rFonts w:hint="eastAsia"/>
+        </w:rPr>
+      </w:pPr>
       <w:proofErr w:type="spellStart"/>
       <w:r>
         <w:t>mood_tag</w:t>
@@ -1195,6 +2079,11 @@
       <w:proofErr w:type="spellEnd"/>
     </w:p>
     <w:p>
+      <w:pPr>
+        <w:rPr>
+          <w:rFonts w:hint="eastAsia"/>
+        </w:rPr>
+      </w:pPr>
       <w:proofErr w:type="spellStart"/>
       <w:r>
         <w:t>emotion_polarity</w:t>
@@ -1202,6 +2091,11 @@
       <w:proofErr w:type="spellEnd"/>
     </w:p>
     <w:p>
+      <w:pPr>
+        <w:rPr>
+          <w:rFonts w:hint="eastAsia"/>
+        </w:rPr>
+      </w:pPr>
       <w:proofErr w:type="spellStart"/>
       <w:r>
         <w:t>emotion_type</w:t>
@@ -1209,6 +2103,11 @@
       <w:proofErr w:type="spellEnd"/>
     </w:p>
     <w:p>
+      <w:pPr>
+        <w:rPr>
+          <w:rFonts w:hint="eastAsia"/>
+        </w:rPr>
+      </w:pPr>
       <w:proofErr w:type="spellStart"/>
       <w:r>
         <w:t>emotion_score</w:t>
@@ -1216,11 +2115,21 @@
       <w:proofErr w:type="spellEnd"/>
     </w:p>
     <w:p>
+      <w:pPr>
+        <w:rPr>
+          <w:rFonts w:hint="eastAsia"/>
+        </w:rPr>
+      </w:pPr>
       <w:r>
         <w:t>keywords</w:t>
       </w:r>
     </w:p>
     <w:p>
+      <w:pPr>
+        <w:rPr>
+          <w:rFonts w:hint="eastAsia"/>
+        </w:rPr>
+      </w:pPr>
       <w:proofErr w:type="spellStart"/>
       <w:r>
         <w:t>ai_summary</w:t>
@@ -1228,6 +2137,11 @@
       <w:proofErr w:type="spellEnd"/>
     </w:p>
     <w:p>
+      <w:pPr>
+        <w:rPr>
+          <w:rFonts w:hint="eastAsia"/>
+        </w:rPr>
+      </w:pPr>
       <w:proofErr w:type="spellStart"/>
       <w:r>
         <w:t>ai_suggestion</w:t>
@@ -1235,6 +2149,11 @@
       <w:proofErr w:type="spellEnd"/>
     </w:p>
     <w:p>
+      <w:pPr>
+        <w:rPr>
+          <w:rFonts w:hint="eastAsia"/>
+        </w:rPr>
+      </w:pPr>
       <w:proofErr w:type="spellStart"/>
       <w:r>
         <w:t>diary_date</w:t>
@@ -1242,6 +2161,11 @@
       <w:proofErr w:type="spellEnd"/>
     </w:p>
     <w:p>
+      <w:pPr>
+        <w:rPr>
+          <w:rFonts w:hint="eastAsia"/>
+        </w:rPr>
+      </w:pPr>
       <w:proofErr w:type="spellStart"/>
       <w:r>
         <w:t>create_time</w:t>
@@ -1249,49 +2173,100 @@
       <w:proofErr w:type="spellEnd"/>
     </w:p>
     <w:p>
+      <w:pPr>
+        <w:rPr>
+          <w:rFonts w:hint="eastAsia"/>
+        </w:rPr>
+      </w:pPr>
       <w:proofErr w:type="spellStart"/>
       <w:r>
         <w:t>update_time</w:t>
       </w:r>
       <w:proofErr w:type="spellEnd"/>
     </w:p>
-    <w:p/>
-    <w:p>
+    <w:p>
+      <w:pPr>
+        <w:rPr>
+          <w:rFonts w:hint="eastAsia"/>
+        </w:rPr>
+      </w:pPr>
+    </w:p>
+    <w:p>
+      <w:pPr>
+        <w:rPr>
+          <w:rFonts w:hint="eastAsia"/>
+        </w:rPr>
+      </w:pPr>
       <w:r>
         <w:t>要求：</w:t>
       </w:r>
     </w:p>
     <w:p>
+      <w:pPr>
+        <w:rPr>
+          <w:rFonts w:hint="eastAsia"/>
+        </w:rPr>
+      </w:pPr>
       <w:r>
         <w:t>1. 给出完整 CREATE TABLE SQL</w:t>
       </w:r>
     </w:p>
     <w:p>
+      <w:pPr>
+        <w:rPr>
+          <w:rFonts w:hint="eastAsia"/>
+        </w:rPr>
+      </w:pPr>
       <w:r>
         <w:t>2. 字段命名使用下划线</w:t>
       </w:r>
     </w:p>
     <w:p>
+      <w:pPr>
+        <w:rPr>
+          <w:rFonts w:hint="eastAsia"/>
+        </w:rPr>
+      </w:pPr>
       <w:r>
         <w:t>3. 主键自增</w:t>
       </w:r>
     </w:p>
     <w:p>
+      <w:pPr>
+        <w:rPr>
+          <w:rFonts w:hint="eastAsia"/>
+        </w:rPr>
+      </w:pPr>
       <w:r>
         <w:t>4. 时间字段使用 datetime</w:t>
       </w:r>
     </w:p>
     <w:p>
+      <w:pPr>
+        <w:rPr>
+          <w:rFonts w:hint="eastAsia"/>
+        </w:rPr>
+      </w:pPr>
       <w:r>
         <w:t>5. 给出几条测试数据</w:t>
       </w:r>
     </w:p>
     <w:p>
+      <w:pPr>
+        <w:rPr>
+          <w:rFonts w:hint="eastAsia"/>
+        </w:rPr>
+      </w:pPr>
       <w:r>
         <w:t>把 SQL 放到：</w:t>
       </w:r>
     </w:p>
     <w:p>
+      <w:pPr>
+        <w:rPr>
+          <w:rFonts w:hint="eastAsia"/>
+        </w:rPr>
+      </w:pPr>
       <w:r>
         <w:t>docs/</w:t>
       </w:r>
@@ -1310,15 +2285,21 @@
       <w:proofErr w:type="spellEnd"/>
     </w:p>
     <w:p>
+      <w:pPr>
+        <w:rPr>
+          <w:rFonts w:hint="eastAsia"/>
+        </w:rPr>
+      </w:pPr>
       <w:r>
         <w:pict w14:anchorId="5CE1F5A4">
-          <v:rect id="_x0000_i1267" style="width:0;height:1.5pt" o:hralign="center" o:hrstd="t" o:hr="t" fillcolor="#a0a0a0" stroked="f"/>
+          <v:rect id="_x0000_i1033" style="width:0;height:1.5pt" o:hralign="center" o:hrstd="t" o:hr="t" fillcolor="#a0a0a0" stroked="f"/>
         </w:pict>
       </w:r>
     </w:p>
     <w:p>
       <w:pPr>
         <w:rPr>
+          <w:rFonts w:hint="eastAsia"/>
           <w:b/>
           <w:bCs/>
         </w:rPr>
@@ -1332,12 +2313,28 @@
       </w:r>
     </w:p>
     <w:p>
+      <w:pPr>
+        <w:rPr>
+          <w:rFonts w:hint="eastAsia"/>
+        </w:rPr>
+      </w:pPr>
       <w:r>
         <w:t>请在 backend 中实现情绪日记模块的后端接口。</w:t>
       </w:r>
     </w:p>
-    <w:p/>
-    <w:p>
+    <w:p>
+      <w:pPr>
+        <w:rPr>
+          <w:rFonts w:hint="eastAsia"/>
+        </w:rPr>
+      </w:pPr>
+    </w:p>
+    <w:p>
+      <w:pPr>
+        <w:rPr>
+          <w:rFonts w:hint="eastAsia"/>
+        </w:rPr>
+      </w:pPr>
       <w:r>
         <w:t>技术</w:t>
       </w:r>
@@ -1351,6 +2348,11 @@
       </w:r>
     </w:p>
     <w:p>
+      <w:pPr>
+        <w:rPr>
+          <w:rFonts w:hint="eastAsia"/>
+        </w:rPr>
+      </w:pPr>
       <w:r>
         <w:t xml:space="preserve">Spring Boot + </w:t>
       </w:r>
@@ -1363,13 +2365,29 @@
         <w:t>-Plus + MySQL</w:t>
       </w:r>
     </w:p>
-    <w:p/>
-    <w:p>
+    <w:p>
+      <w:pPr>
+        <w:rPr>
+          <w:rFonts w:hint="eastAsia"/>
+        </w:rPr>
+      </w:pPr>
+    </w:p>
+    <w:p>
+      <w:pPr>
+        <w:rPr>
+          <w:rFonts w:hint="eastAsia"/>
+        </w:rPr>
+      </w:pPr>
       <w:r>
         <w:t>接口要求：</w:t>
       </w:r>
     </w:p>
     <w:p>
+      <w:pPr>
+        <w:rPr>
+          <w:rFonts w:hint="eastAsia"/>
+        </w:rPr>
+      </w:pPr>
       <w:r>
         <w:t>1. POST /</w:t>
       </w:r>
@@ -1383,6 +2401,11 @@
       </w:r>
     </w:p>
     <w:p>
+      <w:pPr>
+        <w:rPr>
+          <w:rFonts w:hint="eastAsia"/>
+        </w:rPr>
+      </w:pPr>
       <w:r>
         <w:t>2. GET /</w:t>
       </w:r>
@@ -1396,6 +2419,11 @@
       </w:r>
     </w:p>
     <w:p>
+      <w:pPr>
+        <w:rPr>
+          <w:rFonts w:hint="eastAsia"/>
+        </w:rPr>
+      </w:pPr>
       <w:r>
         <w:t>3. GET /</w:t>
       </w:r>
@@ -1409,6 +2437,11 @@
       </w:r>
     </w:p>
     <w:p>
+      <w:pPr>
+        <w:rPr>
+          <w:rFonts w:hint="eastAsia"/>
+        </w:rPr>
+      </w:pPr>
       <w:r>
         <w:t>4. PUT /</w:t>
       </w:r>
@@ -1422,6 +2455,11 @@
       </w:r>
     </w:p>
     <w:p>
+      <w:pPr>
+        <w:rPr>
+          <w:rFonts w:hint="eastAsia"/>
+        </w:rPr>
+      </w:pPr>
       <w:r>
         <w:t>5. DELETE /</w:t>
       </w:r>
@@ -1434,28 +2472,59 @@
         <w:t>/diary/{id} 删除日记</w:t>
       </w:r>
     </w:p>
-    <w:p/>
-    <w:p>
+    <w:p>
+      <w:pPr>
+        <w:rPr>
+          <w:rFonts w:hint="eastAsia"/>
+        </w:rPr>
+      </w:pPr>
+    </w:p>
+    <w:p>
+      <w:pPr>
+        <w:rPr>
+          <w:rFonts w:hint="eastAsia"/>
+        </w:rPr>
+      </w:pPr>
       <w:r>
         <w:t>要求：</w:t>
       </w:r>
     </w:p>
     <w:p>
+      <w:pPr>
+        <w:rPr>
+          <w:rFonts w:hint="eastAsia"/>
+        </w:rPr>
+      </w:pPr>
       <w:r>
         <w:t>1. 使用 Controller、Service、Mapper、Entity 分层</w:t>
       </w:r>
     </w:p>
     <w:p>
+      <w:pPr>
+        <w:rPr>
+          <w:rFonts w:hint="eastAsia"/>
+        </w:rPr>
+      </w:pPr>
       <w:r>
         <w:t>2. 返回统一 Result 对象</w:t>
       </w:r>
     </w:p>
     <w:p>
+      <w:pPr>
+        <w:rPr>
+          <w:rFonts w:hint="eastAsia"/>
+        </w:rPr>
+      </w:pPr>
       <w:r>
         <w:t>3. 暂时先不做 JWT</w:t>
       </w:r>
     </w:p>
     <w:p>
+      <w:pPr>
+        <w:rPr>
+          <w:rFonts w:hint="eastAsia"/>
+        </w:rPr>
+      </w:pPr>
       <w:r>
         <w:t xml:space="preserve">4. </w:t>
       </w:r>
@@ -1477,16 +2546,31 @@
       </w:r>
     </w:p>
     <w:p>
+      <w:pPr>
+        <w:rPr>
+          <w:rFonts w:hint="eastAsia"/>
+        </w:rPr>
+      </w:pPr>
       <w:r>
         <w:t>5. 代码简单清晰</w:t>
       </w:r>
     </w:p>
     <w:p>
+      <w:pPr>
+        <w:rPr>
+          <w:rFonts w:hint="eastAsia"/>
+        </w:rPr>
+      </w:pPr>
       <w:r>
         <w:t>6. 给出 Postman 测试示例</w:t>
       </w:r>
     </w:p>
     <w:p>
+      <w:pPr>
+        <w:rPr>
+          <w:rFonts w:hint="eastAsia"/>
+        </w:rPr>
+      </w:pPr>
       <w:r>
         <w:t>这一周的关键是：</w:t>
       </w:r>
@@ -1502,11 +2586,21 @@
       </w:r>
     </w:p>
     <w:p>
+      <w:pPr>
+        <w:rPr>
+          <w:rFonts w:hint="eastAsia"/>
+        </w:rPr>
+      </w:pPr>
       <w:r>
         <w:t>提交：</w:t>
       </w:r>
     </w:p>
     <w:p>
+      <w:pPr>
+        <w:rPr>
+          <w:rFonts w:hint="eastAsia"/>
+        </w:rPr>
+      </w:pPr>
       <w:r>
         <w:t xml:space="preserve">git </w:t>
       </w:r>
@@ -1517,25 +2611,41 @@
       <w:proofErr w:type="gramEnd"/>
     </w:p>
     <w:p>
+      <w:pPr>
+        <w:rPr>
+          <w:rFonts w:hint="eastAsia"/>
+        </w:rPr>
+      </w:pPr>
       <w:r>
         <w:t>git commit -m "完成情绪日记后端CRUD接口"</w:t>
       </w:r>
     </w:p>
     <w:p>
+      <w:pPr>
+        <w:rPr>
+          <w:rFonts w:hint="eastAsia"/>
+        </w:rPr>
+      </w:pPr>
       <w:r>
         <w:t>git push</w:t>
       </w:r>
     </w:p>
     <w:p>
+      <w:pPr>
+        <w:rPr>
+          <w:rFonts w:hint="eastAsia"/>
+        </w:rPr>
+      </w:pPr>
       <w:r>
         <w:pict w14:anchorId="6399795B">
-          <v:rect id="_x0000_i1268" style="width:0;height:1.5pt" o:hralign="center" o:hrstd="t" o:hr="t" fillcolor="#a0a0a0" stroked="f"/>
+          <v:rect id="_x0000_i1034" style="width:0;height:1.5pt" o:hralign="center" o:hrstd="t" o:hr="t" fillcolor="#a0a0a0" stroked="f"/>
         </w:pict>
       </w:r>
     </w:p>
     <w:p>
       <w:pPr>
         <w:rPr>
+          <w:rFonts w:hint="eastAsia"/>
           <w:b/>
           <w:bCs/>
         </w:rPr>
@@ -1549,11 +2659,21 @@
       </w:r>
     </w:p>
     <w:p>
+      <w:pPr>
+        <w:rPr>
+          <w:rFonts w:hint="eastAsia"/>
+        </w:rPr>
+      </w:pPr>
       <w:r>
         <w:t>目标：</w:t>
       </w:r>
     </w:p>
     <w:p>
+      <w:pPr>
+        <w:rPr>
+          <w:rFonts w:hint="eastAsia"/>
+        </w:rPr>
+      </w:pPr>
       <w:r>
         <w:t>前端能新增日记、显示日记列表。</w:t>
       </w:r>
@@ -1561,6 +2681,7 @@
     <w:p>
       <w:pPr>
         <w:rPr>
+          <w:rFonts w:hint="eastAsia"/>
           <w:b/>
           <w:bCs/>
         </w:rPr>
@@ -1574,17 +2695,38 @@
       </w:r>
     </w:p>
     <w:p>
+      <w:pPr>
+        <w:rPr>
+          <w:rFonts w:hint="eastAsia"/>
+        </w:rPr>
+      </w:pPr>
       <w:r>
         <w:t>请帮我在 frontend 中封装 Axios 请求。</w:t>
       </w:r>
     </w:p>
-    <w:p/>
-    <w:p>
+    <w:p>
+      <w:pPr>
+        <w:rPr>
+          <w:rFonts w:hint="eastAsia"/>
+        </w:rPr>
+      </w:pPr>
+    </w:p>
+    <w:p>
+      <w:pPr>
+        <w:rPr>
+          <w:rFonts w:hint="eastAsia"/>
+        </w:rPr>
+      </w:pPr>
       <w:r>
         <w:t>要求：</w:t>
       </w:r>
     </w:p>
     <w:p>
+      <w:pPr>
+        <w:rPr>
+          <w:rFonts w:hint="eastAsia"/>
+        </w:rPr>
+      </w:pPr>
       <w:r>
         <w:t xml:space="preserve">1. 创建 </w:t>
       </w:r>
@@ -1598,6 +2740,11 @@
       </w:r>
     </w:p>
     <w:p>
+      <w:pPr>
+        <w:rPr>
+          <w:rFonts w:hint="eastAsia"/>
+        </w:rPr>
+      </w:pPr>
       <w:r>
         <w:t xml:space="preserve">2. </w:t>
       </w:r>
@@ -1616,16 +2763,31 @@
       <w:proofErr w:type="spellEnd"/>
     </w:p>
     <w:p>
+      <w:pPr>
+        <w:rPr>
+          <w:rFonts w:hint="eastAsia"/>
+        </w:rPr>
+      </w:pPr>
       <w:r>
         <w:t>3. 设置 timeout 为 10000</w:t>
       </w:r>
     </w:p>
     <w:p>
+      <w:pPr>
+        <w:rPr>
+          <w:rFonts w:hint="eastAsia"/>
+        </w:rPr>
+      </w:pPr>
       <w:r>
         <w:t>4. 添加请求拦截器，后续可以自动携带 token</w:t>
       </w:r>
     </w:p>
     <w:p>
+      <w:pPr>
+        <w:rPr>
+          <w:rFonts w:hint="eastAsia"/>
+        </w:rPr>
+      </w:pPr>
       <w:r>
         <w:t xml:space="preserve">5. 添加响应拦截器，统一返回 </w:t>
       </w:r>
@@ -1636,6 +2798,11 @@
       <w:proofErr w:type="spellEnd"/>
     </w:p>
     <w:p>
+      <w:pPr>
+        <w:rPr>
+          <w:rFonts w:hint="eastAsia"/>
+        </w:rPr>
+      </w:pPr>
       <w:r>
         <w:t xml:space="preserve">6. 创建 </w:t>
       </w:r>
@@ -1657,11 +2824,21 @@
       </w:r>
     </w:p>
     <w:p>
+      <w:pPr>
+        <w:rPr>
+          <w:rFonts w:hint="eastAsia"/>
+        </w:rPr>
+      </w:pPr>
       <w:r>
         <w:t>7. diary.js 中封装：</w:t>
       </w:r>
     </w:p>
     <w:p>
+      <w:pPr>
+        <w:rPr>
+          <w:rFonts w:hint="eastAsia"/>
+        </w:rPr>
+      </w:pPr>
       <w:r>
         <w:t xml:space="preserve">   - </w:t>
       </w:r>
@@ -1675,6 +2852,11 @@
       </w:r>
     </w:p>
     <w:p>
+      <w:pPr>
+        <w:rPr>
+          <w:rFonts w:hint="eastAsia"/>
+        </w:rPr>
+      </w:pPr>
       <w:r>
         <w:t xml:space="preserve">   - </w:t>
       </w:r>
@@ -1688,6 +2870,11 @@
       </w:r>
     </w:p>
     <w:p>
+      <w:pPr>
+        <w:rPr>
+          <w:rFonts w:hint="eastAsia"/>
+        </w:rPr>
+      </w:pPr>
       <w:r>
         <w:t xml:space="preserve">   - </w:t>
       </w:r>
@@ -1701,6 +2888,11 @@
       </w:r>
     </w:p>
     <w:p>
+      <w:pPr>
+        <w:rPr>
+          <w:rFonts w:hint="eastAsia"/>
+        </w:rPr>
+      </w:pPr>
       <w:r>
         <w:t xml:space="preserve">   - </w:t>
       </w:r>
@@ -1719,6 +2911,11 @@
       </w:r>
     </w:p>
     <w:p>
+      <w:pPr>
+        <w:rPr>
+          <w:rFonts w:hint="eastAsia"/>
+        </w:rPr>
+      </w:pPr>
       <w:r>
         <w:t xml:space="preserve">   - </w:t>
       </w:r>
@@ -1731,27 +2928,49 @@
         <w:t>(id)</w:t>
       </w:r>
     </w:p>
-    <w:p/>
-    <w:p>
+    <w:p>
+      <w:pPr>
+        <w:rPr>
+          <w:rFonts w:hint="eastAsia"/>
+        </w:rPr>
+      </w:pPr>
+    </w:p>
+    <w:p>
+      <w:pPr>
+        <w:rPr>
+          <w:rFonts w:hint="eastAsia"/>
+        </w:rPr>
+      </w:pPr>
       <w:r>
         <w:t>要求：</w:t>
       </w:r>
     </w:p>
     <w:p>
+      <w:pPr>
+        <w:rPr>
+          <w:rFonts w:hint="eastAsia"/>
+        </w:rPr>
+      </w:pPr>
       <w:r>
         <w:t>不要改页面代码，只封装请求工具和 API 文件。</w:t>
       </w:r>
     </w:p>
     <w:p>
+      <w:pPr>
+        <w:rPr>
+          <w:rFonts w:hint="eastAsia"/>
+        </w:rPr>
+      </w:pPr>
       <w:r>
         <w:pict w14:anchorId="11D17DAA">
-          <v:rect id="_x0000_i1269" style="width:0;height:1.5pt" o:hralign="center" o:hrstd="t" o:hr="t" fillcolor="#a0a0a0" stroked="f"/>
+          <v:rect id="_x0000_i1035" style="width:0;height:1.5pt" o:hralign="center" o:hrstd="t" o:hr="t" fillcolor="#a0a0a0" stroked="f"/>
         </w:pict>
       </w:r>
     </w:p>
     <w:p>
       <w:pPr>
         <w:rPr>
+          <w:rFonts w:hint="eastAsia"/>
           <w:b/>
           <w:bCs/>
         </w:rPr>
@@ -1765,6 +2984,11 @@
       </w:r>
     </w:p>
     <w:p>
+      <w:pPr>
+        <w:rPr>
+          <w:rFonts w:hint="eastAsia"/>
+        </w:rPr>
+      </w:pPr>
       <w:proofErr w:type="gramStart"/>
       <w:r>
         <w:t>请修改</w:t>
@@ -1774,18 +2998,39 @@
         <w:t xml:space="preserve"> frontend 的情绪日记页面和历史记录页面。</w:t>
       </w:r>
     </w:p>
-    <w:p/>
-    <w:p>
+    <w:p>
+      <w:pPr>
+        <w:rPr>
+          <w:rFonts w:hint="eastAsia"/>
+        </w:rPr>
+      </w:pPr>
+    </w:p>
+    <w:p>
+      <w:pPr>
+        <w:rPr>
+          <w:rFonts w:hint="eastAsia"/>
+        </w:rPr>
+      </w:pPr>
       <w:r>
         <w:t>要求：</w:t>
       </w:r>
     </w:p>
     <w:p>
+      <w:pPr>
+        <w:rPr>
+          <w:rFonts w:hint="eastAsia"/>
+        </w:rPr>
+      </w:pPr>
       <w:r>
         <w:t>1. 情绪日记页面提供标题、内容、心情标签输入框</w:t>
       </w:r>
     </w:p>
     <w:p>
+      <w:pPr>
+        <w:rPr>
+          <w:rFonts w:hint="eastAsia"/>
+        </w:rPr>
+      </w:pPr>
       <w:r>
         <w:t xml:space="preserve">2. 点击提交后调用 </w:t>
       </w:r>
@@ -1799,11 +3044,21 @@
       </w:r>
     </w:p>
     <w:p>
+      <w:pPr>
+        <w:rPr>
+          <w:rFonts w:hint="eastAsia"/>
+        </w:rPr>
+      </w:pPr>
       <w:r>
         <w:t>3. 提交成功后提示“保存成功”</w:t>
       </w:r>
     </w:p>
     <w:p>
+      <w:pPr>
+        <w:rPr>
+          <w:rFonts w:hint="eastAsia"/>
+        </w:rPr>
+      </w:pPr>
       <w:r>
         <w:t xml:space="preserve">4. 历史记录页面调用 </w:t>
       </w:r>
@@ -1817,38 +3072,79 @@
       </w:r>
     </w:p>
     <w:p>
+      <w:pPr>
+        <w:rPr>
+          <w:rFonts w:hint="eastAsia"/>
+        </w:rPr>
+      </w:pPr>
       <w:r>
         <w:t>5. 使用 Element Plus 表格展示日记列表</w:t>
       </w:r>
     </w:p>
     <w:p>
+      <w:pPr>
+        <w:rPr>
+          <w:rFonts w:hint="eastAsia"/>
+        </w:rPr>
+      </w:pPr>
       <w:r>
         <w:lastRenderedPageBreak/>
         <w:t>6. 表格显示标题、心情标签、情绪类型、日期</w:t>
       </w:r>
     </w:p>
     <w:p>
+      <w:pPr>
+        <w:rPr>
+          <w:rFonts w:hint="eastAsia"/>
+        </w:rPr>
+      </w:pPr>
       <w:r>
         <w:t>7. 暂时不做复杂样式</w:t>
       </w:r>
     </w:p>
-    <w:p/>
-    <w:p>
+    <w:p>
+      <w:pPr>
+        <w:rPr>
+          <w:rFonts w:hint="eastAsia"/>
+        </w:rPr>
+      </w:pPr>
+    </w:p>
+    <w:p>
+      <w:pPr>
+        <w:rPr>
+          <w:rFonts w:hint="eastAsia"/>
+        </w:rPr>
+      </w:pPr>
       <w:r>
         <w:t>完成标准：</w:t>
       </w:r>
     </w:p>
     <w:p>
+      <w:pPr>
+        <w:rPr>
+          <w:rFonts w:hint="eastAsia"/>
+        </w:rPr>
+      </w:pPr>
       <w:r>
         <w:t>我在前端新增一篇日记后，历史记录页面能显示出来。</w:t>
       </w:r>
     </w:p>
     <w:p>
+      <w:pPr>
+        <w:rPr>
+          <w:rFonts w:hint="eastAsia"/>
+        </w:rPr>
+      </w:pPr>
       <w:r>
         <w:t>提交：</w:t>
       </w:r>
     </w:p>
     <w:p>
+      <w:pPr>
+        <w:rPr>
+          <w:rFonts w:hint="eastAsia"/>
+        </w:rPr>
+      </w:pPr>
       <w:r>
         <w:t xml:space="preserve">git </w:t>
       </w:r>
@@ -1859,25 +3155,41 @@
       <w:proofErr w:type="gramEnd"/>
     </w:p>
     <w:p>
+      <w:pPr>
+        <w:rPr>
+          <w:rFonts w:hint="eastAsia"/>
+        </w:rPr>
+      </w:pPr>
       <w:r>
         <w:t>git commit -m "完成前端日记模块接口对接"</w:t>
       </w:r>
     </w:p>
     <w:p>
+      <w:pPr>
+        <w:rPr>
+          <w:rFonts w:hint="eastAsia"/>
+        </w:rPr>
+      </w:pPr>
       <w:r>
         <w:t>git push</w:t>
       </w:r>
     </w:p>
     <w:p>
+      <w:pPr>
+        <w:rPr>
+          <w:rFonts w:hint="eastAsia"/>
+        </w:rPr>
+      </w:pPr>
       <w:r>
         <w:pict w14:anchorId="2CCEA1ED">
-          <v:rect id="_x0000_i1270" style="width:0;height:1.5pt" o:hralign="center" o:hrstd="t" o:hr="t" fillcolor="#a0a0a0" stroked="f"/>
+          <v:rect id="_x0000_i1036" style="width:0;height:1.5pt" o:hralign="center" o:hrstd="t" o:hr="t" fillcolor="#a0a0a0" stroked="f"/>
         </w:pict>
       </w:r>
     </w:p>
     <w:p>
       <w:pPr>
         <w:rPr>
+          <w:rFonts w:hint="eastAsia"/>
           <w:b/>
           <w:bCs/>
         </w:rPr>
@@ -1891,11 +3203,21 @@
       </w:r>
     </w:p>
     <w:p>
+      <w:pPr>
+        <w:rPr>
+          <w:rFonts w:hint="eastAsia"/>
+        </w:rPr>
+      </w:pPr>
       <w:r>
         <w:t>目标：</w:t>
       </w:r>
     </w:p>
     <w:p>
+      <w:pPr>
+        <w:rPr>
+          <w:rFonts w:hint="eastAsia"/>
+        </w:rPr>
+      </w:pPr>
       <w:r>
         <w:t>用户登录后才能访问系统。</w:t>
       </w:r>
@@ -1903,6 +3225,7 @@
     <w:p>
       <w:pPr>
         <w:rPr>
+          <w:rFonts w:hint="eastAsia"/>
           <w:b/>
           <w:bCs/>
         </w:rPr>
@@ -1916,17 +3239,38 @@
       </w:r>
     </w:p>
     <w:p>
+      <w:pPr>
+        <w:rPr>
+          <w:rFonts w:hint="eastAsia"/>
+        </w:rPr>
+      </w:pPr>
       <w:r>
         <w:t>请为项目实现用户注册登录和 JWT 认证。</w:t>
       </w:r>
     </w:p>
-    <w:p/>
-    <w:p>
+    <w:p>
+      <w:pPr>
+        <w:rPr>
+          <w:rFonts w:hint="eastAsia"/>
+        </w:rPr>
+      </w:pPr>
+    </w:p>
+    <w:p>
+      <w:pPr>
+        <w:rPr>
+          <w:rFonts w:hint="eastAsia"/>
+        </w:rPr>
+      </w:pPr>
       <w:r>
         <w:t>后端要求：</w:t>
       </w:r>
     </w:p>
     <w:p>
+      <w:pPr>
+        <w:rPr>
+          <w:rFonts w:hint="eastAsia"/>
+        </w:rPr>
+      </w:pPr>
       <w:r>
         <w:t>1. POST /</w:t>
       </w:r>
@@ -1940,6 +3284,11 @@
       </w:r>
     </w:p>
     <w:p>
+      <w:pPr>
+        <w:rPr>
+          <w:rFonts w:hint="eastAsia"/>
+        </w:rPr>
+      </w:pPr>
       <w:r>
         <w:t>2. POST /</w:t>
       </w:r>
@@ -1953,11 +3302,21 @@
       </w:r>
     </w:p>
     <w:p>
+      <w:pPr>
+        <w:rPr>
+          <w:rFonts w:hint="eastAsia"/>
+        </w:rPr>
+      </w:pPr>
       <w:r>
         <w:t>3. 登录成功返回 token</w:t>
       </w:r>
     </w:p>
     <w:p>
+      <w:pPr>
+        <w:rPr>
+          <w:rFonts w:hint="eastAsia"/>
+        </w:rPr>
+      </w:pPr>
       <w:r>
         <w:t xml:space="preserve">4. 使用 JWT 保存 </w:t>
       </w:r>
@@ -1971,11 +3330,21 @@
       </w:r>
     </w:p>
     <w:p>
+      <w:pPr>
+        <w:rPr>
+          <w:rFonts w:hint="eastAsia"/>
+        </w:rPr>
+      </w:pPr>
       <w:r>
         <w:t>5. 新增拦截器，除登录注册外，其余接口需要携带 token</w:t>
       </w:r>
     </w:p>
     <w:p>
+      <w:pPr>
+        <w:rPr>
+          <w:rFonts w:hint="eastAsia"/>
+        </w:rPr>
+      </w:pPr>
       <w:r>
         <w:t xml:space="preserve">6. 情绪日记接口根据 token 中的 </w:t>
       </w:r>
@@ -1989,6 +3358,11 @@
       </w:r>
     </w:p>
     <w:p>
+      <w:pPr>
+        <w:rPr>
+          <w:rFonts w:hint="eastAsia"/>
+        </w:rPr>
+      </w:pPr>
       <w:r>
         <w:t xml:space="preserve">7. 密码不要明文存储，至少使用 </w:t>
       </w:r>
@@ -1998,18 +3372,39 @@
       </w:r>
       <w:proofErr w:type="spellEnd"/>
     </w:p>
-    <w:p/>
-    <w:p>
+    <w:p>
+      <w:pPr>
+        <w:rPr>
+          <w:rFonts w:hint="eastAsia"/>
+        </w:rPr>
+      </w:pPr>
+    </w:p>
+    <w:p>
+      <w:pPr>
+        <w:rPr>
+          <w:rFonts w:hint="eastAsia"/>
+        </w:rPr>
+      </w:pPr>
       <w:r>
         <w:t>前端要求：</w:t>
       </w:r>
     </w:p>
     <w:p>
+      <w:pPr>
+        <w:rPr>
+          <w:rFonts w:hint="eastAsia"/>
+        </w:rPr>
+      </w:pPr>
       <w:r>
         <w:t>1. 登录页面调用 login 接口</w:t>
       </w:r>
     </w:p>
     <w:p>
+      <w:pPr>
+        <w:rPr>
+          <w:rFonts w:hint="eastAsia"/>
+        </w:rPr>
+      </w:pPr>
       <w:r>
         <w:lastRenderedPageBreak/>
         <w:t xml:space="preserve">2. 登录成功后保存 token 到 </w:t>
@@ -2021,32 +3416,68 @@
       <w:proofErr w:type="spellEnd"/>
     </w:p>
     <w:p>
+      <w:pPr>
+        <w:rPr>
+          <w:rFonts w:hint="eastAsia"/>
+        </w:rPr>
+      </w:pPr>
       <w:r>
         <w:t>3. Axios 请求拦截器自动携带 token</w:t>
       </w:r>
     </w:p>
     <w:p>
+      <w:pPr>
+        <w:rPr>
+          <w:rFonts w:hint="eastAsia"/>
+        </w:rPr>
+      </w:pPr>
       <w:r>
         <w:t>4. 未登录访问系统页面跳转到 /login</w:t>
       </w:r>
     </w:p>
     <w:p>
+      <w:pPr>
+        <w:rPr>
+          <w:rFonts w:hint="eastAsia"/>
+        </w:rPr>
+      </w:pPr>
       <w:r>
         <w:t>5. 注册页面调用 register 接口</w:t>
       </w:r>
     </w:p>
-    <w:p/>
-    <w:p>
+    <w:p>
+      <w:pPr>
+        <w:rPr>
+          <w:rFonts w:hint="eastAsia"/>
+        </w:rPr>
+      </w:pPr>
+    </w:p>
+    <w:p>
+      <w:pPr>
+        <w:rPr>
+          <w:rFonts w:hint="eastAsia"/>
+        </w:rPr>
+      </w:pPr>
       <w:r>
         <w:t>完成标准：</w:t>
       </w:r>
     </w:p>
     <w:p>
+      <w:pPr>
+        <w:rPr>
+          <w:rFonts w:hint="eastAsia"/>
+        </w:rPr>
+      </w:pPr>
       <w:r>
         <w:t>不同用户登录后，只能看到自己的日记。</w:t>
       </w:r>
     </w:p>
     <w:p>
+      <w:pPr>
+        <w:rPr>
+          <w:rFonts w:hint="eastAsia"/>
+        </w:rPr>
+      </w:pPr>
       <w:r>
         <w:t>这一块容易报错，别慌。</w:t>
       </w:r>
@@ -2056,6 +3487,11 @@
       </w:r>
     </w:p>
     <w:p>
+      <w:pPr>
+        <w:rPr>
+          <w:rFonts w:hint="eastAsia"/>
+        </w:rPr>
+      </w:pPr>
       <w:proofErr w:type="gramStart"/>
       <w:r>
         <w:t>我运行</w:t>
@@ -2066,41 +3502,81 @@
       </w:r>
     </w:p>
     <w:p>
+      <w:pPr>
+        <w:rPr>
+          <w:rFonts w:hint="eastAsia"/>
+        </w:rPr>
+      </w:pPr>
       <w:r>
         <w:t>报错如下：</w:t>
       </w:r>
     </w:p>
     <w:p>
+      <w:pPr>
+        <w:rPr>
+          <w:rFonts w:hint="eastAsia"/>
+        </w:rPr>
+      </w:pPr>
       <w:r>
         <w:t>……</w:t>
       </w:r>
     </w:p>
     <w:p>
+      <w:pPr>
+        <w:rPr>
+          <w:rFonts w:hint="eastAsia"/>
+        </w:rPr>
+      </w:pPr>
       <w:r>
         <w:t>相关代码：</w:t>
       </w:r>
     </w:p>
     <w:p>
+      <w:pPr>
+        <w:rPr>
+          <w:rFonts w:hint="eastAsia"/>
+        </w:rPr>
+      </w:pPr>
       <w:r>
         <w:t>……</w:t>
       </w:r>
     </w:p>
     <w:p>
+      <w:pPr>
+        <w:rPr>
+          <w:rFonts w:hint="eastAsia"/>
+        </w:rPr>
+      </w:pPr>
       <w:r>
         <w:t>要求：</w:t>
       </w:r>
     </w:p>
     <w:p>
+      <w:pPr>
+        <w:rPr>
+          <w:rFonts w:hint="eastAsia"/>
+        </w:rPr>
+      </w:pPr>
       <w:r>
         <w:t>只修改必要文件，不要重构整个项目。</w:t>
       </w:r>
     </w:p>
     <w:p>
+      <w:pPr>
+        <w:rPr>
+          <w:rFonts w:hint="eastAsia"/>
+        </w:rPr>
+      </w:pPr>
       <w:r>
         <w:t>提交：</w:t>
       </w:r>
     </w:p>
     <w:p>
+      <w:pPr>
+        <w:rPr>
+          <w:rFonts w:hint="eastAsia"/>
+        </w:rPr>
+      </w:pPr>
       <w:r>
         <w:t xml:space="preserve">git </w:t>
       </w:r>
@@ -2111,25 +3587,41 @@
       <w:proofErr w:type="gramEnd"/>
     </w:p>
     <w:p>
+      <w:pPr>
+        <w:rPr>
+          <w:rFonts w:hint="eastAsia"/>
+        </w:rPr>
+      </w:pPr>
       <w:r>
         <w:t>git commit -m "完成用户登录注册和JWT认证"</w:t>
       </w:r>
     </w:p>
     <w:p>
+      <w:pPr>
+        <w:rPr>
+          <w:rFonts w:hint="eastAsia"/>
+        </w:rPr>
+      </w:pPr>
       <w:r>
         <w:t>git push</w:t>
       </w:r>
     </w:p>
     <w:p>
+      <w:pPr>
+        <w:rPr>
+          <w:rFonts w:hint="eastAsia"/>
+        </w:rPr>
+      </w:pPr>
       <w:r>
         <w:pict w14:anchorId="0E26B94C">
-          <v:rect id="_x0000_i1271" style="width:0;height:1.5pt" o:hralign="center" o:hrstd="t" o:hr="t" fillcolor="#a0a0a0" stroked="f"/>
+          <v:rect id="_x0000_i1037" style="width:0;height:1.5pt" o:hralign="center" o:hrstd="t" o:hr="t" fillcolor="#a0a0a0" stroked="f"/>
         </w:pict>
       </w:r>
     </w:p>
     <w:p>
       <w:pPr>
         <w:rPr>
+          <w:rFonts w:hint="eastAsia"/>
           <w:b/>
           <w:bCs/>
         </w:rPr>
@@ -2143,16 +3635,31 @@
       </w:r>
     </w:p>
     <w:p>
+      <w:pPr>
+        <w:rPr>
+          <w:rFonts w:hint="eastAsia"/>
+        </w:rPr>
+      </w:pPr>
       <w:r>
         <w:t>目标：</w:t>
       </w:r>
     </w:p>
     <w:p>
+      <w:pPr>
+        <w:rPr>
+          <w:rFonts w:hint="eastAsia"/>
+        </w:rPr>
+      </w:pPr>
       <w:r>
         <w:t>用户提交日记后，系统自动分析情绪。</w:t>
       </w:r>
     </w:p>
     <w:p>
+      <w:pPr>
+        <w:rPr>
+          <w:rFonts w:hint="eastAsia"/>
+        </w:rPr>
+      </w:pPr>
       <w:r>
         <w:t>第一版别搞 BERT，先</w:t>
       </w:r>
@@ -2168,6 +3675,7 @@
     <w:p>
       <w:pPr>
         <w:rPr>
+          <w:rFonts w:hint="eastAsia"/>
           <w:b/>
           <w:bCs/>
         </w:rPr>
@@ -2181,17 +3689,38 @@
       </w:r>
     </w:p>
     <w:p>
+      <w:pPr>
+        <w:rPr>
+          <w:rFonts w:hint="eastAsia"/>
+        </w:rPr>
+      </w:pPr>
       <w:r>
         <w:t>请为 backend 实现一个简单的 NLP 情绪分析模块。</w:t>
       </w:r>
     </w:p>
-    <w:p/>
-    <w:p>
+    <w:p>
+      <w:pPr>
+        <w:rPr>
+          <w:rFonts w:hint="eastAsia"/>
+        </w:rPr>
+      </w:pPr>
+    </w:p>
+    <w:p>
+      <w:pPr>
+        <w:rPr>
+          <w:rFonts w:hint="eastAsia"/>
+        </w:rPr>
+      </w:pPr>
       <w:r>
         <w:t>要求：</w:t>
       </w:r>
     </w:p>
     <w:p>
+      <w:pPr>
+        <w:rPr>
+          <w:rFonts w:hint="eastAsia"/>
+        </w:rPr>
+      </w:pPr>
       <w:r>
         <w:t xml:space="preserve">1. 创建 </w:t>
       </w:r>
@@ -2202,16 +3731,31 @@
       <w:proofErr w:type="spellEnd"/>
     </w:p>
     <w:p>
+      <w:pPr>
+        <w:rPr>
+          <w:rFonts w:hint="eastAsia"/>
+        </w:rPr>
+      </w:pPr>
       <w:r>
         <w:t>2. 输入一段日记文本</w:t>
       </w:r>
     </w:p>
     <w:p>
+      <w:pPr>
+        <w:rPr>
+          <w:rFonts w:hint="eastAsia"/>
+        </w:rPr>
+      </w:pPr>
       <w:r>
         <w:t>3. 输出：</w:t>
       </w:r>
     </w:p>
     <w:p>
+      <w:pPr>
+        <w:rPr>
+          <w:rFonts w:hint="eastAsia"/>
+        </w:rPr>
+      </w:pPr>
       <w:r>
         <w:t xml:space="preserve">   - </w:t>
       </w:r>
@@ -2225,6 +3769,11 @@
       </w:r>
     </w:p>
     <w:p>
+      <w:pPr>
+        <w:rPr>
+          <w:rFonts w:hint="eastAsia"/>
+        </w:rPr>
+      </w:pPr>
       <w:r>
         <w:t xml:space="preserve">   - </w:t>
       </w:r>
@@ -2238,6 +3787,11 @@
       </w:r>
     </w:p>
     <w:p>
+      <w:pPr>
+        <w:rPr>
+          <w:rFonts w:hint="eastAsia"/>
+        </w:rPr>
+      </w:pPr>
       <w:r>
         <w:t xml:space="preserve">   - </w:t>
       </w:r>
@@ -2251,11 +3805,21 @@
       </w:r>
     </w:p>
     <w:p>
+      <w:pPr>
+        <w:rPr>
+          <w:rFonts w:hint="eastAsia"/>
+        </w:rPr>
+      </w:pPr>
       <w:r>
         <w:t xml:space="preserve">   - keywords：关键词字符串</w:t>
       </w:r>
     </w:p>
     <w:p>
+      <w:pPr>
+        <w:rPr>
+          <w:rFonts w:hint="eastAsia"/>
+        </w:rPr>
+      </w:pPr>
       <w:r>
         <w:t xml:space="preserve">   - </w:t>
       </w:r>
@@ -2268,28 +3832,59 @@
         <w:t>：简短分析说明</w:t>
       </w:r>
     </w:p>
-    <w:p/>
-    <w:p>
+    <w:p>
+      <w:pPr>
+        <w:rPr>
+          <w:rFonts w:hint="eastAsia"/>
+        </w:rPr>
+      </w:pPr>
+    </w:p>
+    <w:p>
+      <w:pPr>
+        <w:rPr>
+          <w:rFonts w:hint="eastAsia"/>
+        </w:rPr>
+      </w:pPr>
       <w:r>
         <w:t>实现方式：</w:t>
       </w:r>
     </w:p>
     <w:p>
+      <w:pPr>
+        <w:rPr>
+          <w:rFonts w:hint="eastAsia"/>
+        </w:rPr>
+      </w:pPr>
       <w:r>
         <w:t>1. 先使用情绪词典 + 规则判断</w:t>
       </w:r>
     </w:p>
     <w:p>
+      <w:pPr>
+        <w:rPr>
+          <w:rFonts w:hint="eastAsia"/>
+        </w:rPr>
+      </w:pPr>
       <w:r>
         <w:t>2. 积极词包括：开心、高兴、顺利、轻松、满意、期待</w:t>
       </w:r>
     </w:p>
     <w:p>
+      <w:pPr>
+        <w:rPr>
+          <w:rFonts w:hint="eastAsia"/>
+        </w:rPr>
+      </w:pPr>
       <w:r>
         <w:t>3. 消极词包括：焦虑、难受、压力、烦、崩溃、担心、疲惫、失眠</w:t>
       </w:r>
     </w:p>
     <w:p>
+      <w:pPr>
+        <w:rPr>
+          <w:rFonts w:hint="eastAsia"/>
+        </w:rPr>
+      </w:pPr>
       <w:r>
         <w:t>4. 根据命中词数量和程度</w:t>
       </w:r>
@@ -2303,17 +3898,38 @@
       </w:r>
     </w:p>
     <w:p>
+      <w:pPr>
+        <w:rPr>
+          <w:rFonts w:hint="eastAsia"/>
+        </w:rPr>
+      </w:pPr>
       <w:r>
         <w:t>5. 关键词可以先用简单分词规则或关键词匹配</w:t>
       </w:r>
     </w:p>
-    <w:p/>
-    <w:p>
+    <w:p>
+      <w:pPr>
+        <w:rPr>
+          <w:rFonts w:hint="eastAsia"/>
+        </w:rPr>
+      </w:pPr>
+    </w:p>
+    <w:p>
+      <w:pPr>
+        <w:rPr>
+          <w:rFonts w:hint="eastAsia"/>
+        </w:rPr>
+      </w:pPr>
       <w:r>
         <w:t>集成要求：</w:t>
       </w:r>
     </w:p>
     <w:p>
+      <w:pPr>
+        <w:rPr>
+          <w:rFonts w:hint="eastAsia"/>
+        </w:rPr>
+      </w:pPr>
       <w:r>
         <w:t>用户新增日记 POST /</w:t>
       </w:r>
@@ -2334,18 +3950,39 @@
         <w:t xml:space="preserve"> 表。</w:t>
       </w:r>
     </w:p>
-    <w:p/>
-    <w:p>
+    <w:p>
+      <w:pPr>
+        <w:rPr>
+          <w:rFonts w:hint="eastAsia"/>
+        </w:rPr>
+      </w:pPr>
+    </w:p>
+    <w:p>
+      <w:pPr>
+        <w:rPr>
+          <w:rFonts w:hint="eastAsia"/>
+        </w:rPr>
+      </w:pPr>
       <w:r>
         <w:t>完成标准：</w:t>
       </w:r>
     </w:p>
     <w:p>
+      <w:pPr>
+        <w:rPr>
+          <w:rFonts w:hint="eastAsia"/>
+        </w:rPr>
+      </w:pPr>
       <w:r>
         <w:t>输入“今天复习效率很低，感觉很焦虑，担心考试考不好”，保存后能看到：</w:t>
       </w:r>
     </w:p>
     <w:p>
+      <w:pPr>
+        <w:rPr>
+          <w:rFonts w:hint="eastAsia"/>
+        </w:rPr>
+      </w:pPr>
       <w:proofErr w:type="spellStart"/>
       <w:r>
         <w:t>emotionType</w:t>
@@ -2356,6 +3993,11 @@
       </w:r>
     </w:p>
     <w:p>
+      <w:pPr>
+        <w:rPr>
+          <w:rFonts w:hint="eastAsia"/>
+        </w:rPr>
+      </w:pPr>
       <w:proofErr w:type="spellStart"/>
       <w:r>
         <w:t>emotionPolarity</w:t>
@@ -2366,6 +4008,11 @@
       </w:r>
     </w:p>
     <w:p>
+      <w:pPr>
+        <w:rPr>
+          <w:rFonts w:hint="eastAsia"/>
+        </w:rPr>
+      </w:pPr>
       <w:proofErr w:type="spellStart"/>
       <w:r>
         <w:t>emotionScore</w:t>
@@ -2376,22 +4023,42 @@
       </w:r>
     </w:p>
     <w:p>
+      <w:pPr>
+        <w:rPr>
+          <w:rFonts w:hint="eastAsia"/>
+        </w:rPr>
+      </w:pPr>
       <w:r>
         <w:lastRenderedPageBreak/>
         <w:t>keywords 包含 焦虑、考试</w:t>
       </w:r>
     </w:p>
     <w:p>
+      <w:pPr>
+        <w:rPr>
+          <w:rFonts w:hint="eastAsia"/>
+        </w:rPr>
+      </w:pPr>
       <w:r>
         <w:t>这一步做完，你论文里的 NLP 模块就有东西写了。</w:t>
       </w:r>
     </w:p>
     <w:p>
+      <w:pPr>
+        <w:rPr>
+          <w:rFonts w:hint="eastAsia"/>
+        </w:rPr>
+      </w:pPr>
       <w:r>
         <w:t>提交：</w:t>
       </w:r>
     </w:p>
     <w:p>
+      <w:pPr>
+        <w:rPr>
+          <w:rFonts w:hint="eastAsia"/>
+        </w:rPr>
+      </w:pPr>
       <w:r>
         <w:t xml:space="preserve">git </w:t>
       </w:r>
@@ -2402,25 +4069,41 @@
       <w:proofErr w:type="gramEnd"/>
     </w:p>
     <w:p>
+      <w:pPr>
+        <w:rPr>
+          <w:rFonts w:hint="eastAsia"/>
+        </w:rPr>
+      </w:pPr>
       <w:r>
         <w:t>git commit -m "完成基础NLP情绪分析模块"</w:t>
       </w:r>
     </w:p>
     <w:p>
+      <w:pPr>
+        <w:rPr>
+          <w:rFonts w:hint="eastAsia"/>
+        </w:rPr>
+      </w:pPr>
       <w:r>
         <w:t>git push</w:t>
       </w:r>
     </w:p>
     <w:p>
+      <w:pPr>
+        <w:rPr>
+          <w:rFonts w:hint="eastAsia"/>
+        </w:rPr>
+      </w:pPr>
       <w:r>
         <w:pict w14:anchorId="7E9F54EC">
-          <v:rect id="_x0000_i1272" style="width:0;height:1.5pt" o:hralign="center" o:hrstd="t" o:hr="t" fillcolor="#a0a0a0" stroked="f"/>
+          <v:rect id="_x0000_i1038" style="width:0;height:1.5pt" o:hralign="center" o:hrstd="t" o:hr="t" fillcolor="#a0a0a0" stroked="f"/>
         </w:pict>
       </w:r>
     </w:p>
     <w:p>
       <w:pPr>
         <w:rPr>
+          <w:rFonts w:hint="eastAsia"/>
           <w:b/>
           <w:bCs/>
         </w:rPr>
@@ -2434,16 +4117,31 @@
       </w:r>
     </w:p>
     <w:p>
+      <w:pPr>
+        <w:rPr>
+          <w:rFonts w:hint="eastAsia"/>
+        </w:rPr>
+      </w:pPr>
       <w:r>
         <w:t>目标：</w:t>
       </w:r>
     </w:p>
     <w:p>
+      <w:pPr>
+        <w:rPr>
+          <w:rFonts w:hint="eastAsia"/>
+        </w:rPr>
+      </w:pPr>
       <w:r>
         <w:t>系统能生成 AI 情绪建议和 AI 陪伴回复。</w:t>
       </w:r>
     </w:p>
     <w:p>
+      <w:pPr>
+        <w:rPr>
+          <w:rFonts w:hint="eastAsia"/>
+        </w:rPr>
+      </w:pPr>
       <w:r>
         <w:t>注意：</w:t>
       </w:r>
@@ -2456,11 +4154,21 @@
       </w:r>
     </w:p>
     <w:p>
+      <w:pPr>
+        <w:rPr>
+          <w:rFonts w:hint="eastAsia"/>
+        </w:rPr>
+      </w:pPr>
       <w:r>
         <w:t>让 Codex 创建：</w:t>
       </w:r>
     </w:p>
     <w:p>
+      <w:pPr>
+        <w:rPr>
+          <w:rFonts w:hint="eastAsia"/>
+        </w:rPr>
+      </w:pPr>
       <w:proofErr w:type="gramStart"/>
       <w:r>
         <w:t>.</w:t>
@@ -2476,11 +4184,21 @@
       <w:proofErr w:type="spellEnd"/>
     </w:p>
     <w:p>
+      <w:pPr>
+        <w:rPr>
+          <w:rFonts w:hint="eastAsia"/>
+        </w:rPr>
+      </w:pPr>
       <w:r>
         <w:t>里面写：</w:t>
       </w:r>
     </w:p>
     <w:p>
+      <w:pPr>
+        <w:rPr>
+          <w:rFonts w:hint="eastAsia"/>
+        </w:rPr>
+      </w:pPr>
       <w:r>
         <w:t>LLM_API_KEY=</w:t>
       </w:r>
@@ -2491,11 +4209,21 @@
       <w:proofErr w:type="spellEnd"/>
     </w:p>
     <w:p>
+      <w:pPr>
+        <w:rPr>
+          <w:rFonts w:hint="eastAsia"/>
+        </w:rPr>
+      </w:pPr>
       <w:r>
         <w:t>LLM_BASE_URL=https://api.example.com</w:t>
       </w:r>
     </w:p>
     <w:p>
+      <w:pPr>
+        <w:rPr>
+          <w:rFonts w:hint="eastAsia"/>
+        </w:rPr>
+      </w:pPr>
       <w:r>
         <w:t>LLM_MODEL=</w:t>
       </w:r>
@@ -2508,6 +4236,7 @@
     <w:p>
       <w:pPr>
         <w:rPr>
+          <w:rFonts w:hint="eastAsia"/>
           <w:b/>
           <w:bCs/>
         </w:rPr>
@@ -2521,17 +4250,38 @@
       </w:r>
     </w:p>
     <w:p>
+      <w:pPr>
+        <w:rPr>
+          <w:rFonts w:hint="eastAsia"/>
+        </w:rPr>
+      </w:pPr>
       <w:r>
         <w:t>请为 backend 实现大语言模型 API 调用模块。</w:t>
       </w:r>
     </w:p>
-    <w:p/>
-    <w:p>
+    <w:p>
+      <w:pPr>
+        <w:rPr>
+          <w:rFonts w:hint="eastAsia"/>
+        </w:rPr>
+      </w:pPr>
+    </w:p>
+    <w:p>
+      <w:pPr>
+        <w:rPr>
+          <w:rFonts w:hint="eastAsia"/>
+        </w:rPr>
+      </w:pPr>
       <w:r>
         <w:t>要求：</w:t>
       </w:r>
     </w:p>
     <w:p>
+      <w:pPr>
+        <w:rPr>
+          <w:rFonts w:hint="eastAsia"/>
+        </w:rPr>
+      </w:pPr>
       <w:r>
         <w:t xml:space="preserve">1. 创建 </w:t>
       </w:r>
@@ -2542,11 +4292,21 @@
       <w:proofErr w:type="spellEnd"/>
     </w:p>
     <w:p>
+      <w:pPr>
+        <w:rPr>
+          <w:rFonts w:hint="eastAsia"/>
+        </w:rPr>
+      </w:pPr>
       <w:r>
         <w:t>2. API Key 从环境变量读取，不要写死在代码里</w:t>
       </w:r>
     </w:p>
     <w:p>
+      <w:pPr>
+        <w:rPr>
+          <w:rFonts w:hint="eastAsia"/>
+        </w:rPr>
+      </w:pPr>
       <w:r>
         <w:t>3. 创建 POST /</w:t>
       </w:r>
@@ -2560,11 +4320,21 @@
       </w:r>
     </w:p>
     <w:p>
+      <w:pPr>
+        <w:rPr>
+          <w:rFonts w:hint="eastAsia"/>
+        </w:rPr>
+      </w:pPr>
       <w:r>
         <w:t>4. 根据日记内容、情绪类型、情绪强度、关键词生成情绪建议</w:t>
       </w:r>
     </w:p>
     <w:p>
+      <w:pPr>
+        <w:rPr>
+          <w:rFonts w:hint="eastAsia"/>
+        </w:rPr>
+      </w:pPr>
       <w:r>
         <w:t>5. 创建 POST /</w:t>
       </w:r>
@@ -2578,48 +4348,99 @@
       </w:r>
     </w:p>
     <w:p>
+      <w:pPr>
+        <w:rPr>
+          <w:rFonts w:hint="eastAsia"/>
+        </w:rPr>
+      </w:pPr>
       <w:r>
         <w:t>6. Prompt 要明确：</w:t>
       </w:r>
     </w:p>
     <w:p>
+      <w:pPr>
+        <w:rPr>
+          <w:rFonts w:hint="eastAsia"/>
+        </w:rPr>
+      </w:pPr>
       <w:r>
         <w:lastRenderedPageBreak/>
         <w:t xml:space="preserve">   - 不做医学诊断</w:t>
       </w:r>
     </w:p>
     <w:p>
+      <w:pPr>
+        <w:rPr>
+          <w:rFonts w:hint="eastAsia"/>
+        </w:rPr>
+      </w:pPr>
       <w:r>
         <w:t xml:space="preserve">   - 不替代心理咨询</w:t>
       </w:r>
     </w:p>
     <w:p>
+      <w:pPr>
+        <w:rPr>
+          <w:rFonts w:hint="eastAsia"/>
+        </w:rPr>
+      </w:pPr>
       <w:r>
         <w:t xml:space="preserve">   - 回复温和简短</w:t>
       </w:r>
     </w:p>
     <w:p>
+      <w:pPr>
+        <w:rPr>
+          <w:rFonts w:hint="eastAsia"/>
+        </w:rPr>
+      </w:pPr>
       <w:r>
         <w:t xml:space="preserve">   - 建议具体可执行</w:t>
       </w:r>
     </w:p>
     <w:p>
+      <w:pPr>
+        <w:rPr>
+          <w:rFonts w:hint="eastAsia"/>
+        </w:rPr>
+      </w:pPr>
       <w:r>
         <w:t xml:space="preserve">   - 遇到高风险表达时建议用户联系现实中的可信任对象或专业帮助</w:t>
       </w:r>
     </w:p>
     <w:p>
+      <w:pPr>
+        <w:rPr>
+          <w:rFonts w:hint="eastAsia"/>
+        </w:rPr>
+      </w:pPr>
       <w:r>
         <w:t>7. 接口失败时返回友好的错误提示</w:t>
       </w:r>
     </w:p>
-    <w:p/>
-    <w:p>
+    <w:p>
+      <w:pPr>
+        <w:rPr>
+          <w:rFonts w:hint="eastAsia"/>
+        </w:rPr>
+      </w:pPr>
+    </w:p>
+    <w:p>
+      <w:pPr>
+        <w:rPr>
+          <w:rFonts w:hint="eastAsia"/>
+        </w:rPr>
+      </w:pPr>
       <w:r>
         <w:t>完成标准：</w:t>
       </w:r>
     </w:p>
     <w:p>
+      <w:pPr>
+        <w:rPr>
+          <w:rFonts w:hint="eastAsia"/>
+        </w:rPr>
+      </w:pPr>
       <w:r>
         <w:t xml:space="preserve">用户提交日记后，可以调用大模型生成 </w:t>
       </w:r>
@@ -2633,16 +4454,31 @@
       </w:r>
     </w:p>
     <w:p>
+      <w:pPr>
+        <w:rPr>
+          <w:rFonts w:hint="eastAsia"/>
+        </w:rPr>
+      </w:pPr>
       <w:r>
         <w:t>如果你用 DeepSeek、OpenAI、通义千问，都让 Codex 按 OpenAI 兼容格式写会比较方便。</w:t>
       </w:r>
     </w:p>
     <w:p>
+      <w:pPr>
+        <w:rPr>
+          <w:rFonts w:hint="eastAsia"/>
+        </w:rPr>
+      </w:pPr>
       <w:r>
         <w:t>你可以补一句：</w:t>
       </w:r>
     </w:p>
     <w:p>
+      <w:pPr>
+        <w:rPr>
+          <w:rFonts w:hint="eastAsia"/>
+        </w:rPr>
+      </w:pPr>
       <w:r>
         <w:t>请优先使用 OpenAI SDK 兼容写法，</w:t>
       </w:r>
@@ -2664,11 +4500,21 @@
       </w:r>
     </w:p>
     <w:p>
+      <w:pPr>
+        <w:rPr>
+          <w:rFonts w:hint="eastAsia"/>
+        </w:rPr>
+      </w:pPr>
       <w:r>
         <w:t>提交：</w:t>
       </w:r>
     </w:p>
     <w:p>
+      <w:pPr>
+        <w:rPr>
+          <w:rFonts w:hint="eastAsia"/>
+        </w:rPr>
+      </w:pPr>
       <w:r>
         <w:t xml:space="preserve">git </w:t>
       </w:r>
@@ -2679,25 +4525,41 @@
       <w:proofErr w:type="gramEnd"/>
     </w:p>
     <w:p>
+      <w:pPr>
+        <w:rPr>
+          <w:rFonts w:hint="eastAsia"/>
+        </w:rPr>
+      </w:pPr>
       <w:r>
         <w:t>git commit -m "接入大语言模型生成AI建议"</w:t>
       </w:r>
     </w:p>
     <w:p>
+      <w:pPr>
+        <w:rPr>
+          <w:rFonts w:hint="eastAsia"/>
+        </w:rPr>
+      </w:pPr>
       <w:r>
         <w:t>git push</w:t>
       </w:r>
     </w:p>
     <w:p>
+      <w:pPr>
+        <w:rPr>
+          <w:rFonts w:hint="eastAsia"/>
+        </w:rPr>
+      </w:pPr>
       <w:r>
         <w:pict w14:anchorId="4189EA67">
-          <v:rect id="_x0000_i1273" style="width:0;height:1.5pt" o:hralign="center" o:hrstd="t" o:hr="t" fillcolor="#a0a0a0" stroked="f"/>
+          <v:rect id="_x0000_i1039" style="width:0;height:1.5pt" o:hralign="center" o:hrstd="t" o:hr="t" fillcolor="#a0a0a0" stroked="f"/>
         </w:pict>
       </w:r>
     </w:p>
     <w:p>
       <w:pPr>
         <w:rPr>
+          <w:rFonts w:hint="eastAsia"/>
           <w:b/>
           <w:bCs/>
         </w:rPr>
@@ -2727,11 +4589,21 @@
       </w:r>
     </w:p>
     <w:p>
+      <w:pPr>
+        <w:rPr>
+          <w:rFonts w:hint="eastAsia"/>
+        </w:rPr>
+      </w:pPr>
       <w:r>
         <w:t>目标：</w:t>
       </w:r>
     </w:p>
     <w:p>
+      <w:pPr>
+        <w:rPr>
+          <w:rFonts w:hint="eastAsia"/>
+        </w:rPr>
+      </w:pPr>
       <w:r>
         <w:t>展示情绪趋势图、情绪分布图、情绪强度图。</w:t>
       </w:r>
@@ -2739,6 +4611,7 @@
     <w:p>
       <w:pPr>
         <w:rPr>
+          <w:rFonts w:hint="eastAsia"/>
           <w:b/>
           <w:bCs/>
         </w:rPr>
@@ -2752,17 +4625,38 @@
       </w:r>
     </w:p>
     <w:p>
+      <w:pPr>
+        <w:rPr>
+          <w:rFonts w:hint="eastAsia"/>
+        </w:rPr>
+      </w:pPr>
       <w:r>
         <w:t>请为 backend 实现情绪统计接口。</w:t>
       </w:r>
     </w:p>
-    <w:p/>
-    <w:p>
+    <w:p>
+      <w:pPr>
+        <w:rPr>
+          <w:rFonts w:hint="eastAsia"/>
+        </w:rPr>
+      </w:pPr>
+    </w:p>
+    <w:p>
+      <w:pPr>
+        <w:rPr>
+          <w:rFonts w:hint="eastAsia"/>
+        </w:rPr>
+      </w:pPr>
       <w:r>
         <w:t>接口：</w:t>
       </w:r>
     </w:p>
     <w:p>
+      <w:pPr>
+        <w:rPr>
+          <w:rFonts w:hint="eastAsia"/>
+        </w:rPr>
+      </w:pPr>
       <w:r>
         <w:t>1. GET /</w:t>
       </w:r>
@@ -2776,6 +4670,11 @@
       </w:r>
     </w:p>
     <w:p>
+      <w:pPr>
+        <w:rPr>
+          <w:rFonts w:hint="eastAsia"/>
+        </w:rPr>
+      </w:pPr>
       <w:r>
         <w:lastRenderedPageBreak/>
         <w:t>2. GET /</w:t>
@@ -2790,6 +4689,11 @@
       </w:r>
     </w:p>
     <w:p>
+      <w:pPr>
+        <w:rPr>
+          <w:rFonts w:hint="eastAsia"/>
+        </w:rPr>
+      </w:pPr>
       <w:r>
         <w:t>3. GET /</w:t>
       </w:r>
@@ -2802,13 +4706,29 @@
         <w:t>/stat/polarity 获取积极/消极/中性比例</w:t>
       </w:r>
     </w:p>
-    <w:p/>
-    <w:p>
+    <w:p>
+      <w:pPr>
+        <w:rPr>
+          <w:rFonts w:hint="eastAsia"/>
+        </w:rPr>
+      </w:pPr>
+    </w:p>
+    <w:p>
+      <w:pPr>
+        <w:rPr>
+          <w:rFonts w:hint="eastAsia"/>
+        </w:rPr>
+      </w:pPr>
       <w:r>
         <w:t>要求：</w:t>
       </w:r>
     </w:p>
     <w:p>
+      <w:pPr>
+        <w:rPr>
+          <w:rFonts w:hint="eastAsia"/>
+        </w:rPr>
+      </w:pPr>
       <w:r>
         <w:t xml:space="preserve">1. 根据当前登录用户 </w:t>
       </w:r>
@@ -2822,6 +4742,11 @@
       </w:r>
     </w:p>
     <w:p>
+      <w:pPr>
+        <w:rPr>
+          <w:rFonts w:hint="eastAsia"/>
+        </w:rPr>
+      </w:pPr>
       <w:r>
         <w:t xml:space="preserve">2. 返回适合 </w:t>
       </w:r>
@@ -2835,6 +4760,11 @@
       </w:r>
     </w:p>
     <w:p>
+      <w:pPr>
+        <w:rPr>
+          <w:rFonts w:hint="eastAsia"/>
+        </w:rPr>
+      </w:pPr>
       <w:r>
         <w:t xml:space="preserve">3. 使用 </w:t>
       </w:r>
@@ -2848,20 +4778,31 @@
       </w:r>
     </w:p>
     <w:p>
+      <w:pPr>
+        <w:rPr>
+          <w:rFonts w:hint="eastAsia"/>
+        </w:rPr>
+      </w:pPr>
       <w:r>
         <w:t>4. 给出返回 JSON 示例</w:t>
       </w:r>
     </w:p>
     <w:p>
+      <w:pPr>
+        <w:rPr>
+          <w:rFonts w:hint="eastAsia"/>
+        </w:rPr>
+      </w:pPr>
       <w:r>
         <w:pict w14:anchorId="62F2573E">
-          <v:rect id="_x0000_i1274" style="width:0;height:1.5pt" o:hralign="center" o:hrstd="t" o:hr="t" fillcolor="#a0a0a0" stroked="f"/>
+          <v:rect id="_x0000_i1040" style="width:0;height:1.5pt" o:hralign="center" o:hrstd="t" o:hr="t" fillcolor="#a0a0a0" stroked="f"/>
         </w:pict>
       </w:r>
     </w:p>
     <w:p>
       <w:pPr>
         <w:rPr>
+          <w:rFonts w:hint="eastAsia"/>
           <w:b/>
           <w:bCs/>
         </w:rPr>
@@ -2891,6 +4832,11 @@
       </w:r>
     </w:p>
     <w:p>
+      <w:pPr>
+        <w:rPr>
+          <w:rFonts w:hint="eastAsia"/>
+        </w:rPr>
+      </w:pPr>
       <w:proofErr w:type="gramStart"/>
       <w:r>
         <w:t>请修改</w:t>
@@ -2900,13 +4846,29 @@
         <w:t xml:space="preserve"> frontend 的情绪统计页面。</w:t>
       </w:r>
     </w:p>
-    <w:p/>
-    <w:p>
+    <w:p>
+      <w:pPr>
+        <w:rPr>
+          <w:rFonts w:hint="eastAsia"/>
+        </w:rPr>
+      </w:pPr>
+    </w:p>
+    <w:p>
+      <w:pPr>
+        <w:rPr>
+          <w:rFonts w:hint="eastAsia"/>
+        </w:rPr>
+      </w:pPr>
       <w:r>
         <w:t>要求：</w:t>
       </w:r>
     </w:p>
     <w:p>
+      <w:pPr>
+        <w:rPr>
+          <w:rFonts w:hint="eastAsia"/>
+        </w:rPr>
+      </w:pPr>
       <w:r>
         <w:t xml:space="preserve">1. 使用 </w:t>
       </w:r>
@@ -2917,6 +4879,11 @@
       <w:proofErr w:type="spellEnd"/>
     </w:p>
     <w:p>
+      <w:pPr>
+        <w:rPr>
+          <w:rFonts w:hint="eastAsia"/>
+        </w:rPr>
+      </w:pPr>
       <w:r>
         <w:t>2. 调用 /</w:t>
       </w:r>
@@ -2930,6 +4897,11 @@
       </w:r>
     </w:p>
     <w:p>
+      <w:pPr>
+        <w:rPr>
+          <w:rFonts w:hint="eastAsia"/>
+        </w:rPr>
+      </w:pPr>
       <w:r>
         <w:t>3. 调用 /</w:t>
       </w:r>
@@ -2943,6 +4915,11 @@
       </w:r>
     </w:p>
     <w:p>
+      <w:pPr>
+        <w:rPr>
+          <w:rFonts w:hint="eastAsia"/>
+        </w:rPr>
+      </w:pPr>
       <w:r>
         <w:t>4. 调用 /</w:t>
       </w:r>
@@ -2956,32 +4933,68 @@
       </w:r>
     </w:p>
     <w:p>
+      <w:pPr>
+        <w:rPr>
+          <w:rFonts w:hint="eastAsia"/>
+        </w:rPr>
+      </w:pPr>
       <w:r>
         <w:t>5. 页面加载时自动请求数据</w:t>
       </w:r>
     </w:p>
     <w:p>
+      <w:pPr>
+        <w:rPr>
+          <w:rFonts w:hint="eastAsia"/>
+        </w:rPr>
+      </w:pPr>
       <w:r>
         <w:t>6. 数据为空时显示“暂无数据”</w:t>
       </w:r>
     </w:p>
-    <w:p/>
-    <w:p>
+    <w:p>
+      <w:pPr>
+        <w:rPr>
+          <w:rFonts w:hint="eastAsia"/>
+        </w:rPr>
+      </w:pPr>
+    </w:p>
+    <w:p>
+      <w:pPr>
+        <w:rPr>
+          <w:rFonts w:hint="eastAsia"/>
+        </w:rPr>
+      </w:pPr>
       <w:r>
         <w:t>完成标准：</w:t>
       </w:r>
     </w:p>
     <w:p>
+      <w:pPr>
+        <w:rPr>
+          <w:rFonts w:hint="eastAsia"/>
+        </w:rPr>
+      </w:pPr>
       <w:r>
         <w:t>用户新增多篇不同情绪日记后，统计页面能显示图表。</w:t>
       </w:r>
     </w:p>
     <w:p>
+      <w:pPr>
+        <w:rPr>
+          <w:rFonts w:hint="eastAsia"/>
+        </w:rPr>
+      </w:pPr>
       <w:r>
         <w:t>提交：</w:t>
       </w:r>
     </w:p>
     <w:p>
+      <w:pPr>
+        <w:rPr>
+          <w:rFonts w:hint="eastAsia"/>
+        </w:rPr>
+      </w:pPr>
       <w:r>
         <w:t xml:space="preserve">git </w:t>
       </w:r>
@@ -2992,25 +5005,41 @@
       <w:proofErr w:type="gramEnd"/>
     </w:p>
     <w:p>
+      <w:pPr>
+        <w:rPr>
+          <w:rFonts w:hint="eastAsia"/>
+        </w:rPr>
+      </w:pPr>
       <w:r>
         <w:t>git commit -m "完成情绪统计可视化"</w:t>
       </w:r>
     </w:p>
     <w:p>
+      <w:pPr>
+        <w:rPr>
+          <w:rFonts w:hint="eastAsia"/>
+        </w:rPr>
+      </w:pPr>
       <w:r>
         <w:t>git push</w:t>
       </w:r>
     </w:p>
     <w:p>
+      <w:pPr>
+        <w:rPr>
+          <w:rFonts w:hint="eastAsia"/>
+        </w:rPr>
+      </w:pPr>
       <w:r>
         <w:pict w14:anchorId="0609DFF6">
-          <v:rect id="_x0000_i1275" style="width:0;height:1.5pt" o:hralign="center" o:hrstd="t" o:hr="t" fillcolor="#a0a0a0" stroked="f"/>
+          <v:rect id="_x0000_i1041" style="width:0;height:1.5pt" o:hralign="center" o:hrstd="t" o:hr="t" fillcolor="#a0a0a0" stroked="f"/>
         </w:pict>
       </w:r>
     </w:p>
     <w:p>
       <w:pPr>
         <w:rPr>
+          <w:rFonts w:hint="eastAsia"/>
           <w:b/>
           <w:bCs/>
         </w:rPr>
@@ -3025,16 +5054,31 @@
       </w:r>
     </w:p>
     <w:p>
+      <w:pPr>
+        <w:rPr>
+          <w:rFonts w:hint="eastAsia"/>
+        </w:rPr>
+      </w:pPr>
       <w:r>
         <w:t>目标：</w:t>
       </w:r>
     </w:p>
     <w:p>
+      <w:pPr>
+        <w:rPr>
+          <w:rFonts w:hint="eastAsia"/>
+        </w:rPr>
+      </w:pPr>
       <w:r>
         <w:t>让系统更像 Agent，而不是普通 AI 工具。</w:t>
       </w:r>
     </w:p>
     <w:p>
+      <w:pPr>
+        <w:rPr>
+          <w:rFonts w:hint="eastAsia"/>
+        </w:rPr>
+      </w:pPr>
       <w:r>
         <w:t xml:space="preserve">我建议你优先做这 3 </w:t>
       </w:r>
@@ -3048,16 +5092,31 @@
       </w:r>
     </w:p>
     <w:p>
+      <w:pPr>
+        <w:rPr>
+          <w:rFonts w:hint="eastAsia"/>
+        </w:rPr>
+      </w:pPr>
       <w:r>
         <w:t>历史记忆</w:t>
       </w:r>
     </w:p>
     <w:p>
+      <w:pPr>
+        <w:rPr>
+          <w:rFonts w:hint="eastAsia"/>
+        </w:rPr>
+      </w:pPr>
       <w:r>
         <w:t>周报总结</w:t>
       </w:r>
     </w:p>
     <w:p>
+      <w:pPr>
+        <w:rPr>
+          <w:rFonts w:hint="eastAsia"/>
+        </w:rPr>
+      </w:pPr>
       <w:r>
         <w:t>风险词检测</w:t>
       </w:r>
@@ -3065,6 +5124,7 @@
     <w:p>
       <w:pPr>
         <w:rPr>
+          <w:rFonts w:hint="eastAsia"/>
           <w:b/>
           <w:bCs/>
         </w:rPr>
@@ -3078,17 +5138,38 @@
       </w:r>
     </w:p>
     <w:p>
+      <w:pPr>
+        <w:rPr>
+          <w:rFonts w:hint="eastAsia"/>
+        </w:rPr>
+      </w:pPr>
       <w:r>
         <w:t>请为系统增加轻量级 Agent 记忆模块。</w:t>
       </w:r>
     </w:p>
-    <w:p/>
-    <w:p>
+    <w:p>
+      <w:pPr>
+        <w:rPr>
+          <w:rFonts w:hint="eastAsia"/>
+        </w:rPr>
+      </w:pPr>
+    </w:p>
+    <w:p>
+      <w:pPr>
+        <w:rPr>
+          <w:rFonts w:hint="eastAsia"/>
+        </w:rPr>
+      </w:pPr>
       <w:r>
         <w:t>要求：</w:t>
       </w:r>
     </w:p>
     <w:p>
+      <w:pPr>
+        <w:rPr>
+          <w:rFonts w:hint="eastAsia"/>
+        </w:rPr>
+      </w:pPr>
       <w:r>
         <w:t xml:space="preserve">1. 创建 </w:t>
       </w:r>
@@ -3102,11 +5183,21 @@
       </w:r>
     </w:p>
     <w:p>
+      <w:pPr>
+        <w:rPr>
+          <w:rFonts w:hint="eastAsia"/>
+        </w:rPr>
+      </w:pPr>
       <w:r>
         <w:t>2. 字段包括：</w:t>
       </w:r>
     </w:p>
     <w:p>
+      <w:pPr>
+        <w:rPr>
+          <w:rFonts w:hint="eastAsia"/>
+        </w:rPr>
+      </w:pPr>
       <w:r>
         <w:t xml:space="preserve">   - </w:t>
       </w:r>
@@ -3117,6 +5208,11 @@
       <w:proofErr w:type="spellEnd"/>
     </w:p>
     <w:p>
+      <w:pPr>
+        <w:rPr>
+          <w:rFonts w:hint="eastAsia"/>
+        </w:rPr>
+      </w:pPr>
       <w:r>
         <w:t xml:space="preserve">   - </w:t>
       </w:r>
@@ -3127,6 +5223,11 @@
       <w:proofErr w:type="spellEnd"/>
     </w:p>
     <w:p>
+      <w:pPr>
+        <w:rPr>
+          <w:rFonts w:hint="eastAsia"/>
+        </w:rPr>
+      </w:pPr>
       <w:r>
         <w:t xml:space="preserve">   - </w:t>
       </w:r>
@@ -3137,6 +5238,11 @@
       <w:proofErr w:type="spellEnd"/>
     </w:p>
     <w:p>
+      <w:pPr>
+        <w:rPr>
+          <w:rFonts w:hint="eastAsia"/>
+        </w:rPr>
+      </w:pPr>
       <w:r>
         <w:t xml:space="preserve">   - </w:t>
       </w:r>
@@ -3147,6 +5253,11 @@
       <w:proofErr w:type="spellEnd"/>
     </w:p>
     <w:p>
+      <w:pPr>
+        <w:rPr>
+          <w:rFonts w:hint="eastAsia"/>
+        </w:rPr>
+      </w:pPr>
       <w:r>
         <w:t xml:space="preserve">   - </w:t>
       </w:r>
@@ -3157,6 +5268,11 @@
       <w:proofErr w:type="spellEnd"/>
     </w:p>
     <w:p>
+      <w:pPr>
+        <w:rPr>
+          <w:rFonts w:hint="eastAsia"/>
+        </w:rPr>
+      </w:pPr>
       <w:r>
         <w:t xml:space="preserve">   - </w:t>
       </w:r>
@@ -3167,11 +5283,21 @@
       <w:proofErr w:type="spellEnd"/>
     </w:p>
     <w:p>
+      <w:pPr>
+        <w:rPr>
+          <w:rFonts w:hint="eastAsia"/>
+        </w:rPr>
+      </w:pPr>
       <w:r>
         <w:t>3. 每次用户新增日记后，更新该用户的近期情绪记忆</w:t>
       </w:r>
     </w:p>
     <w:p>
+      <w:pPr>
+        <w:rPr>
+          <w:rFonts w:hint="eastAsia"/>
+        </w:rPr>
+      </w:pPr>
       <w:r>
         <w:t xml:space="preserve">4. AI 建议和 AI 聊天时读取 </w:t>
       </w:r>
@@ -3185,31 +5311,58 @@
       </w:r>
     </w:p>
     <w:p>
+      <w:pPr>
+        <w:rPr>
+          <w:rFonts w:hint="eastAsia"/>
+        </w:rPr>
+      </w:pPr>
       <w:r>
         <w:t>5. 代码不要复杂，先实现可用版本</w:t>
       </w:r>
     </w:p>
-    <w:p/>
-    <w:p>
+    <w:p>
+      <w:pPr>
+        <w:rPr>
+          <w:rFonts w:hint="eastAsia"/>
+        </w:rPr>
+      </w:pPr>
+    </w:p>
+    <w:p>
+      <w:pPr>
+        <w:rPr>
+          <w:rFonts w:hint="eastAsia"/>
+        </w:rPr>
+      </w:pPr>
       <w:r>
         <w:t>完成标准：</w:t>
       </w:r>
     </w:p>
     <w:p>
+      <w:pPr>
+        <w:rPr>
+          <w:rFonts w:hint="eastAsia"/>
+        </w:rPr>
+      </w:pPr>
       <w:r>
         <w:t>AI 回复能结合用户最近的情绪趋势和高频关键词。</w:t>
       </w:r>
     </w:p>
     <w:p>
+      <w:pPr>
+        <w:rPr>
+          <w:rFonts w:hint="eastAsia"/>
+        </w:rPr>
+      </w:pPr>
       <w:r>
         <w:pict w14:anchorId="43E18C33">
-          <v:rect id="_x0000_i1276" style="width:0;height:1.5pt" o:hralign="center" o:hrstd="t" o:hr="t" fillcolor="#a0a0a0" stroked="f"/>
+          <v:rect id="_x0000_i1042" style="width:0;height:1.5pt" o:hralign="center" o:hrstd="t" o:hr="t" fillcolor="#a0a0a0" stroked="f"/>
         </w:pict>
       </w:r>
     </w:p>
     <w:p>
       <w:pPr>
         <w:rPr>
+          <w:rFonts w:hint="eastAsia"/>
           <w:b/>
           <w:bCs/>
         </w:rPr>
@@ -3223,6 +5376,11 @@
       </w:r>
     </w:p>
     <w:p>
+      <w:pPr>
+        <w:rPr>
+          <w:rFonts w:hint="eastAsia"/>
+        </w:rPr>
+      </w:pPr>
       <w:proofErr w:type="gramStart"/>
       <w:r>
         <w:lastRenderedPageBreak/>
@@ -3233,13 +5391,29 @@
         <w:t>情绪周报功能。</w:t>
       </w:r>
     </w:p>
-    <w:p/>
-    <w:p>
+    <w:p>
+      <w:pPr>
+        <w:rPr>
+          <w:rFonts w:hint="eastAsia"/>
+        </w:rPr>
+      </w:pPr>
+    </w:p>
+    <w:p>
+      <w:pPr>
+        <w:rPr>
+          <w:rFonts w:hint="eastAsia"/>
+        </w:rPr>
+      </w:pPr>
       <w:r>
         <w:t>后端接口：</w:t>
       </w:r>
     </w:p>
     <w:p>
+      <w:pPr>
+        <w:rPr>
+          <w:rFonts w:hint="eastAsia"/>
+        </w:rPr>
+      </w:pPr>
       <w:r>
         <w:t>GET /</w:t>
       </w:r>
@@ -3252,83 +5426,166 @@
         <w:t>/ai/report/week</w:t>
       </w:r>
     </w:p>
-    <w:p/>
-    <w:p>
+    <w:p>
+      <w:pPr>
+        <w:rPr>
+          <w:rFonts w:hint="eastAsia"/>
+        </w:rPr>
+      </w:pPr>
+    </w:p>
+    <w:p>
+      <w:pPr>
+        <w:rPr>
+          <w:rFonts w:hint="eastAsia"/>
+        </w:rPr>
+      </w:pPr>
       <w:r>
         <w:t>要求：</w:t>
       </w:r>
     </w:p>
     <w:p>
+      <w:pPr>
+        <w:rPr>
+          <w:rFonts w:hint="eastAsia"/>
+        </w:rPr>
+      </w:pPr>
       <w:r>
         <w:t>1. 查询当前用户最近7天日记</w:t>
       </w:r>
     </w:p>
     <w:p>
+      <w:pPr>
+        <w:rPr>
+          <w:rFonts w:hint="eastAsia"/>
+        </w:rPr>
+      </w:pPr>
       <w:r>
         <w:t>2. 统计主要情绪、平均情绪强度、高频关键词</w:t>
       </w:r>
     </w:p>
     <w:p>
+      <w:pPr>
+        <w:rPr>
+          <w:rFonts w:hint="eastAsia"/>
+        </w:rPr>
+      </w:pPr>
       <w:r>
         <w:t>3. 调用大语言模型生成周报</w:t>
       </w:r>
     </w:p>
     <w:p>
+      <w:pPr>
+        <w:rPr>
+          <w:rFonts w:hint="eastAsia"/>
+        </w:rPr>
+      </w:pPr>
       <w:r>
         <w:t>4. 周报包括：</w:t>
       </w:r>
     </w:p>
     <w:p>
+      <w:pPr>
+        <w:rPr>
+          <w:rFonts w:hint="eastAsia"/>
+        </w:rPr>
+      </w:pPr>
       <w:r>
         <w:t xml:space="preserve">   - 本周主要情绪</w:t>
       </w:r>
     </w:p>
     <w:p>
+      <w:pPr>
+        <w:rPr>
+          <w:rFonts w:hint="eastAsia"/>
+        </w:rPr>
+      </w:pPr>
       <w:r>
         <w:t xml:space="preserve">   - 情绪变化趋势</w:t>
       </w:r>
     </w:p>
     <w:p>
+      <w:pPr>
+        <w:rPr>
+          <w:rFonts w:hint="eastAsia"/>
+        </w:rPr>
+      </w:pPr>
       <w:r>
         <w:t xml:space="preserve">   - 高频关键词</w:t>
       </w:r>
     </w:p>
     <w:p>
+      <w:pPr>
+        <w:rPr>
+          <w:rFonts w:hint="eastAsia"/>
+        </w:rPr>
+      </w:pPr>
       <w:r>
         <w:t xml:space="preserve">   - 可能压力来源</w:t>
       </w:r>
     </w:p>
     <w:p>
+      <w:pPr>
+        <w:rPr>
+          <w:rFonts w:hint="eastAsia"/>
+        </w:rPr>
+      </w:pPr>
       <w:r>
         <w:t xml:space="preserve">   - 下周建议</w:t>
       </w:r>
     </w:p>
     <w:p>
+      <w:pPr>
+        <w:rPr>
+          <w:rFonts w:hint="eastAsia"/>
+        </w:rPr>
+      </w:pPr>
       <w:r>
         <w:t>5. 回复不做医学诊断</w:t>
       </w:r>
     </w:p>
-    <w:p/>
-    <w:p>
+    <w:p>
+      <w:pPr>
+        <w:rPr>
+          <w:rFonts w:hint="eastAsia"/>
+        </w:rPr>
+      </w:pPr>
+    </w:p>
+    <w:p>
+      <w:pPr>
+        <w:rPr>
+          <w:rFonts w:hint="eastAsia"/>
+        </w:rPr>
+      </w:pPr>
       <w:r>
         <w:t>前端要求：</w:t>
       </w:r>
     </w:p>
     <w:p>
+      <w:pPr>
+        <w:rPr>
+          <w:rFonts w:hint="eastAsia"/>
+        </w:rPr>
+      </w:pPr>
       <w:r>
         <w:t>在周报页面增加“生成本周报告”按钮，并展示报告内容。</w:t>
       </w:r>
     </w:p>
     <w:p>
+      <w:pPr>
+        <w:rPr>
+          <w:rFonts w:hint="eastAsia"/>
+        </w:rPr>
+      </w:pPr>
       <w:r>
         <w:pict w14:anchorId="3ECC6455">
-          <v:rect id="_x0000_i1277" style="width:0;height:1.5pt" o:hralign="center" o:hrstd="t" o:hr="t" fillcolor="#a0a0a0" stroked="f"/>
+          <v:rect id="_x0000_i1043" style="width:0;height:1.5pt" o:hralign="center" o:hrstd="t" o:hr="t" fillcolor="#a0a0a0" stroked="f"/>
         </w:pict>
       </w:r>
     </w:p>
     <w:p>
       <w:pPr>
         <w:rPr>
+          <w:rFonts w:hint="eastAsia"/>
           <w:b/>
           <w:bCs/>
         </w:rPr>
@@ -3342,6 +5599,11 @@
       </w:r>
     </w:p>
     <w:p>
+      <w:pPr>
+        <w:rPr>
+          <w:rFonts w:hint="eastAsia"/>
+        </w:rPr>
+      </w:pPr>
       <w:proofErr w:type="gramStart"/>
       <w:r>
         <w:t>请实现</w:t>
@@ -3351,13 +5613,29 @@
         <w:t>风险词检测模块。</w:t>
       </w:r>
     </w:p>
-    <w:p/>
-    <w:p>
+    <w:p>
+      <w:pPr>
+        <w:rPr>
+          <w:rFonts w:hint="eastAsia"/>
+        </w:rPr>
+      </w:pPr>
+    </w:p>
+    <w:p>
+      <w:pPr>
+        <w:rPr>
+          <w:rFonts w:hint="eastAsia"/>
+        </w:rPr>
+      </w:pPr>
       <w:r>
         <w:t>要求：</w:t>
       </w:r>
     </w:p>
     <w:p>
+      <w:pPr>
+        <w:rPr>
+          <w:rFonts w:hint="eastAsia"/>
+        </w:rPr>
+      </w:pPr>
       <w:r>
         <w:t xml:space="preserve">1. 创建 </w:t>
       </w:r>
@@ -3368,48 +5646,99 @@
       <w:proofErr w:type="spellEnd"/>
     </w:p>
     <w:p>
+      <w:pPr>
+        <w:rPr>
+          <w:rFonts w:hint="eastAsia"/>
+        </w:rPr>
+      </w:pPr>
       <w:r>
         <w:t>2. 在用户提交日记和 AI 聊天前检测风险词</w:t>
       </w:r>
     </w:p>
     <w:p>
+      <w:pPr>
+        <w:rPr>
+          <w:rFonts w:hint="eastAsia"/>
+        </w:rPr>
+      </w:pPr>
       <w:r>
         <w:t>3. 风险词先用配置列表实现</w:t>
       </w:r>
     </w:p>
     <w:p>
+      <w:pPr>
+        <w:rPr>
+          <w:rFonts w:hint="eastAsia"/>
+        </w:rPr>
+      </w:pPr>
       <w:r>
         <w:lastRenderedPageBreak/>
         <w:t>4. 如果检测到高风险表达，不进行普通建议生成，而是返回安全提示</w:t>
       </w:r>
     </w:p>
     <w:p>
+      <w:pPr>
+        <w:rPr>
+          <w:rFonts w:hint="eastAsia"/>
+        </w:rPr>
+      </w:pPr>
       <w:r>
         <w:t>5. 安全提示内容要温和，建议用户联系现实中的可信任的人、学校老师、家人或当地紧急服务</w:t>
       </w:r>
     </w:p>
     <w:p>
+      <w:pPr>
+        <w:rPr>
+          <w:rFonts w:hint="eastAsia"/>
+        </w:rPr>
+      </w:pPr>
       <w:r>
         <w:t>6. 不要输出医疗诊断</w:t>
       </w:r>
     </w:p>
-    <w:p/>
-    <w:p>
+    <w:p>
+      <w:pPr>
+        <w:rPr>
+          <w:rFonts w:hint="eastAsia"/>
+        </w:rPr>
+      </w:pPr>
+    </w:p>
+    <w:p>
+      <w:pPr>
+        <w:rPr>
+          <w:rFonts w:hint="eastAsia"/>
+        </w:rPr>
+      </w:pPr>
       <w:r>
         <w:t>完成标准：</w:t>
       </w:r>
     </w:p>
     <w:p>
+      <w:pPr>
+        <w:rPr>
+          <w:rFonts w:hint="eastAsia"/>
+        </w:rPr>
+      </w:pPr>
       <w:r>
         <w:t>输入明显高风险表达时，系统返回安全提示。</w:t>
       </w:r>
     </w:p>
     <w:p>
+      <w:pPr>
+        <w:rPr>
+          <w:rFonts w:hint="eastAsia"/>
+        </w:rPr>
+      </w:pPr>
       <w:r>
         <w:t>提交：</w:t>
       </w:r>
     </w:p>
     <w:p>
+      <w:pPr>
+        <w:rPr>
+          <w:rFonts w:hint="eastAsia"/>
+        </w:rPr>
+      </w:pPr>
       <w:r>
         <w:t xml:space="preserve">git </w:t>
       </w:r>
@@ -3420,25 +5749,41 @@
       <w:proofErr w:type="gramEnd"/>
     </w:p>
     <w:p>
+      <w:pPr>
+        <w:rPr>
+          <w:rFonts w:hint="eastAsia"/>
+        </w:rPr>
+      </w:pPr>
       <w:r>
         <w:t>git commit -m "增加Agent记忆周报和风险检测"</w:t>
       </w:r>
     </w:p>
     <w:p>
+      <w:pPr>
+        <w:rPr>
+          <w:rFonts w:hint="eastAsia"/>
+        </w:rPr>
+      </w:pPr>
       <w:r>
         <w:t>git push</w:t>
       </w:r>
     </w:p>
     <w:p>
+      <w:pPr>
+        <w:rPr>
+          <w:rFonts w:hint="eastAsia"/>
+        </w:rPr>
+      </w:pPr>
       <w:r>
         <w:pict w14:anchorId="4231E89F">
-          <v:rect id="_x0000_i1278" style="width:0;height:1.5pt" o:hralign="center" o:hrstd="t" o:hr="t" fillcolor="#a0a0a0" stroked="f"/>
+          <v:rect id="_x0000_i1044" style="width:0;height:1.5pt" o:hralign="center" o:hrstd="t" o:hr="t" fillcolor="#a0a0a0" stroked="f"/>
         </w:pict>
       </w:r>
     </w:p>
     <w:p>
       <w:pPr>
         <w:rPr>
+          <w:rFonts w:hint="eastAsia"/>
           <w:b/>
           <w:bCs/>
         </w:rPr>
@@ -3452,46 +5797,91 @@
       </w:r>
     </w:p>
     <w:p>
+      <w:pPr>
+        <w:rPr>
+          <w:rFonts w:hint="eastAsia"/>
+        </w:rPr>
+      </w:pPr>
       <w:r>
         <w:t>你每天就按这个循环：</w:t>
       </w:r>
     </w:p>
     <w:p>
+      <w:pPr>
+        <w:rPr>
+          <w:rFonts w:hint="eastAsia"/>
+        </w:rPr>
+      </w:pPr>
       <w:r>
         <w:t>1. 先自己看 30 分钟相关知识</w:t>
       </w:r>
     </w:p>
     <w:p>
+      <w:pPr>
+        <w:rPr>
+          <w:rFonts w:hint="eastAsia"/>
+        </w:rPr>
+      </w:pPr>
       <w:r>
         <w:t>2. 给 Codex 一个小任务</w:t>
       </w:r>
     </w:p>
     <w:p>
+      <w:pPr>
+        <w:rPr>
+          <w:rFonts w:hint="eastAsia"/>
+        </w:rPr>
+      </w:pPr>
       <w:r>
         <w:t>3. 拉取/应用代码</w:t>
       </w:r>
     </w:p>
     <w:p>
+      <w:pPr>
+        <w:rPr>
+          <w:rFonts w:hint="eastAsia"/>
+        </w:rPr>
+      </w:pPr>
       <w:r>
         <w:t>4. 本地运行</w:t>
       </w:r>
     </w:p>
     <w:p>
+      <w:pPr>
+        <w:rPr>
+          <w:rFonts w:hint="eastAsia"/>
+        </w:rPr>
+      </w:pPr>
       <w:r>
         <w:t>5. 报错就把完整报错给 Codex</w:t>
       </w:r>
     </w:p>
     <w:p>
+      <w:pPr>
+        <w:rPr>
+          <w:rFonts w:hint="eastAsia"/>
+        </w:rPr>
+      </w:pPr>
       <w:r>
         <w:t>6. 功能跑通后截图</w:t>
       </w:r>
     </w:p>
     <w:p>
+      <w:pPr>
+        <w:rPr>
+          <w:rFonts w:hint="eastAsia"/>
+        </w:rPr>
+      </w:pPr>
       <w:r>
         <w:t>7. commit 提交</w:t>
       </w:r>
     </w:p>
     <w:p>
+      <w:pPr>
+        <w:rPr>
+          <w:rFonts w:hint="eastAsia"/>
+        </w:rPr>
+      </w:pPr>
       <w:r>
         <w:t>别让 Codex 一口气写完所有模块。</w:t>
       </w:r>
@@ -3501,15 +5891,21 @@
       </w:r>
     </w:p>
     <w:p>
+      <w:pPr>
+        <w:rPr>
+          <w:rFonts w:hint="eastAsia"/>
+        </w:rPr>
+      </w:pPr>
       <w:r>
         <w:pict w14:anchorId="0FB5EA24">
-          <v:rect id="_x0000_i1279" style="width:0;height:1.5pt" o:hralign="center" o:hrstd="t" o:hr="t" fillcolor="#a0a0a0" stroked="f"/>
+          <v:rect id="_x0000_i1045" style="width:0;height:1.5pt" o:hralign="center" o:hrstd="t" o:hr="t" fillcolor="#a0a0a0" stroked="f"/>
         </w:pict>
       </w:r>
     </w:p>
     <w:p>
       <w:pPr>
         <w:rPr>
+          <w:rFonts w:hint="eastAsia"/>
           <w:b/>
           <w:bCs/>
         </w:rPr>
@@ -3523,16 +5919,31 @@
       </w:r>
     </w:p>
     <w:p>
+      <w:pPr>
+        <w:rPr>
+          <w:rFonts w:hint="eastAsia"/>
+        </w:rPr>
+      </w:pPr>
       <w:r>
         <w:t>建议每完成一个小功能就提交一次：</w:t>
       </w:r>
     </w:p>
     <w:p>
+      <w:pPr>
+        <w:rPr>
+          <w:rFonts w:hint="eastAsia"/>
+        </w:rPr>
+      </w:pPr>
       <w:r>
         <w:t>git status</w:t>
       </w:r>
     </w:p>
     <w:p>
+      <w:pPr>
+        <w:rPr>
+          <w:rFonts w:hint="eastAsia"/>
+        </w:rPr>
+      </w:pPr>
       <w:r>
         <w:lastRenderedPageBreak/>
         <w:t xml:space="preserve">git </w:t>
@@ -3544,70 +5955,131 @@
       <w:proofErr w:type="gramEnd"/>
     </w:p>
     <w:p>
+      <w:pPr>
+        <w:rPr>
+          <w:rFonts w:hint="eastAsia"/>
+        </w:rPr>
+      </w:pPr>
       <w:r>
         <w:t>git commit -m "完成xxx功能"</w:t>
       </w:r>
     </w:p>
     <w:p>
+      <w:pPr>
+        <w:rPr>
+          <w:rFonts w:hint="eastAsia"/>
+        </w:rPr>
+      </w:pPr>
       <w:r>
         <w:t>git push</w:t>
       </w:r>
     </w:p>
     <w:p>
+      <w:pPr>
+        <w:rPr>
+          <w:rFonts w:hint="eastAsia"/>
+        </w:rPr>
+      </w:pPr>
       <w:r>
         <w:t>比如：</w:t>
       </w:r>
     </w:p>
     <w:p>
+      <w:pPr>
+        <w:rPr>
+          <w:rFonts w:hint="eastAsia"/>
+        </w:rPr>
+      </w:pPr>
       <w:r>
         <w:t>git commit -m "完成登录页面"</w:t>
       </w:r>
     </w:p>
     <w:p>
+      <w:pPr>
+        <w:rPr>
+          <w:rFonts w:hint="eastAsia"/>
+        </w:rPr>
+      </w:pPr>
       <w:r>
         <w:t>git commit -m "完成日记新增接口"</w:t>
       </w:r>
     </w:p>
     <w:p>
+      <w:pPr>
+        <w:rPr>
+          <w:rFonts w:hint="eastAsia"/>
+        </w:rPr>
+      </w:pPr>
       <w:r>
         <w:t>git commit -m "完成Axios封装"</w:t>
       </w:r>
     </w:p>
     <w:p>
+      <w:pPr>
+        <w:rPr>
+          <w:rFonts w:hint="eastAsia"/>
+        </w:rPr>
+      </w:pPr>
       <w:r>
         <w:t>git commit -m "完成情绪分析服务"</w:t>
       </w:r>
     </w:p>
     <w:p>
+      <w:pPr>
+        <w:rPr>
+          <w:rFonts w:hint="eastAsia"/>
+        </w:rPr>
+      </w:pPr>
       <w:r>
         <w:t>git commit -m "完成AI建议生成"</w:t>
       </w:r>
     </w:p>
     <w:p>
+      <w:pPr>
+        <w:rPr>
+          <w:rFonts w:hint="eastAsia"/>
+        </w:rPr>
+      </w:pPr>
       <w:r>
         <w:t>这样你后面论文可以写：</w:t>
       </w:r>
     </w:p>
     <w:p>
+      <w:pPr>
+        <w:rPr>
+          <w:rFonts w:hint="eastAsia"/>
+        </w:rPr>
+      </w:pPr>
       <w:r>
         <w:t>系统采用 Git 进行版本管理，按照功能模块逐步开发。</w:t>
       </w:r>
     </w:p>
     <w:p>
+      <w:pPr>
+        <w:rPr>
+          <w:rFonts w:hint="eastAsia"/>
+        </w:rPr>
+      </w:pPr>
       <w:r>
         <w:t>答辩时也显得很正规。</w:t>
       </w:r>
     </w:p>
     <w:p>
+      <w:pPr>
+        <w:rPr>
+          <w:rFonts w:hint="eastAsia"/>
+        </w:rPr>
+      </w:pPr>
       <w:r>
         <w:pict w14:anchorId="50E41A67">
-          <v:rect id="_x0000_i1280" style="width:0;height:1.5pt" o:hralign="center" o:hrstd="t" o:hr="t" fillcolor="#a0a0a0" stroked="f"/>
+          <v:rect id="_x0000_i1046" style="width:0;height:1.5pt" o:hralign="center" o:hrstd="t" o:hr="t" fillcolor="#a0a0a0" stroked="f"/>
         </w:pict>
       </w:r>
     </w:p>
     <w:p>
       <w:pPr>
         <w:rPr>
+          <w:rFonts w:hint="eastAsia"/>
           <w:b/>
           <w:bCs/>
         </w:rPr>
@@ -3621,62 +6093,128 @@
       </w:r>
     </w:p>
     <w:p>
+      <w:pPr>
+        <w:rPr>
+          <w:rFonts w:hint="eastAsia"/>
+        </w:rPr>
+      </w:pPr>
       <w:r>
         <w:t>每做完一个模块，就让 Codex 总结。</w:t>
       </w:r>
     </w:p>
     <w:p>
+      <w:pPr>
+        <w:rPr>
+          <w:rFonts w:hint="eastAsia"/>
+        </w:rPr>
+      </w:pPr>
       <w:r>
         <w:t>比如日记模块做完后问：</w:t>
       </w:r>
     </w:p>
     <w:p>
+      <w:pPr>
+        <w:rPr>
+          <w:rFonts w:hint="eastAsia"/>
+        </w:rPr>
+      </w:pPr>
       <w:r>
         <w:t>请根据当前项目代码，帮我总结“情绪日记模块”的设计与实现说明，用于毕业论文第五章。</w:t>
       </w:r>
     </w:p>
-    <w:p/>
-    <w:p>
+    <w:p>
+      <w:pPr>
+        <w:rPr>
+          <w:rFonts w:hint="eastAsia"/>
+        </w:rPr>
+      </w:pPr>
+    </w:p>
+    <w:p>
+      <w:pPr>
+        <w:rPr>
+          <w:rFonts w:hint="eastAsia"/>
+        </w:rPr>
+      </w:pPr>
       <w:r>
         <w:t>要求：</w:t>
       </w:r>
     </w:p>
     <w:p>
+      <w:pPr>
+        <w:rPr>
+          <w:rFonts w:hint="eastAsia"/>
+        </w:rPr>
+      </w:pPr>
       <w:r>
         <w:t>1. 包括模块功能</w:t>
       </w:r>
     </w:p>
     <w:p>
+      <w:pPr>
+        <w:rPr>
+          <w:rFonts w:hint="eastAsia"/>
+        </w:rPr>
+      </w:pPr>
       <w:r>
         <w:t>2. 包括主要接口</w:t>
       </w:r>
     </w:p>
     <w:p>
+      <w:pPr>
+        <w:rPr>
+          <w:rFonts w:hint="eastAsia"/>
+        </w:rPr>
+      </w:pPr>
       <w:r>
         <w:t>3. 包括涉及的数据表</w:t>
       </w:r>
     </w:p>
     <w:p>
+      <w:pPr>
+        <w:rPr>
+          <w:rFonts w:hint="eastAsia"/>
+        </w:rPr>
+      </w:pPr>
       <w:r>
         <w:t>4. 包括实现流程</w:t>
       </w:r>
     </w:p>
     <w:p>
+      <w:pPr>
+        <w:rPr>
+          <w:rFonts w:hint="eastAsia"/>
+        </w:rPr>
+      </w:pPr>
       <w:r>
         <w:t>5. 用正式论文语气</w:t>
       </w:r>
     </w:p>
     <w:p>
+      <w:pPr>
+        <w:rPr>
+          <w:rFonts w:hint="eastAsia"/>
+        </w:rPr>
+      </w:pPr>
       <w:r>
         <w:t>6. 不要编造代码里没有的功能</w:t>
       </w:r>
     </w:p>
     <w:p>
+      <w:pPr>
+        <w:rPr>
+          <w:rFonts w:hint="eastAsia"/>
+        </w:rPr>
+      </w:pPr>
       <w:r>
         <w:t>统计模块做完后问：</w:t>
       </w:r>
     </w:p>
     <w:p>
+      <w:pPr>
+        <w:rPr>
+          <w:rFonts w:hint="eastAsia"/>
+        </w:rPr>
+      </w:pPr>
       <w:r>
         <w:lastRenderedPageBreak/>
         <w:t xml:space="preserve">请根据当前代码，生成“情绪统计与可视化模块”的论文描述，包括功能说明、后端统计接口、前端 </w:t>
@@ -3691,6 +6229,11 @@
       </w:r>
     </w:p>
     <w:p>
+      <w:pPr>
+        <w:rPr>
+          <w:rFonts w:hint="eastAsia"/>
+        </w:rPr>
+      </w:pPr>
       <w:r>
         <w:t>这样你不是最后才写论文，而是边</w:t>
       </w:r>
@@ -3704,15 +6247,21 @@
       </w:r>
     </w:p>
     <w:p>
+      <w:pPr>
+        <w:rPr>
+          <w:rFonts w:hint="eastAsia"/>
+        </w:rPr>
+      </w:pPr>
       <w:r>
         <w:pict w14:anchorId="59D5CB84">
-          <v:rect id="_x0000_i1281" style="width:0;height:1.5pt" o:hralign="center" o:hrstd="t" o:hr="t" fillcolor="#a0a0a0" stroked="f"/>
+          <v:rect id="_x0000_i1047" style="width:0;height:1.5pt" o:hralign="center" o:hrstd="t" o:hr="t" fillcolor="#a0a0a0" stroked="f"/>
         </w:pict>
       </w:r>
     </w:p>
     <w:p>
       <w:pPr>
         <w:rPr>
+          <w:rFonts w:hint="eastAsia"/>
           <w:b/>
           <w:bCs/>
         </w:rPr>
@@ -3726,46 +6275,91 @@
       </w:r>
     </w:p>
     <w:p>
+      <w:pPr>
+        <w:rPr>
+          <w:rFonts w:hint="eastAsia"/>
+        </w:rPr>
+      </w:pPr>
       <w:r>
         <w:t>你现在先不要急着让 Codex 写 AI、Agent、BERT。</w:t>
       </w:r>
     </w:p>
     <w:p>
+      <w:pPr>
+        <w:rPr>
+          <w:rFonts w:hint="eastAsia"/>
+        </w:rPr>
+      </w:pPr>
       <w:r>
         <w:t>第一步就做这个：</w:t>
       </w:r>
     </w:p>
     <w:p>
+      <w:pPr>
+        <w:rPr>
+          <w:rFonts w:hint="eastAsia"/>
+        </w:rPr>
+      </w:pPr>
       <w:r>
         <w:t>创建 GitHub 仓库</w:t>
       </w:r>
     </w:p>
     <w:p>
+      <w:pPr>
+        <w:rPr>
+          <w:rFonts w:hint="eastAsia"/>
+        </w:rPr>
+      </w:pPr>
       <w:r>
         <w:t>↓</w:t>
       </w:r>
     </w:p>
     <w:p>
+      <w:pPr>
+        <w:rPr>
+          <w:rFonts w:hint="eastAsia"/>
+        </w:rPr>
+      </w:pPr>
       <w:r>
         <w:t>建立 frontend/backend/docs 目录</w:t>
       </w:r>
     </w:p>
     <w:p>
+      <w:pPr>
+        <w:rPr>
+          <w:rFonts w:hint="eastAsia"/>
+        </w:rPr>
+      </w:pPr>
       <w:r>
         <w:t>↓</w:t>
       </w:r>
     </w:p>
     <w:p>
+      <w:pPr>
+        <w:rPr>
+          <w:rFonts w:hint="eastAsia"/>
+        </w:rPr>
+      </w:pPr>
       <w:r>
         <w:t>生成 README 和开发计划</w:t>
       </w:r>
     </w:p>
     <w:p>
+      <w:pPr>
+        <w:rPr>
+          <w:rFonts w:hint="eastAsia"/>
+        </w:rPr>
+      </w:pPr>
       <w:r>
         <w:t>↓</w:t>
       </w:r>
     </w:p>
     <w:p>
+      <w:pPr>
+        <w:rPr>
+          <w:rFonts w:hint="eastAsia"/>
+        </w:rPr>
+      </w:pPr>
       <w:r>
         <w:t>跑通 Spring Boot /</w:t>
       </w:r>
@@ -3779,11 +6373,21 @@
       </w:r>
     </w:p>
     <w:p>
+      <w:pPr>
+        <w:rPr>
+          <w:rFonts w:hint="eastAsia"/>
+        </w:rPr>
+      </w:pPr>
       <w:r>
         <w:t>↓</w:t>
       </w:r>
     </w:p>
     <w:p>
+      <w:pPr>
+        <w:rPr>
+          <w:rFonts w:hint="eastAsia"/>
+        </w:rPr>
+      </w:pPr>
       <w:r>
         <w:t>跑通 Vue 调用 /</w:t>
       </w:r>
@@ -3797,24 +6401,31 @@
       </w:r>
     </w:p>
     <w:p>
+      <w:pPr>
+        <w:rPr>
+          <w:rFonts w:hint="eastAsia"/>
+        </w:rPr>
+      </w:pPr>
       <w:r>
         <w:t>你给 Codex 的第一句话可以直接用：</w:t>
       </w:r>
     </w:p>
     <w:p>
-      <w:r>
-        <w:t>我正在做</w:t>
-      </w:r>
-      <w:proofErr w:type="gramStart"/>
-      <w:r>
-        <w:t>本科毕设《基于大语言模型的情绪记录与管理智能体系统设计与实现》</w:t>
-      </w:r>
-      <w:proofErr w:type="gramEnd"/>
-      <w:r>
-        <w:t>。请帮我搭建一个前后端分离项目的初始结构，仓库中包含 backend、frontend、docs 三个目录。先不要实现复杂功能，只需要生成 README、开发计划文档，并说明后续如何逐步开发。</w:t>
-      </w:r>
-    </w:p>
-    <w:p>
+      <w:pPr>
+        <w:rPr>
+          <w:rFonts w:hint="eastAsia"/>
+        </w:rPr>
+      </w:pPr>
+      <w:r>
+        <w:t>我正在做本科毕设《基于大语言模型的情绪记录与管理智能体系统设计与实现》。请帮我搭建一个前后端分离项目的初始结构，仓库中包含 backend、frontend、docs 三个目录。先不要实现复杂功能，只需要生成 README、开发计划文档，并说明后续如何逐步开发。</w:t>
+      </w:r>
+    </w:p>
+    <w:p>
+      <w:pPr>
+        <w:rPr>
+          <w:rFonts w:hint="eastAsia"/>
+        </w:rPr>
+      </w:pPr>
       <w:r>
         <w:t>先把这个跑起来。</w:t>
       </w:r>
@@ -3824,6 +6435,3329 @@
       </w:r>
     </w:p>
     <w:p/>
+    <w:p/>
+    <w:p/>
+    <w:p/>
+    <w:p/>
+    <w:p/>
+    <w:p/>
+    <w:p/>
+    <w:p/>
+    <w:p/>
+    <w:p/>
+    <w:p/>
+    <w:p/>
+    <w:p/>
+    <w:p/>
+    <w:p/>
+    <w:p/>
+    <w:p/>
+    <w:p/>
+    <w:p/>
+    <w:p/>
+    <w:p/>
+    <w:p/>
+    <w:p/>
+    <w:p/>
+    <w:p/>
+    <w:p/>
+    <w:p/>
+    <w:p/>
+    <w:p/>
+    <w:p/>
+    <w:p/>
+    <w:p>
+      <w:r>
+        <w:lastRenderedPageBreak/>
+        <w:t>可以，</w:t>
+      </w:r>
+      <w:r>
+        <w:rPr>
+          <w:b/>
+          <w:bCs/>
+        </w:rPr>
+        <w:t>这个项目往 Agent 方向扩展的关键，不是简单加一个聊天窗口，而是让系统具备：目标、记忆、工具调用、规划、反馈闭环。</w:t>
+      </w:r>
+    </w:p>
+    <w:p>
+      <w:r>
+        <w:t>你现在的系统基础版大概是：</w:t>
+      </w:r>
+    </w:p>
+    <w:p>
+      <w:r>
+        <w:t>用户</w:t>
+      </w:r>
+      <w:proofErr w:type="gramStart"/>
+      <w:r>
+        <w:t>写情绪</w:t>
+      </w:r>
+      <w:proofErr w:type="gramEnd"/>
+      <w:r>
+        <w:t>日记</w:t>
+      </w:r>
+    </w:p>
+    <w:p>
+      <w:r>
+        <w:t>↓</w:t>
+      </w:r>
+    </w:p>
+    <w:p>
+      <w:r>
+        <w:t>系统分析情绪</w:t>
+      </w:r>
+    </w:p>
+    <w:p>
+      <w:r>
+        <w:t>↓</w:t>
+      </w:r>
+    </w:p>
+    <w:p>
+      <w:r>
+        <w:t>大模型生成建议</w:t>
+      </w:r>
+    </w:p>
+    <w:p>
+      <w:r>
+        <w:t>↓</w:t>
+      </w:r>
+    </w:p>
+    <w:p>
+      <w:r>
+        <w:t>展示趋势图</w:t>
+      </w:r>
+    </w:p>
+    <w:p>
+      <w:r>
+        <w:t xml:space="preserve">这叫 </w:t>
+      </w:r>
+      <w:r>
+        <w:rPr>
+          <w:b/>
+          <w:bCs/>
+        </w:rPr>
+        <w:t>AI 情绪管理系统</w:t>
+      </w:r>
+      <w:r>
+        <w:t>。</w:t>
+      </w:r>
+    </w:p>
+    <w:p>
+      <w:r>
+        <w:t>如果要扩展成 Agent，就要变成：</w:t>
+      </w:r>
+    </w:p>
+    <w:p>
+      <w:r>
+        <w:t>用户持续记录情绪</w:t>
+      </w:r>
+    </w:p>
+    <w:p>
+      <w:r>
+        <w:t>↓</w:t>
+      </w:r>
+    </w:p>
+    <w:p>
+      <w:r>
+        <w:t>Agent 记住用户近期状态</w:t>
+      </w:r>
+    </w:p>
+    <w:p>
+      <w:r>
+        <w:t>↓</w:t>
+      </w:r>
+    </w:p>
+    <w:p>
+      <w:r>
+        <w:t>主动分析情绪变化</w:t>
+      </w:r>
+    </w:p>
+    <w:p>
+      <w:r>
+        <w:t>↓</w:t>
+      </w:r>
+    </w:p>
+    <w:p>
+      <w:r>
+        <w:t>判断用户当前需要什么</w:t>
+      </w:r>
+    </w:p>
+    <w:p>
+      <w:r>
+        <w:t>↓</w:t>
+      </w:r>
+    </w:p>
+    <w:p>
+      <w:r>
+        <w:t>调用不同工具</w:t>
+      </w:r>
+    </w:p>
+    <w:p>
+      <w:r>
+        <w:t>↓</w:t>
+      </w:r>
+    </w:p>
+    <w:p>
+      <w:r>
+        <w:t>生成计划 / 建议 / 提醒</w:t>
+      </w:r>
+    </w:p>
+    <w:p>
+      <w:r>
+        <w:t>↓</w:t>
+      </w:r>
+    </w:p>
+    <w:p>
+      <w:r>
+        <w:t>根据用户后续反馈调整策略</w:t>
+      </w:r>
+    </w:p>
+    <w:p>
+      <w:r>
+        <w:t>一句话：</w:t>
+      </w:r>
+    </w:p>
+    <w:p>
+      <w:r>
+        <w:rPr>
+          <w:b/>
+          <w:bCs/>
+        </w:rPr>
+        <w:t>系统不只是回答用户，而是围绕“帮助用户管理情绪”这个目标，持续观察、分析、计</w:t>
+      </w:r>
+      <w:r>
+        <w:rPr>
+          <w:b/>
+          <w:bCs/>
+        </w:rPr>
+        <w:lastRenderedPageBreak/>
+        <w:t>划和行动。</w:t>
+      </w:r>
+    </w:p>
+    <w:p>
+      <w:r>
+        <w:pict w14:anchorId="77D37C05">
+          <v:rect id="_x0000_i1138" style="width:0;height:1.5pt" o:hralign="center" o:hrstd="t" o:hr="t" fillcolor="#a0a0a0" stroked="f"/>
+        </w:pict>
+      </w:r>
+    </w:p>
+    <w:p>
+      <w:pPr>
+        <w:rPr>
+          <w:b/>
+          <w:bCs/>
+        </w:rPr>
+      </w:pPr>
+      <w:r>
+        <w:rPr>
+          <w:b/>
+          <w:bCs/>
+        </w:rPr>
+        <w:t>一、</w:t>
+      </w:r>
+      <w:proofErr w:type="gramStart"/>
+      <w:r>
+        <w:rPr>
+          <w:b/>
+          <w:bCs/>
+        </w:rPr>
+        <w:t>最</w:t>
+      </w:r>
+      <w:proofErr w:type="gramEnd"/>
+      <w:r>
+        <w:rPr>
+          <w:b/>
+          <w:bCs/>
+        </w:rPr>
+        <w:t>基础的 Agent 扩展：加“记忆”</w:t>
+      </w:r>
+    </w:p>
+    <w:p>
+      <w:r>
+        <w:t>这是最重要的一步。</w:t>
+      </w:r>
+    </w:p>
+    <w:p>
+      <w:r>
+        <w:t>普通 AI 聊天是：</w:t>
+      </w:r>
+    </w:p>
+    <w:p>
+      <w:r>
+        <w:t>用户：我今天很焦虑</w:t>
+      </w:r>
+    </w:p>
+    <w:p>
+      <w:r>
+        <w:t>AI：给你一些建议</w:t>
+      </w:r>
+    </w:p>
+    <w:p>
+      <w:r>
+        <w:t>Agent 版本应该是：</w:t>
+      </w:r>
+    </w:p>
+    <w:p>
+      <w:r>
+        <w:t>用户：我今天很焦虑</w:t>
+      </w:r>
+    </w:p>
+    <w:p>
+      <w:r>
+        <w:t>Agent：我注意到你这周已经有 3 次提到考试和焦虑，可能最近学习压力比较集中。今天可以先做一个 20 分钟的小复习计划，不用一次解决全部问题。</w:t>
+      </w:r>
+    </w:p>
+    <w:p>
+      <w:r>
+        <w:t>区别在于：</w:t>
+      </w:r>
+      <w:r>
+        <w:rPr>
+          <w:b/>
+          <w:bCs/>
+        </w:rPr>
+        <w:t>Agent 会结合历史记录回答。</w:t>
+      </w:r>
+    </w:p>
+    <w:p>
+      <w:r>
+        <w:t>你可以设计一个“记忆模块”。</w:t>
+      </w:r>
+    </w:p>
+    <w:p>
+      <w:pPr>
+        <w:rPr>
+          <w:b/>
+          <w:bCs/>
+        </w:rPr>
+      </w:pPr>
+      <w:r>
+        <w:rPr>
+          <w:b/>
+          <w:bCs/>
+        </w:rPr>
+        <w:t>记忆内容包括：</w:t>
+      </w:r>
+    </w:p>
+    <w:p>
+      <w:r>
+        <w:t xml:space="preserve">用户最近 7 </w:t>
+      </w:r>
+      <w:proofErr w:type="gramStart"/>
+      <w:r>
+        <w:t>天情绪</w:t>
+      </w:r>
+      <w:proofErr w:type="gramEnd"/>
+      <w:r>
+        <w:t>趋势</w:t>
+      </w:r>
+    </w:p>
+    <w:p>
+      <w:r>
+        <w:t>用户高频关键词</w:t>
+      </w:r>
+    </w:p>
+    <w:p>
+      <w:r>
+        <w:t>用户常见压力来源</w:t>
+      </w:r>
+    </w:p>
+    <w:p>
+      <w:r>
+        <w:t>用户最近一次 AI 建议</w:t>
+      </w:r>
+    </w:p>
+    <w:p>
+      <w:r>
+        <w:t>用户打卡频率</w:t>
+      </w:r>
+    </w:p>
+    <w:p>
+      <w:r>
+        <w:t>用户偏好的建议方式</w:t>
+      </w:r>
+    </w:p>
+    <w:p>
+      <w:r>
+        <w:t>比如数据库里可以加一个表：</w:t>
+      </w:r>
+    </w:p>
+    <w:p>
+      <w:proofErr w:type="spellStart"/>
+      <w:r>
+        <w:t>user_memory</w:t>
+      </w:r>
+      <w:proofErr w:type="spellEnd"/>
+      <w:r>
+        <w:t xml:space="preserve"> 用户记忆表</w:t>
+      </w:r>
+    </w:p>
+    <w:p>
+      <w:r>
+        <w:t>字段可以有：</w:t>
+      </w:r>
+    </w:p>
+    <w:tbl>
+      <w:tblPr>
+        <w:tblW w:w="0" w:type="auto"/>
+        <w:tblCellSpacing w:w="15" w:type="dxa"/>
+        <w:tblCellMar>
+          <w:top w:w="15" w:type="dxa"/>
+          <w:left w:w="15" w:type="dxa"/>
+          <w:bottom w:w="15" w:type="dxa"/>
+          <w:right w:w="15" w:type="dxa"/>
+        </w:tblCellMar>
+        <w:tblLook w:val="04A0" w:firstRow="1" w:lastRow="0" w:firstColumn="1" w:lastColumn="0" w:noHBand="0" w:noVBand="1"/>
+      </w:tblPr>
+      <w:tblGrid>
+        <w:gridCol w:w="2508"/>
+        <w:gridCol w:w="1395"/>
+      </w:tblGrid>
+      <w:tr>
+        <w:trPr>
+          <w:tblHeader/>
+          <w:tblCellSpacing w:w="15" w:type="dxa"/>
+        </w:trPr>
+        <w:tc>
+          <w:tcPr>
+            <w:tcW w:w="0" w:type="auto"/>
+            <w:vAlign w:val="center"/>
+            <w:hideMark/>
+          </w:tcPr>
+          <w:p>
+            <w:pPr>
+              <w:rPr>
+                <w:b/>
+                <w:bCs/>
+              </w:rPr>
+            </w:pPr>
+            <w:r>
+              <w:rPr>
+                <w:b/>
+                <w:bCs/>
+              </w:rPr>
+              <w:t>字段</w:t>
+            </w:r>
+          </w:p>
+        </w:tc>
+        <w:tc>
+          <w:tcPr>
+            <w:tcW w:w="0" w:type="auto"/>
+            <w:vAlign w:val="center"/>
+            <w:hideMark/>
+          </w:tcPr>
+          <w:p>
+            <w:pPr>
+              <w:rPr>
+                <w:b/>
+                <w:bCs/>
+              </w:rPr>
+            </w:pPr>
+            <w:r>
+              <w:rPr>
+                <w:b/>
+                <w:bCs/>
+              </w:rPr>
+              <w:t>说明</w:t>
+            </w:r>
+          </w:p>
+        </w:tc>
+      </w:tr>
+      <w:tr>
+        <w:trPr>
+          <w:tblCellSpacing w:w="15" w:type="dxa"/>
+        </w:trPr>
+        <w:tc>
+          <w:tcPr>
+            <w:tcW w:w="0" w:type="auto"/>
+            <w:vAlign w:val="center"/>
+            <w:hideMark/>
+          </w:tcPr>
+          <w:p>
+            <w:proofErr w:type="spellStart"/>
+            <w:r>
+              <w:t>user_id</w:t>
+            </w:r>
+            <w:proofErr w:type="spellEnd"/>
+          </w:p>
+        </w:tc>
+        <w:tc>
+          <w:tcPr>
+            <w:tcW w:w="0" w:type="auto"/>
+            <w:vAlign w:val="center"/>
+            <w:hideMark/>
+          </w:tcPr>
+          <w:p>
+            <w:r>
+              <w:t>用户 ID</w:t>
+            </w:r>
+          </w:p>
+        </w:tc>
+      </w:tr>
+      <w:tr>
+        <w:trPr>
+          <w:tblCellSpacing w:w="15" w:type="dxa"/>
+        </w:trPr>
+        <w:tc>
+          <w:tcPr>
+            <w:tcW w:w="0" w:type="auto"/>
+            <w:vAlign w:val="center"/>
+            <w:hideMark/>
+          </w:tcPr>
+          <w:p>
+            <w:proofErr w:type="spellStart"/>
+            <w:r>
+              <w:t>recent_emotion_summary</w:t>
+            </w:r>
+            <w:proofErr w:type="spellEnd"/>
+          </w:p>
+        </w:tc>
+        <w:tc>
+          <w:tcPr>
+            <w:tcW w:w="0" w:type="auto"/>
+            <w:vAlign w:val="center"/>
+            <w:hideMark/>
+          </w:tcPr>
+          <w:p>
+            <w:r>
+              <w:t>近期情绪总结</w:t>
+            </w:r>
+          </w:p>
+        </w:tc>
+      </w:tr>
+      <w:tr>
+        <w:trPr>
+          <w:tblCellSpacing w:w="15" w:type="dxa"/>
+        </w:trPr>
+        <w:tc>
+          <w:tcPr>
+            <w:tcW w:w="0" w:type="auto"/>
+            <w:vAlign w:val="center"/>
+            <w:hideMark/>
+          </w:tcPr>
+          <w:p>
+            <w:proofErr w:type="spellStart"/>
+            <w:r>
+              <w:lastRenderedPageBreak/>
+              <w:t>frequent_keywords</w:t>
+            </w:r>
+            <w:proofErr w:type="spellEnd"/>
+          </w:p>
+        </w:tc>
+        <w:tc>
+          <w:tcPr>
+            <w:tcW w:w="0" w:type="auto"/>
+            <w:vAlign w:val="center"/>
+            <w:hideMark/>
+          </w:tcPr>
+          <w:p>
+            <w:r>
+              <w:t>高频关键词</w:t>
+            </w:r>
+          </w:p>
+        </w:tc>
+      </w:tr>
+      <w:tr>
+        <w:trPr>
+          <w:tblCellSpacing w:w="15" w:type="dxa"/>
+        </w:trPr>
+        <w:tc>
+          <w:tcPr>
+            <w:tcW w:w="0" w:type="auto"/>
+            <w:vAlign w:val="center"/>
+            <w:hideMark/>
+          </w:tcPr>
+          <w:p>
+            <w:proofErr w:type="spellStart"/>
+            <w:r>
+              <w:t>main_stressors</w:t>
+            </w:r>
+            <w:proofErr w:type="spellEnd"/>
+          </w:p>
+        </w:tc>
+        <w:tc>
+          <w:tcPr>
+            <w:tcW w:w="0" w:type="auto"/>
+            <w:vAlign w:val="center"/>
+            <w:hideMark/>
+          </w:tcPr>
+          <w:p>
+            <w:r>
+              <w:t>主要压力源</w:t>
+            </w:r>
+          </w:p>
+        </w:tc>
+      </w:tr>
+      <w:tr>
+        <w:trPr>
+          <w:tblCellSpacing w:w="15" w:type="dxa"/>
+        </w:trPr>
+        <w:tc>
+          <w:tcPr>
+            <w:tcW w:w="0" w:type="auto"/>
+            <w:vAlign w:val="center"/>
+            <w:hideMark/>
+          </w:tcPr>
+          <w:p>
+            <w:proofErr w:type="spellStart"/>
+            <w:r>
+              <w:t>suggestion_preference</w:t>
+            </w:r>
+            <w:proofErr w:type="spellEnd"/>
+          </w:p>
+        </w:tc>
+        <w:tc>
+          <w:tcPr>
+            <w:tcW w:w="0" w:type="auto"/>
+            <w:vAlign w:val="center"/>
+            <w:hideMark/>
+          </w:tcPr>
+          <w:p>
+            <w:r>
+              <w:t>建议偏好</w:t>
+            </w:r>
+          </w:p>
+        </w:tc>
+      </w:tr>
+      <w:tr>
+        <w:trPr>
+          <w:tblCellSpacing w:w="15" w:type="dxa"/>
+        </w:trPr>
+        <w:tc>
+          <w:tcPr>
+            <w:tcW w:w="0" w:type="auto"/>
+            <w:vAlign w:val="center"/>
+            <w:hideMark/>
+          </w:tcPr>
+          <w:p>
+            <w:proofErr w:type="spellStart"/>
+            <w:r>
+              <w:t>last_report</w:t>
+            </w:r>
+            <w:proofErr w:type="spellEnd"/>
+          </w:p>
+        </w:tc>
+        <w:tc>
+          <w:tcPr>
+            <w:tcW w:w="0" w:type="auto"/>
+            <w:vAlign w:val="center"/>
+            <w:hideMark/>
+          </w:tcPr>
+          <w:p>
+            <w:r>
+              <w:t>最近一次总结</w:t>
+            </w:r>
+          </w:p>
+        </w:tc>
+      </w:tr>
+      <w:tr>
+        <w:trPr>
+          <w:tblCellSpacing w:w="15" w:type="dxa"/>
+        </w:trPr>
+        <w:tc>
+          <w:tcPr>
+            <w:tcW w:w="0" w:type="auto"/>
+            <w:vAlign w:val="center"/>
+            <w:hideMark/>
+          </w:tcPr>
+          <w:p>
+            <w:proofErr w:type="spellStart"/>
+            <w:r>
+              <w:t>update_time</w:t>
+            </w:r>
+            <w:proofErr w:type="spellEnd"/>
+          </w:p>
+        </w:tc>
+        <w:tc>
+          <w:tcPr>
+            <w:tcW w:w="0" w:type="auto"/>
+            <w:vAlign w:val="center"/>
+            <w:hideMark/>
+          </w:tcPr>
+          <w:p>
+            <w:r>
+              <w:t>更新时间</w:t>
+            </w:r>
+          </w:p>
+        </w:tc>
+      </w:tr>
+    </w:tbl>
+    <w:p>
+      <w:r>
+        <w:t>这样你的 Agent 就不是“每次都从零认识用户”。</w:t>
+      </w:r>
+    </w:p>
+    <w:p>
+      <w:r>
+        <w:pict w14:anchorId="0749D217">
+          <v:rect id="_x0000_i1139" style="width:0;height:1.5pt" o:hralign="center" o:hrstd="t" o:hr="t" fillcolor="#a0a0a0" stroked="f"/>
+        </w:pict>
+      </w:r>
+    </w:p>
+    <w:p>
+      <w:pPr>
+        <w:rPr>
+          <w:b/>
+          <w:bCs/>
+        </w:rPr>
+      </w:pPr>
+      <w:r>
+        <w:rPr>
+          <w:b/>
+          <w:bCs/>
+        </w:rPr>
+        <w:t>二、加“工具调用”能力</w:t>
+      </w:r>
+    </w:p>
+    <w:p>
+      <w:r>
+        <w:t>Agent 很重要的特征是：</w:t>
+      </w:r>
+      <w:r>
+        <w:rPr>
+          <w:b/>
+          <w:bCs/>
+        </w:rPr>
+        <w:t>它会调用工具完成任务。</w:t>
+      </w:r>
+    </w:p>
+    <w:p>
+      <w:r>
+        <w:t>在你的系统里，可以把每个功能都设计成一个工具。</w:t>
+      </w:r>
+    </w:p>
+    <w:p>
+      <w:r>
+        <w:t>比如：</w:t>
+      </w:r>
+    </w:p>
+    <w:tbl>
+      <w:tblPr>
+        <w:tblW w:w="0" w:type="auto"/>
+        <w:tblCellSpacing w:w="15" w:type="dxa"/>
+        <w:tblCellMar>
+          <w:top w:w="15" w:type="dxa"/>
+          <w:left w:w="15" w:type="dxa"/>
+          <w:bottom w:w="15" w:type="dxa"/>
+          <w:right w:w="15" w:type="dxa"/>
+        </w:tblCellMar>
+        <w:tblLook w:val="04A0" w:firstRow="1" w:lastRow="0" w:firstColumn="1" w:lastColumn="0" w:noHBand="0" w:noVBand="1"/>
+      </w:tblPr>
+      <w:tblGrid>
+        <w:gridCol w:w="2410"/>
+        <w:gridCol w:w="2171"/>
+      </w:tblGrid>
+      <w:tr>
+        <w:trPr>
+          <w:tblHeader/>
+          <w:tblCellSpacing w:w="15" w:type="dxa"/>
+        </w:trPr>
+        <w:tc>
+          <w:tcPr>
+            <w:tcW w:w="0" w:type="auto"/>
+            <w:vAlign w:val="center"/>
+            <w:hideMark/>
+          </w:tcPr>
+          <w:p>
+            <w:pPr>
+              <w:rPr>
+                <w:b/>
+                <w:bCs/>
+              </w:rPr>
+            </w:pPr>
+            <w:r>
+              <w:rPr>
+                <w:b/>
+                <w:bCs/>
+              </w:rPr>
+              <w:t>工具名</w:t>
+            </w:r>
+          </w:p>
+        </w:tc>
+        <w:tc>
+          <w:tcPr>
+            <w:tcW w:w="0" w:type="auto"/>
+            <w:vAlign w:val="center"/>
+            <w:hideMark/>
+          </w:tcPr>
+          <w:p>
+            <w:pPr>
+              <w:rPr>
+                <w:b/>
+                <w:bCs/>
+              </w:rPr>
+            </w:pPr>
+            <w:r>
+              <w:rPr>
+                <w:b/>
+                <w:bCs/>
+              </w:rPr>
+              <w:t>功能</w:t>
+            </w:r>
+          </w:p>
+        </w:tc>
+      </w:tr>
+      <w:tr>
+        <w:trPr>
+          <w:tblCellSpacing w:w="15" w:type="dxa"/>
+        </w:trPr>
+        <w:tc>
+          <w:tcPr>
+            <w:tcW w:w="0" w:type="auto"/>
+            <w:vAlign w:val="center"/>
+            <w:hideMark/>
+          </w:tcPr>
+          <w:p>
+            <w:proofErr w:type="spellStart"/>
+            <w:r>
+              <w:t>EmotionAnalyzeTool</w:t>
+            </w:r>
+            <w:proofErr w:type="spellEnd"/>
+          </w:p>
+        </w:tc>
+        <w:tc>
+          <w:tcPr>
+            <w:tcW w:w="0" w:type="auto"/>
+            <w:vAlign w:val="center"/>
+            <w:hideMark/>
+          </w:tcPr>
+          <w:p>
+            <w:r>
+              <w:t>分析日记情绪</w:t>
+            </w:r>
+          </w:p>
+        </w:tc>
+      </w:tr>
+      <w:tr>
+        <w:trPr>
+          <w:tblCellSpacing w:w="15" w:type="dxa"/>
+        </w:trPr>
+        <w:tc>
+          <w:tcPr>
+            <w:tcW w:w="0" w:type="auto"/>
+            <w:vAlign w:val="center"/>
+            <w:hideMark/>
+          </w:tcPr>
+          <w:p>
+            <w:proofErr w:type="spellStart"/>
+            <w:r>
+              <w:t>KeywordExtractTool</w:t>
+            </w:r>
+            <w:proofErr w:type="spellEnd"/>
+          </w:p>
+        </w:tc>
+        <w:tc>
+          <w:tcPr>
+            <w:tcW w:w="0" w:type="auto"/>
+            <w:vAlign w:val="center"/>
+            <w:hideMark/>
+          </w:tcPr>
+          <w:p>
+            <w:r>
+              <w:t>提取关键词</w:t>
+            </w:r>
+          </w:p>
+        </w:tc>
+      </w:tr>
+      <w:tr>
+        <w:trPr>
+          <w:tblCellSpacing w:w="15" w:type="dxa"/>
+        </w:trPr>
+        <w:tc>
+          <w:tcPr>
+            <w:tcW w:w="0" w:type="auto"/>
+            <w:vAlign w:val="center"/>
+            <w:hideMark/>
+          </w:tcPr>
+          <w:p>
+            <w:proofErr w:type="spellStart"/>
+            <w:r>
+              <w:t>TrendAnalyzeTool</w:t>
+            </w:r>
+            <w:proofErr w:type="spellEnd"/>
+          </w:p>
+        </w:tc>
+        <w:tc>
+          <w:tcPr>
+            <w:tcW w:w="0" w:type="auto"/>
+            <w:vAlign w:val="center"/>
+            <w:hideMark/>
+          </w:tcPr>
+          <w:p>
+            <w:r>
+              <w:t xml:space="preserve">分析近 7 </w:t>
+            </w:r>
+            <w:proofErr w:type="gramStart"/>
+            <w:r>
+              <w:t>天情绪</w:t>
+            </w:r>
+            <w:proofErr w:type="gramEnd"/>
+            <w:r>
+              <w:t>趋势</w:t>
+            </w:r>
+          </w:p>
+        </w:tc>
+      </w:tr>
+      <w:tr>
+        <w:trPr>
+          <w:tblCellSpacing w:w="15" w:type="dxa"/>
+        </w:trPr>
+        <w:tc>
+          <w:tcPr>
+            <w:tcW w:w="0" w:type="auto"/>
+            <w:vAlign w:val="center"/>
+            <w:hideMark/>
+          </w:tcPr>
+          <w:p>
+            <w:proofErr w:type="spellStart"/>
+            <w:r>
+              <w:t>MemoryReadTool</w:t>
+            </w:r>
+            <w:proofErr w:type="spellEnd"/>
+          </w:p>
+        </w:tc>
+        <w:tc>
+          <w:tcPr>
+            <w:tcW w:w="0" w:type="auto"/>
+            <w:vAlign w:val="center"/>
+            <w:hideMark/>
+          </w:tcPr>
+          <w:p>
+            <w:r>
+              <w:t>读取用户历史记忆</w:t>
+            </w:r>
+          </w:p>
+        </w:tc>
+      </w:tr>
+      <w:tr>
+        <w:trPr>
+          <w:tblCellSpacing w:w="15" w:type="dxa"/>
+        </w:trPr>
+        <w:tc>
+          <w:tcPr>
+            <w:tcW w:w="0" w:type="auto"/>
+            <w:vAlign w:val="center"/>
+            <w:hideMark/>
+          </w:tcPr>
+          <w:p>
+            <w:proofErr w:type="spellStart"/>
+            <w:r>
+              <w:t>MemoryUpdateTool</w:t>
+            </w:r>
+            <w:proofErr w:type="spellEnd"/>
+          </w:p>
+        </w:tc>
+        <w:tc>
+          <w:tcPr>
+            <w:tcW w:w="0" w:type="auto"/>
+            <w:vAlign w:val="center"/>
+            <w:hideMark/>
+          </w:tcPr>
+          <w:p>
+            <w:r>
+              <w:t>更新用户情绪记忆</w:t>
+            </w:r>
+          </w:p>
+        </w:tc>
+      </w:tr>
+      <w:tr>
+        <w:trPr>
+          <w:tblCellSpacing w:w="15" w:type="dxa"/>
+        </w:trPr>
+        <w:tc>
+          <w:tcPr>
+            <w:tcW w:w="0" w:type="auto"/>
+            <w:vAlign w:val="center"/>
+            <w:hideMark/>
+          </w:tcPr>
+          <w:p>
+            <w:proofErr w:type="spellStart"/>
+            <w:r>
+              <w:t>SuggestionGenerateTool</w:t>
+            </w:r>
+            <w:proofErr w:type="spellEnd"/>
+          </w:p>
+        </w:tc>
+        <w:tc>
+          <w:tcPr>
+            <w:tcW w:w="0" w:type="auto"/>
+            <w:vAlign w:val="center"/>
+            <w:hideMark/>
+          </w:tcPr>
+          <w:p>
+            <w:r>
+              <w:t>调用大模型生成建议</w:t>
+            </w:r>
+          </w:p>
+        </w:tc>
+      </w:tr>
+      <w:tr>
+        <w:trPr>
+          <w:tblCellSpacing w:w="15" w:type="dxa"/>
+        </w:trPr>
+        <w:tc>
+          <w:tcPr>
+            <w:tcW w:w="0" w:type="auto"/>
+            <w:vAlign w:val="center"/>
+            <w:hideMark/>
+          </w:tcPr>
+          <w:p>
+            <w:proofErr w:type="spellStart"/>
+            <w:r>
+              <w:t>ReportGenerateTool</w:t>
+            </w:r>
+            <w:proofErr w:type="spellEnd"/>
+          </w:p>
+        </w:tc>
+        <w:tc>
+          <w:tcPr>
+            <w:tcW w:w="0" w:type="auto"/>
+            <w:vAlign w:val="center"/>
+            <w:hideMark/>
+          </w:tcPr>
+          <w:p>
+            <w:r>
+              <w:t>生成周报/月报</w:t>
+            </w:r>
+          </w:p>
+        </w:tc>
+      </w:tr>
+      <w:tr>
+        <w:trPr>
+          <w:tblCellSpacing w:w="15" w:type="dxa"/>
+        </w:trPr>
+        <w:tc>
+          <w:tcPr>
+            <w:tcW w:w="0" w:type="auto"/>
+            <w:vAlign w:val="center"/>
+            <w:hideMark/>
+          </w:tcPr>
+          <w:p>
+            <w:proofErr w:type="spellStart"/>
+            <w:r>
+              <w:t>RiskCheckTool</w:t>
+            </w:r>
+            <w:proofErr w:type="spellEnd"/>
+          </w:p>
+        </w:tc>
+        <w:tc>
+          <w:tcPr>
+            <w:tcW w:w="0" w:type="auto"/>
+            <w:vAlign w:val="center"/>
+            <w:hideMark/>
+          </w:tcPr>
+          <w:p>
+            <w:r>
+              <w:t>检测极端负面内容</w:t>
+            </w:r>
+          </w:p>
+        </w:tc>
+      </w:tr>
+      <w:tr>
+        <w:trPr>
+          <w:tblCellSpacing w:w="15" w:type="dxa"/>
+        </w:trPr>
+        <w:tc>
+          <w:tcPr>
+            <w:tcW w:w="0" w:type="auto"/>
+            <w:vAlign w:val="center"/>
+            <w:hideMark/>
+          </w:tcPr>
+          <w:p>
+            <w:proofErr w:type="spellStart"/>
+            <w:r>
+              <w:t>ReminderTool</w:t>
+            </w:r>
+            <w:proofErr w:type="spellEnd"/>
+          </w:p>
+        </w:tc>
+        <w:tc>
+          <w:tcPr>
+            <w:tcW w:w="0" w:type="auto"/>
+            <w:vAlign w:val="center"/>
+            <w:hideMark/>
+          </w:tcPr>
+          <w:p>
+            <w:r>
+              <w:t>生成打卡提醒</w:t>
+            </w:r>
+          </w:p>
+        </w:tc>
+      </w:tr>
+      <w:tr>
+        <w:trPr>
+          <w:tblCellSpacing w:w="15" w:type="dxa"/>
+        </w:trPr>
+        <w:tc>
+          <w:tcPr>
+            <w:tcW w:w="0" w:type="auto"/>
+            <w:vAlign w:val="center"/>
+            <w:hideMark/>
+          </w:tcPr>
+          <w:p>
+            <w:proofErr w:type="spellStart"/>
+            <w:r>
+              <w:t>PlanGenerateTool</w:t>
+            </w:r>
+            <w:proofErr w:type="spellEnd"/>
+          </w:p>
+        </w:tc>
+        <w:tc>
+          <w:tcPr>
+            <w:tcW w:w="0" w:type="auto"/>
+            <w:vAlign w:val="center"/>
+            <w:hideMark/>
+          </w:tcPr>
+          <w:p>
+            <w:r>
+              <w:t>生成今日小计划</w:t>
+            </w:r>
+          </w:p>
+        </w:tc>
+      </w:tr>
+    </w:tbl>
+    <w:p>
+      <w:r>
+        <w:t>这样你的 Agent 流程可以写成：</w:t>
+      </w:r>
+    </w:p>
+    <w:p>
+      <w:r>
+        <w:t>用户输入</w:t>
+      </w:r>
+    </w:p>
+    <w:p>
+      <w:r>
+        <w:lastRenderedPageBreak/>
+        <w:t>↓</w:t>
+      </w:r>
+    </w:p>
+    <w:p>
+      <w:proofErr w:type="spellStart"/>
+      <w:r>
+        <w:t>RiskCheckTool</w:t>
+      </w:r>
+      <w:proofErr w:type="spellEnd"/>
+      <w:r>
+        <w:t xml:space="preserve"> 风险检测</w:t>
+      </w:r>
+    </w:p>
+    <w:p>
+      <w:r>
+        <w:t>↓</w:t>
+      </w:r>
+    </w:p>
+    <w:p>
+      <w:proofErr w:type="spellStart"/>
+      <w:r>
+        <w:t>EmotionAnalyzeTool</w:t>
+      </w:r>
+      <w:proofErr w:type="spellEnd"/>
+      <w:r>
+        <w:t xml:space="preserve"> 情绪分析</w:t>
+      </w:r>
+    </w:p>
+    <w:p>
+      <w:r>
+        <w:t>↓</w:t>
+      </w:r>
+    </w:p>
+    <w:p>
+      <w:proofErr w:type="spellStart"/>
+      <w:r>
+        <w:t>KeywordExtractTool</w:t>
+      </w:r>
+      <w:proofErr w:type="spellEnd"/>
+      <w:r>
+        <w:t xml:space="preserve"> 关键词提取</w:t>
+      </w:r>
+    </w:p>
+    <w:p>
+      <w:r>
+        <w:t>↓</w:t>
+      </w:r>
+    </w:p>
+    <w:p>
+      <w:proofErr w:type="spellStart"/>
+      <w:r>
+        <w:t>MemoryReadTool</w:t>
+      </w:r>
+      <w:proofErr w:type="spellEnd"/>
+      <w:r>
+        <w:t xml:space="preserve"> 读取历史记忆</w:t>
+      </w:r>
+    </w:p>
+    <w:p>
+      <w:r>
+        <w:t>↓</w:t>
+      </w:r>
+    </w:p>
+    <w:p>
+      <w:proofErr w:type="spellStart"/>
+      <w:r>
+        <w:t>TrendAnalyzeTool</w:t>
+      </w:r>
+      <w:proofErr w:type="spellEnd"/>
+      <w:r>
+        <w:t xml:space="preserve"> 分析趋势</w:t>
+      </w:r>
+    </w:p>
+    <w:p>
+      <w:r>
+        <w:t>↓</w:t>
+      </w:r>
+    </w:p>
+    <w:p>
+      <w:proofErr w:type="spellStart"/>
+      <w:r>
+        <w:t>SuggestionGenerateTool</w:t>
+      </w:r>
+      <w:proofErr w:type="spellEnd"/>
+      <w:r>
+        <w:t xml:space="preserve"> 生成建议</w:t>
+      </w:r>
+    </w:p>
+    <w:p>
+      <w:r>
+        <w:t>↓</w:t>
+      </w:r>
+    </w:p>
+    <w:p>
+      <w:proofErr w:type="spellStart"/>
+      <w:r>
+        <w:t>MemoryUpdateTool</w:t>
+      </w:r>
+      <w:proofErr w:type="spellEnd"/>
+      <w:r>
+        <w:t xml:space="preserve"> 更新记忆</w:t>
+      </w:r>
+    </w:p>
+    <w:p>
+      <w:r>
+        <w:t>↓</w:t>
+      </w:r>
+    </w:p>
+    <w:p>
+      <w:r>
+        <w:t>返回结果</w:t>
+      </w:r>
+    </w:p>
+    <w:p>
+      <w:r>
+        <w:t>论文里这就可以写成：</w:t>
+      </w:r>
+    </w:p>
+    <w:p>
+      <w:r>
+        <w:t>本系统通过工具调用机制将情绪分析、关键词提取、历史记忆读取、趋势分析和建议生成等功能模块进行封装，使智能体能够根据用户输入选择合适的工具完成情绪管理任务。</w:t>
+      </w:r>
+    </w:p>
+    <w:p>
+      <w:r>
+        <w:t>这个说法就比较像 Agent 了。</w:t>
+      </w:r>
+    </w:p>
+    <w:p>
+      <w:r>
+        <w:pict w14:anchorId="360D8304">
+          <v:rect id="_x0000_i1140" style="width:0;height:1.5pt" o:hralign="center" o:hrstd="t" o:hr="t" fillcolor="#a0a0a0" stroked="f"/>
+        </w:pict>
+      </w:r>
+    </w:p>
+    <w:p>
+      <w:pPr>
+        <w:rPr>
+          <w:b/>
+          <w:bCs/>
+        </w:rPr>
+      </w:pPr>
+      <w:r>
+        <w:rPr>
+          <w:b/>
+          <w:bCs/>
+        </w:rPr>
+        <w:t>三、加“规划能力”</w:t>
+      </w:r>
+    </w:p>
+    <w:p>
+      <w:r>
+        <w:t>普通系统只会给建议，Agent 可以生成计划。</w:t>
+      </w:r>
+    </w:p>
+    <w:p>
+      <w:r>
+        <w:t>比如用户输入：</w:t>
+      </w:r>
+    </w:p>
+    <w:p>
+      <w:r>
+        <w:t>最近很焦虑，事情很多，不知道从哪里开始。</w:t>
+      </w:r>
+    </w:p>
+    <w:p>
+      <w:r>
+        <w:t>普通 AI 回复：</w:t>
+      </w:r>
+    </w:p>
+    <w:p>
+      <w:r>
+        <w:lastRenderedPageBreak/>
+        <w:t>别太焦虑，可以先休息一下。</w:t>
+      </w:r>
+    </w:p>
+    <w:p>
+      <w:r>
+        <w:t>Agent 回复应该更具体：</w:t>
+      </w:r>
+    </w:p>
+    <w:p>
+      <w:r>
+        <w:t>我帮你拆成一个今天可以完成的小计划：</w:t>
+      </w:r>
+    </w:p>
+    <w:p/>
+    <w:p>
+      <w:r>
+        <w:t>1. 先写下最让你焦虑的 3 件事。</w:t>
+      </w:r>
+    </w:p>
+    <w:p>
+      <w:r>
+        <w:t>2. 选一件最容易开始的，做 20 分钟。</w:t>
+      </w:r>
+    </w:p>
+    <w:p>
+      <w:r>
+        <w:t>3. 做完</w:t>
+      </w:r>
+      <w:proofErr w:type="gramStart"/>
+      <w:r>
+        <w:t>后记录</w:t>
+      </w:r>
+      <w:proofErr w:type="gramEnd"/>
+      <w:r>
+        <w:t>一下情绪分数。</w:t>
+      </w:r>
+    </w:p>
+    <w:p>
+      <w:r>
+        <w:t>4. 晚上我可以帮你总结今天状态。</w:t>
+      </w:r>
+    </w:p>
+    <w:p>
+      <w:r>
+        <w:t xml:space="preserve">这就是 </w:t>
+      </w:r>
+      <w:r>
+        <w:rPr>
+          <w:b/>
+          <w:bCs/>
+        </w:rPr>
+        <w:t>规划能力</w:t>
+      </w:r>
+      <w:r>
+        <w:t>。</w:t>
+      </w:r>
+    </w:p>
+    <w:p>
+      <w:r>
+        <w:t>你可以做一个“今日情绪调节计划”功能。</w:t>
+      </w:r>
+    </w:p>
+    <w:p>
+      <w:pPr>
+        <w:rPr>
+          <w:b/>
+          <w:bCs/>
+        </w:rPr>
+      </w:pPr>
+      <w:r>
+        <w:rPr>
+          <w:b/>
+          <w:bCs/>
+        </w:rPr>
+        <w:t>计划内容可以包括：</w:t>
+      </w:r>
+    </w:p>
+    <w:p>
+      <w:r>
+        <w:t>今日情绪状态</w:t>
+      </w:r>
+    </w:p>
+    <w:p>
+      <w:r>
+        <w:t>主要压力源</w:t>
+      </w:r>
+    </w:p>
+    <w:p>
+      <w:r>
+        <w:t>建议完成的小任务</w:t>
+      </w:r>
+    </w:p>
+    <w:p>
+      <w:r>
+        <w:t>放松建议</w:t>
+      </w:r>
+    </w:p>
+    <w:p>
+      <w:r>
+        <w:t>晚间复盘提醒</w:t>
+      </w:r>
+    </w:p>
+    <w:p>
+      <w:r>
+        <w:t>比如页面叫：</w:t>
+      </w:r>
+    </w:p>
+    <w:p>
+      <w:r>
+        <w:t>今日情绪计划</w:t>
+      </w:r>
+    </w:p>
+    <w:p>
+      <w:r>
+        <w:t>用户提交日记后，系统生成：</w:t>
+      </w:r>
+    </w:p>
+    <w:p>
+      <w:r>
+        <w:t>今日状态：焦虑偏高</w:t>
+      </w:r>
+    </w:p>
+    <w:p>
+      <w:r>
+        <w:t>主要压力源：考试、复习效率</w:t>
+      </w:r>
+    </w:p>
+    <w:p>
+      <w:r>
+        <w:t>建议计划：</w:t>
+      </w:r>
+    </w:p>
+    <w:p>
+      <w:r>
+        <w:t>1. 先复习一章最熟悉的内容</w:t>
+      </w:r>
+    </w:p>
+    <w:p>
+      <w:r>
+        <w:t>2. 使用 25 分钟番茄钟</w:t>
+      </w:r>
+    </w:p>
+    <w:p>
+      <w:r>
+        <w:t>3. 结束后休息 10 分钟</w:t>
+      </w:r>
+    </w:p>
+    <w:p>
+      <w:r>
+        <w:t>4. 晚上记录一次复盘</w:t>
+      </w:r>
+    </w:p>
+    <w:p>
+      <w:r>
+        <w:t>这个功能很适合作为 Agent 扩展亮点。</w:t>
+      </w:r>
+    </w:p>
+    <w:p>
+      <w:r>
+        <w:lastRenderedPageBreak/>
+        <w:pict w14:anchorId="3F67EEF2">
+          <v:rect id="_x0000_i1141" style="width:0;height:1.5pt" o:hralign="center" o:hrstd="t" o:hr="t" fillcolor="#a0a0a0" stroked="f"/>
+        </w:pict>
+      </w:r>
+    </w:p>
+    <w:p>
+      <w:pPr>
+        <w:rPr>
+          <w:b/>
+          <w:bCs/>
+        </w:rPr>
+      </w:pPr>
+      <w:r>
+        <w:rPr>
+          <w:b/>
+          <w:bCs/>
+        </w:rPr>
+        <w:t>四、加“反馈闭环”</w:t>
+      </w:r>
+    </w:p>
+    <w:p>
+      <w:r>
+        <w:t>Agent 不是一次性回答，而是会根据后续结果调整。</w:t>
+      </w:r>
+    </w:p>
+    <w:p>
+      <w:r>
+        <w:t>比如今天 Agent 给了建议：</w:t>
+      </w:r>
+    </w:p>
+    <w:p>
+      <w:r>
+        <w:t xml:space="preserve">建议你先完成一个 20 </w:t>
+      </w:r>
+      <w:proofErr w:type="gramStart"/>
+      <w:r>
+        <w:t>分钟小</w:t>
+      </w:r>
+      <w:proofErr w:type="gramEnd"/>
+      <w:r>
+        <w:t>任务。</w:t>
+      </w:r>
+    </w:p>
+    <w:p>
+      <w:r>
+        <w:t>晚上系统可以问：</w:t>
+      </w:r>
+    </w:p>
+    <w:p>
+      <w:r>
+        <w:t>今天的</w:t>
+      </w:r>
+      <w:proofErr w:type="gramStart"/>
+      <w:r>
+        <w:t>小任务</w:t>
+      </w:r>
+      <w:proofErr w:type="gramEnd"/>
+      <w:r>
+        <w:t>完成了吗？</w:t>
+      </w:r>
+    </w:p>
+    <w:p>
+      <w:r>
+        <w:t>完成后情绪有没有变化？</w:t>
+      </w:r>
+    </w:p>
+    <w:p>
+      <w:r>
+        <w:t>然后根据用户反馈更新策略。</w:t>
+      </w:r>
+    </w:p>
+    <w:p>
+      <w:pPr>
+        <w:rPr>
+          <w:b/>
+          <w:bCs/>
+        </w:rPr>
+      </w:pPr>
+      <w:r>
+        <w:rPr>
+          <w:b/>
+          <w:bCs/>
+        </w:rPr>
+        <w:t>可以设计一个反馈流程：</w:t>
+      </w:r>
+    </w:p>
+    <w:p>
+      <w:r>
+        <w:t>Agent 给出建议</w:t>
+      </w:r>
+    </w:p>
+    <w:p>
+      <w:r>
+        <w:t>↓</w:t>
+      </w:r>
+    </w:p>
+    <w:p>
+      <w:r>
+        <w:t>用户执行或忽略</w:t>
+      </w:r>
+    </w:p>
+    <w:p>
+      <w:r>
+        <w:t>↓</w:t>
+      </w:r>
+    </w:p>
+    <w:p>
+      <w:r>
+        <w:t>用户进行晚间复盘</w:t>
+      </w:r>
+    </w:p>
+    <w:p>
+      <w:r>
+        <w:t>↓</w:t>
+      </w:r>
+    </w:p>
+    <w:p>
+      <w:r>
+        <w:t>系统记录执行情况</w:t>
+      </w:r>
+    </w:p>
+    <w:p>
+      <w:r>
+        <w:t>↓</w:t>
+      </w:r>
+    </w:p>
+    <w:p>
+      <w:r>
+        <w:t>Agent 判断建议是否有效</w:t>
+      </w:r>
+    </w:p>
+    <w:p>
+      <w:r>
+        <w:t>↓</w:t>
+      </w:r>
+    </w:p>
+    <w:p>
+      <w:r>
+        <w:t>下次生成更适合的建议</w:t>
+      </w:r>
+    </w:p>
+    <w:p>
+      <w:r>
+        <w:t>数据库可以加：</w:t>
+      </w:r>
+    </w:p>
+    <w:p>
+      <w:proofErr w:type="spellStart"/>
+      <w:r>
+        <w:t>agent_task</w:t>
+      </w:r>
+      <w:proofErr w:type="spellEnd"/>
+      <w:r>
+        <w:t xml:space="preserve"> 任务表</w:t>
+      </w:r>
+    </w:p>
+    <w:p>
+      <w:r>
+        <w:t>字段：</w:t>
+      </w:r>
+    </w:p>
+    <w:tbl>
+      <w:tblPr>
+        <w:tblW w:w="0" w:type="auto"/>
+        <w:tblCellSpacing w:w="15" w:type="dxa"/>
+        <w:tblCellMar>
+          <w:top w:w="15" w:type="dxa"/>
+          <w:left w:w="15" w:type="dxa"/>
+          <w:bottom w:w="15" w:type="dxa"/>
+          <w:right w:w="15" w:type="dxa"/>
+        </w:tblCellMar>
+        <w:tblLook w:val="04A0" w:firstRow="1" w:lastRow="0" w:firstColumn="1" w:lastColumn="0" w:noHBand="0" w:noVBand="1"/>
+      </w:tblPr>
+      <w:tblGrid>
+        <w:gridCol w:w="1287"/>
+        <w:gridCol w:w="2662"/>
+      </w:tblGrid>
+      <w:tr>
+        <w:trPr>
+          <w:tblHeader/>
+          <w:tblCellSpacing w:w="15" w:type="dxa"/>
+        </w:trPr>
+        <w:tc>
+          <w:tcPr>
+            <w:tcW w:w="0" w:type="auto"/>
+            <w:vAlign w:val="center"/>
+            <w:hideMark/>
+          </w:tcPr>
+          <w:p>
+            <w:pPr>
+              <w:rPr>
+                <w:b/>
+                <w:bCs/>
+              </w:rPr>
+            </w:pPr>
+            <w:r>
+              <w:rPr>
+                <w:b/>
+                <w:bCs/>
+              </w:rPr>
+              <w:t>字段</w:t>
+            </w:r>
+          </w:p>
+        </w:tc>
+        <w:tc>
+          <w:tcPr>
+            <w:tcW w:w="0" w:type="auto"/>
+            <w:vAlign w:val="center"/>
+            <w:hideMark/>
+          </w:tcPr>
+          <w:p>
+            <w:pPr>
+              <w:rPr>
+                <w:b/>
+                <w:bCs/>
+              </w:rPr>
+            </w:pPr>
+            <w:r>
+              <w:rPr>
+                <w:b/>
+                <w:bCs/>
+              </w:rPr>
+              <w:t>说明</w:t>
+            </w:r>
+          </w:p>
+        </w:tc>
+      </w:tr>
+      <w:tr>
+        <w:trPr>
+          <w:tblCellSpacing w:w="15" w:type="dxa"/>
+        </w:trPr>
+        <w:tc>
+          <w:tcPr>
+            <w:tcW w:w="0" w:type="auto"/>
+            <w:vAlign w:val="center"/>
+            <w:hideMark/>
+          </w:tcPr>
+          <w:p>
+            <w:r>
+              <w:t>id</w:t>
+            </w:r>
+          </w:p>
+        </w:tc>
+        <w:tc>
+          <w:tcPr>
+            <w:tcW w:w="0" w:type="auto"/>
+            <w:vAlign w:val="center"/>
+            <w:hideMark/>
+          </w:tcPr>
+          <w:p>
+            <w:r>
+              <w:t>任务 ID</w:t>
+            </w:r>
+          </w:p>
+        </w:tc>
+      </w:tr>
+      <w:tr>
+        <w:trPr>
+          <w:tblCellSpacing w:w="15" w:type="dxa"/>
+        </w:trPr>
+        <w:tc>
+          <w:tcPr>
+            <w:tcW w:w="0" w:type="auto"/>
+            <w:vAlign w:val="center"/>
+            <w:hideMark/>
+          </w:tcPr>
+          <w:p>
+            <w:proofErr w:type="spellStart"/>
+            <w:r>
+              <w:lastRenderedPageBreak/>
+              <w:t>user_id</w:t>
+            </w:r>
+            <w:proofErr w:type="spellEnd"/>
+          </w:p>
+        </w:tc>
+        <w:tc>
+          <w:tcPr>
+            <w:tcW w:w="0" w:type="auto"/>
+            <w:vAlign w:val="center"/>
+            <w:hideMark/>
+          </w:tcPr>
+          <w:p>
+            <w:r>
+              <w:t>用户 ID</w:t>
+            </w:r>
+          </w:p>
+        </w:tc>
+      </w:tr>
+      <w:tr>
+        <w:trPr>
+          <w:tblCellSpacing w:w="15" w:type="dxa"/>
+        </w:trPr>
+        <w:tc>
+          <w:tcPr>
+            <w:tcW w:w="0" w:type="auto"/>
+            <w:vAlign w:val="center"/>
+            <w:hideMark/>
+          </w:tcPr>
+          <w:p>
+            <w:proofErr w:type="spellStart"/>
+            <w:r>
+              <w:t>task_content</w:t>
+            </w:r>
+            <w:proofErr w:type="spellEnd"/>
+          </w:p>
+        </w:tc>
+        <w:tc>
+          <w:tcPr>
+            <w:tcW w:w="0" w:type="auto"/>
+            <w:vAlign w:val="center"/>
+            <w:hideMark/>
+          </w:tcPr>
+          <w:p>
+            <w:r>
+              <w:t>Agent 生成的</w:t>
+            </w:r>
+            <w:proofErr w:type="gramStart"/>
+            <w:r>
+              <w:t>小任务</w:t>
+            </w:r>
+            <w:proofErr w:type="gramEnd"/>
+          </w:p>
+        </w:tc>
+      </w:tr>
+      <w:tr>
+        <w:trPr>
+          <w:tblCellSpacing w:w="15" w:type="dxa"/>
+        </w:trPr>
+        <w:tc>
+          <w:tcPr>
+            <w:tcW w:w="0" w:type="auto"/>
+            <w:vAlign w:val="center"/>
+            <w:hideMark/>
+          </w:tcPr>
+          <w:p>
+            <w:r>
+              <w:t>status</w:t>
+            </w:r>
+          </w:p>
+        </w:tc>
+        <w:tc>
+          <w:tcPr>
+            <w:tcW w:w="0" w:type="auto"/>
+            <w:vAlign w:val="center"/>
+            <w:hideMark/>
+          </w:tcPr>
+          <w:p>
+            <w:r>
+              <w:t>未完成 / 已完成 / 已放弃</w:t>
+            </w:r>
+          </w:p>
+        </w:tc>
+      </w:tr>
+      <w:tr>
+        <w:trPr>
+          <w:tblCellSpacing w:w="15" w:type="dxa"/>
+        </w:trPr>
+        <w:tc>
+          <w:tcPr>
+            <w:tcW w:w="0" w:type="auto"/>
+            <w:vAlign w:val="center"/>
+            <w:hideMark/>
+          </w:tcPr>
+          <w:p>
+            <w:proofErr w:type="spellStart"/>
+            <w:r>
+              <w:t>before_score</w:t>
+            </w:r>
+            <w:proofErr w:type="spellEnd"/>
+          </w:p>
+        </w:tc>
+        <w:tc>
+          <w:tcPr>
+            <w:tcW w:w="0" w:type="auto"/>
+            <w:vAlign w:val="center"/>
+            <w:hideMark/>
+          </w:tcPr>
+          <w:p>
+            <w:r>
+              <w:t>执行</w:t>
+            </w:r>
+            <w:proofErr w:type="gramStart"/>
+            <w:r>
+              <w:t>前情绪</w:t>
+            </w:r>
+            <w:proofErr w:type="gramEnd"/>
+            <w:r>
+              <w:t>分数</w:t>
+            </w:r>
+          </w:p>
+        </w:tc>
+      </w:tr>
+      <w:tr>
+        <w:trPr>
+          <w:tblCellSpacing w:w="15" w:type="dxa"/>
+        </w:trPr>
+        <w:tc>
+          <w:tcPr>
+            <w:tcW w:w="0" w:type="auto"/>
+            <w:vAlign w:val="center"/>
+            <w:hideMark/>
+          </w:tcPr>
+          <w:p>
+            <w:proofErr w:type="spellStart"/>
+            <w:r>
+              <w:t>after_score</w:t>
+            </w:r>
+            <w:proofErr w:type="spellEnd"/>
+          </w:p>
+        </w:tc>
+        <w:tc>
+          <w:tcPr>
+            <w:tcW w:w="0" w:type="auto"/>
+            <w:vAlign w:val="center"/>
+            <w:hideMark/>
+          </w:tcPr>
+          <w:p>
+            <w:r>
+              <w:t>执行后情绪分数</w:t>
+            </w:r>
+          </w:p>
+        </w:tc>
+      </w:tr>
+      <w:tr>
+        <w:trPr>
+          <w:tblCellSpacing w:w="15" w:type="dxa"/>
+        </w:trPr>
+        <w:tc>
+          <w:tcPr>
+            <w:tcW w:w="0" w:type="auto"/>
+            <w:vAlign w:val="center"/>
+            <w:hideMark/>
+          </w:tcPr>
+          <w:p>
+            <w:r>
+              <w:t>feedback</w:t>
+            </w:r>
+          </w:p>
+        </w:tc>
+        <w:tc>
+          <w:tcPr>
+            <w:tcW w:w="0" w:type="auto"/>
+            <w:vAlign w:val="center"/>
+            <w:hideMark/>
+          </w:tcPr>
+          <w:p>
+            <w:r>
+              <w:t>用户反馈</w:t>
+            </w:r>
+          </w:p>
+        </w:tc>
+      </w:tr>
+      <w:tr>
+        <w:trPr>
+          <w:tblCellSpacing w:w="15" w:type="dxa"/>
+        </w:trPr>
+        <w:tc>
+          <w:tcPr>
+            <w:tcW w:w="0" w:type="auto"/>
+            <w:vAlign w:val="center"/>
+            <w:hideMark/>
+          </w:tcPr>
+          <w:p>
+            <w:proofErr w:type="spellStart"/>
+            <w:r>
+              <w:t>create_time</w:t>
+            </w:r>
+            <w:proofErr w:type="spellEnd"/>
+          </w:p>
+        </w:tc>
+        <w:tc>
+          <w:tcPr>
+            <w:tcW w:w="0" w:type="auto"/>
+            <w:vAlign w:val="center"/>
+            <w:hideMark/>
+          </w:tcPr>
+          <w:p>
+            <w:r>
+              <w:t>创建时间</w:t>
+            </w:r>
+          </w:p>
+        </w:tc>
+      </w:tr>
+    </w:tbl>
+    <w:p>
+      <w:r>
+        <w:t>这样答辩时可以说：</w:t>
+      </w:r>
+    </w:p>
+    <w:p>
+      <w:r>
+        <w:t>系统通过任务反馈机制形成情绪管理闭环，使 Agent 能够根据用户反馈调整后续建议。</w:t>
+      </w:r>
+    </w:p>
+    <w:p>
+      <w:r>
+        <w:t>这就很加分。</w:t>
+      </w:r>
+    </w:p>
+    <w:p>
+      <w:r>
+        <w:pict w14:anchorId="11468020">
+          <v:rect id="_x0000_i1142" style="width:0;height:1.5pt" o:hralign="center" o:hrstd="t" o:hr="t" fillcolor="#a0a0a0" stroked="f"/>
+        </w:pict>
+      </w:r>
+    </w:p>
+    <w:p>
+      <w:pPr>
+        <w:rPr>
+          <w:b/>
+          <w:bCs/>
+        </w:rPr>
+      </w:pPr>
+      <w:r>
+        <w:rPr>
+          <w:b/>
+          <w:bCs/>
+        </w:rPr>
+        <w:t>五、加“主动提醒”</w:t>
+      </w:r>
+    </w:p>
+    <w:p>
+      <w:r>
+        <w:t>Agent 可以有一定主动性。</w:t>
+      </w:r>
+    </w:p>
+    <w:p>
+      <w:r>
+        <w:t>不过本科毕设</w:t>
+      </w:r>
+      <w:proofErr w:type="gramStart"/>
+      <w:r>
+        <w:t>不</w:t>
+      </w:r>
+      <w:proofErr w:type="gramEnd"/>
+      <w:r>
+        <w:t>用做真正复杂推送，可以先做站内提醒。</w:t>
+      </w:r>
+    </w:p>
+    <w:p>
+      <w:r>
+        <w:t>比如：</w:t>
+      </w:r>
+    </w:p>
+    <w:p>
+      <w:r>
+        <w:t>你已经 3 天没有记录情绪了，要不要今天简单写一句？</w:t>
+      </w:r>
+    </w:p>
+    <w:p>
+      <w:r>
+        <w:t>或者：</w:t>
+      </w:r>
+    </w:p>
+    <w:p>
+      <w:r>
+        <w:t>你最近 7 天负面情绪出现频率较高，建议今晚做一次简短复盘。</w:t>
+      </w:r>
+    </w:p>
+    <w:p>
+      <w:r>
+        <w:t>再比如：</w:t>
+      </w:r>
+    </w:p>
+    <w:p>
+      <w:r>
+        <w:t>本周关键词里“考试”“熬夜”“压力”出现较多，要不要生成一份复习减压计划？</w:t>
+      </w:r>
+    </w:p>
+    <w:p>
+      <w:r>
+        <w:t xml:space="preserve">这个叫 </w:t>
+      </w:r>
+      <w:r>
+        <w:rPr>
+          <w:b/>
+          <w:bCs/>
+        </w:rPr>
+        <w:t>主动干预 / 主动建议</w:t>
+      </w:r>
+      <w:r>
+        <w:t>，但要注意措辞，不能写成心理治疗。</w:t>
+      </w:r>
+    </w:p>
+    <w:p>
+      <w:r>
+        <w:t>建议你写成：</w:t>
+      </w:r>
+    </w:p>
+    <w:p>
+      <w:r>
+        <w:t>主动提醒与辅助建议</w:t>
+      </w:r>
+    </w:p>
+    <w:p>
+      <w:r>
+        <w:t>不要写：</w:t>
+      </w:r>
+    </w:p>
+    <w:p>
+      <w:r>
+        <w:lastRenderedPageBreak/>
+        <w:t>心理干预治疗</w:t>
+      </w:r>
+    </w:p>
+    <w:p>
+      <w:r>
+        <w:t>这样更安全。</w:t>
+      </w:r>
+    </w:p>
+    <w:p>
+      <w:r>
+        <w:pict w14:anchorId="58AE06AB">
+          <v:rect id="_x0000_i1143" style="width:0;height:1.5pt" o:hralign="center" o:hrstd="t" o:hr="t" fillcolor="#a0a0a0" stroked="f"/>
+        </w:pict>
+      </w:r>
+    </w:p>
+    <w:p>
+      <w:pPr>
+        <w:rPr>
+          <w:b/>
+          <w:bCs/>
+        </w:rPr>
+      </w:pPr>
+      <w:r>
+        <w:rPr>
+          <w:b/>
+          <w:bCs/>
+        </w:rPr>
+        <w:t>六、加“多 Agent 分工”</w:t>
+      </w:r>
+    </w:p>
+    <w:p>
+      <w:r>
+        <w:t>如果你想把项目包装得更高级，可以设计成多个子 Agent。</w:t>
+      </w:r>
+    </w:p>
+    <w:p>
+      <w:r>
+        <w:t>比如：</w:t>
+      </w:r>
+    </w:p>
+    <w:tbl>
+      <w:tblPr>
+        <w:tblW w:w="0" w:type="auto"/>
+        <w:tblCellSpacing w:w="15" w:type="dxa"/>
+        <w:tblCellMar>
+          <w:top w:w="15" w:type="dxa"/>
+          <w:left w:w="15" w:type="dxa"/>
+          <w:bottom w:w="15" w:type="dxa"/>
+          <w:right w:w="15" w:type="dxa"/>
+        </w:tblCellMar>
+        <w:tblLook w:val="04A0" w:firstRow="1" w:lastRow="0" w:firstColumn="1" w:lastColumn="0" w:noHBand="0" w:noVBand="1"/>
+      </w:tblPr>
+      <w:tblGrid>
+        <w:gridCol w:w="1636"/>
+        <w:gridCol w:w="2495"/>
+      </w:tblGrid>
+      <w:tr>
+        <w:trPr>
+          <w:tblHeader/>
+          <w:tblCellSpacing w:w="15" w:type="dxa"/>
+        </w:trPr>
+        <w:tc>
+          <w:tcPr>
+            <w:tcW w:w="0" w:type="auto"/>
+            <w:vAlign w:val="center"/>
+            <w:hideMark/>
+          </w:tcPr>
+          <w:p>
+            <w:pPr>
+              <w:rPr>
+                <w:b/>
+                <w:bCs/>
+              </w:rPr>
+            </w:pPr>
+            <w:r>
+              <w:rPr>
+                <w:b/>
+                <w:bCs/>
+              </w:rPr>
+              <w:t>子 Agent</w:t>
+            </w:r>
+          </w:p>
+        </w:tc>
+        <w:tc>
+          <w:tcPr>
+            <w:tcW w:w="0" w:type="auto"/>
+            <w:vAlign w:val="center"/>
+            <w:hideMark/>
+          </w:tcPr>
+          <w:p>
+            <w:pPr>
+              <w:rPr>
+                <w:b/>
+                <w:bCs/>
+              </w:rPr>
+            </w:pPr>
+            <w:r>
+              <w:rPr>
+                <w:b/>
+                <w:bCs/>
+              </w:rPr>
+              <w:t>职责</w:t>
+            </w:r>
+          </w:p>
+        </w:tc>
+      </w:tr>
+      <w:tr>
+        <w:trPr>
+          <w:tblCellSpacing w:w="15" w:type="dxa"/>
+        </w:trPr>
+        <w:tc>
+          <w:tcPr>
+            <w:tcW w:w="0" w:type="auto"/>
+            <w:vAlign w:val="center"/>
+            <w:hideMark/>
+          </w:tcPr>
+          <w:p>
+            <w:r>
+              <w:t>情绪分析 Agent</w:t>
+            </w:r>
+          </w:p>
+        </w:tc>
+        <w:tc>
+          <w:tcPr>
+            <w:tcW w:w="0" w:type="auto"/>
+            <w:vAlign w:val="center"/>
+            <w:hideMark/>
+          </w:tcPr>
+          <w:p>
+            <w:r>
+              <w:t>负责识别情绪类型和强度</w:t>
+            </w:r>
+          </w:p>
+        </w:tc>
+      </w:tr>
+      <w:tr>
+        <w:trPr>
+          <w:tblCellSpacing w:w="15" w:type="dxa"/>
+        </w:trPr>
+        <w:tc>
+          <w:tcPr>
+            <w:tcW w:w="0" w:type="auto"/>
+            <w:vAlign w:val="center"/>
+            <w:hideMark/>
+          </w:tcPr>
+          <w:p>
+            <w:r>
+              <w:t>记忆 Agent</w:t>
+            </w:r>
+          </w:p>
+        </w:tc>
+        <w:tc>
+          <w:tcPr>
+            <w:tcW w:w="0" w:type="auto"/>
+            <w:vAlign w:val="center"/>
+            <w:hideMark/>
+          </w:tcPr>
+          <w:p>
+            <w:r>
+              <w:t>负责总结用户历史状态</w:t>
+            </w:r>
+          </w:p>
+        </w:tc>
+      </w:tr>
+      <w:tr>
+        <w:trPr>
+          <w:tblCellSpacing w:w="15" w:type="dxa"/>
+        </w:trPr>
+        <w:tc>
+          <w:tcPr>
+            <w:tcW w:w="0" w:type="auto"/>
+            <w:vAlign w:val="center"/>
+            <w:hideMark/>
+          </w:tcPr>
+          <w:p>
+            <w:r>
+              <w:t>建议生成 Agent</w:t>
+            </w:r>
+          </w:p>
+        </w:tc>
+        <w:tc>
+          <w:tcPr>
+            <w:tcW w:w="0" w:type="auto"/>
+            <w:vAlign w:val="center"/>
+            <w:hideMark/>
+          </w:tcPr>
+          <w:p>
+            <w:r>
+              <w:t>负责生成日常建议</w:t>
+            </w:r>
+          </w:p>
+        </w:tc>
+      </w:tr>
+      <w:tr>
+        <w:trPr>
+          <w:tblCellSpacing w:w="15" w:type="dxa"/>
+        </w:trPr>
+        <w:tc>
+          <w:tcPr>
+            <w:tcW w:w="0" w:type="auto"/>
+            <w:vAlign w:val="center"/>
+            <w:hideMark/>
+          </w:tcPr>
+          <w:p>
+            <w:r>
+              <w:t>报告 Agent</w:t>
+            </w:r>
+          </w:p>
+        </w:tc>
+        <w:tc>
+          <w:tcPr>
+            <w:tcW w:w="0" w:type="auto"/>
+            <w:vAlign w:val="center"/>
+            <w:hideMark/>
+          </w:tcPr>
+          <w:p>
+            <w:r>
+              <w:t>负责生成周报/月报</w:t>
+            </w:r>
+          </w:p>
+        </w:tc>
+      </w:tr>
+      <w:tr>
+        <w:trPr>
+          <w:tblCellSpacing w:w="15" w:type="dxa"/>
+        </w:trPr>
+        <w:tc>
+          <w:tcPr>
+            <w:tcW w:w="0" w:type="auto"/>
+            <w:vAlign w:val="center"/>
+            <w:hideMark/>
+          </w:tcPr>
+          <w:p>
+            <w:r>
+              <w:t>风险检测 Agent</w:t>
+            </w:r>
+          </w:p>
+        </w:tc>
+        <w:tc>
+          <w:tcPr>
+            <w:tcW w:w="0" w:type="auto"/>
+            <w:vAlign w:val="center"/>
+            <w:hideMark/>
+          </w:tcPr>
+          <w:p>
+            <w:r>
+              <w:t>负责识别极端负面表达</w:t>
+            </w:r>
+          </w:p>
+        </w:tc>
+      </w:tr>
+      <w:tr>
+        <w:trPr>
+          <w:tblCellSpacing w:w="15" w:type="dxa"/>
+        </w:trPr>
+        <w:tc>
+          <w:tcPr>
+            <w:tcW w:w="0" w:type="auto"/>
+            <w:vAlign w:val="center"/>
+            <w:hideMark/>
+          </w:tcPr>
+          <w:p>
+            <w:r>
+              <w:t>计划 Agent</w:t>
+            </w:r>
+          </w:p>
+        </w:tc>
+        <w:tc>
+          <w:tcPr>
+            <w:tcW w:w="0" w:type="auto"/>
+            <w:vAlign w:val="center"/>
+            <w:hideMark/>
+          </w:tcPr>
+          <w:p>
+            <w:r>
+              <w:t>负责生成今日小计划</w:t>
+            </w:r>
+          </w:p>
+        </w:tc>
+      </w:tr>
+    </w:tbl>
+    <w:p>
+      <w:r>
+        <w:t>整体架构：</w:t>
+      </w:r>
+    </w:p>
+    <w:p>
+      <w:r>
+        <w:t>用户输入</w:t>
+      </w:r>
+    </w:p>
+    <w:p>
+      <w:r>
+        <w:t>↓</w:t>
+      </w:r>
+    </w:p>
+    <w:p>
+      <w:r>
+        <w:t>主控 Agent</w:t>
+      </w:r>
+    </w:p>
+    <w:p>
+      <w:r>
+        <w:t>↓</w:t>
+      </w:r>
+    </w:p>
+    <w:p>
+      <w:r>
+        <w:t>调用不同子 Agent</w:t>
+      </w:r>
+    </w:p>
+    <w:p>
+      <w:r>
+        <w:t>↓</w:t>
+      </w:r>
+    </w:p>
+    <w:p>
+      <w:r>
+        <w:t>整合结果</w:t>
+      </w:r>
+    </w:p>
+    <w:p>
+      <w:r>
+        <w:t>↓</w:t>
+      </w:r>
+    </w:p>
+    <w:p>
+      <w:r>
+        <w:t>返回给用户</w:t>
+      </w:r>
+    </w:p>
+    <w:p>
+      <w:r>
+        <w:t>但是注意：</w:t>
+      </w:r>
+      <w:r>
+        <w:br/>
+      </w:r>
+      <w:r>
+        <w:rPr>
+          <w:b/>
+          <w:bCs/>
+        </w:rPr>
+        <w:t>实际开发时不一定真的写很多复杂 Agent 框架。</w:t>
+      </w:r>
+    </w:p>
+    <w:p>
+      <w:r>
+        <w:t>你可以在系统设计里这样写，代码里用不同 Service 类实现：</w:t>
+      </w:r>
+    </w:p>
+    <w:p>
+      <w:proofErr w:type="spellStart"/>
+      <w:r>
+        <w:lastRenderedPageBreak/>
+        <w:t>EmotionAgentService</w:t>
+      </w:r>
+      <w:proofErr w:type="spellEnd"/>
+    </w:p>
+    <w:p>
+      <w:proofErr w:type="spellStart"/>
+      <w:proofErr w:type="gramStart"/>
+      <w:r>
+        <w:t>MemoryService</w:t>
+      </w:r>
+      <w:proofErr w:type="spellEnd"/>
+      <w:proofErr w:type="gramEnd"/>
+    </w:p>
+    <w:p>
+      <w:proofErr w:type="spellStart"/>
+      <w:r>
+        <w:t>RiskCheckService</w:t>
+      </w:r>
+      <w:proofErr w:type="spellEnd"/>
+    </w:p>
+    <w:p>
+      <w:proofErr w:type="spellStart"/>
+      <w:proofErr w:type="gramStart"/>
+      <w:r>
+        <w:t>ReportService</w:t>
+      </w:r>
+      <w:proofErr w:type="spellEnd"/>
+      <w:proofErr w:type="gramEnd"/>
+    </w:p>
+    <w:p>
+      <w:proofErr w:type="spellStart"/>
+      <w:r>
+        <w:t>PlanService</w:t>
+      </w:r>
+      <w:proofErr w:type="spellEnd"/>
+    </w:p>
+    <w:p>
+      <w:proofErr w:type="spellStart"/>
+      <w:r>
+        <w:t>LLMService</w:t>
+      </w:r>
+      <w:proofErr w:type="spellEnd"/>
+    </w:p>
+    <w:p>
+      <w:r>
+        <w:t>这样既有 Agent 架构，又不会把开发难度搞爆。</w:t>
+      </w:r>
+    </w:p>
+    <w:p>
+      <w:r>
+        <w:pict w14:anchorId="2742AD0F">
+          <v:rect id="_x0000_i1144" style="width:0;height:1.5pt" o:hralign="center" o:hrstd="t" o:hr="t" fillcolor="#a0a0a0" stroked="f"/>
+        </w:pict>
+      </w:r>
+    </w:p>
+    <w:p>
+      <w:pPr>
+        <w:rPr>
+          <w:b/>
+          <w:bCs/>
+        </w:rPr>
+      </w:pPr>
+      <w:r>
+        <w:rPr>
+          <w:b/>
+          <w:bCs/>
+        </w:rPr>
+        <w:t>七、加“情绪周报/月报 Agent”</w:t>
+      </w:r>
+    </w:p>
+    <w:p>
+      <w:r>
+        <w:t>这个非常适合毕设展示。</w:t>
+      </w:r>
+    </w:p>
+    <w:p>
+      <w:r>
+        <w:t>基础版周报只是统计：</w:t>
+      </w:r>
+    </w:p>
+    <w:p>
+      <w:r>
+        <w:t>本周积极 3 次，消极 4 次。</w:t>
+      </w:r>
+    </w:p>
+    <w:p>
+      <w:r>
+        <w:t>Agent 版周报应该是：</w:t>
+      </w:r>
+    </w:p>
+    <w:p>
+      <w:r>
+        <w:t>本周你的情绪整体偏低落，负面情绪主要集中在周三和周五。</w:t>
+      </w:r>
+    </w:p>
+    <w:p>
+      <w:r>
+        <w:t>高频关键词包括：考试、熬夜、复习。</w:t>
+      </w:r>
+    </w:p>
+    <w:p>
+      <w:r>
+        <w:t>可能的压力来源是学习任务堆积和休息不足。</w:t>
+      </w:r>
+    </w:p>
+    <w:p>
+      <w:r>
+        <w:t>下周建议：</w:t>
+      </w:r>
+    </w:p>
+    <w:p>
+      <w:r>
+        <w:t>1. 提前拆分复习任务；</w:t>
+      </w:r>
+    </w:p>
+    <w:p>
+      <w:r>
+        <w:t>2. 尽量固定睡眠时间；</w:t>
+      </w:r>
+    </w:p>
+    <w:p>
+      <w:r>
+        <w:t>3. 每天只记录一个最主要压力源。</w:t>
+      </w:r>
+    </w:p>
+    <w:p>
+      <w:r>
+        <w:t>这个功能很像 Agent，因为它会：</w:t>
+      </w:r>
+    </w:p>
+    <w:p>
+      <w:r>
+        <w:t>读取历史数据</w:t>
+      </w:r>
+    </w:p>
+    <w:p>
+      <w:r>
+        <w:t>↓</w:t>
+      </w:r>
+    </w:p>
+    <w:p>
+      <w:r>
+        <w:t>总结规律</w:t>
+      </w:r>
+    </w:p>
+    <w:p>
+      <w:r>
+        <w:t>↓</w:t>
+      </w:r>
+    </w:p>
+    <w:p>
+      <w:r>
+        <w:t>推断压力来源</w:t>
+      </w:r>
+    </w:p>
+    <w:p>
+      <w:r>
+        <w:t>↓</w:t>
+      </w:r>
+    </w:p>
+    <w:p>
+      <w:r>
+        <w:lastRenderedPageBreak/>
+        <w:t>生成下周计划</w:t>
+      </w:r>
+    </w:p>
+    <w:p>
+      <w:r>
+        <w:t>推荐你重点做。</w:t>
+      </w:r>
+    </w:p>
+    <w:p>
+      <w:r>
+        <w:pict w14:anchorId="43F5D13F">
+          <v:rect id="_x0000_i1145" style="width:0;height:1.5pt" o:hralign="center" o:hrstd="t" o:hr="t" fillcolor="#a0a0a0" stroked="f"/>
+        </w:pict>
+      </w:r>
+    </w:p>
+    <w:p>
+      <w:pPr>
+        <w:rPr>
+          <w:b/>
+          <w:bCs/>
+        </w:rPr>
+      </w:pPr>
+      <w:r>
+        <w:rPr>
+          <w:b/>
+          <w:bCs/>
+        </w:rPr>
+        <w:t>八、加“情绪日历 Agent”</w:t>
+      </w:r>
+    </w:p>
+    <w:p>
+      <w:r>
+        <w:t>这个也很适合展示。</w:t>
+      </w:r>
+    </w:p>
+    <w:p>
+      <w:r>
+        <w:t>类似 GitHub 贡献图，每一天一个情绪颜色或分数：</w:t>
+      </w:r>
+    </w:p>
+    <w:p>
+      <w:r>
+        <w:t>周一：平静</w:t>
+      </w:r>
+    </w:p>
+    <w:p>
+      <w:r>
+        <w:t>周二：焦虑</w:t>
+      </w:r>
+    </w:p>
+    <w:p>
+      <w:r>
+        <w:t>周三：疲惫</w:t>
+      </w:r>
+    </w:p>
+    <w:p>
+      <w:r>
+        <w:t>周四：开心</w:t>
+      </w:r>
+    </w:p>
+    <w:p>
+      <w:r>
+        <w:t>周五：焦虑</w:t>
+      </w:r>
+    </w:p>
+    <w:p>
+      <w:r>
+        <w:t>点开某一天，Agent 可以总结：</w:t>
+      </w:r>
+    </w:p>
+    <w:p>
+      <w:r>
+        <w:t>这一天你的主要关键词是“作业、熬夜、压力”，情绪强度为 4。</w:t>
+      </w:r>
+    </w:p>
+    <w:p>
+      <w:r>
+        <w:t>再扩展一点：</w:t>
+      </w:r>
+    </w:p>
+    <w:p>
+      <w:r>
+        <w:t>Agent 发现：你的负面情绪更容易出现在周三和周五。</w:t>
+      </w:r>
+    </w:p>
+    <w:p>
+      <w:r>
+        <w:t>这个就是从数据里发现模式。</w:t>
+      </w:r>
+    </w:p>
+    <w:p>
+      <w:r>
+        <w:pict w14:anchorId="48692B96">
+          <v:rect id="_x0000_i1146" style="width:0;height:1.5pt" o:hralign="center" o:hrstd="t" o:hr="t" fillcolor="#a0a0a0" stroked="f"/>
+        </w:pict>
+      </w:r>
+    </w:p>
+    <w:p>
+      <w:pPr>
+        <w:rPr>
+          <w:b/>
+          <w:bCs/>
+        </w:rPr>
+      </w:pPr>
+      <w:r>
+        <w:rPr>
+          <w:b/>
+          <w:bCs/>
+        </w:rPr>
+        <w:t>九、加“个性化建议偏好”</w:t>
+      </w:r>
+    </w:p>
+    <w:p>
+      <w:r>
+        <w:t>Agent 应该越来越懂用户。</w:t>
+      </w:r>
+    </w:p>
+    <w:p>
+      <w:r>
+        <w:t>你可以让用户选择自己喜欢哪种建议风格：</w:t>
+      </w:r>
+    </w:p>
+    <w:p>
+      <w:r>
+        <w:t>温柔安慰型</w:t>
+      </w:r>
+    </w:p>
+    <w:p>
+      <w:r>
+        <w:t>理性分析型</w:t>
+      </w:r>
+    </w:p>
+    <w:p>
+      <w:r>
+        <w:t>行动计划型</w:t>
+      </w:r>
+    </w:p>
+    <w:p>
+      <w:r>
+        <w:t>简短提醒型</w:t>
+      </w:r>
+    </w:p>
+    <w:p>
+      <w:r>
+        <w:t>朋友陪伴型</w:t>
+      </w:r>
+    </w:p>
+    <w:p>
+      <w:r>
+        <w:t>比如同一句情绪：</w:t>
+      </w:r>
+    </w:p>
+    <w:p>
+      <w:r>
+        <w:t>我今天很焦虑。</w:t>
+      </w:r>
+    </w:p>
+    <w:p>
+      <w:r>
+        <w:lastRenderedPageBreak/>
+        <w:t>不同风格回复不同。</w:t>
+      </w:r>
+    </w:p>
+    <w:p>
+      <w:pPr>
+        <w:rPr>
+          <w:b/>
+          <w:bCs/>
+        </w:rPr>
+      </w:pPr>
+      <w:r>
+        <w:rPr>
+          <w:b/>
+          <w:bCs/>
+        </w:rPr>
+        <w:t>温柔安慰型</w:t>
+      </w:r>
+    </w:p>
+    <w:p>
+      <w:r>
+        <w:t>今天确实有点难熬，你能把这种感觉写下来已经很不容易了。先别急着解决所有事，可以先让自己缓一缓。</w:t>
+      </w:r>
+    </w:p>
+    <w:p>
+      <w:pPr>
+        <w:rPr>
+          <w:b/>
+          <w:bCs/>
+        </w:rPr>
+      </w:pPr>
+      <w:r>
+        <w:rPr>
+          <w:b/>
+          <w:bCs/>
+        </w:rPr>
+        <w:t>行动计划型</w:t>
+      </w:r>
+    </w:p>
+    <w:p>
+      <w:r>
+        <w:t>你现在可以先做三步：写下最焦虑的事，选一个最容易开始的任务，设置 20 分钟计时器。</w:t>
+      </w:r>
+    </w:p>
+    <w:p>
+      <w:r>
+        <w:t>这个功能非常适合写成：</w:t>
+      </w:r>
+    </w:p>
+    <w:p>
+      <w:r>
+        <w:t>个性化情绪反馈策略</w:t>
+      </w:r>
+    </w:p>
+    <w:p>
+      <w:r>
+        <w:t>听起来就很像 Agent。</w:t>
+      </w:r>
+    </w:p>
+    <w:p>
+      <w:r>
+        <w:pict w14:anchorId="05BA0132">
+          <v:rect id="_x0000_i1147" style="width:0;height:1.5pt" o:hralign="center" o:hrstd="t" o:hr="t" fillcolor="#a0a0a0" stroked="f"/>
+        </w:pict>
+      </w:r>
+    </w:p>
+    <w:p>
+      <w:pPr>
+        <w:rPr>
+          <w:b/>
+          <w:bCs/>
+        </w:rPr>
+      </w:pPr>
+      <w:r>
+        <w:rPr>
+          <w:b/>
+          <w:bCs/>
+        </w:rPr>
+        <w:t>十、加“长期目标管理”</w:t>
+      </w:r>
+    </w:p>
+    <w:p>
+      <w:r>
+        <w:t>Agent 可以不仅看今天，还可以围绕长期目标工作。</w:t>
+      </w:r>
+    </w:p>
+    <w:p>
+      <w:r>
+        <w:t>比如用户设置：</w:t>
+      </w:r>
+    </w:p>
+    <w:p>
+      <w:r>
+        <w:t>目标：减少考试焦虑</w:t>
+      </w:r>
+    </w:p>
+    <w:p>
+      <w:r>
+        <w:t>周期：30 天</w:t>
+      </w:r>
+    </w:p>
+    <w:p>
+      <w:r>
+        <w:t>方式：每日记录 + 每周复盘</w:t>
+      </w:r>
+    </w:p>
+    <w:p>
+      <w:r>
+        <w:t>Agent 每周检查：</w:t>
+      </w:r>
+    </w:p>
+    <w:p>
+      <w:r>
+        <w:t>本周考试相关焦虑出现 4 次，比上周少 1 次。</w:t>
+      </w:r>
+    </w:p>
+    <w:p>
+      <w:r>
+        <w:t>系统可以生成：</w:t>
+      </w:r>
+    </w:p>
+    <w:p>
+      <w:r>
+        <w:t>本周目标进展：略有改善</w:t>
+      </w:r>
+    </w:p>
+    <w:p>
+      <w:r>
+        <w:t>下周建议：继续保持每日复盘，减少熬夜关键词出现频率</w:t>
+      </w:r>
+    </w:p>
+    <w:p>
+      <w:r>
+        <w:t>这个方向就非常 Agent 化：</w:t>
+      </w:r>
+    </w:p>
+    <w:p>
+      <w:r>
+        <w:t>用户目标</w:t>
+      </w:r>
+    </w:p>
+    <w:p>
+      <w:r>
+        <w:t>↓</w:t>
+      </w:r>
+    </w:p>
+    <w:p>
+      <w:r>
+        <w:t>持续记录</w:t>
+      </w:r>
+    </w:p>
+    <w:p>
+      <w:r>
+        <w:t>↓</w:t>
+      </w:r>
+    </w:p>
+    <w:p>
+      <w:r>
+        <w:lastRenderedPageBreak/>
+        <w:t>阶段评估</w:t>
+      </w:r>
+    </w:p>
+    <w:p>
+      <w:r>
+        <w:t>↓</w:t>
+      </w:r>
+    </w:p>
+    <w:p>
+      <w:r>
+        <w:t>策略调整</w:t>
+      </w:r>
+    </w:p>
+    <w:p>
+      <w:r>
+        <w:t>不过这个可以作为进阶功能，不建议第一版就做太复杂。</w:t>
+      </w:r>
+    </w:p>
+    <w:p>
+      <w:r>
+        <w:pict w14:anchorId="4BCC9DA0">
+          <v:rect id="_x0000_i1148" style="width:0;height:1.5pt" o:hralign="center" o:hrstd="t" o:hr="t" fillcolor="#a0a0a0" stroked="f"/>
+        </w:pict>
+      </w:r>
+    </w:p>
+    <w:p>
+      <w:pPr>
+        <w:rPr>
+          <w:b/>
+          <w:bCs/>
+        </w:rPr>
+      </w:pPr>
+      <w:r>
+        <w:rPr>
+          <w:b/>
+          <w:bCs/>
+        </w:rPr>
+        <w:t xml:space="preserve">十一、你的项目可以分成 3 </w:t>
+      </w:r>
+      <w:proofErr w:type="gramStart"/>
+      <w:r>
+        <w:rPr>
+          <w:b/>
+          <w:bCs/>
+        </w:rPr>
+        <w:t>个</w:t>
+      </w:r>
+      <w:proofErr w:type="gramEnd"/>
+      <w:r>
+        <w:rPr>
+          <w:b/>
+          <w:bCs/>
+        </w:rPr>
+        <w:t xml:space="preserve"> Agent 版本</w:t>
+      </w:r>
+    </w:p>
+    <w:p>
+      <w:pPr>
+        <w:rPr>
+          <w:b/>
+          <w:bCs/>
+        </w:rPr>
+      </w:pPr>
+      <w:r>
+        <w:rPr>
+          <w:b/>
+          <w:bCs/>
+        </w:rPr>
+        <w:t>版本 1：轻量 Agent，最推荐</w:t>
+      </w:r>
+    </w:p>
+    <w:p>
+      <w:r>
+        <w:t>适合本科毕设，能做完。</w:t>
+      </w:r>
+    </w:p>
+    <w:p>
+      <w:r>
+        <w:t>功能包括：</w:t>
+      </w:r>
+    </w:p>
+    <w:p>
+      <w:r>
+        <w:t>情绪日记</w:t>
+      </w:r>
+    </w:p>
+    <w:p>
+      <w:r>
+        <w:t>情绪分析</w:t>
+      </w:r>
+    </w:p>
+    <w:p>
+      <w:r>
+        <w:t>历史记忆</w:t>
+      </w:r>
+    </w:p>
+    <w:p>
+      <w:r>
+        <w:t>AI 建议</w:t>
+      </w:r>
+    </w:p>
+    <w:p>
+      <w:r>
+        <w:t>趋势图</w:t>
+      </w:r>
+    </w:p>
+    <w:p>
+      <w:r>
+        <w:t>周报总结</w:t>
+      </w:r>
+    </w:p>
+    <w:p>
+      <w:r>
+        <w:t>AI 陪伴对话</w:t>
+      </w:r>
+    </w:p>
+    <w:p>
+      <w:r>
+        <w:t>Agent 特点：</w:t>
+      </w:r>
+    </w:p>
+    <w:p>
+      <w:r>
+        <w:t>感知 + 记忆 + 分析 + 反馈</w:t>
+      </w:r>
+    </w:p>
+    <w:p>
+      <w:r>
+        <w:t>这是最稳的。</w:t>
+      </w:r>
+    </w:p>
+    <w:p>
+      <w:r>
+        <w:pict w14:anchorId="03C7E164">
+          <v:rect id="_x0000_i1149" style="width:0;height:1.5pt" o:hralign="center" o:hrstd="t" o:hr="t" fillcolor="#a0a0a0" stroked="f"/>
+        </w:pict>
+      </w:r>
+    </w:p>
+    <w:p>
+      <w:pPr>
+        <w:rPr>
+          <w:b/>
+          <w:bCs/>
+        </w:rPr>
+      </w:pPr>
+      <w:r>
+        <w:rPr>
+          <w:b/>
+          <w:bCs/>
+        </w:rPr>
+        <w:t>版本 2：工具调用 Agent</w:t>
+      </w:r>
+    </w:p>
+    <w:p>
+      <w:r>
+        <w:t>比版本 1 更高级。</w:t>
+      </w:r>
+    </w:p>
+    <w:p>
+      <w:r>
+        <w:t>增加：</w:t>
+      </w:r>
+    </w:p>
+    <w:p>
+      <w:r>
+        <w:t>工具调用机制</w:t>
+      </w:r>
+    </w:p>
+    <w:p>
+      <w:r>
+        <w:t>风险检测工具</w:t>
+      </w:r>
+    </w:p>
+    <w:p>
+      <w:r>
+        <w:t>趋势分析工具</w:t>
+      </w:r>
+    </w:p>
+    <w:p>
+      <w:r>
+        <w:t>计划生成工具</w:t>
+      </w:r>
+    </w:p>
+    <w:p>
+      <w:r>
+        <w:lastRenderedPageBreak/>
+        <w:t>报告生成工具</w:t>
+      </w:r>
+    </w:p>
+    <w:p>
+      <w:r>
+        <w:t>Agent 特点：</w:t>
+      </w:r>
+    </w:p>
+    <w:p>
+      <w:r>
+        <w:t>根据用户输入选择不同工具完成任务</w:t>
+      </w:r>
+    </w:p>
+    <w:p>
+      <w:r>
+        <w:t>适合论文</w:t>
+      </w:r>
+      <w:proofErr w:type="gramStart"/>
+      <w:r>
+        <w:t>里重点写</w:t>
+      </w:r>
+      <w:proofErr w:type="gramEnd"/>
+      <w:r>
+        <w:t>架构。</w:t>
+      </w:r>
+    </w:p>
+    <w:p>
+      <w:r>
+        <w:pict w14:anchorId="261E59C6">
+          <v:rect id="_x0000_i1150" style="width:0;height:1.5pt" o:hralign="center" o:hrstd="t" o:hr="t" fillcolor="#a0a0a0" stroked="f"/>
+        </w:pict>
+      </w:r>
+    </w:p>
+    <w:p>
+      <w:pPr>
+        <w:rPr>
+          <w:b/>
+          <w:bCs/>
+        </w:rPr>
+      </w:pPr>
+      <w:r>
+        <w:rPr>
+          <w:b/>
+          <w:bCs/>
+        </w:rPr>
+        <w:t>版本 3：自主规划 Agent</w:t>
+      </w:r>
+    </w:p>
+    <w:p>
+      <w:r>
+        <w:t>最像 Agent，但难度最高。</w:t>
+      </w:r>
+    </w:p>
+    <w:p>
+      <w:r>
+        <w:t>增加：</w:t>
+      </w:r>
+    </w:p>
+    <w:p>
+      <w:r>
+        <w:t>今日计划</w:t>
+      </w:r>
+    </w:p>
+    <w:p>
+      <w:r>
+        <w:t>任务执行反馈</w:t>
+      </w:r>
+    </w:p>
+    <w:p>
+      <w:r>
+        <w:t>主动提醒</w:t>
+      </w:r>
+    </w:p>
+    <w:p>
+      <w:r>
+        <w:t>长期目标管理</w:t>
+      </w:r>
+    </w:p>
+    <w:p>
+      <w:r>
+        <w:t>个性化策略调整</w:t>
+      </w:r>
+    </w:p>
+    <w:p>
+      <w:r>
+        <w:t>Agent 特点：</w:t>
+      </w:r>
+    </w:p>
+    <w:p>
+      <w:r>
+        <w:t>有目标、有计划、有反馈闭环</w:t>
+      </w:r>
+    </w:p>
+    <w:p>
+      <w:r>
+        <w:t>适合想</w:t>
+      </w:r>
+      <w:proofErr w:type="gramStart"/>
+      <w:r>
+        <w:t>冲优秀</w:t>
+      </w:r>
+      <w:proofErr w:type="gramEnd"/>
+      <w:r>
+        <w:t>毕设，但开发量明显更大。</w:t>
+      </w:r>
+    </w:p>
+    <w:p>
+      <w:r>
+        <w:pict w14:anchorId="7566CD5B">
+          <v:rect id="_x0000_i1151" style="width:0;height:1.5pt" o:hralign="center" o:hrstd="t" o:hr="t" fillcolor="#a0a0a0" stroked="f"/>
+        </w:pict>
+      </w:r>
+    </w:p>
+    <w:p>
+      <w:pPr>
+        <w:rPr>
+          <w:b/>
+          <w:bCs/>
+        </w:rPr>
+      </w:pPr>
+      <w:r>
+        <w:rPr>
+          <w:b/>
+          <w:bCs/>
+        </w:rPr>
+        <w:t>十二、我建议你最终做这个版本</w:t>
+      </w:r>
+    </w:p>
+    <w:p>
+      <w:r>
+        <w:t>你的毕设最适合做：</w:t>
+      </w:r>
+    </w:p>
+    <w:p>
+      <w:r>
+        <w:rPr>
+          <w:b/>
+          <w:bCs/>
+        </w:rPr>
+        <w:t>轻量级情绪管理 Agent</w:t>
+      </w:r>
+    </w:p>
+    <w:p>
+      <w:r>
+        <w:t>功能控制在这个范围：</w:t>
+      </w:r>
+    </w:p>
+    <w:p>
+      <w:r>
+        <w:t>1. 情绪日记记录</w:t>
+      </w:r>
+    </w:p>
+    <w:p>
+      <w:r>
+        <w:t>2. NLP 情绪分析</w:t>
+      </w:r>
+    </w:p>
+    <w:p>
+      <w:r>
+        <w:t>3. 历史情绪记忆</w:t>
+      </w:r>
+    </w:p>
+    <w:p>
+      <w:r>
+        <w:t>4. AI 陪伴对话</w:t>
+      </w:r>
+    </w:p>
+    <w:p>
+      <w:r>
+        <w:t>5. 情绪趋势可视化</w:t>
+      </w:r>
+    </w:p>
+    <w:p>
+      <w:r>
+        <w:t>6. 周报/月报生成</w:t>
+      </w:r>
+    </w:p>
+    <w:p>
+      <w:r>
+        <w:lastRenderedPageBreak/>
+        <w:t>7. 今日情绪建议</w:t>
+      </w:r>
+    </w:p>
+    <w:p>
+      <w:r>
+        <w:t>8. 风险词检测</w:t>
+      </w:r>
+    </w:p>
+    <w:p>
+      <w:r>
+        <w:t>然后论文里把 Agent 扩展点写成：</w:t>
+      </w:r>
+    </w:p>
+    <w:p>
+      <w:r>
+        <w:t>感知模块：接收用户日记和对话输入</w:t>
+      </w:r>
+    </w:p>
+    <w:p>
+      <w:r>
+        <w:t>记忆模块：保存历史情绪记录和用户偏好</w:t>
+      </w:r>
+    </w:p>
+    <w:p>
+      <w:r>
+        <w:t>分析模块：进行情绪分类、关键词提取和趋势分析</w:t>
+      </w:r>
+    </w:p>
+    <w:p>
+      <w:r>
+        <w:t>规划模块：生成今日建议和阶段性总结</w:t>
+      </w:r>
+    </w:p>
+    <w:p>
+      <w:r>
+        <w:t>工具模块：调用情绪分析、图表统计、大模型 API 等工具</w:t>
+      </w:r>
+    </w:p>
+    <w:p>
+      <w:r>
+        <w:t>反馈模块：根据用户记录更新后续建议</w:t>
+      </w:r>
+    </w:p>
+    <w:p>
+      <w:r>
+        <w:t>这套说法很完整，而且做起来不会过分离谱。</w:t>
+      </w:r>
+    </w:p>
+    <w:p>
+      <w:r>
+        <w:pict w14:anchorId="03E10064">
+          <v:rect id="_x0000_i1152" style="width:0;height:1.5pt" o:hralign="center" o:hrstd="t" o:hr="t" fillcolor="#a0a0a0" stroked="f"/>
+        </w:pict>
+      </w:r>
+    </w:p>
+    <w:p>
+      <w:pPr>
+        <w:rPr>
+          <w:b/>
+          <w:bCs/>
+        </w:rPr>
+      </w:pPr>
+      <w:r>
+        <w:rPr>
+          <w:b/>
+          <w:bCs/>
+        </w:rPr>
+        <w:t>十三、答辩时可以这么讲</w:t>
+      </w:r>
+    </w:p>
+    <w:p>
+      <w:r>
+        <w:t>你可以这样描述你的 Agent：</w:t>
+      </w:r>
+    </w:p>
+    <w:p>
+      <w:r>
+        <w:t>本系统不是单纯的情绪日记工具，也不是普通聊天机器人，而是一个面向情绪记录场景的轻量级智能体。系统能够感知用户输入的日记和对话内容，结合历史情绪记录形成用户记忆，通过情绪分析、关键词提取和趋势统计等工具理解用户状态，再调用大语言模型生成个性化建议、周报总结和陪伴式回复，从而形成“记录—分析—反馈—再记录”的情绪管理闭环。</w:t>
+      </w:r>
+    </w:p>
+    <w:p>
+      <w:r>
+        <w:t>这段话非常适合放进开题报告和答辩 PPT。</w:t>
+      </w:r>
+    </w:p>
+    <w:p>
+      <w:pPr>
+        <w:rPr>
+          <w:rFonts w:hint="eastAsia"/>
+        </w:rPr>
+      </w:pPr>
+    </w:p>
     <w:sectPr>
       <w:pgSz w:w="11906" w:h="16838"/>
       <w:pgMar w:top="1440" w:right="1800" w:bottom="1440" w:left="1800" w:header="851" w:footer="992" w:gutter="0"/>

--- a/codex操作思路.docx
+++ b/codex操作思路.docx
@@ -4265,6 +4265,107 @@
           <w:rFonts w:hint="eastAsia"/>
         </w:rPr>
       </w:pPr>
+      <w:r>
+        <w:t>请优先使用 OpenAI SDK 兼容写法，</w:t>
+      </w:r>
+      <w:proofErr w:type="spellStart"/>
+      <w:r>
+        <w:t>baseURL</w:t>
+      </w:r>
+      <w:proofErr w:type="spellEnd"/>
+      <w:r>
+        <w:t>、</w:t>
+      </w:r>
+      <w:proofErr w:type="spellStart"/>
+      <w:r>
+        <w:t>apiKey</w:t>
+      </w:r>
+      <w:proofErr w:type="spellEnd"/>
+      <w:r>
+        <w:t>、model 都从配置读取，方便我后续切换 DeepSeek 或其他模型。</w:t>
+      </w:r>
+    </w:p>
+    <w:p/>
+    <w:p>
+      <w:pPr>
+        <w:rPr>
+          <w:rFonts w:hint="eastAsia"/>
+        </w:rPr>
+      </w:pPr>
+      <w:r>
+        <w:t>创建：</w:t>
+      </w:r>
+    </w:p>
+    <w:p>
+      <w:pPr>
+        <w:rPr>
+          <w:rFonts w:hint="eastAsia"/>
+        </w:rPr>
+      </w:pPr>
+      <w:proofErr w:type="gramStart"/>
+      <w:r>
+        <w:t>.</w:t>
+      </w:r>
+      <w:proofErr w:type="spellStart"/>
+      <w:r>
+        <w:t>env</w:t>
+      </w:r>
+      <w:proofErr w:type="gramEnd"/>
+      <w:r>
+        <w:t>.example</w:t>
+      </w:r>
+      <w:proofErr w:type="spellEnd"/>
+    </w:p>
+    <w:p>
+      <w:pPr>
+        <w:rPr>
+          <w:rFonts w:hint="eastAsia"/>
+        </w:rPr>
+      </w:pPr>
+      <w:r>
+        <w:t>里面写：</w:t>
+      </w:r>
+    </w:p>
+    <w:p>
+      <w:pPr>
+        <w:rPr>
+          <w:rFonts w:hint="eastAsia"/>
+        </w:rPr>
+      </w:pPr>
+      <w:r>
+        <w:t>LLM_API_KEY=</w:t>
+      </w:r>
+      <w:proofErr w:type="spellStart"/>
+      <w:r>
+        <w:t>your_api_key_here</w:t>
+      </w:r>
+      <w:proofErr w:type="spellEnd"/>
+    </w:p>
+    <w:p>
+      <w:pPr>
+        <w:rPr>
+          <w:rFonts w:hint="eastAsia"/>
+        </w:rPr>
+      </w:pPr>
+      <w:r>
+        <w:t>LLM_BASE_URL=https://api.example.com</w:t>
+      </w:r>
+    </w:p>
+    <w:p>
+      <w:pPr>
+        <w:rPr>
+          <w:rFonts w:hint="eastAsia"/>
+        </w:rPr>
+      </w:pPr>
+      <w:r>
+        <w:lastRenderedPageBreak/>
+        <w:t>LLM_MODEL=</w:t>
+      </w:r>
+      <w:proofErr w:type="spellStart"/>
+      <w:r>
+        <w:t>your_model_name</w:t>
+      </w:r>
+      <w:proofErr w:type="spellEnd"/>
     </w:p>
     <w:p>
       <w:pPr>
@@ -4364,7 +4465,6 @@
         </w:rPr>
       </w:pPr>
       <w:r>
-        <w:lastRenderedPageBreak/>
         <w:t xml:space="preserve">   - 不做医学诊断</w:t>
       </w:r>
     </w:p>
@@ -4569,6 +4669,7 @@
           <w:b/>
           <w:bCs/>
         </w:rPr>
+        <w:lastRenderedPageBreak/>
         <w:t>第 8 周：</w:t>
       </w:r>
       <w:proofErr w:type="spellStart"/>
@@ -4676,7 +4777,6 @@
         </w:rPr>
       </w:pPr>
       <w:r>
-        <w:lastRenderedPageBreak/>
         <w:t>2. GET /</w:t>
       </w:r>
       <w:proofErr w:type="spellStart"/>
@@ -5049,7 +5149,6 @@
           <w:b/>
           <w:bCs/>
         </w:rPr>
-        <w:lastRenderedPageBreak/>
         <w:t>第 9 周：Agent 进阶功能</w:t>
       </w:r>
     </w:p>
@@ -5289,6 +5388,7 @@
         </w:rPr>
       </w:pPr>
       <w:r>
+        <w:lastRenderedPageBreak/>
         <w:t>3. 每次用户新增日记后，更新该用户的近期情绪记忆</w:t>
       </w:r>
     </w:p>
@@ -5383,200 +5483,200 @@
       </w:pPr>
       <w:proofErr w:type="gramStart"/>
       <w:r>
+        <w:t>请实现</w:t>
+      </w:r>
+      <w:proofErr w:type="gramEnd"/>
+      <w:r>
+        <w:t>情绪周报功能。</w:t>
+      </w:r>
+    </w:p>
+    <w:p>
+      <w:pPr>
+        <w:rPr>
+          <w:rFonts w:hint="eastAsia"/>
+        </w:rPr>
+      </w:pPr>
+    </w:p>
+    <w:p>
+      <w:pPr>
+        <w:rPr>
+          <w:rFonts w:hint="eastAsia"/>
+        </w:rPr>
+      </w:pPr>
+      <w:r>
+        <w:t>后端接口：</w:t>
+      </w:r>
+    </w:p>
+    <w:p>
+      <w:pPr>
+        <w:rPr>
+          <w:rFonts w:hint="eastAsia"/>
+        </w:rPr>
+      </w:pPr>
+      <w:r>
+        <w:t>GET /</w:t>
+      </w:r>
+      <w:proofErr w:type="spellStart"/>
+      <w:r>
+        <w:t>api</w:t>
+      </w:r>
+      <w:proofErr w:type="spellEnd"/>
+      <w:r>
+        <w:t>/ai/report/week</w:t>
+      </w:r>
+    </w:p>
+    <w:p>
+      <w:pPr>
+        <w:rPr>
+          <w:rFonts w:hint="eastAsia"/>
+        </w:rPr>
+      </w:pPr>
+    </w:p>
+    <w:p>
+      <w:pPr>
+        <w:rPr>
+          <w:rFonts w:hint="eastAsia"/>
+        </w:rPr>
+      </w:pPr>
+      <w:r>
+        <w:t>要求：</w:t>
+      </w:r>
+    </w:p>
+    <w:p>
+      <w:pPr>
+        <w:rPr>
+          <w:rFonts w:hint="eastAsia"/>
+        </w:rPr>
+      </w:pPr>
+      <w:r>
+        <w:t>1. 查询当前用户最近7天日记</w:t>
+      </w:r>
+    </w:p>
+    <w:p>
+      <w:pPr>
+        <w:rPr>
+          <w:rFonts w:hint="eastAsia"/>
+        </w:rPr>
+      </w:pPr>
+      <w:r>
+        <w:t>2. 统计主要情绪、平均情绪强度、高频关键词</w:t>
+      </w:r>
+    </w:p>
+    <w:p>
+      <w:pPr>
+        <w:rPr>
+          <w:rFonts w:hint="eastAsia"/>
+        </w:rPr>
+      </w:pPr>
+      <w:r>
+        <w:t>3. 调用大语言模型生成周报</w:t>
+      </w:r>
+    </w:p>
+    <w:p>
+      <w:pPr>
+        <w:rPr>
+          <w:rFonts w:hint="eastAsia"/>
+        </w:rPr>
+      </w:pPr>
+      <w:r>
+        <w:t>4. 周报包括：</w:t>
+      </w:r>
+    </w:p>
+    <w:p>
+      <w:pPr>
+        <w:rPr>
+          <w:rFonts w:hint="eastAsia"/>
+        </w:rPr>
+      </w:pPr>
+      <w:r>
+        <w:t xml:space="preserve">   - 本周主要情绪</w:t>
+      </w:r>
+    </w:p>
+    <w:p>
+      <w:pPr>
+        <w:rPr>
+          <w:rFonts w:hint="eastAsia"/>
+        </w:rPr>
+      </w:pPr>
+      <w:r>
+        <w:t xml:space="preserve">   - 情绪变化趋势</w:t>
+      </w:r>
+    </w:p>
+    <w:p>
+      <w:pPr>
+        <w:rPr>
+          <w:rFonts w:hint="eastAsia"/>
+        </w:rPr>
+      </w:pPr>
+      <w:r>
+        <w:t xml:space="preserve">   - 高频关键词</w:t>
+      </w:r>
+    </w:p>
+    <w:p>
+      <w:pPr>
+        <w:rPr>
+          <w:rFonts w:hint="eastAsia"/>
+        </w:rPr>
+      </w:pPr>
+      <w:r>
+        <w:t xml:space="preserve">   - 可能压力来源</w:t>
+      </w:r>
+    </w:p>
+    <w:p>
+      <w:pPr>
+        <w:rPr>
+          <w:rFonts w:hint="eastAsia"/>
+        </w:rPr>
+      </w:pPr>
+      <w:r>
+        <w:t xml:space="preserve">   - 下周建议</w:t>
+      </w:r>
+    </w:p>
+    <w:p>
+      <w:pPr>
+        <w:rPr>
+          <w:rFonts w:hint="eastAsia"/>
+        </w:rPr>
+      </w:pPr>
+      <w:r>
+        <w:t>5. 回复不做医学诊断</w:t>
+      </w:r>
+    </w:p>
+    <w:p>
+      <w:pPr>
+        <w:rPr>
+          <w:rFonts w:hint="eastAsia"/>
+        </w:rPr>
+      </w:pPr>
+    </w:p>
+    <w:p>
+      <w:pPr>
+        <w:rPr>
+          <w:rFonts w:hint="eastAsia"/>
+        </w:rPr>
+      </w:pPr>
+      <w:r>
+        <w:t>前端要求：</w:t>
+      </w:r>
+    </w:p>
+    <w:p>
+      <w:pPr>
+        <w:rPr>
+          <w:rFonts w:hint="eastAsia"/>
+        </w:rPr>
+      </w:pPr>
+      <w:r>
+        <w:t>在周报页面增加“生成本周报告”按钮，并展示报告内容。</w:t>
+      </w:r>
+    </w:p>
+    <w:p>
+      <w:pPr>
+        <w:rPr>
+          <w:rFonts w:hint="eastAsia"/>
+        </w:rPr>
+      </w:pPr>
+      <w:r>
         <w:lastRenderedPageBreak/>
-        <w:t>请实现</w:t>
-      </w:r>
-      <w:proofErr w:type="gramEnd"/>
-      <w:r>
-        <w:t>情绪周报功能。</w:t>
-      </w:r>
-    </w:p>
-    <w:p>
-      <w:pPr>
-        <w:rPr>
-          <w:rFonts w:hint="eastAsia"/>
-        </w:rPr>
-      </w:pPr>
-    </w:p>
-    <w:p>
-      <w:pPr>
-        <w:rPr>
-          <w:rFonts w:hint="eastAsia"/>
-        </w:rPr>
-      </w:pPr>
-      <w:r>
-        <w:t>后端接口：</w:t>
-      </w:r>
-    </w:p>
-    <w:p>
-      <w:pPr>
-        <w:rPr>
-          <w:rFonts w:hint="eastAsia"/>
-        </w:rPr>
-      </w:pPr>
-      <w:r>
-        <w:t>GET /</w:t>
-      </w:r>
-      <w:proofErr w:type="spellStart"/>
-      <w:r>
-        <w:t>api</w:t>
-      </w:r>
-      <w:proofErr w:type="spellEnd"/>
-      <w:r>
-        <w:t>/ai/report/week</w:t>
-      </w:r>
-    </w:p>
-    <w:p>
-      <w:pPr>
-        <w:rPr>
-          <w:rFonts w:hint="eastAsia"/>
-        </w:rPr>
-      </w:pPr>
-    </w:p>
-    <w:p>
-      <w:pPr>
-        <w:rPr>
-          <w:rFonts w:hint="eastAsia"/>
-        </w:rPr>
-      </w:pPr>
-      <w:r>
-        <w:t>要求：</w:t>
-      </w:r>
-    </w:p>
-    <w:p>
-      <w:pPr>
-        <w:rPr>
-          <w:rFonts w:hint="eastAsia"/>
-        </w:rPr>
-      </w:pPr>
-      <w:r>
-        <w:t>1. 查询当前用户最近7天日记</w:t>
-      </w:r>
-    </w:p>
-    <w:p>
-      <w:pPr>
-        <w:rPr>
-          <w:rFonts w:hint="eastAsia"/>
-        </w:rPr>
-      </w:pPr>
-      <w:r>
-        <w:t>2. 统计主要情绪、平均情绪强度、高频关键词</w:t>
-      </w:r>
-    </w:p>
-    <w:p>
-      <w:pPr>
-        <w:rPr>
-          <w:rFonts w:hint="eastAsia"/>
-        </w:rPr>
-      </w:pPr>
-      <w:r>
-        <w:t>3. 调用大语言模型生成周报</w:t>
-      </w:r>
-    </w:p>
-    <w:p>
-      <w:pPr>
-        <w:rPr>
-          <w:rFonts w:hint="eastAsia"/>
-        </w:rPr>
-      </w:pPr>
-      <w:r>
-        <w:t>4. 周报包括：</w:t>
-      </w:r>
-    </w:p>
-    <w:p>
-      <w:pPr>
-        <w:rPr>
-          <w:rFonts w:hint="eastAsia"/>
-        </w:rPr>
-      </w:pPr>
-      <w:r>
-        <w:t xml:space="preserve">   - 本周主要情绪</w:t>
-      </w:r>
-    </w:p>
-    <w:p>
-      <w:pPr>
-        <w:rPr>
-          <w:rFonts w:hint="eastAsia"/>
-        </w:rPr>
-      </w:pPr>
-      <w:r>
-        <w:t xml:space="preserve">   - 情绪变化趋势</w:t>
-      </w:r>
-    </w:p>
-    <w:p>
-      <w:pPr>
-        <w:rPr>
-          <w:rFonts w:hint="eastAsia"/>
-        </w:rPr>
-      </w:pPr>
-      <w:r>
-        <w:t xml:space="preserve">   - 高频关键词</w:t>
-      </w:r>
-    </w:p>
-    <w:p>
-      <w:pPr>
-        <w:rPr>
-          <w:rFonts w:hint="eastAsia"/>
-        </w:rPr>
-      </w:pPr>
-      <w:r>
-        <w:t xml:space="preserve">   - 可能压力来源</w:t>
-      </w:r>
-    </w:p>
-    <w:p>
-      <w:pPr>
-        <w:rPr>
-          <w:rFonts w:hint="eastAsia"/>
-        </w:rPr>
-      </w:pPr>
-      <w:r>
-        <w:t xml:space="preserve">   - 下周建议</w:t>
-      </w:r>
-    </w:p>
-    <w:p>
-      <w:pPr>
-        <w:rPr>
-          <w:rFonts w:hint="eastAsia"/>
-        </w:rPr>
-      </w:pPr>
-      <w:r>
-        <w:t>5. 回复不做医学诊断</w:t>
-      </w:r>
-    </w:p>
-    <w:p>
-      <w:pPr>
-        <w:rPr>
-          <w:rFonts w:hint="eastAsia"/>
-        </w:rPr>
-      </w:pPr>
-    </w:p>
-    <w:p>
-      <w:pPr>
-        <w:rPr>
-          <w:rFonts w:hint="eastAsia"/>
-        </w:rPr>
-      </w:pPr>
-      <w:r>
-        <w:t>前端要求：</w:t>
-      </w:r>
-    </w:p>
-    <w:p>
-      <w:pPr>
-        <w:rPr>
-          <w:rFonts w:hint="eastAsia"/>
-        </w:rPr>
-      </w:pPr>
-      <w:r>
-        <w:t>在周报页面增加“生成本周报告”按钮，并展示报告内容。</w:t>
-      </w:r>
-    </w:p>
-    <w:p>
-      <w:pPr>
-        <w:rPr>
-          <w:rFonts w:hint="eastAsia"/>
-        </w:rPr>
-      </w:pPr>
-      <w:r>
         <w:pict w14:anchorId="3ECC6455">
           <v:rect id="_x0000_i1043" style="width:0;height:1.5pt" o:hralign="center" o:hrstd="t" o:hr="t" fillcolor="#a0a0a0" stroked="f"/>
         </w:pict>
@@ -5672,7 +5772,6 @@
         </w:rPr>
       </w:pPr>
       <w:r>
-        <w:lastRenderedPageBreak/>
         <w:t>4. 如果检测到高风险表达，不进行普通建议生成，而是返回安全提示</w:t>
       </w:r>
     </w:p>
@@ -5863,6 +5962,7 @@
         </w:rPr>
       </w:pPr>
       <w:r>
+        <w:lastRenderedPageBreak/>
         <w:t>6. 功能跑通后截图</w:t>
       </w:r>
     </w:p>
@@ -5945,7 +6045,6 @@
         </w:rPr>
       </w:pPr>
       <w:r>
-        <w:lastRenderedPageBreak/>
         <w:t xml:space="preserve">git </w:t>
       </w:r>
       <w:proofErr w:type="gramStart"/>
@@ -6136,6 +6235,7 @@
         </w:rPr>
       </w:pPr>
       <w:r>
+        <w:lastRenderedPageBreak/>
         <w:t>要求：</w:t>
       </w:r>
     </w:p>
@@ -6216,7 +6316,6 @@
         </w:rPr>
       </w:pPr>
       <w:r>
-        <w:lastRenderedPageBreak/>
         <w:t xml:space="preserve">请根据当前代码，生成“情绪统计与可视化模块”的论文描述，包括功能说明、后端统计接口、前端 </w:t>
       </w:r>
       <w:proofErr w:type="spellStart"/>
@@ -6417,7 +6516,11 @@
         </w:rPr>
       </w:pPr>
       <w:r>
-        <w:t>我正在做本科毕设《基于大语言模型的情绪记录与管理智能体系统设计与实现》。请帮我搭建一个前后端分离项目的初始结构，仓库中包含 backend、frontend、docs 三个目录。先不要实现复杂功能，只需要生成 README、开发计划文档，并说明后续如何逐步开发。</w:t>
+        <w:t>我正在做本科毕设《基于大语言模型的情绪记录与管理智能体系统设计与实现》。请帮我搭建一个前后端分离项目的初始结构，仓库中包含 backend、frontend、docs 三个目录。先不要实现复杂功能，只需要生成 README、开发计划文档，并说明后续如何</w:t>
+      </w:r>
+      <w:r>
+        <w:lastRenderedPageBreak/>
+        <w:t>逐步开发。</w:t>
       </w:r>
     </w:p>
     <w:p>
@@ -6434,41 +6537,237 @@
         <w:t>后面每一步都按“一个模块一个任务”让 Codex 做，就稳。</w:t>
       </w:r>
     </w:p>
-    <w:p/>
-    <w:p/>
-    <w:p/>
-    <w:p/>
-    <w:p/>
-    <w:p/>
-    <w:p/>
-    <w:p/>
-    <w:p/>
-    <w:p/>
-    <w:p/>
-    <w:p/>
-    <w:p/>
-    <w:p/>
-    <w:p/>
-    <w:p/>
-    <w:p/>
-    <w:p/>
-    <w:p/>
-    <w:p/>
-    <w:p/>
-    <w:p/>
-    <w:p/>
-    <w:p/>
-    <w:p/>
-    <w:p/>
-    <w:p/>
-    <w:p/>
-    <w:p/>
-    <w:p/>
-    <w:p/>
-    <w:p/>
-    <w:p>
-      <w:r>
-        <w:lastRenderedPageBreak/>
+    <w:p>
+      <w:pPr>
+        <w:rPr>
+          <w:rFonts w:hint="eastAsia"/>
+        </w:rPr>
+      </w:pPr>
+    </w:p>
+    <w:p>
+      <w:pPr>
+        <w:rPr>
+          <w:rFonts w:hint="eastAsia"/>
+        </w:rPr>
+      </w:pPr>
+    </w:p>
+    <w:p>
+      <w:pPr>
+        <w:rPr>
+          <w:rFonts w:hint="eastAsia"/>
+        </w:rPr>
+      </w:pPr>
+    </w:p>
+    <w:p>
+      <w:pPr>
+        <w:rPr>
+          <w:rFonts w:hint="eastAsia"/>
+        </w:rPr>
+      </w:pPr>
+    </w:p>
+    <w:p>
+      <w:pPr>
+        <w:rPr>
+          <w:rFonts w:hint="eastAsia"/>
+        </w:rPr>
+      </w:pPr>
+    </w:p>
+    <w:p>
+      <w:pPr>
+        <w:rPr>
+          <w:rFonts w:hint="eastAsia"/>
+        </w:rPr>
+      </w:pPr>
+    </w:p>
+    <w:p>
+      <w:pPr>
+        <w:rPr>
+          <w:rFonts w:hint="eastAsia"/>
+        </w:rPr>
+      </w:pPr>
+    </w:p>
+    <w:p>
+      <w:pPr>
+        <w:rPr>
+          <w:rFonts w:hint="eastAsia"/>
+        </w:rPr>
+      </w:pPr>
+    </w:p>
+    <w:p>
+      <w:pPr>
+        <w:rPr>
+          <w:rFonts w:hint="eastAsia"/>
+        </w:rPr>
+      </w:pPr>
+    </w:p>
+    <w:p>
+      <w:pPr>
+        <w:rPr>
+          <w:rFonts w:hint="eastAsia"/>
+        </w:rPr>
+      </w:pPr>
+    </w:p>
+    <w:p>
+      <w:pPr>
+        <w:rPr>
+          <w:rFonts w:hint="eastAsia"/>
+        </w:rPr>
+      </w:pPr>
+    </w:p>
+    <w:p>
+      <w:pPr>
+        <w:rPr>
+          <w:rFonts w:hint="eastAsia"/>
+        </w:rPr>
+      </w:pPr>
+    </w:p>
+    <w:p>
+      <w:pPr>
+        <w:rPr>
+          <w:rFonts w:hint="eastAsia"/>
+        </w:rPr>
+      </w:pPr>
+    </w:p>
+    <w:p>
+      <w:pPr>
+        <w:rPr>
+          <w:rFonts w:hint="eastAsia"/>
+        </w:rPr>
+      </w:pPr>
+    </w:p>
+    <w:p>
+      <w:pPr>
+        <w:rPr>
+          <w:rFonts w:hint="eastAsia"/>
+        </w:rPr>
+      </w:pPr>
+    </w:p>
+    <w:p>
+      <w:pPr>
+        <w:rPr>
+          <w:rFonts w:hint="eastAsia"/>
+        </w:rPr>
+      </w:pPr>
+    </w:p>
+    <w:p>
+      <w:pPr>
+        <w:rPr>
+          <w:rFonts w:hint="eastAsia"/>
+        </w:rPr>
+      </w:pPr>
+    </w:p>
+    <w:p>
+      <w:pPr>
+        <w:rPr>
+          <w:rFonts w:hint="eastAsia"/>
+        </w:rPr>
+      </w:pPr>
+    </w:p>
+    <w:p>
+      <w:pPr>
+        <w:rPr>
+          <w:rFonts w:hint="eastAsia"/>
+        </w:rPr>
+      </w:pPr>
+    </w:p>
+    <w:p>
+      <w:pPr>
+        <w:rPr>
+          <w:rFonts w:hint="eastAsia"/>
+        </w:rPr>
+      </w:pPr>
+    </w:p>
+    <w:p>
+      <w:pPr>
+        <w:rPr>
+          <w:rFonts w:hint="eastAsia"/>
+        </w:rPr>
+      </w:pPr>
+    </w:p>
+    <w:p>
+      <w:pPr>
+        <w:rPr>
+          <w:rFonts w:hint="eastAsia"/>
+        </w:rPr>
+      </w:pPr>
+    </w:p>
+    <w:p>
+      <w:pPr>
+        <w:rPr>
+          <w:rFonts w:hint="eastAsia"/>
+        </w:rPr>
+      </w:pPr>
+    </w:p>
+    <w:p>
+      <w:pPr>
+        <w:rPr>
+          <w:rFonts w:hint="eastAsia"/>
+        </w:rPr>
+      </w:pPr>
+    </w:p>
+    <w:p>
+      <w:pPr>
+        <w:rPr>
+          <w:rFonts w:hint="eastAsia"/>
+        </w:rPr>
+      </w:pPr>
+    </w:p>
+    <w:p>
+      <w:pPr>
+        <w:rPr>
+          <w:rFonts w:hint="eastAsia"/>
+        </w:rPr>
+      </w:pPr>
+    </w:p>
+    <w:p>
+      <w:pPr>
+        <w:rPr>
+          <w:rFonts w:hint="eastAsia"/>
+        </w:rPr>
+      </w:pPr>
+    </w:p>
+    <w:p>
+      <w:pPr>
+        <w:rPr>
+          <w:rFonts w:hint="eastAsia"/>
+        </w:rPr>
+      </w:pPr>
+    </w:p>
+    <w:p>
+      <w:pPr>
+        <w:rPr>
+          <w:rFonts w:hint="eastAsia"/>
+        </w:rPr>
+      </w:pPr>
+    </w:p>
+    <w:p>
+      <w:pPr>
+        <w:rPr>
+          <w:rFonts w:hint="eastAsia"/>
+        </w:rPr>
+      </w:pPr>
+    </w:p>
+    <w:p>
+      <w:pPr>
+        <w:rPr>
+          <w:rFonts w:hint="eastAsia"/>
+        </w:rPr>
+      </w:pPr>
+    </w:p>
+    <w:p>
+      <w:pPr>
+        <w:rPr>
+          <w:rFonts w:hint="eastAsia"/>
+        </w:rPr>
+      </w:pPr>
+    </w:p>
+    <w:p>
+      <w:pPr>
+        <w:rPr>
+          <w:rFonts w:hint="eastAsia"/>
+        </w:rPr>
+      </w:pPr>
+      <w:r>
         <w:t>可以，</w:t>
       </w:r>
       <w:r>
@@ -6480,11 +6779,21 @@
       </w:r>
     </w:p>
     <w:p>
+      <w:pPr>
+        <w:rPr>
+          <w:rFonts w:hint="eastAsia"/>
+        </w:rPr>
+      </w:pPr>
       <w:r>
         <w:t>你现在的系统基础版大概是：</w:t>
       </w:r>
     </w:p>
     <w:p>
+      <w:pPr>
+        <w:rPr>
+          <w:rFonts w:hint="eastAsia"/>
+        </w:rPr>
+      </w:pPr>
       <w:r>
         <w:t>用户</w:t>
       </w:r>
@@ -6498,36 +6807,71 @@
       </w:r>
     </w:p>
     <w:p>
+      <w:pPr>
+        <w:rPr>
+          <w:rFonts w:hint="eastAsia"/>
+        </w:rPr>
+      </w:pPr>
       <w:r>
         <w:t>↓</w:t>
       </w:r>
     </w:p>
     <w:p>
+      <w:pPr>
+        <w:rPr>
+          <w:rFonts w:hint="eastAsia"/>
+        </w:rPr>
+      </w:pPr>
       <w:r>
         <w:t>系统分析情绪</w:t>
       </w:r>
     </w:p>
     <w:p>
+      <w:pPr>
+        <w:rPr>
+          <w:rFonts w:hint="eastAsia"/>
+        </w:rPr>
+      </w:pPr>
       <w:r>
         <w:t>↓</w:t>
       </w:r>
     </w:p>
     <w:p>
+      <w:pPr>
+        <w:rPr>
+          <w:rFonts w:hint="eastAsia"/>
+        </w:rPr>
+      </w:pPr>
       <w:r>
         <w:t>大模型生成建议</w:t>
       </w:r>
     </w:p>
     <w:p>
+      <w:pPr>
+        <w:rPr>
+          <w:rFonts w:hint="eastAsia"/>
+        </w:rPr>
+      </w:pPr>
       <w:r>
         <w:t>↓</w:t>
       </w:r>
     </w:p>
     <w:p>
+      <w:pPr>
+        <w:rPr>
+          <w:rFonts w:hint="eastAsia"/>
+        </w:rPr>
+      </w:pPr>
       <w:r>
         <w:t>展示趋势图</w:t>
       </w:r>
     </w:p>
     <w:p>
+      <w:pPr>
+        <w:rPr>
+          <w:rFonts w:hint="eastAsia"/>
+        </w:rPr>
+      </w:pPr>
       <w:r>
         <w:t xml:space="preserve">这叫 </w:t>
       </w:r>
@@ -6543,203 +6887,333 @@
       </w:r>
     </w:p>
     <w:p>
+      <w:pPr>
+        <w:rPr>
+          <w:rFonts w:hint="eastAsia"/>
+        </w:rPr>
+      </w:pPr>
       <w:r>
         <w:t>如果要扩展成 Agent，就要变成：</w:t>
       </w:r>
     </w:p>
     <w:p>
+      <w:pPr>
+        <w:rPr>
+          <w:rFonts w:hint="eastAsia"/>
+        </w:rPr>
+      </w:pPr>
       <w:r>
         <w:t>用户持续记录情绪</w:t>
       </w:r>
     </w:p>
     <w:p>
+      <w:pPr>
+        <w:rPr>
+          <w:rFonts w:hint="eastAsia"/>
+        </w:rPr>
+      </w:pPr>
       <w:r>
         <w:t>↓</w:t>
       </w:r>
     </w:p>
     <w:p>
+      <w:pPr>
+        <w:rPr>
+          <w:rFonts w:hint="eastAsia"/>
+        </w:rPr>
+      </w:pPr>
       <w:r>
         <w:t>Agent 记住用户近期状态</w:t>
       </w:r>
     </w:p>
     <w:p>
+      <w:pPr>
+        <w:rPr>
+          <w:rFonts w:hint="eastAsia"/>
+        </w:rPr>
+      </w:pPr>
       <w:r>
         <w:t>↓</w:t>
       </w:r>
     </w:p>
     <w:p>
+      <w:pPr>
+        <w:rPr>
+          <w:rFonts w:hint="eastAsia"/>
+        </w:rPr>
+      </w:pPr>
       <w:r>
         <w:t>主动分析情绪变化</w:t>
       </w:r>
     </w:p>
     <w:p>
+      <w:pPr>
+        <w:rPr>
+          <w:rFonts w:hint="eastAsia"/>
+        </w:rPr>
+      </w:pPr>
       <w:r>
         <w:t>↓</w:t>
       </w:r>
     </w:p>
     <w:p>
+      <w:pPr>
+        <w:rPr>
+          <w:rFonts w:hint="eastAsia"/>
+        </w:rPr>
+      </w:pPr>
       <w:r>
         <w:t>判断用户当前需要什么</w:t>
       </w:r>
     </w:p>
     <w:p>
-      <w:r>
+      <w:pPr>
+        <w:rPr>
+          <w:rFonts w:hint="eastAsia"/>
+        </w:rPr>
+      </w:pPr>
+      <w:r>
+        <w:lastRenderedPageBreak/>
         <w:t>↓</w:t>
       </w:r>
     </w:p>
     <w:p>
+      <w:pPr>
+        <w:rPr>
+          <w:rFonts w:hint="eastAsia"/>
+        </w:rPr>
+      </w:pPr>
       <w:r>
         <w:t>调用不同工具</w:t>
       </w:r>
     </w:p>
     <w:p>
+      <w:pPr>
+        <w:rPr>
+          <w:rFonts w:hint="eastAsia"/>
+        </w:rPr>
+      </w:pPr>
       <w:r>
         <w:t>↓</w:t>
       </w:r>
     </w:p>
     <w:p>
+      <w:pPr>
+        <w:rPr>
+          <w:rFonts w:hint="eastAsia"/>
+        </w:rPr>
+      </w:pPr>
       <w:r>
         <w:t>生成计划 / 建议 / 提醒</w:t>
       </w:r>
     </w:p>
     <w:p>
+      <w:pPr>
+        <w:rPr>
+          <w:rFonts w:hint="eastAsia"/>
+        </w:rPr>
+      </w:pPr>
       <w:r>
         <w:t>↓</w:t>
       </w:r>
     </w:p>
     <w:p>
+      <w:pPr>
+        <w:rPr>
+          <w:rFonts w:hint="eastAsia"/>
+        </w:rPr>
+      </w:pPr>
       <w:r>
         <w:t>根据用户后续反馈调整策略</w:t>
       </w:r>
     </w:p>
     <w:p>
+      <w:pPr>
+        <w:rPr>
+          <w:rFonts w:hint="eastAsia"/>
+        </w:rPr>
+      </w:pPr>
       <w:r>
         <w:t>一句话：</w:t>
       </w:r>
     </w:p>
     <w:p>
+      <w:pPr>
+        <w:rPr>
+          <w:rFonts w:hint="eastAsia"/>
+        </w:rPr>
+      </w:pPr>
       <w:r>
         <w:rPr>
           <w:b/>
           <w:bCs/>
         </w:rPr>
-        <w:t>系统不只是回答用户，而是围绕“帮助用户管理情绪”这个目标，持续观察、分析、计</w:t>
-      </w:r>
-      <w:r>
-        <w:rPr>
+        <w:t>系统不只是回答用户，而是围绕“帮助用户管理情绪”这个目标，持续观察、分析、计划和行动。</w:t>
+      </w:r>
+    </w:p>
+    <w:p>
+      <w:pPr>
+        <w:rPr>
+          <w:rFonts w:hint="eastAsia"/>
+        </w:rPr>
+      </w:pPr>
+      <w:r>
+        <w:pict w14:anchorId="77D37C05">
+          <v:rect id="_x0000_i1048" style="width:0;height:1.5pt" o:hralign="center" o:hrstd="t" o:hr="t" fillcolor="#a0a0a0" stroked="f"/>
+        </w:pict>
+      </w:r>
+    </w:p>
+    <w:p>
+      <w:pPr>
+        <w:rPr>
+          <w:rFonts w:hint="eastAsia"/>
           <w:b/>
           <w:bCs/>
         </w:rPr>
-        <w:lastRenderedPageBreak/>
-        <w:t>划和行动。</w:t>
-      </w:r>
-    </w:p>
-    <w:p>
-      <w:r>
-        <w:pict w14:anchorId="77D37C05">
-          <v:rect id="_x0000_i1138" style="width:0;height:1.5pt" o:hralign="center" o:hrstd="t" o:hr="t" fillcolor="#a0a0a0" stroked="f"/>
-        </w:pict>
-      </w:r>
-    </w:p>
-    <w:p>
-      <w:pPr>
+      </w:pPr>
+      <w:r>
         <w:rPr>
           <w:b/>
           <w:bCs/>
         </w:rPr>
-      </w:pPr>
+        <w:t>一、</w:t>
+      </w:r>
+      <w:proofErr w:type="gramStart"/>
       <w:r>
         <w:rPr>
           <w:b/>
           <w:bCs/>
         </w:rPr>
-        <w:t>一、</w:t>
-      </w:r>
-      <w:proofErr w:type="gramStart"/>
+        <w:t>最</w:t>
+      </w:r>
+      <w:proofErr w:type="gramEnd"/>
       <w:r>
         <w:rPr>
           <w:b/>
           <w:bCs/>
         </w:rPr>
-        <w:t>最</w:t>
-      </w:r>
-      <w:proofErr w:type="gramEnd"/>
+        <w:t>基础的 Agent 扩展：加“记忆”</w:t>
+      </w:r>
+    </w:p>
+    <w:p>
+      <w:pPr>
+        <w:rPr>
+          <w:rFonts w:hint="eastAsia"/>
+        </w:rPr>
+      </w:pPr>
+      <w:r>
+        <w:t>这是最重要的一步。</w:t>
+      </w:r>
+    </w:p>
+    <w:p>
+      <w:pPr>
+        <w:rPr>
+          <w:rFonts w:hint="eastAsia"/>
+        </w:rPr>
+      </w:pPr>
+      <w:r>
+        <w:t>普通 AI 聊天是：</w:t>
+      </w:r>
+    </w:p>
+    <w:p>
+      <w:pPr>
+        <w:rPr>
+          <w:rFonts w:hint="eastAsia"/>
+        </w:rPr>
+      </w:pPr>
+      <w:r>
+        <w:t>用户：我今天很焦虑</w:t>
+      </w:r>
+    </w:p>
+    <w:p>
+      <w:pPr>
+        <w:rPr>
+          <w:rFonts w:hint="eastAsia"/>
+        </w:rPr>
+      </w:pPr>
+      <w:r>
+        <w:t>AI：给你一些建议</w:t>
+      </w:r>
+    </w:p>
+    <w:p>
+      <w:pPr>
+        <w:rPr>
+          <w:rFonts w:hint="eastAsia"/>
+        </w:rPr>
+      </w:pPr>
+      <w:r>
+        <w:t>Agent 版本应该是：</w:t>
+      </w:r>
+    </w:p>
+    <w:p>
+      <w:pPr>
+        <w:rPr>
+          <w:rFonts w:hint="eastAsia"/>
+        </w:rPr>
+      </w:pPr>
+      <w:r>
+        <w:t>用户：我今天很焦虑</w:t>
+      </w:r>
+    </w:p>
+    <w:p>
+      <w:pPr>
+        <w:rPr>
+          <w:rFonts w:hint="eastAsia"/>
+        </w:rPr>
+      </w:pPr>
+      <w:r>
+        <w:t>Agent：我注意到你这周已经有 3 次提到考试和焦虑，可能最近学习压力比较集中。今天可以先做一个 20 分钟的小复习计划，不用一次解决全部问题。</w:t>
+      </w:r>
+    </w:p>
+    <w:p>
+      <w:pPr>
+        <w:rPr>
+          <w:rFonts w:hint="eastAsia"/>
+        </w:rPr>
+      </w:pPr>
+      <w:r>
+        <w:t>区别在于：</w:t>
+      </w:r>
       <w:r>
         <w:rPr>
           <w:b/>
           <w:bCs/>
         </w:rPr>
-        <w:t>基础的 Agent 扩展：加“记忆”</w:t>
-      </w:r>
-    </w:p>
-    <w:p>
-      <w:r>
-        <w:t>这是最重要的一步。</w:t>
-      </w:r>
-    </w:p>
-    <w:p>
-      <w:r>
-        <w:t>普通 AI 聊天是：</w:t>
-      </w:r>
-    </w:p>
-    <w:p>
-      <w:r>
-        <w:t>用户：我今天很焦虑</w:t>
-      </w:r>
-    </w:p>
-    <w:p>
-      <w:r>
-        <w:t>AI：给你一些建议</w:t>
-      </w:r>
-    </w:p>
-    <w:p>
-      <w:r>
-        <w:t>Agent 版本应该是：</w:t>
-      </w:r>
-    </w:p>
-    <w:p>
-      <w:r>
-        <w:t>用户：我今天很焦虑</w:t>
-      </w:r>
-    </w:p>
-    <w:p>
-      <w:r>
-        <w:t>Agent：我注意到你这周已经有 3 次提到考试和焦虑，可能最近学习压力比较集中。今天可以先做一个 20 分钟的小复习计划，不用一次解决全部问题。</w:t>
-      </w:r>
-    </w:p>
-    <w:p>
-      <w:r>
-        <w:t>区别在于：</w:t>
-      </w:r>
-      <w:r>
-        <w:rPr>
+        <w:t>Agent 会结合历史记录回答。</w:t>
+      </w:r>
+    </w:p>
+    <w:p>
+      <w:pPr>
+        <w:rPr>
+          <w:rFonts w:hint="eastAsia"/>
+        </w:rPr>
+      </w:pPr>
+      <w:r>
+        <w:t>你可以设计一个“记忆模块”。</w:t>
+      </w:r>
+    </w:p>
+    <w:p>
+      <w:pPr>
+        <w:rPr>
+          <w:rFonts w:hint="eastAsia"/>
           <w:b/>
           <w:bCs/>
         </w:rPr>
-        <w:t>Agent 会结合历史记录回答。</w:t>
-      </w:r>
-    </w:p>
-    <w:p>
-      <w:r>
-        <w:t>你可以设计一个“记忆模块”。</w:t>
-      </w:r>
-    </w:p>
-    <w:p>
-      <w:pPr>
+      </w:pPr>
+      <w:r>
         <w:rPr>
           <w:b/>
           <w:bCs/>
         </w:rPr>
-      </w:pPr>
-      <w:r>
-        <w:rPr>
-          <w:b/>
-          <w:bCs/>
-        </w:rPr>
         <w:t>记忆内容包括：</w:t>
       </w:r>
     </w:p>
     <w:p>
+      <w:pPr>
+        <w:rPr>
+          <w:rFonts w:hint="eastAsia"/>
+        </w:rPr>
+      </w:pPr>
       <w:r>
         <w:t xml:space="preserve">用户最近 7 </w:t>
       </w:r>
@@ -6753,36 +7227,72 @@
       </w:r>
     </w:p>
     <w:p>
+      <w:pPr>
+        <w:rPr>
+          <w:rFonts w:hint="eastAsia"/>
+        </w:rPr>
+      </w:pPr>
       <w:r>
         <w:t>用户高频关键词</w:t>
       </w:r>
     </w:p>
     <w:p>
+      <w:pPr>
+        <w:rPr>
+          <w:rFonts w:hint="eastAsia"/>
+        </w:rPr>
+      </w:pPr>
       <w:r>
         <w:t>用户常见压力来源</w:t>
       </w:r>
     </w:p>
     <w:p>
+      <w:pPr>
+        <w:rPr>
+          <w:rFonts w:hint="eastAsia"/>
+        </w:rPr>
+      </w:pPr>
       <w:r>
         <w:t>用户最近一次 AI 建议</w:t>
       </w:r>
     </w:p>
     <w:p>
+      <w:pPr>
+        <w:rPr>
+          <w:rFonts w:hint="eastAsia"/>
+        </w:rPr>
+      </w:pPr>
       <w:r>
         <w:t>用户打卡频率</w:t>
       </w:r>
     </w:p>
     <w:p>
-      <w:r>
+      <w:pPr>
+        <w:rPr>
+          <w:rFonts w:hint="eastAsia"/>
+        </w:rPr>
+      </w:pPr>
+      <w:r>
+        <w:lastRenderedPageBreak/>
         <w:t>用户偏好的建议方式</w:t>
       </w:r>
     </w:p>
     <w:p>
+      <w:pPr>
+        <w:rPr>
+          <w:rFonts w:hint="eastAsia"/>
+        </w:rPr>
+      </w:pPr>
       <w:r>
         <w:t>比如数据库里可以加一个表：</w:t>
       </w:r>
     </w:p>
     <w:p>
+      <w:pPr>
+        <w:rPr>
+          <w:rFonts w:hint="eastAsia"/>
+        </w:rPr>
+      </w:pPr>
       <w:proofErr w:type="spellStart"/>
       <w:r>
         <w:t>user_memory</w:t>
@@ -6793,6 +7303,11 @@
       </w:r>
     </w:p>
     <w:p>
+      <w:pPr>
+        <w:rPr>
+          <w:rFonts w:hint="eastAsia"/>
+        </w:rPr>
+      </w:pPr>
       <w:r>
         <w:t>字段可以有：</w:t>
       </w:r>
@@ -6827,6 +7342,7 @@
           <w:p>
             <w:pPr>
               <w:rPr>
+                <w:rFonts w:hint="eastAsia"/>
                 <w:b/>
                 <w:bCs/>
               </w:rPr>
@@ -6849,6 +7365,7 @@
           <w:p>
             <w:pPr>
               <w:rPr>
+                <w:rFonts w:hint="eastAsia"/>
                 <w:b/>
                 <w:bCs/>
               </w:rPr>
@@ -6874,6 +7391,11 @@
             <w:hideMark/>
           </w:tcPr>
           <w:p>
+            <w:pPr>
+              <w:rPr>
+                <w:rFonts w:hint="eastAsia"/>
+              </w:rPr>
+            </w:pPr>
             <w:proofErr w:type="spellStart"/>
             <w:r>
               <w:t>user_id</w:t>
@@ -6888,6 +7410,11 @@
             <w:hideMark/>
           </w:tcPr>
           <w:p>
+            <w:pPr>
+              <w:rPr>
+                <w:rFonts w:hint="eastAsia"/>
+              </w:rPr>
+            </w:pPr>
             <w:r>
               <w:t>用户 ID</w:t>
             </w:r>
@@ -6905,6 +7432,11 @@
             <w:hideMark/>
           </w:tcPr>
           <w:p>
+            <w:pPr>
+              <w:rPr>
+                <w:rFonts w:hint="eastAsia"/>
+              </w:rPr>
+            </w:pPr>
             <w:proofErr w:type="spellStart"/>
             <w:r>
               <w:t>recent_emotion_summary</w:t>
@@ -6919,6 +7451,11 @@
             <w:hideMark/>
           </w:tcPr>
           <w:p>
+            <w:pPr>
+              <w:rPr>
+                <w:rFonts w:hint="eastAsia"/>
+              </w:rPr>
+            </w:pPr>
             <w:r>
               <w:t>近期情绪总结</w:t>
             </w:r>
@@ -6936,9 +7473,13 @@
             <w:hideMark/>
           </w:tcPr>
           <w:p>
+            <w:pPr>
+              <w:rPr>
+                <w:rFonts w:hint="eastAsia"/>
+              </w:rPr>
+            </w:pPr>
             <w:proofErr w:type="spellStart"/>
             <w:r>
-              <w:lastRenderedPageBreak/>
               <w:t>frequent_keywords</w:t>
             </w:r>
             <w:proofErr w:type="spellEnd"/>
@@ -6951,6 +7492,11 @@
             <w:hideMark/>
           </w:tcPr>
           <w:p>
+            <w:pPr>
+              <w:rPr>
+                <w:rFonts w:hint="eastAsia"/>
+              </w:rPr>
+            </w:pPr>
             <w:r>
               <w:t>高频关键词</w:t>
             </w:r>
@@ -6968,6 +7514,11 @@
             <w:hideMark/>
           </w:tcPr>
           <w:p>
+            <w:pPr>
+              <w:rPr>
+                <w:rFonts w:hint="eastAsia"/>
+              </w:rPr>
+            </w:pPr>
             <w:proofErr w:type="spellStart"/>
             <w:r>
               <w:t>main_stressors</w:t>
@@ -6982,6 +7533,11 @@
             <w:hideMark/>
           </w:tcPr>
           <w:p>
+            <w:pPr>
+              <w:rPr>
+                <w:rFonts w:hint="eastAsia"/>
+              </w:rPr>
+            </w:pPr>
             <w:r>
               <w:t>主要压力源</w:t>
             </w:r>
@@ -6999,6 +7555,11 @@
             <w:hideMark/>
           </w:tcPr>
           <w:p>
+            <w:pPr>
+              <w:rPr>
+                <w:rFonts w:hint="eastAsia"/>
+              </w:rPr>
+            </w:pPr>
             <w:proofErr w:type="spellStart"/>
             <w:r>
               <w:t>suggestion_preference</w:t>
@@ -7013,6 +7574,11 @@
             <w:hideMark/>
           </w:tcPr>
           <w:p>
+            <w:pPr>
+              <w:rPr>
+                <w:rFonts w:hint="eastAsia"/>
+              </w:rPr>
+            </w:pPr>
             <w:r>
               <w:t>建议偏好</w:t>
             </w:r>
@@ -7030,6 +7596,11 @@
             <w:hideMark/>
           </w:tcPr>
           <w:p>
+            <w:pPr>
+              <w:rPr>
+                <w:rFonts w:hint="eastAsia"/>
+              </w:rPr>
+            </w:pPr>
             <w:proofErr w:type="spellStart"/>
             <w:r>
               <w:t>last_report</w:t>
@@ -7044,6 +7615,11 @@
             <w:hideMark/>
           </w:tcPr>
           <w:p>
+            <w:pPr>
+              <w:rPr>
+                <w:rFonts w:hint="eastAsia"/>
+              </w:rPr>
+            </w:pPr>
             <w:r>
               <w:t>最近一次总结</w:t>
             </w:r>
@@ -7061,6 +7637,11 @@
             <w:hideMark/>
           </w:tcPr>
           <w:p>
+            <w:pPr>
+              <w:rPr>
+                <w:rFonts w:hint="eastAsia"/>
+              </w:rPr>
+            </w:pPr>
             <w:proofErr w:type="spellStart"/>
             <w:r>
               <w:t>update_time</w:t>
@@ -7075,6 +7656,11 @@
             <w:hideMark/>
           </w:tcPr>
           <w:p>
+            <w:pPr>
+              <w:rPr>
+                <w:rFonts w:hint="eastAsia"/>
+              </w:rPr>
+            </w:pPr>
             <w:r>
               <w:t>更新时间</w:t>
             </w:r>
@@ -7083,20 +7669,31 @@
       </w:tr>
     </w:tbl>
     <w:p>
+      <w:pPr>
+        <w:rPr>
+          <w:rFonts w:hint="eastAsia"/>
+        </w:rPr>
+      </w:pPr>
       <w:r>
         <w:t>这样你的 Agent 就不是“每次都从零认识用户”。</w:t>
       </w:r>
     </w:p>
     <w:p>
+      <w:pPr>
+        <w:rPr>
+          <w:rFonts w:hint="eastAsia"/>
+        </w:rPr>
+      </w:pPr>
       <w:r>
         <w:pict w14:anchorId="0749D217">
-          <v:rect id="_x0000_i1139" style="width:0;height:1.5pt" o:hralign="center" o:hrstd="t" o:hr="t" fillcolor="#a0a0a0" stroked="f"/>
+          <v:rect id="_x0000_i1049" style="width:0;height:1.5pt" o:hralign="center" o:hrstd="t" o:hr="t" fillcolor="#a0a0a0" stroked="f"/>
         </w:pict>
       </w:r>
     </w:p>
     <w:p>
       <w:pPr>
         <w:rPr>
+          <w:rFonts w:hint="eastAsia"/>
           <w:b/>
           <w:bCs/>
         </w:rPr>
@@ -7110,6 +7707,11 @@
       </w:r>
     </w:p>
     <w:p>
+      <w:pPr>
+        <w:rPr>
+          <w:rFonts w:hint="eastAsia"/>
+        </w:rPr>
+      </w:pPr>
       <w:r>
         <w:t>Agent 很重要的特征是：</w:t>
       </w:r>
@@ -7122,11 +7724,21 @@
       </w:r>
     </w:p>
     <w:p>
+      <w:pPr>
+        <w:rPr>
+          <w:rFonts w:hint="eastAsia"/>
+        </w:rPr>
+      </w:pPr>
       <w:r>
         <w:t>在你的系统里，可以把每个功能都设计成一个工具。</w:t>
       </w:r>
     </w:p>
     <w:p>
+      <w:pPr>
+        <w:rPr>
+          <w:rFonts w:hint="eastAsia"/>
+        </w:rPr>
+      </w:pPr>
       <w:r>
         <w:t>比如：</w:t>
       </w:r>
@@ -7161,6 +7773,7 @@
           <w:p>
             <w:pPr>
               <w:rPr>
+                <w:rFonts w:hint="eastAsia"/>
                 <w:b/>
                 <w:bCs/>
               </w:rPr>
@@ -7183,6 +7796,7 @@
           <w:p>
             <w:pPr>
               <w:rPr>
+                <w:rFonts w:hint="eastAsia"/>
                 <w:b/>
                 <w:bCs/>
               </w:rPr>
@@ -7208,6 +7822,11 @@
             <w:hideMark/>
           </w:tcPr>
           <w:p>
+            <w:pPr>
+              <w:rPr>
+                <w:rFonts w:hint="eastAsia"/>
+              </w:rPr>
+            </w:pPr>
             <w:proofErr w:type="spellStart"/>
             <w:r>
               <w:t>EmotionAnalyzeTool</w:t>
@@ -7222,6 +7841,11 @@
             <w:hideMark/>
           </w:tcPr>
           <w:p>
+            <w:pPr>
+              <w:rPr>
+                <w:rFonts w:hint="eastAsia"/>
+              </w:rPr>
+            </w:pPr>
             <w:r>
               <w:t>分析日记情绪</w:t>
             </w:r>
@@ -7239,6 +7863,11 @@
             <w:hideMark/>
           </w:tcPr>
           <w:p>
+            <w:pPr>
+              <w:rPr>
+                <w:rFonts w:hint="eastAsia"/>
+              </w:rPr>
+            </w:pPr>
             <w:proofErr w:type="spellStart"/>
             <w:r>
               <w:t>KeywordExtractTool</w:t>
@@ -7253,6 +7882,11 @@
             <w:hideMark/>
           </w:tcPr>
           <w:p>
+            <w:pPr>
+              <w:rPr>
+                <w:rFonts w:hint="eastAsia"/>
+              </w:rPr>
+            </w:pPr>
             <w:r>
               <w:t>提取关键词</w:t>
             </w:r>
@@ -7270,6 +7904,11 @@
             <w:hideMark/>
           </w:tcPr>
           <w:p>
+            <w:pPr>
+              <w:rPr>
+                <w:rFonts w:hint="eastAsia"/>
+              </w:rPr>
+            </w:pPr>
             <w:proofErr w:type="spellStart"/>
             <w:r>
               <w:t>TrendAnalyzeTool</w:t>
@@ -7284,6 +7923,11 @@
             <w:hideMark/>
           </w:tcPr>
           <w:p>
+            <w:pPr>
+              <w:rPr>
+                <w:rFonts w:hint="eastAsia"/>
+              </w:rPr>
+            </w:pPr>
             <w:r>
               <w:t xml:space="preserve">分析近 7 </w:t>
             </w:r>
@@ -7309,6 +7953,11 @@
             <w:hideMark/>
           </w:tcPr>
           <w:p>
+            <w:pPr>
+              <w:rPr>
+                <w:rFonts w:hint="eastAsia"/>
+              </w:rPr>
+            </w:pPr>
             <w:proofErr w:type="spellStart"/>
             <w:r>
               <w:t>MemoryReadTool</w:t>
@@ -7323,6 +7972,11 @@
             <w:hideMark/>
           </w:tcPr>
           <w:p>
+            <w:pPr>
+              <w:rPr>
+                <w:rFonts w:hint="eastAsia"/>
+              </w:rPr>
+            </w:pPr>
             <w:r>
               <w:t>读取用户历史记忆</w:t>
             </w:r>
@@ -7340,6 +7994,11 @@
             <w:hideMark/>
           </w:tcPr>
           <w:p>
+            <w:pPr>
+              <w:rPr>
+                <w:rFonts w:hint="eastAsia"/>
+              </w:rPr>
+            </w:pPr>
             <w:proofErr w:type="spellStart"/>
             <w:r>
               <w:t>MemoryUpdateTool</w:t>
@@ -7354,6 +8013,11 @@
             <w:hideMark/>
           </w:tcPr>
           <w:p>
+            <w:pPr>
+              <w:rPr>
+                <w:rFonts w:hint="eastAsia"/>
+              </w:rPr>
+            </w:pPr>
             <w:r>
               <w:t>更新用户情绪记忆</w:t>
             </w:r>
@@ -7371,8 +8035,14 @@
             <w:hideMark/>
           </w:tcPr>
           <w:p>
+            <w:pPr>
+              <w:rPr>
+                <w:rFonts w:hint="eastAsia"/>
+              </w:rPr>
+            </w:pPr>
             <w:proofErr w:type="spellStart"/>
             <w:r>
+              <w:lastRenderedPageBreak/>
               <w:t>SuggestionGenerateTool</w:t>
             </w:r>
             <w:proofErr w:type="spellEnd"/>
@@ -7385,6 +8055,11 @@
             <w:hideMark/>
           </w:tcPr>
           <w:p>
+            <w:pPr>
+              <w:rPr>
+                <w:rFonts w:hint="eastAsia"/>
+              </w:rPr>
+            </w:pPr>
             <w:r>
               <w:t>调用大模型生成建议</w:t>
             </w:r>
@@ -7402,6 +8077,11 @@
             <w:hideMark/>
           </w:tcPr>
           <w:p>
+            <w:pPr>
+              <w:rPr>
+                <w:rFonts w:hint="eastAsia"/>
+              </w:rPr>
+            </w:pPr>
             <w:proofErr w:type="spellStart"/>
             <w:r>
               <w:t>ReportGenerateTool</w:t>
@@ -7416,6 +8096,11 @@
             <w:hideMark/>
           </w:tcPr>
           <w:p>
+            <w:pPr>
+              <w:rPr>
+                <w:rFonts w:hint="eastAsia"/>
+              </w:rPr>
+            </w:pPr>
             <w:r>
               <w:t>生成周报/月报</w:t>
             </w:r>
@@ -7433,6 +8118,11 @@
             <w:hideMark/>
           </w:tcPr>
           <w:p>
+            <w:pPr>
+              <w:rPr>
+                <w:rFonts w:hint="eastAsia"/>
+              </w:rPr>
+            </w:pPr>
             <w:proofErr w:type="spellStart"/>
             <w:r>
               <w:t>RiskCheckTool</w:t>
@@ -7447,6 +8137,11 @@
             <w:hideMark/>
           </w:tcPr>
           <w:p>
+            <w:pPr>
+              <w:rPr>
+                <w:rFonts w:hint="eastAsia"/>
+              </w:rPr>
+            </w:pPr>
             <w:r>
               <w:t>检测极端负面内容</w:t>
             </w:r>
@@ -7464,6 +8159,11 @@
             <w:hideMark/>
           </w:tcPr>
           <w:p>
+            <w:pPr>
+              <w:rPr>
+                <w:rFonts w:hint="eastAsia"/>
+              </w:rPr>
+            </w:pPr>
             <w:proofErr w:type="spellStart"/>
             <w:r>
               <w:t>ReminderTool</w:t>
@@ -7478,6 +8178,11 @@
             <w:hideMark/>
           </w:tcPr>
           <w:p>
+            <w:pPr>
+              <w:rPr>
+                <w:rFonts w:hint="eastAsia"/>
+              </w:rPr>
+            </w:pPr>
             <w:r>
               <w:t>生成打卡提醒</w:t>
             </w:r>
@@ -7495,6 +8200,11 @@
             <w:hideMark/>
           </w:tcPr>
           <w:p>
+            <w:pPr>
+              <w:rPr>
+                <w:rFonts w:hint="eastAsia"/>
+              </w:rPr>
+            </w:pPr>
             <w:proofErr w:type="spellStart"/>
             <w:r>
               <w:t>PlanGenerateTool</w:t>
@@ -7509,6 +8219,11 @@
             <w:hideMark/>
           </w:tcPr>
           <w:p>
+            <w:pPr>
+              <w:rPr>
+                <w:rFonts w:hint="eastAsia"/>
+              </w:rPr>
+            </w:pPr>
             <w:r>
               <w:t>生成今日小计划</w:t>
             </w:r>
@@ -7517,156 +8232,270 @@
       </w:tr>
     </w:tbl>
     <w:p>
+      <w:pPr>
+        <w:rPr>
+          <w:rFonts w:hint="eastAsia"/>
+        </w:rPr>
+      </w:pPr>
       <w:r>
         <w:t>这样你的 Agent 流程可以写成：</w:t>
       </w:r>
     </w:p>
     <w:p>
+      <w:pPr>
+        <w:rPr>
+          <w:rFonts w:hint="eastAsia"/>
+        </w:rPr>
+      </w:pPr>
       <w:r>
         <w:t>用户输入</w:t>
       </w:r>
     </w:p>
     <w:p>
+      <w:pPr>
+        <w:rPr>
+          <w:rFonts w:hint="eastAsia"/>
+        </w:rPr>
+      </w:pPr>
+      <w:r>
+        <w:t>↓</w:t>
+      </w:r>
+    </w:p>
+    <w:p>
+      <w:pPr>
+        <w:rPr>
+          <w:rFonts w:hint="eastAsia"/>
+        </w:rPr>
+      </w:pPr>
+      <w:proofErr w:type="spellStart"/>
+      <w:r>
+        <w:t>RiskCheckTool</w:t>
+      </w:r>
+      <w:proofErr w:type="spellEnd"/>
+      <w:r>
+        <w:t xml:space="preserve"> 风险检测</w:t>
+      </w:r>
+    </w:p>
+    <w:p>
+      <w:pPr>
+        <w:rPr>
+          <w:rFonts w:hint="eastAsia"/>
+        </w:rPr>
+      </w:pPr>
+      <w:r>
+        <w:t>↓</w:t>
+      </w:r>
+    </w:p>
+    <w:p>
+      <w:pPr>
+        <w:rPr>
+          <w:rFonts w:hint="eastAsia"/>
+        </w:rPr>
+      </w:pPr>
+      <w:proofErr w:type="spellStart"/>
+      <w:r>
+        <w:t>EmotionAnalyzeTool</w:t>
+      </w:r>
+      <w:proofErr w:type="spellEnd"/>
+      <w:r>
+        <w:t xml:space="preserve"> 情绪分析</w:t>
+      </w:r>
+    </w:p>
+    <w:p>
+      <w:pPr>
+        <w:rPr>
+          <w:rFonts w:hint="eastAsia"/>
+        </w:rPr>
+      </w:pPr>
+      <w:r>
+        <w:t>↓</w:t>
+      </w:r>
+    </w:p>
+    <w:p>
+      <w:pPr>
+        <w:rPr>
+          <w:rFonts w:hint="eastAsia"/>
+        </w:rPr>
+      </w:pPr>
+      <w:proofErr w:type="spellStart"/>
+      <w:r>
+        <w:t>KeywordExtractTool</w:t>
+      </w:r>
+      <w:proofErr w:type="spellEnd"/>
+      <w:r>
+        <w:t xml:space="preserve"> 关键词提取</w:t>
+      </w:r>
+    </w:p>
+    <w:p>
+      <w:pPr>
+        <w:rPr>
+          <w:rFonts w:hint="eastAsia"/>
+        </w:rPr>
+      </w:pPr>
+      <w:r>
+        <w:t>↓</w:t>
+      </w:r>
+    </w:p>
+    <w:p>
+      <w:pPr>
+        <w:rPr>
+          <w:rFonts w:hint="eastAsia"/>
+        </w:rPr>
+      </w:pPr>
+      <w:proofErr w:type="spellStart"/>
+      <w:r>
+        <w:t>MemoryReadTool</w:t>
+      </w:r>
+      <w:proofErr w:type="spellEnd"/>
+      <w:r>
+        <w:t xml:space="preserve"> 读取历史记忆</w:t>
+      </w:r>
+    </w:p>
+    <w:p>
+      <w:pPr>
+        <w:rPr>
+          <w:rFonts w:hint="eastAsia"/>
+        </w:rPr>
+      </w:pPr>
+      <w:r>
+        <w:t>↓</w:t>
+      </w:r>
+    </w:p>
+    <w:p>
+      <w:pPr>
+        <w:rPr>
+          <w:rFonts w:hint="eastAsia"/>
+        </w:rPr>
+      </w:pPr>
+      <w:proofErr w:type="spellStart"/>
+      <w:r>
+        <w:t>TrendAnalyzeTool</w:t>
+      </w:r>
+      <w:proofErr w:type="spellEnd"/>
+      <w:r>
+        <w:t xml:space="preserve"> 分析趋势</w:t>
+      </w:r>
+    </w:p>
+    <w:p>
+      <w:pPr>
+        <w:rPr>
+          <w:rFonts w:hint="eastAsia"/>
+        </w:rPr>
+      </w:pPr>
+      <w:r>
+        <w:t>↓</w:t>
+      </w:r>
+    </w:p>
+    <w:p>
+      <w:pPr>
+        <w:rPr>
+          <w:rFonts w:hint="eastAsia"/>
+        </w:rPr>
+      </w:pPr>
+      <w:proofErr w:type="spellStart"/>
+      <w:r>
+        <w:t>SuggestionGenerateTool</w:t>
+      </w:r>
+      <w:proofErr w:type="spellEnd"/>
+      <w:r>
+        <w:t xml:space="preserve"> 生成建议</w:t>
+      </w:r>
+    </w:p>
+    <w:p>
+      <w:pPr>
+        <w:rPr>
+          <w:rFonts w:hint="eastAsia"/>
+        </w:rPr>
+      </w:pPr>
+      <w:r>
+        <w:t>↓</w:t>
+      </w:r>
+    </w:p>
+    <w:p>
+      <w:pPr>
+        <w:rPr>
+          <w:rFonts w:hint="eastAsia"/>
+        </w:rPr>
+      </w:pPr>
+      <w:proofErr w:type="spellStart"/>
+      <w:r>
+        <w:t>MemoryUpdateTool</w:t>
+      </w:r>
+      <w:proofErr w:type="spellEnd"/>
+      <w:r>
+        <w:t xml:space="preserve"> 更新记忆</w:t>
+      </w:r>
+    </w:p>
+    <w:p>
+      <w:pPr>
+        <w:rPr>
+          <w:rFonts w:hint="eastAsia"/>
+        </w:rPr>
+      </w:pPr>
+      <w:r>
+        <w:t>↓</w:t>
+      </w:r>
+    </w:p>
+    <w:p>
+      <w:pPr>
+        <w:rPr>
+          <w:rFonts w:hint="eastAsia"/>
+        </w:rPr>
+      </w:pPr>
+      <w:r>
+        <w:t>返回结果</w:t>
+      </w:r>
+    </w:p>
+    <w:p>
+      <w:pPr>
+        <w:rPr>
+          <w:rFonts w:hint="eastAsia"/>
+        </w:rPr>
+      </w:pPr>
+      <w:r>
+        <w:t>论文里这就可以写成：</w:t>
+      </w:r>
+    </w:p>
+    <w:p>
+      <w:pPr>
+        <w:rPr>
+          <w:rFonts w:hint="eastAsia"/>
+        </w:rPr>
+      </w:pPr>
+      <w:r>
+        <w:t>本系统通过工具调用机制将情绪分析、关键词提取、历史记忆读取、趋势分析和建议</w:t>
+      </w:r>
       <w:r>
         <w:lastRenderedPageBreak/>
-        <w:t>↓</w:t>
-      </w:r>
-    </w:p>
-    <w:p>
-      <w:proofErr w:type="spellStart"/>
-      <w:r>
-        <w:t>RiskCheckTool</w:t>
-      </w:r>
-      <w:proofErr w:type="spellEnd"/>
-      <w:r>
-        <w:t xml:space="preserve"> 风险检测</w:t>
-      </w:r>
-    </w:p>
-    <w:p>
-      <w:r>
-        <w:t>↓</w:t>
-      </w:r>
-    </w:p>
-    <w:p>
-      <w:proofErr w:type="spellStart"/>
-      <w:r>
-        <w:t>EmotionAnalyzeTool</w:t>
-      </w:r>
-      <w:proofErr w:type="spellEnd"/>
-      <w:r>
-        <w:t xml:space="preserve"> 情绪分析</w:t>
-      </w:r>
-    </w:p>
-    <w:p>
-      <w:r>
-        <w:t>↓</w:t>
-      </w:r>
-    </w:p>
-    <w:p>
-      <w:proofErr w:type="spellStart"/>
-      <w:r>
-        <w:t>KeywordExtractTool</w:t>
-      </w:r>
-      <w:proofErr w:type="spellEnd"/>
-      <w:r>
-        <w:t xml:space="preserve"> 关键词提取</w:t>
-      </w:r>
-    </w:p>
-    <w:p>
-      <w:r>
-        <w:t>↓</w:t>
-      </w:r>
-    </w:p>
-    <w:p>
-      <w:proofErr w:type="spellStart"/>
-      <w:r>
-        <w:t>MemoryReadTool</w:t>
-      </w:r>
-      <w:proofErr w:type="spellEnd"/>
-      <w:r>
-        <w:t xml:space="preserve"> 读取历史记忆</w:t>
-      </w:r>
-    </w:p>
-    <w:p>
-      <w:r>
-        <w:t>↓</w:t>
-      </w:r>
-    </w:p>
-    <w:p>
-      <w:proofErr w:type="spellStart"/>
-      <w:r>
-        <w:t>TrendAnalyzeTool</w:t>
-      </w:r>
-      <w:proofErr w:type="spellEnd"/>
-      <w:r>
-        <w:t xml:space="preserve"> 分析趋势</w:t>
-      </w:r>
-    </w:p>
-    <w:p>
-      <w:r>
-        <w:t>↓</w:t>
-      </w:r>
-    </w:p>
-    <w:p>
-      <w:proofErr w:type="spellStart"/>
-      <w:r>
-        <w:t>SuggestionGenerateTool</w:t>
-      </w:r>
-      <w:proofErr w:type="spellEnd"/>
-      <w:r>
-        <w:t xml:space="preserve"> 生成建议</w:t>
-      </w:r>
-    </w:p>
-    <w:p>
-      <w:r>
-        <w:t>↓</w:t>
-      </w:r>
-    </w:p>
-    <w:p>
-      <w:proofErr w:type="spellStart"/>
-      <w:r>
-        <w:t>MemoryUpdateTool</w:t>
-      </w:r>
-      <w:proofErr w:type="spellEnd"/>
-      <w:r>
-        <w:t xml:space="preserve"> 更新记忆</w:t>
-      </w:r>
-    </w:p>
-    <w:p>
-      <w:r>
-        <w:t>↓</w:t>
-      </w:r>
-    </w:p>
-    <w:p>
-      <w:r>
-        <w:t>返回结果</w:t>
-      </w:r>
-    </w:p>
-    <w:p>
-      <w:r>
-        <w:t>论文里这就可以写成：</w:t>
-      </w:r>
-    </w:p>
-    <w:p>
-      <w:r>
-        <w:t>本系统通过工具调用机制将情绪分析、关键词提取、历史记忆读取、趋势分析和建议生成等功能模块进行封装，使智能体能够根据用户输入选择合适的工具完成情绪管理任务。</w:t>
-      </w:r>
-    </w:p>
-    <w:p>
+        <w:t>生成等功能模块进行封装，使智能体能够根据用户输入选择合适的工具完成情绪管理任务。</w:t>
+      </w:r>
+    </w:p>
+    <w:p>
+      <w:pPr>
+        <w:rPr>
+          <w:rFonts w:hint="eastAsia"/>
+        </w:rPr>
+      </w:pPr>
       <w:r>
         <w:t>这个说法就比较像 Agent 了。</w:t>
       </w:r>
     </w:p>
     <w:p>
+      <w:pPr>
+        <w:rPr>
+          <w:rFonts w:hint="eastAsia"/>
+        </w:rPr>
+      </w:pPr>
       <w:r>
         <w:pict w14:anchorId="360D8304">
-          <v:rect id="_x0000_i1140" style="width:0;height:1.5pt" o:hralign="center" o:hrstd="t" o:hr="t" fillcolor="#a0a0a0" stroked="f"/>
+          <v:rect id="_x0000_i1050" style="width:0;height:1.5pt" o:hralign="center" o:hrstd="t" o:hr="t" fillcolor="#a0a0a0" stroked="f"/>
         </w:pict>
       </w:r>
     </w:p>
     <w:p>
       <w:pPr>
         <w:rPr>
+          <w:rFonts w:hint="eastAsia"/>
           <w:b/>
           <w:bCs/>
         </w:rPr>
@@ -7680,53 +8509,108 @@
       </w:r>
     </w:p>
     <w:p>
+      <w:pPr>
+        <w:rPr>
+          <w:rFonts w:hint="eastAsia"/>
+        </w:rPr>
+      </w:pPr>
       <w:r>
         <w:t>普通系统只会给建议，Agent 可以生成计划。</w:t>
       </w:r>
     </w:p>
     <w:p>
+      <w:pPr>
+        <w:rPr>
+          <w:rFonts w:hint="eastAsia"/>
+        </w:rPr>
+      </w:pPr>
       <w:r>
         <w:t>比如用户输入：</w:t>
       </w:r>
     </w:p>
     <w:p>
+      <w:pPr>
+        <w:rPr>
+          <w:rFonts w:hint="eastAsia"/>
+        </w:rPr>
+      </w:pPr>
       <w:r>
         <w:t>最近很焦虑，事情很多，不知道从哪里开始。</w:t>
       </w:r>
     </w:p>
     <w:p>
+      <w:pPr>
+        <w:rPr>
+          <w:rFonts w:hint="eastAsia"/>
+        </w:rPr>
+      </w:pPr>
       <w:r>
         <w:t>普通 AI 回复：</w:t>
       </w:r>
     </w:p>
     <w:p>
-      <w:r>
-        <w:lastRenderedPageBreak/>
+      <w:pPr>
+        <w:rPr>
+          <w:rFonts w:hint="eastAsia"/>
+        </w:rPr>
+      </w:pPr>
+      <w:r>
         <w:t>别太焦虑，可以先休息一下。</w:t>
       </w:r>
     </w:p>
     <w:p>
+      <w:pPr>
+        <w:rPr>
+          <w:rFonts w:hint="eastAsia"/>
+        </w:rPr>
+      </w:pPr>
       <w:r>
         <w:t>Agent 回复应该更具体：</w:t>
       </w:r>
     </w:p>
     <w:p>
+      <w:pPr>
+        <w:rPr>
+          <w:rFonts w:hint="eastAsia"/>
+        </w:rPr>
+      </w:pPr>
       <w:r>
         <w:t>我帮你拆成一个今天可以完成的小计划：</w:t>
       </w:r>
     </w:p>
-    <w:p/>
-    <w:p>
+    <w:p>
+      <w:pPr>
+        <w:rPr>
+          <w:rFonts w:hint="eastAsia"/>
+        </w:rPr>
+      </w:pPr>
+    </w:p>
+    <w:p>
+      <w:pPr>
+        <w:rPr>
+          <w:rFonts w:hint="eastAsia"/>
+        </w:rPr>
+      </w:pPr>
       <w:r>
         <w:t>1. 先写下最让你焦虑的 3 件事。</w:t>
       </w:r>
     </w:p>
     <w:p>
+      <w:pPr>
+        <w:rPr>
+          <w:rFonts w:hint="eastAsia"/>
+        </w:rPr>
+      </w:pPr>
       <w:r>
         <w:t>2. 选一件最容易开始的，做 20 分钟。</w:t>
       </w:r>
     </w:p>
     <w:p>
+      <w:pPr>
+        <w:rPr>
+          <w:rFonts w:hint="eastAsia"/>
+        </w:rPr>
+      </w:pPr>
       <w:r>
         <w:t>3. 做完</w:t>
       </w:r>
@@ -7740,11 +8624,21 @@
       </w:r>
     </w:p>
     <w:p>
+      <w:pPr>
+        <w:rPr>
+          <w:rFonts w:hint="eastAsia"/>
+        </w:rPr>
+      </w:pPr>
       <w:r>
         <w:t>4. 晚上我可以帮你总结今天状态。</w:t>
       </w:r>
     </w:p>
     <w:p>
+      <w:pPr>
+        <w:rPr>
+          <w:rFonts w:hint="eastAsia"/>
+        </w:rPr>
+      </w:pPr>
       <w:r>
         <w:t xml:space="preserve">这就是 </w:t>
       </w:r>
@@ -7760,6 +8654,11 @@
       </w:r>
     </w:p>
     <w:p>
+      <w:pPr>
+        <w:rPr>
+          <w:rFonts w:hint="eastAsia"/>
+        </w:rPr>
+      </w:pPr>
       <w:r>
         <w:t>你可以做一个“今日情绪调节计划”功能。</w:t>
       </w:r>
@@ -7767,6 +8666,7 @@
     <w:p>
       <w:pPr>
         <w:rPr>
+          <w:rFonts w:hint="eastAsia"/>
           <w:b/>
           <w:bCs/>
         </w:rPr>
@@ -7780,96 +8680,182 @@
       </w:r>
     </w:p>
     <w:p>
+      <w:pPr>
+        <w:rPr>
+          <w:rFonts w:hint="eastAsia"/>
+        </w:rPr>
+      </w:pPr>
       <w:r>
         <w:t>今日情绪状态</w:t>
       </w:r>
     </w:p>
     <w:p>
+      <w:pPr>
+        <w:rPr>
+          <w:rFonts w:hint="eastAsia"/>
+        </w:rPr>
+      </w:pPr>
       <w:r>
         <w:t>主要压力源</w:t>
       </w:r>
     </w:p>
     <w:p>
+      <w:pPr>
+        <w:rPr>
+          <w:rFonts w:hint="eastAsia"/>
+        </w:rPr>
+      </w:pPr>
       <w:r>
         <w:t>建议完成的小任务</w:t>
       </w:r>
     </w:p>
     <w:p>
+      <w:pPr>
+        <w:rPr>
+          <w:rFonts w:hint="eastAsia"/>
+        </w:rPr>
+      </w:pPr>
       <w:r>
         <w:t>放松建议</w:t>
       </w:r>
     </w:p>
     <w:p>
+      <w:pPr>
+        <w:rPr>
+          <w:rFonts w:hint="eastAsia"/>
+        </w:rPr>
+      </w:pPr>
       <w:r>
         <w:t>晚间复盘提醒</w:t>
       </w:r>
     </w:p>
     <w:p>
+      <w:pPr>
+        <w:rPr>
+          <w:rFonts w:hint="eastAsia"/>
+        </w:rPr>
+      </w:pPr>
       <w:r>
         <w:t>比如页面叫：</w:t>
       </w:r>
     </w:p>
     <w:p>
+      <w:pPr>
+        <w:rPr>
+          <w:rFonts w:hint="eastAsia"/>
+        </w:rPr>
+      </w:pPr>
       <w:r>
         <w:t>今日情绪计划</w:t>
       </w:r>
     </w:p>
     <w:p>
-      <w:r>
+      <w:pPr>
+        <w:rPr>
+          <w:rFonts w:hint="eastAsia"/>
+        </w:rPr>
+      </w:pPr>
+      <w:r>
+        <w:lastRenderedPageBreak/>
         <w:t>用户提交日记后，系统生成：</w:t>
       </w:r>
     </w:p>
     <w:p>
+      <w:pPr>
+        <w:rPr>
+          <w:rFonts w:hint="eastAsia"/>
+        </w:rPr>
+      </w:pPr>
       <w:r>
         <w:t>今日状态：焦虑偏高</w:t>
       </w:r>
     </w:p>
     <w:p>
+      <w:pPr>
+        <w:rPr>
+          <w:rFonts w:hint="eastAsia"/>
+        </w:rPr>
+      </w:pPr>
       <w:r>
         <w:t>主要压力源：考试、复习效率</w:t>
       </w:r>
     </w:p>
     <w:p>
+      <w:pPr>
+        <w:rPr>
+          <w:rFonts w:hint="eastAsia"/>
+        </w:rPr>
+      </w:pPr>
       <w:r>
         <w:t>建议计划：</w:t>
       </w:r>
     </w:p>
     <w:p>
+      <w:pPr>
+        <w:rPr>
+          <w:rFonts w:hint="eastAsia"/>
+        </w:rPr>
+      </w:pPr>
       <w:r>
         <w:t>1. 先复习一章最熟悉的内容</w:t>
       </w:r>
     </w:p>
     <w:p>
+      <w:pPr>
+        <w:rPr>
+          <w:rFonts w:hint="eastAsia"/>
+        </w:rPr>
+      </w:pPr>
       <w:r>
         <w:t>2. 使用 25 分钟番茄钟</w:t>
       </w:r>
     </w:p>
     <w:p>
+      <w:pPr>
+        <w:rPr>
+          <w:rFonts w:hint="eastAsia"/>
+        </w:rPr>
+      </w:pPr>
       <w:r>
         <w:t>3. 结束后休息 10 分钟</w:t>
       </w:r>
     </w:p>
     <w:p>
+      <w:pPr>
+        <w:rPr>
+          <w:rFonts w:hint="eastAsia"/>
+        </w:rPr>
+      </w:pPr>
       <w:r>
         <w:t>4. 晚上记录一次复盘</w:t>
       </w:r>
     </w:p>
     <w:p>
+      <w:pPr>
+        <w:rPr>
+          <w:rFonts w:hint="eastAsia"/>
+        </w:rPr>
+      </w:pPr>
       <w:r>
         <w:t>这个功能很适合作为 Agent 扩展亮点。</w:t>
       </w:r>
     </w:p>
     <w:p>
-      <w:r>
-        <w:lastRenderedPageBreak/>
+      <w:pPr>
+        <w:rPr>
+          <w:rFonts w:hint="eastAsia"/>
+        </w:rPr>
+      </w:pPr>
+      <w:r>
         <w:pict w14:anchorId="3F67EEF2">
-          <v:rect id="_x0000_i1141" style="width:0;height:1.5pt" o:hralign="center" o:hrstd="t" o:hr="t" fillcolor="#a0a0a0" stroked="f"/>
+          <v:rect id="_x0000_i1051" style="width:0;height:1.5pt" o:hralign="center" o:hrstd="t" o:hr="t" fillcolor="#a0a0a0" stroked="f"/>
         </w:pict>
       </w:r>
     </w:p>
     <w:p>
       <w:pPr>
         <w:rPr>
+          <w:rFonts w:hint="eastAsia"/>
           <w:b/>
           <w:bCs/>
         </w:rPr>
@@ -7883,16 +8869,31 @@
       </w:r>
     </w:p>
     <w:p>
+      <w:pPr>
+        <w:rPr>
+          <w:rFonts w:hint="eastAsia"/>
+        </w:rPr>
+      </w:pPr>
       <w:r>
         <w:t>Agent 不是一次性回答，而是会根据后续结果调整。</w:t>
       </w:r>
     </w:p>
     <w:p>
+      <w:pPr>
+        <w:rPr>
+          <w:rFonts w:hint="eastAsia"/>
+        </w:rPr>
+      </w:pPr>
       <w:r>
         <w:t>比如今天 Agent 给了建议：</w:t>
       </w:r>
     </w:p>
     <w:p>
+      <w:pPr>
+        <w:rPr>
+          <w:rFonts w:hint="eastAsia"/>
+        </w:rPr>
+      </w:pPr>
       <w:r>
         <w:t xml:space="preserve">建议你先完成一个 20 </w:t>
       </w:r>
@@ -7906,11 +8907,21 @@
       </w:r>
     </w:p>
     <w:p>
+      <w:pPr>
+        <w:rPr>
+          <w:rFonts w:hint="eastAsia"/>
+        </w:rPr>
+      </w:pPr>
       <w:r>
         <w:t>晚上系统可以问：</w:t>
       </w:r>
     </w:p>
     <w:p>
+      <w:pPr>
+        <w:rPr>
+          <w:rFonts w:hint="eastAsia"/>
+        </w:rPr>
+      </w:pPr>
       <w:r>
         <w:t>今天的</w:t>
       </w:r>
@@ -7924,11 +8935,21 @@
       </w:r>
     </w:p>
     <w:p>
+      <w:pPr>
+        <w:rPr>
+          <w:rFonts w:hint="eastAsia"/>
+        </w:rPr>
+      </w:pPr>
       <w:r>
         <w:t>完成后情绪有没有变化？</w:t>
       </w:r>
     </w:p>
     <w:p>
+      <w:pPr>
+        <w:rPr>
+          <w:rFonts w:hint="eastAsia"/>
+        </w:rPr>
+      </w:pPr>
       <w:r>
         <w:t>然后根据用户反馈更新策略。</w:t>
       </w:r>
@@ -7936,6 +8957,7 @@
     <w:p>
       <w:pPr>
         <w:rPr>
+          <w:rFonts w:hint="eastAsia"/>
           <w:b/>
           <w:bCs/>
         </w:rPr>
@@ -7949,66 +8971,132 @@
       </w:r>
     </w:p>
     <w:p>
+      <w:pPr>
+        <w:rPr>
+          <w:rFonts w:hint="eastAsia"/>
+        </w:rPr>
+      </w:pPr>
       <w:r>
         <w:t>Agent 给出建议</w:t>
       </w:r>
     </w:p>
     <w:p>
+      <w:pPr>
+        <w:rPr>
+          <w:rFonts w:hint="eastAsia"/>
+        </w:rPr>
+      </w:pPr>
       <w:r>
         <w:t>↓</w:t>
       </w:r>
     </w:p>
     <w:p>
+      <w:pPr>
+        <w:rPr>
+          <w:rFonts w:hint="eastAsia"/>
+        </w:rPr>
+      </w:pPr>
       <w:r>
         <w:t>用户执行或忽略</w:t>
       </w:r>
     </w:p>
     <w:p>
+      <w:pPr>
+        <w:rPr>
+          <w:rFonts w:hint="eastAsia"/>
+        </w:rPr>
+      </w:pPr>
       <w:r>
         <w:t>↓</w:t>
       </w:r>
     </w:p>
     <w:p>
+      <w:pPr>
+        <w:rPr>
+          <w:rFonts w:hint="eastAsia"/>
+        </w:rPr>
+      </w:pPr>
       <w:r>
         <w:t>用户进行晚间复盘</w:t>
       </w:r>
     </w:p>
     <w:p>
+      <w:pPr>
+        <w:rPr>
+          <w:rFonts w:hint="eastAsia"/>
+        </w:rPr>
+      </w:pPr>
       <w:r>
         <w:t>↓</w:t>
       </w:r>
     </w:p>
     <w:p>
+      <w:pPr>
+        <w:rPr>
+          <w:rFonts w:hint="eastAsia"/>
+        </w:rPr>
+      </w:pPr>
       <w:r>
         <w:t>系统记录执行情况</w:t>
       </w:r>
     </w:p>
     <w:p>
+      <w:pPr>
+        <w:rPr>
+          <w:rFonts w:hint="eastAsia"/>
+        </w:rPr>
+      </w:pPr>
       <w:r>
         <w:t>↓</w:t>
       </w:r>
     </w:p>
     <w:p>
-      <w:r>
+      <w:pPr>
+        <w:rPr>
+          <w:rFonts w:hint="eastAsia"/>
+        </w:rPr>
+      </w:pPr>
+      <w:r>
+        <w:lastRenderedPageBreak/>
         <w:t>Agent 判断建议是否有效</w:t>
       </w:r>
     </w:p>
     <w:p>
+      <w:pPr>
+        <w:rPr>
+          <w:rFonts w:hint="eastAsia"/>
+        </w:rPr>
+      </w:pPr>
       <w:r>
         <w:t>↓</w:t>
       </w:r>
     </w:p>
     <w:p>
+      <w:pPr>
+        <w:rPr>
+          <w:rFonts w:hint="eastAsia"/>
+        </w:rPr>
+      </w:pPr>
       <w:r>
         <w:t>下次生成更适合的建议</w:t>
       </w:r>
     </w:p>
     <w:p>
+      <w:pPr>
+        <w:rPr>
+          <w:rFonts w:hint="eastAsia"/>
+        </w:rPr>
+      </w:pPr>
       <w:r>
         <w:t>数据库可以加：</w:t>
       </w:r>
     </w:p>
     <w:p>
+      <w:pPr>
+        <w:rPr>
+          <w:rFonts w:hint="eastAsia"/>
+        </w:rPr>
+      </w:pPr>
       <w:proofErr w:type="spellStart"/>
       <w:r>
         <w:t>agent_task</w:t>
@@ -8019,6 +9107,11 @@
       </w:r>
     </w:p>
     <w:p>
+      <w:pPr>
+        <w:rPr>
+          <w:rFonts w:hint="eastAsia"/>
+        </w:rPr>
+      </w:pPr>
       <w:r>
         <w:t>字段：</w:t>
       </w:r>
@@ -8053,6 +9146,7 @@
           <w:p>
             <w:pPr>
               <w:rPr>
+                <w:rFonts w:hint="eastAsia"/>
                 <w:b/>
                 <w:bCs/>
               </w:rPr>
@@ -8075,6 +9169,7 @@
           <w:p>
             <w:pPr>
               <w:rPr>
+                <w:rFonts w:hint="eastAsia"/>
                 <w:b/>
                 <w:bCs/>
               </w:rPr>
@@ -8100,6 +9195,11 @@
             <w:hideMark/>
           </w:tcPr>
           <w:p>
+            <w:pPr>
+              <w:rPr>
+                <w:rFonts w:hint="eastAsia"/>
+              </w:rPr>
+            </w:pPr>
             <w:r>
               <w:t>id</w:t>
             </w:r>
@@ -8112,6 +9212,11 @@
             <w:hideMark/>
           </w:tcPr>
           <w:p>
+            <w:pPr>
+              <w:rPr>
+                <w:rFonts w:hint="eastAsia"/>
+              </w:rPr>
+            </w:pPr>
             <w:r>
               <w:t>任务 ID</w:t>
             </w:r>
@@ -8129,9 +9234,13 @@
             <w:hideMark/>
           </w:tcPr>
           <w:p>
+            <w:pPr>
+              <w:rPr>
+                <w:rFonts w:hint="eastAsia"/>
+              </w:rPr>
+            </w:pPr>
             <w:proofErr w:type="spellStart"/>
             <w:r>
-              <w:lastRenderedPageBreak/>
               <w:t>user_id</w:t>
             </w:r>
             <w:proofErr w:type="spellEnd"/>
@@ -8144,6 +9253,11 @@
             <w:hideMark/>
           </w:tcPr>
           <w:p>
+            <w:pPr>
+              <w:rPr>
+                <w:rFonts w:hint="eastAsia"/>
+              </w:rPr>
+            </w:pPr>
             <w:r>
               <w:t>用户 ID</w:t>
             </w:r>
@@ -8161,6 +9275,11 @@
             <w:hideMark/>
           </w:tcPr>
           <w:p>
+            <w:pPr>
+              <w:rPr>
+                <w:rFonts w:hint="eastAsia"/>
+              </w:rPr>
+            </w:pPr>
             <w:proofErr w:type="spellStart"/>
             <w:r>
               <w:t>task_content</w:t>
@@ -8175,6 +9294,11 @@
             <w:hideMark/>
           </w:tcPr>
           <w:p>
+            <w:pPr>
+              <w:rPr>
+                <w:rFonts w:hint="eastAsia"/>
+              </w:rPr>
+            </w:pPr>
             <w:r>
               <w:t>Agent 生成的</w:t>
             </w:r>
@@ -8197,6 +9321,11 @@
             <w:hideMark/>
           </w:tcPr>
           <w:p>
+            <w:pPr>
+              <w:rPr>
+                <w:rFonts w:hint="eastAsia"/>
+              </w:rPr>
+            </w:pPr>
             <w:r>
               <w:t>status</w:t>
             </w:r>
@@ -8209,6 +9338,11 @@
             <w:hideMark/>
           </w:tcPr>
           <w:p>
+            <w:pPr>
+              <w:rPr>
+                <w:rFonts w:hint="eastAsia"/>
+              </w:rPr>
+            </w:pPr>
             <w:r>
               <w:t>未完成 / 已完成 / 已放弃</w:t>
             </w:r>
@@ -8226,6 +9360,11 @@
             <w:hideMark/>
           </w:tcPr>
           <w:p>
+            <w:pPr>
+              <w:rPr>
+                <w:rFonts w:hint="eastAsia"/>
+              </w:rPr>
+            </w:pPr>
             <w:proofErr w:type="spellStart"/>
             <w:r>
               <w:t>before_score</w:t>
@@ -8240,6 +9379,11 @@
             <w:hideMark/>
           </w:tcPr>
           <w:p>
+            <w:pPr>
+              <w:rPr>
+                <w:rFonts w:hint="eastAsia"/>
+              </w:rPr>
+            </w:pPr>
             <w:r>
               <w:t>执行</w:t>
             </w:r>
@@ -8265,6 +9409,11 @@
             <w:hideMark/>
           </w:tcPr>
           <w:p>
+            <w:pPr>
+              <w:rPr>
+                <w:rFonts w:hint="eastAsia"/>
+              </w:rPr>
+            </w:pPr>
             <w:proofErr w:type="spellStart"/>
             <w:r>
               <w:t>after_score</w:t>
@@ -8279,6 +9428,11 @@
             <w:hideMark/>
           </w:tcPr>
           <w:p>
+            <w:pPr>
+              <w:rPr>
+                <w:rFonts w:hint="eastAsia"/>
+              </w:rPr>
+            </w:pPr>
             <w:r>
               <w:t>执行后情绪分数</w:t>
             </w:r>
@@ -8296,6 +9450,11 @@
             <w:hideMark/>
           </w:tcPr>
           <w:p>
+            <w:pPr>
+              <w:rPr>
+                <w:rFonts w:hint="eastAsia"/>
+              </w:rPr>
+            </w:pPr>
             <w:r>
               <w:t>feedback</w:t>
             </w:r>
@@ -8308,6 +9467,11 @@
             <w:hideMark/>
           </w:tcPr>
           <w:p>
+            <w:pPr>
+              <w:rPr>
+                <w:rFonts w:hint="eastAsia"/>
+              </w:rPr>
+            </w:pPr>
             <w:r>
               <w:t>用户反馈</w:t>
             </w:r>
@@ -8325,6 +9489,11 @@
             <w:hideMark/>
           </w:tcPr>
           <w:p>
+            <w:pPr>
+              <w:rPr>
+                <w:rFonts w:hint="eastAsia"/>
+              </w:rPr>
+            </w:pPr>
             <w:proofErr w:type="spellStart"/>
             <w:r>
               <w:t>create_time</w:t>
@@ -8339,6 +9508,11 @@
             <w:hideMark/>
           </w:tcPr>
           <w:p>
+            <w:pPr>
+              <w:rPr>
+                <w:rFonts w:hint="eastAsia"/>
+              </w:rPr>
+            </w:pPr>
             <w:r>
               <w:t>创建时间</w:t>
             </w:r>
@@ -8347,30 +9521,51 @@
       </w:tr>
     </w:tbl>
     <w:p>
+      <w:pPr>
+        <w:rPr>
+          <w:rFonts w:hint="eastAsia"/>
+        </w:rPr>
+      </w:pPr>
       <w:r>
         <w:t>这样答辩时可以说：</w:t>
       </w:r>
     </w:p>
     <w:p>
+      <w:pPr>
+        <w:rPr>
+          <w:rFonts w:hint="eastAsia"/>
+        </w:rPr>
+      </w:pPr>
       <w:r>
         <w:t>系统通过任务反馈机制形成情绪管理闭环，使 Agent 能够根据用户反馈调整后续建议。</w:t>
       </w:r>
     </w:p>
     <w:p>
+      <w:pPr>
+        <w:rPr>
+          <w:rFonts w:hint="eastAsia"/>
+        </w:rPr>
+      </w:pPr>
       <w:r>
         <w:t>这就很加分。</w:t>
       </w:r>
     </w:p>
     <w:p>
+      <w:pPr>
+        <w:rPr>
+          <w:rFonts w:hint="eastAsia"/>
+        </w:rPr>
+      </w:pPr>
       <w:r>
         <w:pict w14:anchorId="11468020">
-          <v:rect id="_x0000_i1142" style="width:0;height:1.5pt" o:hralign="center" o:hrstd="t" o:hr="t" fillcolor="#a0a0a0" stroked="f"/>
+          <v:rect id="_x0000_i1052" style="width:0;height:1.5pt" o:hralign="center" o:hrstd="t" o:hr="t" fillcolor="#a0a0a0" stroked="f"/>
         </w:pict>
       </w:r>
     </w:p>
     <w:p>
       <w:pPr>
         <w:rPr>
+          <w:rFonts w:hint="eastAsia"/>
           <w:b/>
           <w:bCs/>
         </w:rPr>
@@ -8384,11 +9579,21 @@
       </w:r>
     </w:p>
     <w:p>
+      <w:pPr>
+        <w:rPr>
+          <w:rFonts w:hint="eastAsia"/>
+        </w:rPr>
+      </w:pPr>
       <w:r>
         <w:t>Agent 可以有一定主动性。</w:t>
       </w:r>
     </w:p>
     <w:p>
+      <w:pPr>
+        <w:rPr>
+          <w:rFonts w:hint="eastAsia"/>
+        </w:rPr>
+      </w:pPr>
       <w:r>
         <w:t>不过本科毕设</w:t>
       </w:r>
@@ -8402,36 +9607,72 @@
       </w:r>
     </w:p>
     <w:p>
+      <w:pPr>
+        <w:rPr>
+          <w:rFonts w:hint="eastAsia"/>
+        </w:rPr>
+      </w:pPr>
       <w:r>
         <w:t>比如：</w:t>
       </w:r>
     </w:p>
     <w:p>
+      <w:pPr>
+        <w:rPr>
+          <w:rFonts w:hint="eastAsia"/>
+        </w:rPr>
+      </w:pPr>
       <w:r>
         <w:t>你已经 3 天没有记录情绪了，要不要今天简单写一句？</w:t>
       </w:r>
     </w:p>
     <w:p>
+      <w:pPr>
+        <w:rPr>
+          <w:rFonts w:hint="eastAsia"/>
+        </w:rPr>
+      </w:pPr>
       <w:r>
         <w:t>或者：</w:t>
       </w:r>
     </w:p>
     <w:p>
-      <w:r>
+      <w:pPr>
+        <w:rPr>
+          <w:rFonts w:hint="eastAsia"/>
+        </w:rPr>
+      </w:pPr>
+      <w:r>
+        <w:lastRenderedPageBreak/>
         <w:t>你最近 7 天负面情绪出现频率较高，建议今晚做一次简短复盘。</w:t>
       </w:r>
     </w:p>
     <w:p>
+      <w:pPr>
+        <w:rPr>
+          <w:rFonts w:hint="eastAsia"/>
+        </w:rPr>
+      </w:pPr>
       <w:r>
         <w:t>再比如：</w:t>
       </w:r>
     </w:p>
     <w:p>
+      <w:pPr>
+        <w:rPr>
+          <w:rFonts w:hint="eastAsia"/>
+        </w:rPr>
+      </w:pPr>
       <w:r>
         <w:t>本周关键词里“考试”“熬夜”“压力”出现较多，要不要生成一份复习减压计划？</w:t>
       </w:r>
     </w:p>
     <w:p>
+      <w:pPr>
+        <w:rPr>
+          <w:rFonts w:hint="eastAsia"/>
+        </w:rPr>
+      </w:pPr>
       <w:r>
         <w:t xml:space="preserve">这个叫 </w:t>
       </w:r>
@@ -8447,41 +9688,71 @@
       </w:r>
     </w:p>
     <w:p>
+      <w:pPr>
+        <w:rPr>
+          <w:rFonts w:hint="eastAsia"/>
+        </w:rPr>
+      </w:pPr>
       <w:r>
         <w:t>建议你写成：</w:t>
       </w:r>
     </w:p>
     <w:p>
+      <w:pPr>
+        <w:rPr>
+          <w:rFonts w:hint="eastAsia"/>
+        </w:rPr>
+      </w:pPr>
       <w:r>
         <w:t>主动提醒与辅助建议</w:t>
       </w:r>
     </w:p>
     <w:p>
+      <w:pPr>
+        <w:rPr>
+          <w:rFonts w:hint="eastAsia"/>
+        </w:rPr>
+      </w:pPr>
       <w:r>
         <w:t>不要写：</w:t>
       </w:r>
     </w:p>
     <w:p>
-      <w:r>
-        <w:lastRenderedPageBreak/>
+      <w:pPr>
+        <w:rPr>
+          <w:rFonts w:hint="eastAsia"/>
+        </w:rPr>
+      </w:pPr>
+      <w:r>
         <w:t>心理干预治疗</w:t>
       </w:r>
     </w:p>
     <w:p>
+      <w:pPr>
+        <w:rPr>
+          <w:rFonts w:hint="eastAsia"/>
+        </w:rPr>
+      </w:pPr>
       <w:r>
         <w:t>这样更安全。</w:t>
       </w:r>
     </w:p>
     <w:p>
+      <w:pPr>
+        <w:rPr>
+          <w:rFonts w:hint="eastAsia"/>
+        </w:rPr>
+      </w:pPr>
       <w:r>
         <w:pict w14:anchorId="58AE06AB">
-          <v:rect id="_x0000_i1143" style="width:0;height:1.5pt" o:hralign="center" o:hrstd="t" o:hr="t" fillcolor="#a0a0a0" stroked="f"/>
+          <v:rect id="_x0000_i1053" style="width:0;height:1.5pt" o:hralign="center" o:hrstd="t" o:hr="t" fillcolor="#a0a0a0" stroked="f"/>
         </w:pict>
       </w:r>
     </w:p>
     <w:p>
       <w:pPr>
         <w:rPr>
+          <w:rFonts w:hint="eastAsia"/>
           <w:b/>
           <w:bCs/>
         </w:rPr>
@@ -8495,11 +9766,21 @@
       </w:r>
     </w:p>
     <w:p>
+      <w:pPr>
+        <w:rPr>
+          <w:rFonts w:hint="eastAsia"/>
+        </w:rPr>
+      </w:pPr>
       <w:r>
         <w:t>如果你想把项目包装得更高级，可以设计成多个子 Agent。</w:t>
       </w:r>
     </w:p>
     <w:p>
+      <w:pPr>
+        <w:rPr>
+          <w:rFonts w:hint="eastAsia"/>
+        </w:rPr>
+      </w:pPr>
       <w:r>
         <w:t>比如：</w:t>
       </w:r>
@@ -8534,6 +9815,7 @@
           <w:p>
             <w:pPr>
               <w:rPr>
+                <w:rFonts w:hint="eastAsia"/>
                 <w:b/>
                 <w:bCs/>
               </w:rPr>
@@ -8556,6 +9838,7 @@
           <w:p>
             <w:pPr>
               <w:rPr>
+                <w:rFonts w:hint="eastAsia"/>
                 <w:b/>
                 <w:bCs/>
               </w:rPr>
@@ -8581,6 +9864,11 @@
             <w:hideMark/>
           </w:tcPr>
           <w:p>
+            <w:pPr>
+              <w:rPr>
+                <w:rFonts w:hint="eastAsia"/>
+              </w:rPr>
+            </w:pPr>
             <w:r>
               <w:t>情绪分析 Agent</w:t>
             </w:r>
@@ -8593,6 +9881,11 @@
             <w:hideMark/>
           </w:tcPr>
           <w:p>
+            <w:pPr>
+              <w:rPr>
+                <w:rFonts w:hint="eastAsia"/>
+              </w:rPr>
+            </w:pPr>
             <w:r>
               <w:t>负责识别情绪类型和强度</w:t>
             </w:r>
@@ -8610,6 +9903,11 @@
             <w:hideMark/>
           </w:tcPr>
           <w:p>
+            <w:pPr>
+              <w:rPr>
+                <w:rFonts w:hint="eastAsia"/>
+              </w:rPr>
+            </w:pPr>
             <w:r>
               <w:t>记忆 Agent</w:t>
             </w:r>
@@ -8622,6 +9920,11 @@
             <w:hideMark/>
           </w:tcPr>
           <w:p>
+            <w:pPr>
+              <w:rPr>
+                <w:rFonts w:hint="eastAsia"/>
+              </w:rPr>
+            </w:pPr>
             <w:r>
               <w:t>负责总结用户历史状态</w:t>
             </w:r>
@@ -8639,6 +9942,11 @@
             <w:hideMark/>
           </w:tcPr>
           <w:p>
+            <w:pPr>
+              <w:rPr>
+                <w:rFonts w:hint="eastAsia"/>
+              </w:rPr>
+            </w:pPr>
             <w:r>
               <w:t>建议生成 Agent</w:t>
             </w:r>
@@ -8651,6 +9959,11 @@
             <w:hideMark/>
           </w:tcPr>
           <w:p>
+            <w:pPr>
+              <w:rPr>
+                <w:rFonts w:hint="eastAsia"/>
+              </w:rPr>
+            </w:pPr>
             <w:r>
               <w:t>负责生成日常建议</w:t>
             </w:r>
@@ -8668,6 +9981,11 @@
             <w:hideMark/>
           </w:tcPr>
           <w:p>
+            <w:pPr>
+              <w:rPr>
+                <w:rFonts w:hint="eastAsia"/>
+              </w:rPr>
+            </w:pPr>
             <w:r>
               <w:t>报告 Agent</w:t>
             </w:r>
@@ -8680,6 +9998,11 @@
             <w:hideMark/>
           </w:tcPr>
           <w:p>
+            <w:pPr>
+              <w:rPr>
+                <w:rFonts w:hint="eastAsia"/>
+              </w:rPr>
+            </w:pPr>
             <w:r>
               <w:t>负责生成周报/月报</w:t>
             </w:r>
@@ -8697,6 +10020,11 @@
             <w:hideMark/>
           </w:tcPr>
           <w:p>
+            <w:pPr>
+              <w:rPr>
+                <w:rFonts w:hint="eastAsia"/>
+              </w:rPr>
+            </w:pPr>
             <w:r>
               <w:t>风险检测 Agent</w:t>
             </w:r>
@@ -8709,6 +10037,11 @@
             <w:hideMark/>
           </w:tcPr>
           <w:p>
+            <w:pPr>
+              <w:rPr>
+                <w:rFonts w:hint="eastAsia"/>
+              </w:rPr>
+            </w:pPr>
             <w:r>
               <w:t>负责识别极端负面表达</w:t>
             </w:r>
@@ -8726,6 +10059,11 @@
             <w:hideMark/>
           </w:tcPr>
           <w:p>
+            <w:pPr>
+              <w:rPr>
+                <w:rFonts w:hint="eastAsia"/>
+              </w:rPr>
+            </w:pPr>
             <w:r>
               <w:t>计划 Agent</w:t>
             </w:r>
@@ -8738,6 +10076,11 @@
             <w:hideMark/>
           </w:tcPr>
           <w:p>
+            <w:pPr>
+              <w:rPr>
+                <w:rFonts w:hint="eastAsia"/>
+              </w:rPr>
+            </w:pPr>
             <w:r>
               <w:t>负责生成今日小计划</w:t>
             </w:r>
@@ -8746,56 +10089,112 @@
       </w:tr>
     </w:tbl>
     <w:p>
+      <w:pPr>
+        <w:rPr>
+          <w:rFonts w:hint="eastAsia"/>
+        </w:rPr>
+      </w:pPr>
       <w:r>
         <w:t>整体架构：</w:t>
       </w:r>
     </w:p>
     <w:p>
+      <w:pPr>
+        <w:rPr>
+          <w:rFonts w:hint="eastAsia"/>
+        </w:rPr>
+      </w:pPr>
       <w:r>
         <w:t>用户输入</w:t>
       </w:r>
     </w:p>
     <w:p>
+      <w:pPr>
+        <w:rPr>
+          <w:rFonts w:hint="eastAsia"/>
+        </w:rPr>
+      </w:pPr>
       <w:r>
         <w:t>↓</w:t>
       </w:r>
     </w:p>
     <w:p>
+      <w:pPr>
+        <w:rPr>
+          <w:rFonts w:hint="eastAsia"/>
+        </w:rPr>
+      </w:pPr>
       <w:r>
         <w:t>主控 Agent</w:t>
       </w:r>
     </w:p>
     <w:p>
+      <w:pPr>
+        <w:rPr>
+          <w:rFonts w:hint="eastAsia"/>
+        </w:rPr>
+      </w:pPr>
       <w:r>
         <w:t>↓</w:t>
       </w:r>
     </w:p>
     <w:p>
+      <w:pPr>
+        <w:rPr>
+          <w:rFonts w:hint="eastAsia"/>
+        </w:rPr>
+      </w:pPr>
       <w:r>
         <w:t>调用不同子 Agent</w:t>
       </w:r>
     </w:p>
     <w:p>
-      <w:r>
+      <w:pPr>
+        <w:rPr>
+          <w:rFonts w:hint="eastAsia"/>
+        </w:rPr>
+      </w:pPr>
+      <w:r>
+        <w:lastRenderedPageBreak/>
         <w:t>↓</w:t>
       </w:r>
     </w:p>
     <w:p>
+      <w:pPr>
+        <w:rPr>
+          <w:rFonts w:hint="eastAsia"/>
+        </w:rPr>
+      </w:pPr>
       <w:r>
         <w:t>整合结果</w:t>
       </w:r>
     </w:p>
     <w:p>
+      <w:pPr>
+        <w:rPr>
+          <w:rFonts w:hint="eastAsia"/>
+        </w:rPr>
+      </w:pPr>
       <w:r>
         <w:t>↓</w:t>
       </w:r>
     </w:p>
     <w:p>
+      <w:pPr>
+        <w:rPr>
+          <w:rFonts w:hint="eastAsia"/>
+        </w:rPr>
+      </w:pPr>
       <w:r>
         <w:t>返回给用户</w:t>
       </w:r>
     </w:p>
     <w:p>
+      <w:pPr>
+        <w:rPr>
+          <w:rFonts w:hint="eastAsia"/>
+        </w:rPr>
+      </w:pPr>
       <w:r>
         <w:t>但是注意：</w:t>
       </w:r>
@@ -8811,19 +10210,33 @@
       </w:r>
     </w:p>
     <w:p>
+      <w:pPr>
+        <w:rPr>
+          <w:rFonts w:hint="eastAsia"/>
+        </w:rPr>
+      </w:pPr>
       <w:r>
         <w:t>你可以在系统设计里这样写，代码里用不同 Service 类实现：</w:t>
       </w:r>
     </w:p>
     <w:p>
+      <w:pPr>
+        <w:rPr>
+          <w:rFonts w:hint="eastAsia"/>
+        </w:rPr>
+      </w:pPr>
       <w:proofErr w:type="spellStart"/>
       <w:r>
-        <w:lastRenderedPageBreak/>
         <w:t>EmotionAgentService</w:t>
       </w:r>
       <w:proofErr w:type="spellEnd"/>
     </w:p>
     <w:p>
+      <w:pPr>
+        <w:rPr>
+          <w:rFonts w:hint="eastAsia"/>
+        </w:rPr>
+      </w:pPr>
       <w:proofErr w:type="spellStart"/>
       <w:proofErr w:type="gramStart"/>
       <w:r>
@@ -8833,6 +10246,11 @@
       <w:proofErr w:type="gramEnd"/>
     </w:p>
     <w:p>
+      <w:pPr>
+        <w:rPr>
+          <w:rFonts w:hint="eastAsia"/>
+        </w:rPr>
+      </w:pPr>
       <w:proofErr w:type="spellStart"/>
       <w:r>
         <w:t>RiskCheckService</w:t>
@@ -8840,6 +10258,11 @@
       <w:proofErr w:type="spellEnd"/>
     </w:p>
     <w:p>
+      <w:pPr>
+        <w:rPr>
+          <w:rFonts w:hint="eastAsia"/>
+        </w:rPr>
+      </w:pPr>
       <w:proofErr w:type="spellStart"/>
       <w:proofErr w:type="gramStart"/>
       <w:r>
@@ -8849,6 +10272,11 @@
       <w:proofErr w:type="gramEnd"/>
     </w:p>
     <w:p>
+      <w:pPr>
+        <w:rPr>
+          <w:rFonts w:hint="eastAsia"/>
+        </w:rPr>
+      </w:pPr>
       <w:proofErr w:type="spellStart"/>
       <w:r>
         <w:t>PlanService</w:t>
@@ -8856,6 +10284,11 @@
       <w:proofErr w:type="spellEnd"/>
     </w:p>
     <w:p>
+      <w:pPr>
+        <w:rPr>
+          <w:rFonts w:hint="eastAsia"/>
+        </w:rPr>
+      </w:pPr>
       <w:proofErr w:type="spellStart"/>
       <w:r>
         <w:t>LLMService</w:t>
@@ -8863,20 +10296,31 @@
       <w:proofErr w:type="spellEnd"/>
     </w:p>
     <w:p>
+      <w:pPr>
+        <w:rPr>
+          <w:rFonts w:hint="eastAsia"/>
+        </w:rPr>
+      </w:pPr>
       <w:r>
         <w:t>这样既有 Agent 架构，又不会把开发难度搞爆。</w:t>
       </w:r>
     </w:p>
     <w:p>
+      <w:pPr>
+        <w:rPr>
+          <w:rFonts w:hint="eastAsia"/>
+        </w:rPr>
+      </w:pPr>
       <w:r>
         <w:pict w14:anchorId="2742AD0F">
-          <v:rect id="_x0000_i1144" style="width:0;height:1.5pt" o:hralign="center" o:hrstd="t" o:hr="t" fillcolor="#a0a0a0" stroked="f"/>
+          <v:rect id="_x0000_i1054" style="width:0;height:1.5pt" o:hralign="center" o:hrstd="t" o:hr="t" fillcolor="#a0a0a0" stroked="f"/>
         </w:pict>
       </w:r>
     </w:p>
     <w:p>
       <w:pPr>
         <w:rPr>
+          <w:rFonts w:hint="eastAsia"/>
           <w:b/>
           <w:bCs/>
         </w:rPr>
@@ -8890,116 +10334,222 @@
       </w:r>
     </w:p>
     <w:p>
+      <w:pPr>
+        <w:rPr>
+          <w:rFonts w:hint="eastAsia"/>
+        </w:rPr>
+      </w:pPr>
       <w:r>
         <w:t>这个非常适合毕设展示。</w:t>
       </w:r>
     </w:p>
     <w:p>
+      <w:pPr>
+        <w:rPr>
+          <w:rFonts w:hint="eastAsia"/>
+        </w:rPr>
+      </w:pPr>
       <w:r>
         <w:t>基础版周报只是统计：</w:t>
       </w:r>
     </w:p>
     <w:p>
+      <w:pPr>
+        <w:rPr>
+          <w:rFonts w:hint="eastAsia"/>
+        </w:rPr>
+      </w:pPr>
       <w:r>
         <w:t>本周积极 3 次，消极 4 次。</w:t>
       </w:r>
     </w:p>
     <w:p>
+      <w:pPr>
+        <w:rPr>
+          <w:rFonts w:hint="eastAsia"/>
+        </w:rPr>
+      </w:pPr>
       <w:r>
         <w:t>Agent 版周报应该是：</w:t>
       </w:r>
     </w:p>
     <w:p>
+      <w:pPr>
+        <w:rPr>
+          <w:rFonts w:hint="eastAsia"/>
+        </w:rPr>
+      </w:pPr>
       <w:r>
         <w:t>本周你的情绪整体偏低落，负面情绪主要集中在周三和周五。</w:t>
       </w:r>
     </w:p>
     <w:p>
+      <w:pPr>
+        <w:rPr>
+          <w:rFonts w:hint="eastAsia"/>
+        </w:rPr>
+      </w:pPr>
       <w:r>
         <w:t>高频关键词包括：考试、熬夜、复习。</w:t>
       </w:r>
     </w:p>
     <w:p>
+      <w:pPr>
+        <w:rPr>
+          <w:rFonts w:hint="eastAsia"/>
+        </w:rPr>
+      </w:pPr>
       <w:r>
         <w:t>可能的压力来源是学习任务堆积和休息不足。</w:t>
       </w:r>
     </w:p>
     <w:p>
+      <w:pPr>
+        <w:rPr>
+          <w:rFonts w:hint="eastAsia"/>
+        </w:rPr>
+      </w:pPr>
       <w:r>
         <w:t>下周建议：</w:t>
       </w:r>
     </w:p>
     <w:p>
+      <w:pPr>
+        <w:rPr>
+          <w:rFonts w:hint="eastAsia"/>
+        </w:rPr>
+      </w:pPr>
       <w:r>
         <w:t>1. 提前拆分复习任务；</w:t>
       </w:r>
     </w:p>
     <w:p>
+      <w:pPr>
+        <w:rPr>
+          <w:rFonts w:hint="eastAsia"/>
+        </w:rPr>
+      </w:pPr>
       <w:r>
         <w:t>2. 尽量固定睡眠时间；</w:t>
       </w:r>
     </w:p>
     <w:p>
+      <w:pPr>
+        <w:rPr>
+          <w:rFonts w:hint="eastAsia"/>
+        </w:rPr>
+      </w:pPr>
       <w:r>
         <w:t>3. 每天只记录一个最主要压力源。</w:t>
       </w:r>
     </w:p>
     <w:p>
-      <w:r>
+      <w:pPr>
+        <w:rPr>
+          <w:rFonts w:hint="eastAsia"/>
+        </w:rPr>
+      </w:pPr>
+      <w:r>
+        <w:lastRenderedPageBreak/>
         <w:t>这个功能很像 Agent，因为它会：</w:t>
       </w:r>
     </w:p>
     <w:p>
+      <w:pPr>
+        <w:rPr>
+          <w:rFonts w:hint="eastAsia"/>
+        </w:rPr>
+      </w:pPr>
       <w:r>
         <w:t>读取历史数据</w:t>
       </w:r>
     </w:p>
     <w:p>
+      <w:pPr>
+        <w:rPr>
+          <w:rFonts w:hint="eastAsia"/>
+        </w:rPr>
+      </w:pPr>
       <w:r>
         <w:t>↓</w:t>
       </w:r>
     </w:p>
     <w:p>
+      <w:pPr>
+        <w:rPr>
+          <w:rFonts w:hint="eastAsia"/>
+        </w:rPr>
+      </w:pPr>
       <w:r>
         <w:t>总结规律</w:t>
       </w:r>
     </w:p>
     <w:p>
+      <w:pPr>
+        <w:rPr>
+          <w:rFonts w:hint="eastAsia"/>
+        </w:rPr>
+      </w:pPr>
       <w:r>
         <w:t>↓</w:t>
       </w:r>
     </w:p>
     <w:p>
+      <w:pPr>
+        <w:rPr>
+          <w:rFonts w:hint="eastAsia"/>
+        </w:rPr>
+      </w:pPr>
       <w:r>
         <w:t>推断压力来源</w:t>
       </w:r>
     </w:p>
     <w:p>
+      <w:pPr>
+        <w:rPr>
+          <w:rFonts w:hint="eastAsia"/>
+        </w:rPr>
+      </w:pPr>
       <w:r>
         <w:t>↓</w:t>
       </w:r>
     </w:p>
     <w:p>
-      <w:r>
-        <w:lastRenderedPageBreak/>
+      <w:pPr>
+        <w:rPr>
+          <w:rFonts w:hint="eastAsia"/>
+        </w:rPr>
+      </w:pPr>
+      <w:r>
         <w:t>生成下周计划</w:t>
       </w:r>
     </w:p>
     <w:p>
+      <w:pPr>
+        <w:rPr>
+          <w:rFonts w:hint="eastAsia"/>
+        </w:rPr>
+      </w:pPr>
       <w:r>
         <w:t>推荐你重点做。</w:t>
       </w:r>
     </w:p>
     <w:p>
+      <w:pPr>
+        <w:rPr>
+          <w:rFonts w:hint="eastAsia"/>
+        </w:rPr>
+      </w:pPr>
       <w:r>
         <w:pict w14:anchorId="43F5D13F">
-          <v:rect id="_x0000_i1145" style="width:0;height:1.5pt" o:hralign="center" o:hrstd="t" o:hr="t" fillcolor="#a0a0a0" stroked="f"/>
+          <v:rect id="_x0000_i1055" style="width:0;height:1.5pt" o:hralign="center" o:hrstd="t" o:hr="t" fillcolor="#a0a0a0" stroked="f"/>
         </w:pict>
       </w:r>
     </w:p>
     <w:p>
       <w:pPr>
         <w:rPr>
+          <w:rFonts w:hint="eastAsia"/>
           <w:b/>
           <w:bCs/>
         </w:rPr>
@@ -9013,75 +10563,141 @@
       </w:r>
     </w:p>
     <w:p>
+      <w:pPr>
+        <w:rPr>
+          <w:rFonts w:hint="eastAsia"/>
+        </w:rPr>
+      </w:pPr>
       <w:r>
         <w:t>这个也很适合展示。</w:t>
       </w:r>
     </w:p>
     <w:p>
+      <w:pPr>
+        <w:rPr>
+          <w:rFonts w:hint="eastAsia"/>
+        </w:rPr>
+      </w:pPr>
       <w:r>
         <w:t>类似 GitHub 贡献图，每一天一个情绪颜色或分数：</w:t>
       </w:r>
     </w:p>
     <w:p>
+      <w:pPr>
+        <w:rPr>
+          <w:rFonts w:hint="eastAsia"/>
+        </w:rPr>
+      </w:pPr>
       <w:r>
         <w:t>周一：平静</w:t>
       </w:r>
     </w:p>
     <w:p>
+      <w:pPr>
+        <w:rPr>
+          <w:rFonts w:hint="eastAsia"/>
+        </w:rPr>
+      </w:pPr>
       <w:r>
         <w:t>周二：焦虑</w:t>
       </w:r>
     </w:p>
     <w:p>
+      <w:pPr>
+        <w:rPr>
+          <w:rFonts w:hint="eastAsia"/>
+        </w:rPr>
+      </w:pPr>
       <w:r>
         <w:t>周三：疲惫</w:t>
       </w:r>
     </w:p>
     <w:p>
+      <w:pPr>
+        <w:rPr>
+          <w:rFonts w:hint="eastAsia"/>
+        </w:rPr>
+      </w:pPr>
       <w:r>
         <w:t>周四：开心</w:t>
       </w:r>
     </w:p>
     <w:p>
+      <w:pPr>
+        <w:rPr>
+          <w:rFonts w:hint="eastAsia"/>
+        </w:rPr>
+      </w:pPr>
       <w:r>
         <w:t>周五：焦虑</w:t>
       </w:r>
     </w:p>
     <w:p>
+      <w:pPr>
+        <w:rPr>
+          <w:rFonts w:hint="eastAsia"/>
+        </w:rPr>
+      </w:pPr>
       <w:r>
         <w:t>点开某一天，Agent 可以总结：</w:t>
       </w:r>
     </w:p>
     <w:p>
+      <w:pPr>
+        <w:rPr>
+          <w:rFonts w:hint="eastAsia"/>
+        </w:rPr>
+      </w:pPr>
       <w:r>
         <w:t>这一天你的主要关键词是“作业、熬夜、压力”，情绪强度为 4。</w:t>
       </w:r>
     </w:p>
     <w:p>
+      <w:pPr>
+        <w:rPr>
+          <w:rFonts w:hint="eastAsia"/>
+        </w:rPr>
+      </w:pPr>
       <w:r>
         <w:t>再扩展一点：</w:t>
       </w:r>
     </w:p>
     <w:p>
+      <w:pPr>
+        <w:rPr>
+          <w:rFonts w:hint="eastAsia"/>
+        </w:rPr>
+      </w:pPr>
       <w:r>
         <w:t>Agent 发现：你的负面情绪更容易出现在周三和周五。</w:t>
       </w:r>
     </w:p>
     <w:p>
+      <w:pPr>
+        <w:rPr>
+          <w:rFonts w:hint="eastAsia"/>
+        </w:rPr>
+      </w:pPr>
       <w:r>
         <w:t>这个就是从数据里发现模式。</w:t>
       </w:r>
     </w:p>
     <w:p>
+      <w:pPr>
+        <w:rPr>
+          <w:rFonts w:hint="eastAsia"/>
+        </w:rPr>
+      </w:pPr>
       <w:r>
         <w:pict w14:anchorId="48692B96">
-          <v:rect id="_x0000_i1146" style="width:0;height:1.5pt" o:hralign="center" o:hrstd="t" o:hr="t" fillcolor="#a0a0a0" stroked="f"/>
+          <v:rect id="_x0000_i1056" style="width:0;height:1.5pt" o:hralign="center" o:hrstd="t" o:hr="t" fillcolor="#a0a0a0" stroked="f"/>
         </w:pict>
       </w:r>
     </w:p>
     <w:p>
       <w:pPr>
         <w:rPr>
+          <w:rFonts w:hint="eastAsia"/>
           <w:b/>
           <w:bCs/>
         </w:rPr>
@@ -9095,59 +10711,110 @@
       </w:r>
     </w:p>
     <w:p>
+      <w:pPr>
+        <w:rPr>
+          <w:rFonts w:hint="eastAsia"/>
+        </w:rPr>
+      </w:pPr>
       <w:r>
         <w:t>Agent 应该越来越懂用户。</w:t>
       </w:r>
     </w:p>
     <w:p>
+      <w:pPr>
+        <w:rPr>
+          <w:rFonts w:hint="eastAsia"/>
+        </w:rPr>
+      </w:pPr>
       <w:r>
         <w:t>你可以让用户选择自己喜欢哪种建议风格：</w:t>
       </w:r>
     </w:p>
     <w:p>
-      <w:r>
+      <w:pPr>
+        <w:rPr>
+          <w:rFonts w:hint="eastAsia"/>
+        </w:rPr>
+      </w:pPr>
+      <w:r>
+        <w:lastRenderedPageBreak/>
         <w:t>温柔安慰型</w:t>
       </w:r>
     </w:p>
     <w:p>
+      <w:pPr>
+        <w:rPr>
+          <w:rFonts w:hint="eastAsia"/>
+        </w:rPr>
+      </w:pPr>
       <w:r>
         <w:t>理性分析型</w:t>
       </w:r>
     </w:p>
     <w:p>
+      <w:pPr>
+        <w:rPr>
+          <w:rFonts w:hint="eastAsia"/>
+        </w:rPr>
+      </w:pPr>
       <w:r>
         <w:t>行动计划型</w:t>
       </w:r>
     </w:p>
     <w:p>
+      <w:pPr>
+        <w:rPr>
+          <w:rFonts w:hint="eastAsia"/>
+        </w:rPr>
+      </w:pPr>
       <w:r>
         <w:t>简短提醒型</w:t>
       </w:r>
     </w:p>
     <w:p>
+      <w:pPr>
+        <w:rPr>
+          <w:rFonts w:hint="eastAsia"/>
+        </w:rPr>
+      </w:pPr>
       <w:r>
         <w:t>朋友陪伴型</w:t>
       </w:r>
     </w:p>
     <w:p>
+      <w:pPr>
+        <w:rPr>
+          <w:rFonts w:hint="eastAsia"/>
+        </w:rPr>
+      </w:pPr>
       <w:r>
         <w:t>比如同一句情绪：</w:t>
       </w:r>
     </w:p>
     <w:p>
+      <w:pPr>
+        <w:rPr>
+          <w:rFonts w:hint="eastAsia"/>
+        </w:rPr>
+      </w:pPr>
       <w:r>
         <w:t>我今天很焦虑。</w:t>
       </w:r>
     </w:p>
     <w:p>
-      <w:r>
-        <w:lastRenderedPageBreak/>
+      <w:pPr>
+        <w:rPr>
+          <w:rFonts w:hint="eastAsia"/>
+        </w:rPr>
+      </w:pPr>
+      <w:r>
         <w:t>不同风格回复不同。</w:t>
       </w:r>
     </w:p>
     <w:p>
       <w:pPr>
         <w:rPr>
+          <w:rFonts w:hint="eastAsia"/>
           <w:b/>
           <w:bCs/>
         </w:rPr>
@@ -9161,6 +10828,11 @@
       </w:r>
     </w:p>
     <w:p>
+      <w:pPr>
+        <w:rPr>
+          <w:rFonts w:hint="eastAsia"/>
+        </w:rPr>
+      </w:pPr>
       <w:r>
         <w:t>今天确实有点难熬，你能把这种感觉写下来已经很不容易了。先别急着解决所有事，可以先让自己缓一缓。</w:t>
       </w:r>
@@ -9168,6 +10840,7 @@
     <w:p>
       <w:pPr>
         <w:rPr>
+          <w:rFonts w:hint="eastAsia"/>
           <w:b/>
           <w:bCs/>
         </w:rPr>
@@ -9181,35 +10854,61 @@
       </w:r>
     </w:p>
     <w:p>
+      <w:pPr>
+        <w:rPr>
+          <w:rFonts w:hint="eastAsia"/>
+        </w:rPr>
+      </w:pPr>
       <w:r>
         <w:t>你现在可以先做三步：写下最焦虑的事，选一个最容易开始的任务，设置 20 分钟计时器。</w:t>
       </w:r>
     </w:p>
     <w:p>
+      <w:pPr>
+        <w:rPr>
+          <w:rFonts w:hint="eastAsia"/>
+        </w:rPr>
+      </w:pPr>
       <w:r>
         <w:t>这个功能非常适合写成：</w:t>
       </w:r>
     </w:p>
     <w:p>
+      <w:pPr>
+        <w:rPr>
+          <w:rFonts w:hint="eastAsia"/>
+        </w:rPr>
+      </w:pPr>
       <w:r>
         <w:t>个性化情绪反馈策略</w:t>
       </w:r>
     </w:p>
     <w:p>
+      <w:pPr>
+        <w:rPr>
+          <w:rFonts w:hint="eastAsia"/>
+        </w:rPr>
+      </w:pPr>
       <w:r>
         <w:t>听起来就很像 Agent。</w:t>
       </w:r>
     </w:p>
     <w:p>
+      <w:pPr>
+        <w:rPr>
+          <w:rFonts w:hint="eastAsia"/>
+        </w:rPr>
+      </w:pPr>
       <w:r>
         <w:pict w14:anchorId="05BA0132">
-          <v:rect id="_x0000_i1147" style="width:0;height:1.5pt" o:hralign="center" o:hrstd="t" o:hr="t" fillcolor="#a0a0a0" stroked="f"/>
+          <v:rect id="_x0000_i1057" style="width:0;height:1.5pt" o:hralign="center" o:hrstd="t" o:hr="t" fillcolor="#a0a0a0" stroked="f"/>
         </w:pict>
       </w:r>
     </w:p>
     <w:p>
       <w:pPr>
         <w:rPr>
+          <w:rFonts w:hint="eastAsia"/>
           <w:b/>
           <w:bCs/>
         </w:rPr>
@@ -9223,111 +10922,212 @@
       </w:r>
     </w:p>
     <w:p>
+      <w:pPr>
+        <w:rPr>
+          <w:rFonts w:hint="eastAsia"/>
+        </w:rPr>
+      </w:pPr>
       <w:r>
         <w:t>Agent 可以不仅看今天，还可以围绕长期目标工作。</w:t>
       </w:r>
     </w:p>
     <w:p>
+      <w:pPr>
+        <w:rPr>
+          <w:rFonts w:hint="eastAsia"/>
+        </w:rPr>
+      </w:pPr>
       <w:r>
         <w:t>比如用户设置：</w:t>
       </w:r>
     </w:p>
     <w:p>
+      <w:pPr>
+        <w:rPr>
+          <w:rFonts w:hint="eastAsia"/>
+        </w:rPr>
+      </w:pPr>
       <w:r>
         <w:t>目标：减少考试焦虑</w:t>
       </w:r>
     </w:p>
     <w:p>
+      <w:pPr>
+        <w:rPr>
+          <w:rFonts w:hint="eastAsia"/>
+        </w:rPr>
+      </w:pPr>
       <w:r>
         <w:t>周期：30 天</w:t>
       </w:r>
     </w:p>
     <w:p>
+      <w:pPr>
+        <w:rPr>
+          <w:rFonts w:hint="eastAsia"/>
+        </w:rPr>
+      </w:pPr>
       <w:r>
         <w:t>方式：每日记录 + 每周复盘</w:t>
       </w:r>
     </w:p>
     <w:p>
+      <w:pPr>
+        <w:rPr>
+          <w:rFonts w:hint="eastAsia"/>
+        </w:rPr>
+      </w:pPr>
       <w:r>
         <w:t>Agent 每周检查：</w:t>
       </w:r>
     </w:p>
     <w:p>
+      <w:pPr>
+        <w:rPr>
+          <w:rFonts w:hint="eastAsia"/>
+        </w:rPr>
+      </w:pPr>
       <w:r>
         <w:t>本周考试相关焦虑出现 4 次，比上周少 1 次。</w:t>
       </w:r>
     </w:p>
     <w:p>
+      <w:pPr>
+        <w:rPr>
+          <w:rFonts w:hint="eastAsia"/>
+        </w:rPr>
+      </w:pPr>
       <w:r>
         <w:t>系统可以生成：</w:t>
       </w:r>
     </w:p>
     <w:p>
-      <w:r>
+      <w:pPr>
+        <w:rPr>
+          <w:rFonts w:hint="eastAsia"/>
+        </w:rPr>
+      </w:pPr>
+      <w:r>
+        <w:lastRenderedPageBreak/>
         <w:t>本周目标进展：略有改善</w:t>
       </w:r>
     </w:p>
     <w:p>
+      <w:pPr>
+        <w:rPr>
+          <w:rFonts w:hint="eastAsia"/>
+        </w:rPr>
+      </w:pPr>
       <w:r>
         <w:t>下周建议：继续保持每日复盘，减少熬夜关键词出现频率</w:t>
       </w:r>
     </w:p>
     <w:p>
+      <w:pPr>
+        <w:rPr>
+          <w:rFonts w:hint="eastAsia"/>
+        </w:rPr>
+      </w:pPr>
       <w:r>
         <w:t>这个方向就非常 Agent 化：</w:t>
       </w:r>
     </w:p>
     <w:p>
+      <w:pPr>
+        <w:rPr>
+          <w:rFonts w:hint="eastAsia"/>
+        </w:rPr>
+      </w:pPr>
       <w:r>
         <w:t>用户目标</w:t>
       </w:r>
     </w:p>
     <w:p>
+      <w:pPr>
+        <w:rPr>
+          <w:rFonts w:hint="eastAsia"/>
+        </w:rPr>
+      </w:pPr>
       <w:r>
         <w:t>↓</w:t>
       </w:r>
     </w:p>
     <w:p>
+      <w:pPr>
+        <w:rPr>
+          <w:rFonts w:hint="eastAsia"/>
+        </w:rPr>
+      </w:pPr>
       <w:r>
         <w:t>持续记录</w:t>
       </w:r>
     </w:p>
     <w:p>
+      <w:pPr>
+        <w:rPr>
+          <w:rFonts w:hint="eastAsia"/>
+        </w:rPr>
+      </w:pPr>
       <w:r>
         <w:t>↓</w:t>
       </w:r>
     </w:p>
     <w:p>
-      <w:r>
-        <w:lastRenderedPageBreak/>
+      <w:pPr>
+        <w:rPr>
+          <w:rFonts w:hint="eastAsia"/>
+        </w:rPr>
+      </w:pPr>
+      <w:r>
         <w:t>阶段评估</w:t>
       </w:r>
     </w:p>
     <w:p>
+      <w:pPr>
+        <w:rPr>
+          <w:rFonts w:hint="eastAsia"/>
+        </w:rPr>
+      </w:pPr>
       <w:r>
         <w:t>↓</w:t>
       </w:r>
     </w:p>
     <w:p>
+      <w:pPr>
+        <w:rPr>
+          <w:rFonts w:hint="eastAsia"/>
+        </w:rPr>
+      </w:pPr>
       <w:r>
         <w:t>策略调整</w:t>
       </w:r>
     </w:p>
     <w:p>
+      <w:pPr>
+        <w:rPr>
+          <w:rFonts w:hint="eastAsia"/>
+        </w:rPr>
+      </w:pPr>
       <w:r>
         <w:t>不过这个可以作为进阶功能，不建议第一版就做太复杂。</w:t>
       </w:r>
     </w:p>
     <w:p>
+      <w:pPr>
+        <w:rPr>
+          <w:rFonts w:hint="eastAsia"/>
+        </w:rPr>
+      </w:pPr>
       <w:r>
         <w:pict w14:anchorId="4BCC9DA0">
-          <v:rect id="_x0000_i1148" style="width:0;height:1.5pt" o:hralign="center" o:hrstd="t" o:hr="t" fillcolor="#a0a0a0" stroked="f"/>
+          <v:rect id="_x0000_i1058" style="width:0;height:1.5pt" o:hralign="center" o:hrstd="t" o:hr="t" fillcolor="#a0a0a0" stroked="f"/>
         </w:pict>
       </w:r>
     </w:p>
     <w:p>
       <w:pPr>
         <w:rPr>
+          <w:rFonts w:hint="eastAsia"/>
           <w:b/>
           <w:bCs/>
         </w:rPr>
@@ -9359,6 +11159,7 @@
     <w:p>
       <w:pPr>
         <w:rPr>
+          <w:rFonts w:hint="eastAsia"/>
           <w:b/>
           <w:bCs/>
         </w:rPr>
@@ -9372,75 +11173,141 @@
       </w:r>
     </w:p>
     <w:p>
+      <w:pPr>
+        <w:rPr>
+          <w:rFonts w:hint="eastAsia"/>
+        </w:rPr>
+      </w:pPr>
       <w:r>
         <w:t>适合本科毕设，能做完。</w:t>
       </w:r>
     </w:p>
     <w:p>
+      <w:pPr>
+        <w:rPr>
+          <w:rFonts w:hint="eastAsia"/>
+        </w:rPr>
+      </w:pPr>
       <w:r>
         <w:t>功能包括：</w:t>
       </w:r>
     </w:p>
     <w:p>
+      <w:pPr>
+        <w:rPr>
+          <w:rFonts w:hint="eastAsia"/>
+        </w:rPr>
+      </w:pPr>
       <w:r>
         <w:t>情绪日记</w:t>
       </w:r>
     </w:p>
     <w:p>
+      <w:pPr>
+        <w:rPr>
+          <w:rFonts w:hint="eastAsia"/>
+        </w:rPr>
+      </w:pPr>
       <w:r>
         <w:t>情绪分析</w:t>
       </w:r>
     </w:p>
     <w:p>
+      <w:pPr>
+        <w:rPr>
+          <w:rFonts w:hint="eastAsia"/>
+        </w:rPr>
+      </w:pPr>
       <w:r>
         <w:t>历史记忆</w:t>
       </w:r>
     </w:p>
     <w:p>
+      <w:pPr>
+        <w:rPr>
+          <w:rFonts w:hint="eastAsia"/>
+        </w:rPr>
+      </w:pPr>
       <w:r>
         <w:t>AI 建议</w:t>
       </w:r>
     </w:p>
     <w:p>
+      <w:pPr>
+        <w:rPr>
+          <w:rFonts w:hint="eastAsia"/>
+        </w:rPr>
+      </w:pPr>
       <w:r>
         <w:t>趋势图</w:t>
       </w:r>
     </w:p>
     <w:p>
+      <w:pPr>
+        <w:rPr>
+          <w:rFonts w:hint="eastAsia"/>
+        </w:rPr>
+      </w:pPr>
       <w:r>
         <w:t>周报总结</w:t>
       </w:r>
     </w:p>
     <w:p>
+      <w:pPr>
+        <w:rPr>
+          <w:rFonts w:hint="eastAsia"/>
+        </w:rPr>
+      </w:pPr>
       <w:r>
         <w:t>AI 陪伴对话</w:t>
       </w:r>
     </w:p>
     <w:p>
+      <w:pPr>
+        <w:rPr>
+          <w:rFonts w:hint="eastAsia"/>
+        </w:rPr>
+      </w:pPr>
       <w:r>
         <w:t>Agent 特点：</w:t>
       </w:r>
     </w:p>
     <w:p>
+      <w:pPr>
+        <w:rPr>
+          <w:rFonts w:hint="eastAsia"/>
+        </w:rPr>
+      </w:pPr>
       <w:r>
         <w:t>感知 + 记忆 + 分析 + 反馈</w:t>
       </w:r>
     </w:p>
     <w:p>
+      <w:pPr>
+        <w:rPr>
+          <w:rFonts w:hint="eastAsia"/>
+        </w:rPr>
+      </w:pPr>
       <w:r>
         <w:t>这是最稳的。</w:t>
       </w:r>
     </w:p>
     <w:p>
+      <w:pPr>
+        <w:rPr>
+          <w:rFonts w:hint="eastAsia"/>
+        </w:rPr>
+      </w:pPr>
       <w:r>
         <w:pict w14:anchorId="03C7E164">
-          <v:rect id="_x0000_i1149" style="width:0;height:1.5pt" o:hralign="center" o:hrstd="t" o:hr="t" fillcolor="#a0a0a0" stroked="f"/>
+          <v:rect id="_x0000_i1059" style="width:0;height:1.5pt" o:hralign="center" o:hrstd="t" o:hr="t" fillcolor="#a0a0a0" stroked="f"/>
         </w:pict>
       </w:r>
     </w:p>
     <w:p>
       <w:pPr>
         <w:rPr>
+          <w:rFonts w:hint="eastAsia"/>
           <w:b/>
           <w:bCs/>
         </w:rPr>
@@ -9450,56 +11317,106 @@
           <w:b/>
           <w:bCs/>
         </w:rPr>
+        <w:lastRenderedPageBreak/>
         <w:t>版本 2：工具调用 Agent</w:t>
       </w:r>
     </w:p>
     <w:p>
+      <w:pPr>
+        <w:rPr>
+          <w:rFonts w:hint="eastAsia"/>
+        </w:rPr>
+      </w:pPr>
       <w:r>
         <w:t>比版本 1 更高级。</w:t>
       </w:r>
     </w:p>
     <w:p>
+      <w:pPr>
+        <w:rPr>
+          <w:rFonts w:hint="eastAsia"/>
+        </w:rPr>
+      </w:pPr>
       <w:r>
         <w:t>增加：</w:t>
       </w:r>
     </w:p>
     <w:p>
+      <w:pPr>
+        <w:rPr>
+          <w:rFonts w:hint="eastAsia"/>
+        </w:rPr>
+      </w:pPr>
       <w:r>
         <w:t>工具调用机制</w:t>
       </w:r>
     </w:p>
     <w:p>
+      <w:pPr>
+        <w:rPr>
+          <w:rFonts w:hint="eastAsia"/>
+        </w:rPr>
+      </w:pPr>
       <w:r>
         <w:t>风险检测工具</w:t>
       </w:r>
     </w:p>
     <w:p>
+      <w:pPr>
+        <w:rPr>
+          <w:rFonts w:hint="eastAsia"/>
+        </w:rPr>
+      </w:pPr>
       <w:r>
         <w:t>趋势分析工具</w:t>
       </w:r>
     </w:p>
     <w:p>
+      <w:pPr>
+        <w:rPr>
+          <w:rFonts w:hint="eastAsia"/>
+        </w:rPr>
+      </w:pPr>
       <w:r>
         <w:t>计划生成工具</w:t>
       </w:r>
     </w:p>
     <w:p>
-      <w:r>
-        <w:lastRenderedPageBreak/>
+      <w:pPr>
+        <w:rPr>
+          <w:rFonts w:hint="eastAsia"/>
+        </w:rPr>
+      </w:pPr>
+      <w:r>
         <w:t>报告生成工具</w:t>
       </w:r>
     </w:p>
     <w:p>
+      <w:pPr>
+        <w:rPr>
+          <w:rFonts w:hint="eastAsia"/>
+        </w:rPr>
+      </w:pPr>
       <w:r>
         <w:t>Agent 特点：</w:t>
       </w:r>
     </w:p>
     <w:p>
+      <w:pPr>
+        <w:rPr>
+          <w:rFonts w:hint="eastAsia"/>
+        </w:rPr>
+      </w:pPr>
       <w:r>
         <w:t>根据用户输入选择不同工具完成任务</w:t>
       </w:r>
     </w:p>
     <w:p>
+      <w:pPr>
+        <w:rPr>
+          <w:rFonts w:hint="eastAsia"/>
+        </w:rPr>
+      </w:pPr>
       <w:r>
         <w:t>适合论文</w:t>
       </w:r>
@@ -9513,15 +11430,21 @@
       </w:r>
     </w:p>
     <w:p>
+      <w:pPr>
+        <w:rPr>
+          <w:rFonts w:hint="eastAsia"/>
+        </w:rPr>
+      </w:pPr>
       <w:r>
         <w:pict w14:anchorId="261E59C6">
-          <v:rect id="_x0000_i1150" style="width:0;height:1.5pt" o:hralign="center" o:hrstd="t" o:hr="t" fillcolor="#a0a0a0" stroked="f"/>
+          <v:rect id="_x0000_i1060" style="width:0;height:1.5pt" o:hralign="center" o:hrstd="t" o:hr="t" fillcolor="#a0a0a0" stroked="f"/>
         </w:pict>
       </w:r>
     </w:p>
     <w:p>
       <w:pPr>
         <w:rPr>
+          <w:rFonts w:hint="eastAsia"/>
           <w:b/>
           <w:bCs/>
         </w:rPr>
@@ -9535,51 +11458,101 @@
       </w:r>
     </w:p>
     <w:p>
+      <w:pPr>
+        <w:rPr>
+          <w:rFonts w:hint="eastAsia"/>
+        </w:rPr>
+      </w:pPr>
       <w:r>
         <w:t>最像 Agent，但难度最高。</w:t>
       </w:r>
     </w:p>
     <w:p>
+      <w:pPr>
+        <w:rPr>
+          <w:rFonts w:hint="eastAsia"/>
+        </w:rPr>
+      </w:pPr>
       <w:r>
         <w:t>增加：</w:t>
       </w:r>
     </w:p>
     <w:p>
+      <w:pPr>
+        <w:rPr>
+          <w:rFonts w:hint="eastAsia"/>
+        </w:rPr>
+      </w:pPr>
       <w:r>
         <w:t>今日计划</w:t>
       </w:r>
     </w:p>
     <w:p>
+      <w:pPr>
+        <w:rPr>
+          <w:rFonts w:hint="eastAsia"/>
+        </w:rPr>
+      </w:pPr>
       <w:r>
         <w:t>任务执行反馈</w:t>
       </w:r>
     </w:p>
     <w:p>
+      <w:pPr>
+        <w:rPr>
+          <w:rFonts w:hint="eastAsia"/>
+        </w:rPr>
+      </w:pPr>
       <w:r>
         <w:t>主动提醒</w:t>
       </w:r>
     </w:p>
     <w:p>
+      <w:pPr>
+        <w:rPr>
+          <w:rFonts w:hint="eastAsia"/>
+        </w:rPr>
+      </w:pPr>
       <w:r>
         <w:t>长期目标管理</w:t>
       </w:r>
     </w:p>
     <w:p>
+      <w:pPr>
+        <w:rPr>
+          <w:rFonts w:hint="eastAsia"/>
+        </w:rPr>
+      </w:pPr>
       <w:r>
         <w:t>个性化策略调整</w:t>
       </w:r>
     </w:p>
     <w:p>
+      <w:pPr>
+        <w:rPr>
+          <w:rFonts w:hint="eastAsia"/>
+        </w:rPr>
+      </w:pPr>
       <w:r>
         <w:t>Agent 特点：</w:t>
       </w:r>
     </w:p>
     <w:p>
+      <w:pPr>
+        <w:rPr>
+          <w:rFonts w:hint="eastAsia"/>
+        </w:rPr>
+      </w:pPr>
       <w:r>
         <w:t>有目标、有计划、有反馈闭环</w:t>
       </w:r>
     </w:p>
     <w:p>
+      <w:pPr>
+        <w:rPr>
+          <w:rFonts w:hint="eastAsia"/>
+        </w:rPr>
+      </w:pPr>
       <w:r>
         <w:t>适合想</w:t>
       </w:r>
@@ -9593,15 +11566,21 @@
       </w:r>
     </w:p>
     <w:p>
+      <w:pPr>
+        <w:rPr>
+          <w:rFonts w:hint="eastAsia"/>
+        </w:rPr>
+      </w:pPr>
       <w:r>
         <w:pict w14:anchorId="7566CD5B">
-          <v:rect id="_x0000_i1151" style="width:0;height:1.5pt" o:hralign="center" o:hrstd="t" o:hr="t" fillcolor="#a0a0a0" stroked="f"/>
+          <v:rect id="_x0000_i1061" style="width:0;height:1.5pt" o:hralign="center" o:hrstd="t" o:hr="t" fillcolor="#a0a0a0" stroked="f"/>
         </w:pict>
       </w:r>
     </w:p>
     <w:p>
       <w:pPr>
         <w:rPr>
+          <w:rFonts w:hint="eastAsia"/>
           <w:b/>
           <w:bCs/>
         </w:rPr>
@@ -9615,11 +11594,21 @@
       </w:r>
     </w:p>
     <w:p>
+      <w:pPr>
+        <w:rPr>
+          <w:rFonts w:hint="eastAsia"/>
+        </w:rPr>
+      </w:pPr>
       <w:r>
         <w:t>你的毕设最适合做：</w:t>
       </w:r>
     </w:p>
     <w:p>
+      <w:pPr>
+        <w:rPr>
+          <w:rFonts w:hint="eastAsia"/>
+        </w:rPr>
+      </w:pPr>
       <w:r>
         <w:rPr>
           <w:b/>
@@ -9629,101 +11618,192 @@
       </w:r>
     </w:p>
     <w:p>
-      <w:r>
+      <w:pPr>
+        <w:rPr>
+          <w:rFonts w:hint="eastAsia"/>
+        </w:rPr>
+      </w:pPr>
+      <w:r>
+        <w:lastRenderedPageBreak/>
         <w:t>功能控制在这个范围：</w:t>
       </w:r>
     </w:p>
     <w:p>
+      <w:pPr>
+        <w:rPr>
+          <w:rFonts w:hint="eastAsia"/>
+        </w:rPr>
+      </w:pPr>
       <w:r>
         <w:t>1. 情绪日记记录</w:t>
       </w:r>
     </w:p>
     <w:p>
+      <w:pPr>
+        <w:rPr>
+          <w:rFonts w:hint="eastAsia"/>
+        </w:rPr>
+      </w:pPr>
       <w:r>
         <w:t>2. NLP 情绪分析</w:t>
       </w:r>
     </w:p>
     <w:p>
+      <w:pPr>
+        <w:rPr>
+          <w:rFonts w:hint="eastAsia"/>
+        </w:rPr>
+      </w:pPr>
       <w:r>
         <w:t>3. 历史情绪记忆</w:t>
       </w:r>
     </w:p>
     <w:p>
+      <w:pPr>
+        <w:rPr>
+          <w:rFonts w:hint="eastAsia"/>
+        </w:rPr>
+      </w:pPr>
       <w:r>
         <w:t>4. AI 陪伴对话</w:t>
       </w:r>
     </w:p>
     <w:p>
+      <w:pPr>
+        <w:rPr>
+          <w:rFonts w:hint="eastAsia"/>
+        </w:rPr>
+      </w:pPr>
       <w:r>
         <w:t>5. 情绪趋势可视化</w:t>
       </w:r>
     </w:p>
     <w:p>
+      <w:pPr>
+        <w:rPr>
+          <w:rFonts w:hint="eastAsia"/>
+        </w:rPr>
+      </w:pPr>
       <w:r>
         <w:t>6. 周报/月报生成</w:t>
       </w:r>
     </w:p>
     <w:p>
-      <w:r>
-        <w:lastRenderedPageBreak/>
+      <w:pPr>
+        <w:rPr>
+          <w:rFonts w:hint="eastAsia"/>
+        </w:rPr>
+      </w:pPr>
+      <w:r>
         <w:t>7. 今日情绪建议</w:t>
       </w:r>
     </w:p>
     <w:p>
+      <w:pPr>
+        <w:rPr>
+          <w:rFonts w:hint="eastAsia"/>
+        </w:rPr>
+      </w:pPr>
       <w:r>
         <w:t>8. 风险词检测</w:t>
       </w:r>
     </w:p>
     <w:p>
+      <w:pPr>
+        <w:rPr>
+          <w:rFonts w:hint="eastAsia"/>
+        </w:rPr>
+      </w:pPr>
       <w:r>
         <w:t>然后论文里把 Agent 扩展点写成：</w:t>
       </w:r>
     </w:p>
     <w:p>
+      <w:pPr>
+        <w:rPr>
+          <w:rFonts w:hint="eastAsia"/>
+        </w:rPr>
+      </w:pPr>
       <w:r>
         <w:t>感知模块：接收用户日记和对话输入</w:t>
       </w:r>
     </w:p>
     <w:p>
+      <w:pPr>
+        <w:rPr>
+          <w:rFonts w:hint="eastAsia"/>
+        </w:rPr>
+      </w:pPr>
       <w:r>
         <w:t>记忆模块：保存历史情绪记录和用户偏好</w:t>
       </w:r>
     </w:p>
     <w:p>
+      <w:pPr>
+        <w:rPr>
+          <w:rFonts w:hint="eastAsia"/>
+        </w:rPr>
+      </w:pPr>
       <w:r>
         <w:t>分析模块：进行情绪分类、关键词提取和趋势分析</w:t>
       </w:r>
     </w:p>
     <w:p>
+      <w:pPr>
+        <w:rPr>
+          <w:rFonts w:hint="eastAsia"/>
+        </w:rPr>
+      </w:pPr>
       <w:r>
         <w:t>规划模块：生成今日建议和阶段性总结</w:t>
       </w:r>
     </w:p>
     <w:p>
+      <w:pPr>
+        <w:rPr>
+          <w:rFonts w:hint="eastAsia"/>
+        </w:rPr>
+      </w:pPr>
       <w:r>
         <w:t>工具模块：调用情绪分析、图表统计、大模型 API 等工具</w:t>
       </w:r>
     </w:p>
     <w:p>
+      <w:pPr>
+        <w:rPr>
+          <w:rFonts w:hint="eastAsia"/>
+        </w:rPr>
+      </w:pPr>
       <w:r>
         <w:t>反馈模块：根据用户记录更新后续建议</w:t>
       </w:r>
     </w:p>
     <w:p>
+      <w:pPr>
+        <w:rPr>
+          <w:rFonts w:hint="eastAsia"/>
+        </w:rPr>
+      </w:pPr>
       <w:r>
         <w:t>这套说法很完整，而且做起来不会过分离谱。</w:t>
       </w:r>
     </w:p>
     <w:p>
+      <w:pPr>
+        <w:rPr>
+          <w:rFonts w:hint="eastAsia"/>
+        </w:rPr>
+      </w:pPr>
       <w:r>
         <w:pict w14:anchorId="03E10064">
-          <v:rect id="_x0000_i1152" style="width:0;height:1.5pt" o:hralign="center" o:hrstd="t" o:hr="t" fillcolor="#a0a0a0" stroked="f"/>
+          <v:rect id="_x0000_i1062" style="width:0;height:1.5pt" o:hralign="center" o:hrstd="t" o:hr="t" fillcolor="#a0a0a0" stroked="f"/>
         </w:pict>
       </w:r>
     </w:p>
     <w:p>
       <w:pPr>
         <w:rPr>
+          <w:rFonts w:hint="eastAsia"/>
           <w:b/>
           <w:bCs/>
         </w:rPr>
@@ -9737,16 +11817,31 @@
       </w:r>
     </w:p>
     <w:p>
+      <w:pPr>
+        <w:rPr>
+          <w:rFonts w:hint="eastAsia"/>
+        </w:rPr>
+      </w:pPr>
       <w:r>
         <w:t>你可以这样描述你的 Agent：</w:t>
       </w:r>
     </w:p>
     <w:p>
+      <w:pPr>
+        <w:rPr>
+          <w:rFonts w:hint="eastAsia"/>
+        </w:rPr>
+      </w:pPr>
       <w:r>
         <w:t>本系统不是单纯的情绪日记工具，也不是普通聊天机器人，而是一个面向情绪记录场景的轻量级智能体。系统能够感知用户输入的日记和对话内容，结合历史情绪记录形成用户记忆，通过情绪分析、关键词提取和趋势统计等工具理解用户状态，再调用大语言模型生成个性化建议、周报总结和陪伴式回复，从而形成“记录—分析—反馈—再记录”的情绪管理闭环。</w:t>
       </w:r>
     </w:p>
     <w:p>
+      <w:pPr>
+        <w:rPr>
+          <w:rFonts w:hint="eastAsia"/>
+        </w:rPr>
+      </w:pPr>
       <w:r>
         <w:t>这段话非常适合放进开题报告和答辩 PPT。</w:t>
       </w:r>
@@ -10375,6 +12470,7 @@
   <w:style w:type="character" w:default="1" w:styleId="a0">
     <w:name w:val="Default Paragraph Font"/>
     <w:uiPriority w:val="1"/>
+    <w:semiHidden/>
     <w:unhideWhenUsed/>
   </w:style>
   <w:style w:type="table" w:default="1" w:styleId="a1">
